--- a/Labs/Lab 5/SE_Lab5_AllTasks.docx
+++ b/Labs/Lab 5/SE_Lab5_AllTasks.docx
@@ -1,6 +1,6 @@
 
 <file path=word/document.xml><?xml version="1.0" encoding="utf-8"?>
-<w:document xmlns:wpc="http://schemas.microsoft.com/office/word/2010/wordprocessingCanvas" xmlns:cx="http://schemas.microsoft.com/office/drawing/2014/chartex" xmlns:cx1="http://schemas.microsoft.com/office/drawing/2015/9/8/chartex" xmlns:cx2="http://schemas.microsoft.com/office/drawing/2015/10/21/chartex" xmlns:cx3="http://schemas.microsoft.com/office/drawing/2016/5/9/chartex" xmlns:cx4="http://schemas.microsoft.com/office/drawing/2016/5/10/chartex" xmlns:cx5="http://schemas.microsoft.com/office/drawing/2016/5/11/chartex" xmlns:cx6="http://schemas.microsoft.com/office/drawing/2016/5/12/chartex" xmlns:cx7="http://schemas.microsoft.com/office/drawing/2016/5/13/chartex" xmlns:cx8="http://schemas.microsoft.com/office/drawing/2016/5/14/chartex" xmlns:mc="http://schemas.openxmlformats.org/markup-compatibility/2006" xmlns:aink="http://schemas.microsoft.com/office/drawing/2016/ink" xmlns:am3d="http://schemas.microsoft.com/office/drawing/2017/model3d" xmlns:o="urn:schemas-microsoft-com:office:office" xmlns:oel="http://schemas.microsoft.com/office/2019/extlst" xmlns:r="http://schemas.openxmlformats.org/officeDocument/2006/relationships" xmlns:m="http://schemas.openxmlformats.org/officeDocument/2006/math" xmlns:v="urn:schemas-microsoft-com:vml" xmlns:wp14="http://schemas.microsoft.com/office/word/2010/wordprocessingDrawing" xmlns:wp="http://schemas.openxmlformats.org/drawingml/2006/wordprocessingDrawing" xmlns:w10="urn:schemas-microsoft-com:office:word" xmlns:w="http://schemas.openxmlformats.org/wordprocessingml/2006/main" xmlns:w14="http://schemas.microsoft.com/office/word/2010/wordml" xmlns:w15="http://schemas.microsoft.com/office/word/2012/wordml" xmlns:w16cex="http://schemas.microsoft.com/office/word/2018/wordml/cex" xmlns:w16cid="http://schemas.microsoft.com/office/word/2016/wordml/cid" xmlns:w16="http://schemas.microsoft.com/office/word/2018/wordml" xmlns:w16du="http://schemas.microsoft.com/office/word/2023/wordml/word16du" xmlns:w16sdtdh="http://schemas.microsoft.com/office/word/2020/wordml/sdtdatahash" xmlns:w16sdtfl="http://schemas.microsoft.com/office/word/2024/wordml/sdtformatlock" xmlns:w16se="http://schemas.microsoft.com/office/word/2015/wordml/symex" xmlns:wpg="http://schemas.microsoft.com/office/word/2010/wordprocessingGroup" xmlns:wpi="http://schemas.microsoft.com/office/word/2010/wordprocessingInk" xmlns:wne="http://schemas.microsoft.com/office/word/2006/wordml" xmlns:wps="http://schemas.microsoft.com/office/word/2010/wordprocessingShape" mc:Ignorable="w14 w15 w16se w16cid w16 w16cex w16sdtdh w16sdtfl w16du wp14">
+<w:document xmlns:wpc="http://schemas.microsoft.com/office/word/2010/wordprocessingCanvas" xmlns:cx="http://schemas.microsoft.com/office/drawing/2014/chartex" xmlns:cx1="http://schemas.microsoft.com/office/drawing/2015/9/8/chartex" xmlns:cx2="http://schemas.microsoft.com/office/drawing/2015/10/21/chartex" xmlns:cx3="http://schemas.microsoft.com/office/drawing/2016/5/9/chartex" xmlns:cx4="http://schemas.microsoft.com/office/drawing/2016/5/10/chartex" xmlns:cx5="http://schemas.microsoft.com/office/drawing/2016/5/11/chartex" xmlns:cx6="http://schemas.microsoft.com/office/drawing/2016/5/12/chartex" xmlns:cx7="http://schemas.microsoft.com/office/drawing/2016/5/13/chartex" xmlns:cx8="http://schemas.microsoft.com/office/drawing/2016/5/14/chartex" xmlns:mc="http://schemas.openxmlformats.org/markup-compatibility/2006" xmlns:aink="http://schemas.microsoft.com/office/drawing/2016/ink" xmlns:am3d="http://schemas.microsoft.com/office/drawing/2017/model3d" xmlns:o="urn:schemas-microsoft-com:office:office" xmlns:oel="http://schemas.microsoft.com/office/2019/extlst" xmlns:r="http://schemas.openxmlformats.org/officeDocument/2006/relationships" xmlns:m="http://schemas.openxmlformats.org/officeDocument/2006/math" xmlns:v="urn:schemas-microsoft-com:vml" xmlns:wp14="http://schemas.microsoft.com/office/word/2010/wordprocessingDrawing" xmlns:wp="http://schemas.openxmlformats.org/drawingml/2006/wordprocessingDrawing" xmlns:w10="urn:schemas-microsoft-com:office:word" xmlns:w="http://schemas.openxmlformats.org/wordprocessingml/2006/main" xmlns:w14="http://schemas.microsoft.com/office/word/2010/wordml" xmlns:w15="http://schemas.microsoft.com/office/word/2012/wordml" xmlns:w16cex="http://schemas.microsoft.com/office/word/2018/wordml/cex" xmlns:w16cid="http://schemas.microsoft.com/office/word/2016/wordml/cid" xmlns:w16="http://schemas.microsoft.com/office/word/2018/wordml" xmlns:w16du="http://schemas.microsoft.com/office/word/2023/wordml/word16du" xmlns:w16sdtdh="http://schemas.microsoft.com/office/word/2020/wordml/sdtdatahash" xmlns:w16sdtfl="http://schemas.microsoft.com/office/word/2024/wordml/sdtformatlock" xmlns:w16se="http://schemas.microsoft.com/office/word/2015/wordml/symex" xmlns:wpg="http://schemas.microsoft.com/office/word/2010/wordprocessingGroup" xmlns:wpi="http://schemas.microsoft.com/office/word/2010/wordprocessingInk" xmlns:wne="http://schemas.microsoft.com/office/word/2006/wordml" xmlns:wps="http://schemas.microsoft.com/office/word/2010/wordprocessingShape" xmlns:a="http://schemas.openxmlformats.org/drawingml/2006/main" xmlns:pic="http://schemas.openxmlformats.org/drawingml/2006/picture" xmlns:a14="http://schemas.microsoft.com/office/drawing/2010/main" mc:Ignorable="w14 w15 w16se w16cid w16 w16cex w16sdtdh w16sdtfl w16du wp14">
   <w:body>
     <w:p>
       <w:pPr>
@@ -13,13 +13,7 @@
         <w:rPr>
           <w:rFonts w:ascii="Aptos" w:hAnsi="Aptos"/>
         </w:rPr>
-        <w:t>SE</w:t>
-      </w:r>
-      <w:r>
-        <w:rPr>
-          <w:rFonts w:ascii="Aptos" w:hAnsi="Aptos"/>
-        </w:rPr>
-        <w:t xml:space="preserve"> – Lab 5 – SOTA and SysML Requirements</w:t>
+        <w:t>SE – Lab 5 – SOTA and SysML Requirements</w:t>
       </w:r>
     </w:p>
     <w:p>
@@ -124,7 +118,25 @@
         <w:rPr>
           <w:rFonts w:ascii="Aptos" w:hAnsi="Aptos"/>
         </w:rPr>
-        <w:t>Conference organizers and program chairs who configure the event and take final decisions.</w:t>
+        <w:t xml:space="preserve">Conference organizers and program </w:t>
+      </w:r>
+      <w:r>
+        <w:rPr>
+          <w:rFonts w:ascii="Aptos" w:hAnsi="Aptos"/>
+        </w:rPr>
+        <w:t>c</w:t>
+      </w:r>
+      <w:r>
+        <w:rPr>
+          <w:rFonts w:ascii="Aptos" w:hAnsi="Aptos"/>
+        </w:rPr>
+        <w:t>oordinators</w:t>
+      </w:r>
+      <w:r>
+        <w:rPr>
+          <w:rFonts w:ascii="Aptos" w:hAnsi="Aptos"/>
+        </w:rPr>
+        <w:t xml:space="preserve"> who configure the event and take final decisions.</w:t>
       </w:r>
     </w:p>
     <w:p>
@@ -142,7 +154,37 @@
         <w:rPr>
           <w:rFonts w:ascii="Aptos" w:hAnsi="Aptos"/>
         </w:rPr>
-        <w:t>Track chairs or session chairs who supervise a subset of papers.</w:t>
+        <w:t>Topic coordinator</w:t>
+      </w:r>
+      <w:r>
+        <w:rPr>
+          <w:rFonts w:ascii="Aptos" w:hAnsi="Aptos"/>
+        </w:rPr>
+        <w:t>s or s</w:t>
+      </w:r>
+      <w:r>
+        <w:rPr>
+          <w:rFonts w:ascii="Aptos" w:hAnsi="Aptos"/>
+        </w:rPr>
+        <w:t>ession moderators</w:t>
+      </w:r>
+      <w:r>
+        <w:rPr>
+          <w:rFonts w:ascii="Aptos" w:hAnsi="Aptos"/>
+        </w:rPr>
+        <w:t xml:space="preserve"> who </w:t>
+      </w:r>
+      <w:r>
+        <w:rPr>
+          <w:rFonts w:ascii="Aptos" w:hAnsi="Aptos"/>
+        </w:rPr>
+        <w:t>supervise</w:t>
+      </w:r>
+      <w:r>
+        <w:rPr>
+          <w:rFonts w:ascii="Aptos" w:hAnsi="Aptos"/>
+        </w:rPr>
+        <w:t xml:space="preserve"> a subset of papers.</w:t>
       </w:r>
     </w:p>
     <w:p>
@@ -294,17 +336,70 @@
       <w:r>
         <w:rPr>
           <w:rFonts w:ascii="Aptos" w:hAnsi="Aptos"/>
+          <w:b w:val="1"/>
+          <w:bCs w:val="1"/>
+        </w:rPr>
+        <w:t>Who is directly or indirectly involved with the project?</w:t>
+      </w:r>
+      <w:r>
+        <w:br/>
+      </w:r>
+      <w:r>
+        <w:rPr>
+          <w:rFonts w:ascii="Aptos" w:hAnsi="Aptos"/>
+        </w:rPr>
+        <w:t xml:space="preserve">Directly involved are organizers, </w:t>
+      </w:r>
+      <w:r>
+        <w:rPr>
+          <w:rFonts w:ascii="Aptos" w:hAnsi="Aptos"/>
+        </w:rPr>
+        <w:t>topic coordinator</w:t>
+      </w:r>
+      <w:r>
+        <w:rPr>
+          <w:rFonts w:ascii="Aptos" w:hAnsi="Aptos"/>
+        </w:rPr>
+        <w:t xml:space="preserve">s, authors, reviewers, </w:t>
+      </w:r>
+      <w:r>
+        <w:rPr>
+          <w:rFonts w:ascii="Aptos" w:hAnsi="Aptos"/>
+        </w:rPr>
+        <w:t>participants</w:t>
+      </w:r>
+      <w:r>
+        <w:rPr>
+          <w:rFonts w:ascii="Aptos" w:hAnsi="Aptos"/>
+        </w:rPr>
+        <w:t xml:space="preserve"> and system administrators. Indirectly involved are the hosting university, sponsors, and external service providers such as payment gateways or mail servers.</w:t>
+      </w:r>
+    </w:p>
+    <w:p>
+      <w:pPr>
+        <w:rPr>
+          <w:rFonts w:ascii="Aptos" w:hAnsi="Aptos"/>
+        </w:rPr>
+      </w:pPr>
+      <w:r>
+        <w:rPr>
+          <w:rFonts w:ascii="Aptos" w:hAnsi="Aptos"/>
           <w:b/>
           <w:bCs/>
         </w:rPr>
-        <w:t>Who is directly or indirectly involved with the project?</w:t>
+        <w:t>Who may be affected by the project and by its outcome?</w:t>
       </w:r>
       <w:r>
         <w:rPr>
           <w:rFonts w:ascii="Aptos" w:hAnsi="Aptos"/>
         </w:rPr>
         <w:br/>
-        <w:t>Directly involved are organizers, track chairs, authors, reviewers, participants and system administrators. Indirectly involved are the hosting university, sponsors, and external service providers such as payment gateways or mail servers.</w:t>
+      </w:r>
+      <w:r>
+        <w:rPr>
+          <w:rFonts w:ascii="Aptos" w:hAnsi="Aptos"/>
+        </w:rPr>
+        <w:t>If the system works well, organizers save time, authors and reviewers have a smoother experience and the conference image improves. If the system fails or is unreliable, deadlines may be missed, reviews may be lost and the reputation of the conference and university can be damaged.</w:t>
       </w:r>
     </w:p>
     <w:p>
@@ -319,14 +414,19 @@
           <w:b/>
           <w:bCs/>
         </w:rPr>
-        <w:t>Who may be affected by the project and by its outcome?</w:t>
+        <w:t>Who gains or loses from the project’s success?</w:t>
       </w:r>
       <w:r>
         <w:rPr>
           <w:rFonts w:ascii="Aptos" w:hAnsi="Aptos"/>
         </w:rPr>
         <w:br/>
-        <w:t>If the system works well, organizers save time, authors and reviewers have a smoother experience and the conference image improves. If the system fails or is unreliable, deadlines may be missed, reviews may be lost and the reputation of the conference and university can be damaged.</w:t>
+      </w:r>
+      <w:r>
+        <w:rPr>
+          <w:rFonts w:ascii="Aptos" w:hAnsi="Aptos"/>
+        </w:rPr>
+        <w:t>The organizing committee, authors, reviewers and participants gain efficiency and transparency from a successful system. They lose time and trust if the system is unstable or unusable. Competing tools may lose potential customers if our solution is very good.</w:t>
       </w:r>
     </w:p>
     <w:p>
@@ -341,14 +441,19 @@
           <w:b/>
           <w:bCs/>
         </w:rPr>
-        <w:t>Who gains or loses from the project’s success?</w:t>
+        <w:t>Who wants the project to succeed and who might not?</w:t>
       </w:r>
       <w:r>
         <w:rPr>
           <w:rFonts w:ascii="Aptos" w:hAnsi="Aptos"/>
         </w:rPr>
         <w:br/>
-        <w:t>The organizing committee, authors, reviewers and participants gain efficiency and transparency from a successful system. They lose time and trust if the system is unstable or unusable. Competing tools may lose potential customers if our solution is very good.</w:t>
+      </w:r>
+      <w:r>
+        <w:rPr>
+          <w:rFonts w:ascii="Aptos" w:hAnsi="Aptos"/>
+        </w:rPr>
+        <w:t>Our team, the organizers, the university and sponsors clearly want the project to succeed. Resistance might appear from people who are used to manual processes or from staff who fear extra workload during the transition to the new system.</w:t>
       </w:r>
     </w:p>
     <w:p>
@@ -360,18 +465,98 @@
       <w:r>
         <w:rPr>
           <w:rFonts w:ascii="Aptos" w:hAnsi="Aptos"/>
+          <w:b w:val="1"/>
+          <w:bCs w:val="1"/>
+        </w:rPr>
+        <w:t xml:space="preserve">Who are the suppliers and who is the user of </w:t>
+      </w:r>
+      <w:r>
+        <w:rPr>
+          <w:rFonts w:ascii="Aptos" w:hAnsi="Aptos"/>
+          <w:b w:val="1"/>
+          <w:bCs w:val="1"/>
+        </w:rPr>
+        <w:t>the end result</w:t>
+      </w:r>
+      <w:r>
+        <w:rPr>
+          <w:rFonts w:ascii="Aptos" w:hAnsi="Aptos"/>
+          <w:b w:val="1"/>
+          <w:bCs w:val="1"/>
+        </w:rPr>
+        <w:t>?</w:t>
+      </w:r>
+      <w:r>
+        <w:br/>
+      </w:r>
+      <w:r>
+        <w:rPr>
+          <w:rFonts w:ascii="Aptos" w:hAnsi="Aptos"/>
+        </w:rPr>
+        <w:t xml:space="preserve">Suppliers include our development team, hosting </w:t>
+      </w:r>
+      <w:r>
+        <w:rPr>
+          <w:rFonts w:ascii="Aptos" w:hAnsi="Aptos"/>
+        </w:rPr>
+        <w:t>providers</w:t>
+      </w:r>
+      <w:r>
+        <w:rPr>
+          <w:rFonts w:ascii="Aptos" w:hAnsi="Aptos"/>
+        </w:rPr>
+        <w:t xml:space="preserve"> and providers of external services like email or payment processing. The end users are conference organizers, </w:t>
+      </w:r>
+      <w:r>
+        <w:rPr>
+          <w:rFonts w:ascii="Aptos" w:hAnsi="Aptos"/>
+        </w:rPr>
+        <w:t>topic coordinator</w:t>
+      </w:r>
+      <w:r>
+        <w:rPr>
+          <w:rFonts w:ascii="Aptos" w:hAnsi="Aptos"/>
+        </w:rPr>
+        <w:t xml:space="preserve">s, authors, </w:t>
+      </w:r>
+      <w:r>
+        <w:rPr>
+          <w:rFonts w:ascii="Aptos" w:hAnsi="Aptos"/>
+        </w:rPr>
+        <w:t>reviewers</w:t>
+      </w:r>
+      <w:r>
+        <w:rPr>
+          <w:rFonts w:ascii="Aptos" w:hAnsi="Aptos"/>
+        </w:rPr>
+        <w:t xml:space="preserve"> and participants who interact with the system through the web interface.</w:t>
+      </w:r>
+    </w:p>
+    <w:p>
+      <w:pPr>
+        <w:rPr>
+          <w:rFonts w:ascii="Aptos" w:hAnsi="Aptos"/>
+        </w:rPr>
+      </w:pPr>
+      <w:r>
+        <w:rPr>
+          <w:rFonts w:ascii="Aptos" w:hAnsi="Aptos"/>
           <w:b/>
           <w:bCs/>
         </w:rPr>
-        <w:lastRenderedPageBreak/>
-        <w:t>Who wants the project to succeed and who might not?</w:t>
+        <w:t>Who are the competitors and is any local community impacted?</w:t>
       </w:r>
       <w:r>
         <w:rPr>
           <w:rFonts w:ascii="Aptos" w:hAnsi="Aptos"/>
         </w:rPr>
         <w:br/>
-        <w:t>Our team, the organizers, the university and sponsors clearly want the project to succeed. Resistance might appear from people who are used to manual processes or from staff who fear extra workload during the transition to the new system.</w:t>
+      </w:r>
+      <w:r>
+        <w:rPr>
+          <w:rFonts w:ascii="Aptos" w:hAnsi="Aptos"/>
+        </w:rPr>
+        <w:t>Competing products include systems such as EasyChair, OpenConf and other commercial or open-source conference platforms. The local academic community is impacted because the quality of the system influences how attractive it is to host and attend conferences at our institution.</w:t>
       </w:r>
     </w:p>
     <w:p>
@@ -383,79 +568,43 @@
       <w:r>
         <w:rPr>
           <w:rFonts w:ascii="Aptos" w:hAnsi="Aptos"/>
-          <w:b/>
-          <w:bCs/>
-        </w:rPr>
-        <w:t xml:space="preserve">Who are the suppliers and who is the user of </w:t>
-      </w:r>
-      <w:proofErr w:type="gramStart"/>
-      <w:r>
-        <w:rPr>
-          <w:rFonts w:ascii="Aptos" w:hAnsi="Aptos"/>
-          <w:b/>
-          <w:bCs/>
-        </w:rPr>
-        <w:t>the end result</w:t>
-      </w:r>
-      <w:proofErr w:type="gramEnd"/>
-      <w:r>
-        <w:rPr>
-          <w:rFonts w:ascii="Aptos" w:hAnsi="Aptos"/>
-          <w:b/>
-          <w:bCs/>
-        </w:rPr>
-        <w:t>?</w:t>
-      </w:r>
-      <w:r>
-        <w:rPr>
-          <w:rFonts w:ascii="Aptos" w:hAnsi="Aptos"/>
-        </w:rPr>
+          <w:b w:val="1"/>
+          <w:bCs w:val="1"/>
+        </w:rPr>
+        <w:t>Who has the authority to influence the project and who can make it fail?</w:t>
+      </w:r>
+      <w:r>
         <w:br/>
-        <w:t>Suppliers include our development team, hosting providers and providers of external services like email or payment processing. The end users are conference organizers, track chairs, authors, reviewers and participants who interact with the system through the web interface.</w:t>
-      </w:r>
-    </w:p>
-    <w:p>
-      <w:pPr>
-        <w:rPr>
-          <w:rFonts w:ascii="Aptos" w:hAnsi="Aptos"/>
-        </w:rPr>
-      </w:pPr>
-      <w:r>
-        <w:rPr>
-          <w:rFonts w:ascii="Aptos" w:hAnsi="Aptos"/>
-          <w:b/>
-          <w:bCs/>
-        </w:rPr>
-        <w:t>Who are the competitors and is any local community impacted?</w:t>
-      </w:r>
-      <w:r>
-        <w:rPr>
-          <w:rFonts w:ascii="Aptos" w:hAnsi="Aptos"/>
-        </w:rPr>
-        <w:br/>
-        <w:t>Competing products include systems such as EasyChair, OpenConf and other commercial or open-source conference platforms. The local academic community is impacted because the quality of the system influences how attractive it is to host and attend conferences at our institution.</w:t>
-      </w:r>
-    </w:p>
-    <w:p>
-      <w:pPr>
-        <w:rPr>
-          <w:rFonts w:ascii="Aptos" w:hAnsi="Aptos"/>
-        </w:rPr>
-      </w:pPr>
-      <w:r>
-        <w:rPr>
-          <w:rFonts w:ascii="Aptos" w:hAnsi="Aptos"/>
-          <w:b/>
-          <w:bCs/>
-        </w:rPr>
-        <w:t>Who has the authority to influence the project and who can make it fail?</w:t>
-      </w:r>
-      <w:r>
-        <w:rPr>
-          <w:rFonts w:ascii="Aptos" w:hAnsi="Aptos"/>
-        </w:rPr>
-        <w:br/>
-        <w:t>The program chair, steering committee and sponsoring institution can change scope, budget and deadlines. The project can fail if these stakeholders withdraw support or if the development team does not deliver a usable system on time.</w:t>
+      </w:r>
+      <w:r>
+        <w:rPr>
+          <w:rFonts w:ascii="Aptos" w:hAnsi="Aptos"/>
+        </w:rPr>
+        <w:t xml:space="preserve">The program </w:t>
+      </w:r>
+      <w:r>
+        <w:rPr>
+          <w:rFonts w:ascii="Aptos" w:hAnsi="Aptos"/>
+        </w:rPr>
+        <w:t>coordinator</w:t>
+      </w:r>
+      <w:r>
+        <w:rPr>
+          <w:rFonts w:ascii="Aptos" w:hAnsi="Aptos"/>
+        </w:rPr>
+        <w:t xml:space="preserve">, steering committee and sponsoring institution can change scope, </w:t>
+      </w:r>
+      <w:r>
+        <w:rPr>
+          <w:rFonts w:ascii="Aptos" w:hAnsi="Aptos"/>
+        </w:rPr>
+        <w:t>budget</w:t>
+      </w:r>
+      <w:r>
+        <w:rPr>
+          <w:rFonts w:ascii="Aptos" w:hAnsi="Aptos"/>
+        </w:rPr>
+        <w:t xml:space="preserve"> and deadlines. The project can fail if these stakeholders withdraw support or if the development team does not deliver a usable system on time.</w:t>
       </w:r>
     </w:p>
     <w:p>
@@ -742,7 +891,6 @@
         <w:pStyle w:val="Heading3"/>
       </w:pPr>
       <w:r>
-        <w:lastRenderedPageBreak/>
         <w:t xml:space="preserve">3.3. </w:t>
       </w:r>
       <w:r>
@@ -760,6 +908,11 @@
           <w:rFonts w:ascii="Aptos" w:hAnsi="Aptos"/>
         </w:rPr>
         <w:br/>
+      </w:r>
+      <w:r>
+        <w:rPr>
+          <w:rFonts w:ascii="Aptos" w:hAnsi="Aptos"/>
+        </w:rPr>
         <w:t>conference management, paper submission, peer review, academic conference, program committee, reviewer assignment, web application, Spring Boot, quality of service, scalability, security, usability.</w:t>
       </w:r>
       <w:r>
@@ -773,6 +926,11 @@
           <w:rFonts w:ascii="Aptos" w:hAnsi="Aptos"/>
         </w:rPr>
         <w:br/>
+      </w:r>
+      <w:r>
+        <w:rPr>
+          <w:rFonts w:ascii="Aptos" w:hAnsi="Aptos"/>
+        </w:rPr>
         <w:t>What we found:</w:t>
       </w:r>
     </w:p>
@@ -793,21 +951,18 @@
           <w:b/>
           <w:bCs/>
         </w:rPr>
-        <w:t>“</w:t>
-      </w:r>
-      <w:r>
-        <w:rPr>
-          <w:rFonts w:ascii="Aptos" w:hAnsi="Aptos"/>
-          <w:b/>
-          <w:bCs/>
-        </w:rPr>
-        <w:t>An Efficient and Intelligent Conference Management System – Desired Services and Features” (A.H. Patil, P.N. Mahalle, V.H. Patil, S. Bhavsar, 2022)</w:t>
+        <w:t>“An Efficient and Intelligent Conference Management System – Desired Services and Features” (A.H. Patil, P.N. Mahalle, V.H. Patil, S. Bhavsar, 2022)</w:t>
       </w:r>
       <w:r>
         <w:rPr>
           <w:rFonts w:ascii="Aptos" w:hAnsi="Aptos"/>
         </w:rPr>
         <w:br/>
+      </w:r>
+      <w:r>
+        <w:rPr>
+          <w:rFonts w:ascii="Aptos" w:hAnsi="Aptos"/>
+        </w:rPr>
         <w:t>We looked at this paper because it analyses about 30 existing conference management systems and derives a list of desired features such as fair peer review, plagiarism management, reviewer–paper assignment, security and scalability. It confirms that our E-Conference project focuses on the same core ideas (web-based workflow, reviewer assignment, quality and fairness).</w:t>
       </w:r>
       <w:r>
@@ -815,9 +970,14 @@
           <w:rFonts w:ascii="Aptos" w:hAnsi="Aptos"/>
         </w:rPr>
         <w:br/>
+      </w:r>
+      <w:r>
+        <w:rPr>
+          <w:rFonts w:ascii="Aptos" w:hAnsi="Aptos"/>
+        </w:rPr>
         <w:t xml:space="preserve">Link: </w:t>
       </w:r>
-      <w:hyperlink r:id="rId6" w:history="1">
+      <w:hyperlink w:history="1" r:id="rId6">
         <w:r>
           <w:rPr>
             <w:rStyle w:val="Hyperlink"/>
@@ -875,6 +1035,11 @@
           <w:rFonts w:ascii="Aptos" w:hAnsi="Aptos"/>
         </w:rPr>
         <w:br/>
+      </w:r>
+      <w:r>
+        <w:rPr>
+          <w:rFonts w:ascii="Aptos" w:hAnsi="Aptos"/>
+        </w:rPr>
         <w:t xml:space="preserve">This recent work proposes a decentralized academic conference management system that uses Web 3.0 and blockchain (Solana) to handle cross-border payments with cryptocurrencies and to reward authors, reviewers and </w:t>
       </w:r>
       <w:proofErr w:type="spellStart"/>
@@ -896,9 +1061,14 @@
           <w:rFonts w:ascii="Aptos" w:hAnsi="Aptos"/>
         </w:rPr>
         <w:br/>
+      </w:r>
+      <w:r>
+        <w:rPr>
+          <w:rFonts w:ascii="Aptos" w:hAnsi="Aptos"/>
+        </w:rPr>
         <w:t xml:space="preserve">Link: </w:t>
       </w:r>
-      <w:hyperlink r:id="rId7" w:tgtFrame="_new" w:history="1">
+      <w:hyperlink w:tgtFrame="_new" w:history="1" r:id="rId7">
         <w:r>
           <w:rPr>
             <w:rStyle w:val="Hyperlink"/>
@@ -956,6 +1126,11 @@
           <w:rFonts w:ascii="Aptos" w:hAnsi="Aptos"/>
         </w:rPr>
         <w:br/>
+      </w:r>
+      <w:r>
+        <w:rPr>
+          <w:rFonts w:ascii="Aptos" w:hAnsi="Aptos"/>
+        </w:rPr>
         <w:t xml:space="preserve">This literature review surveys many online event and conference systems and </w:t>
       </w:r>
       <w:proofErr w:type="spellStart"/>
@@ -977,9 +1152,14 @@
           <w:rFonts w:ascii="Aptos" w:hAnsi="Aptos"/>
         </w:rPr>
         <w:br/>
+      </w:r>
+      <w:r>
+        <w:rPr>
+          <w:rFonts w:ascii="Aptos" w:hAnsi="Aptos"/>
+        </w:rPr>
         <w:t xml:space="preserve">Link: https://doi.org/10.46335/IJIES.2024.9.5.3 (PDF: </w:t>
       </w:r>
-      <w:hyperlink r:id="rId8" w:tgtFrame="_new" w:history="1">
+      <w:hyperlink w:tgtFrame="_new" w:history="1" r:id="rId8">
         <w:r>
           <w:rPr>
             <w:rStyle w:val="Hyperlink"/>
@@ -1012,6 +1192,11 @@
           <w:rFonts w:ascii="Aptos" w:hAnsi="Aptos"/>
         </w:rPr>
         <w:br/>
+      </w:r>
+      <w:r>
+        <w:rPr>
+          <w:rFonts w:ascii="Aptos" w:hAnsi="Aptos"/>
+        </w:rPr>
         <w:t>Our project is smaller in scope than these full products, but we aim to implement a simplified version of the submission and review workflow while following the same general ideas about automation, usability and fairness.</w:t>
       </w:r>
     </w:p>
@@ -1034,21 +1219,8 @@
         <w:pStyle w:val="Heading1"/>
       </w:pPr>
       <w:r>
-        <w:lastRenderedPageBreak/>
+        <w:rPr/>
         <w:t>4. Homework – SysML requirements and requirement diagram</w:t>
-      </w:r>
-    </w:p>
-    <w:p>
-      <w:pPr>
-        <w:rPr>
-          <w:rFonts w:ascii="Aptos" w:hAnsi="Aptos"/>
-        </w:rPr>
-      </w:pPr>
-      <w:r>
-        <w:rPr>
-          <w:rFonts w:ascii="Aptos" w:hAnsi="Aptos"/>
-        </w:rPr>
-        <w:t>For the SysML part we defined a small set of textual requirements for the E-Conference system. Each requirement has an identifier and a short statement in the usual shall form. R0 is the root requirement and the others are derived or refined from it.</w:t>
       </w:r>
     </w:p>
     <w:p>
@@ -1172,16 +1344,16 @@
       <w:r>
         <w:rPr>
           <w:rFonts w:ascii="Aptos" w:hAnsi="Aptos"/>
-          <w:b/>
-          <w:bCs/>
+          <w:b w:val="1"/>
+          <w:bCs w:val="1"/>
         </w:rPr>
         <w:t>R3</w:t>
       </w:r>
       <w:r>
         <w:rPr>
           <w:rFonts w:ascii="Aptos" w:hAnsi="Aptos"/>
-          <w:b/>
-          <w:bCs/>
+          <w:b w:val="1"/>
+          <w:bCs w:val="1"/>
         </w:rPr>
         <w:t>:</w:t>
       </w:r>
@@ -1189,7 +1361,31 @@
         <w:rPr>
           <w:rFonts w:ascii="Aptos" w:hAnsi="Aptos"/>
         </w:rPr>
-        <w:t xml:space="preserve"> The system shall support program chairs in assigning at least three suitable reviewers to each paper based on topics and conflicts of interest.</w:t>
+        <w:t xml:space="preserve"> The system shall support program </w:t>
+      </w:r>
+      <w:r>
+        <w:rPr>
+          <w:rFonts w:ascii="Aptos" w:hAnsi="Aptos"/>
+        </w:rPr>
+        <w:t>c</w:t>
+      </w:r>
+      <w:r>
+        <w:rPr>
+          <w:rFonts w:ascii="Aptos" w:hAnsi="Aptos"/>
+        </w:rPr>
+        <w:t>oordinato</w:t>
+      </w:r>
+      <w:r>
+        <w:rPr>
+          <w:rFonts w:ascii="Aptos" w:hAnsi="Aptos"/>
+        </w:rPr>
+        <w:t xml:space="preserve">rs </w:t>
+      </w:r>
+      <w:r>
+        <w:rPr>
+          <w:rFonts w:ascii="Aptos" w:hAnsi="Aptos"/>
+        </w:rPr>
+        <w:t>in assigning at least three suitable reviewers to each paper based on topics and conflicts of interest.</w:t>
       </w:r>
     </w:p>
     <w:p>
@@ -1246,16 +1442,16 @@
       <w:r>
         <w:rPr>
           <w:rFonts w:ascii="Aptos" w:hAnsi="Aptos"/>
-          <w:b/>
-          <w:bCs/>
+          <w:b w:val="1"/>
+          <w:bCs w:val="1"/>
         </w:rPr>
         <w:t>R5</w:t>
       </w:r>
       <w:r>
         <w:rPr>
           <w:rFonts w:ascii="Aptos" w:hAnsi="Aptos"/>
-          <w:b/>
-          <w:bCs/>
+          <w:b w:val="1"/>
+          <w:bCs w:val="1"/>
         </w:rPr>
         <w:t>:</w:t>
       </w:r>
@@ -1271,19 +1467,41 @@
         </w:rPr>
         <w:t xml:space="preserve">The system </w:t>
       </w:r>
-      <w:proofErr w:type="gramStart"/>
       <w:r>
         <w:rPr>
           <w:rFonts w:ascii="Aptos" w:hAnsi="Aptos"/>
         </w:rPr>
         <w:t>shall</w:t>
       </w:r>
-      <w:proofErr w:type="gramEnd"/>
-      <w:r>
-        <w:rPr>
-          <w:rFonts w:ascii="Aptos" w:hAnsi="Aptos"/>
-        </w:rPr>
-        <w:t xml:space="preserve"> provide program chairs with an overview of reviews and allow them to record and publish acceptance decisions.</w:t>
+      <w:r>
+        <w:rPr>
+          <w:rFonts w:ascii="Aptos" w:hAnsi="Aptos"/>
+        </w:rPr>
+        <w:t xml:space="preserve"> provide </w:t>
+      </w:r>
+      <w:r>
+        <w:rPr>
+          <w:rFonts w:ascii="Aptos" w:hAnsi="Aptos"/>
+        </w:rPr>
+        <w:t>program</w:t>
+      </w:r>
+      <w:r>
+        <w:rPr>
+          <w:rFonts w:ascii="Aptos" w:hAnsi="Aptos"/>
+        </w:rPr>
+        <w:t xml:space="preserve"> c</w:t>
+      </w:r>
+      <w:r>
+        <w:rPr>
+          <w:rFonts w:ascii="Aptos" w:hAnsi="Aptos"/>
+        </w:rPr>
+        <w:t>oordinato</w:t>
+      </w:r>
+      <w:r>
+        <w:rPr>
+          <w:rFonts w:ascii="Aptos" w:hAnsi="Aptos"/>
+        </w:rPr>
+        <w:t>rs with an overview of reviews and allow them to record and publish acceptance decisions.</w:t>
       </w:r>
     </w:p>
     <w:p>
@@ -1400,14 +1618,12 @@
           <w:rFonts w:ascii="Aptos" w:hAnsi="Aptos"/>
         </w:rPr>
       </w:pPr>
-      <w:proofErr w:type="spellStart"/>
       <w:r>
         <w:rPr>
           <w:rFonts w:ascii="Aptos" w:hAnsi="Aptos"/>
         </w:rPr>
         <w:t>SysML</w:t>
       </w:r>
-      <w:proofErr w:type="spellEnd"/>
       <w:r>
         <w:rPr>
           <w:rFonts w:ascii="Aptos" w:hAnsi="Aptos"/>
@@ -1417,57 +1633,45 @@
     </w:p>
     <w:p>
       <w:pPr>
+        <w:pStyle w:val="Normal"/>
         <w:jc w:val="center"/>
-        <w:rPr>
-          <w:rFonts w:ascii="Aptos" w:hAnsi="Aptos"/>
-        </w:rPr>
-      </w:pPr>
-      <w:r>
-        <w:rPr>
-          <w:noProof/>
-        </w:rPr>
+      </w:pPr>
+      <w:r>
         <w:drawing>
-          <wp:inline distT="0" distB="0" distL="0" distR="0" wp14:anchorId="2F5F1791" wp14:editId="4555EB39">
-            <wp:extent cx="5421036" cy="2598207"/>
-            <wp:effectExtent l="0" t="0" r="8255" b="0"/>
-            <wp:docPr id="1805461465" name="Picture 1" descr="PlantUML diagram"/>
+          <wp:inline wp14:editId="67396C3C" wp14:anchorId="0DDE54BA">
+            <wp:extent cx="3346269" cy="2544558"/>
+            <wp:effectExtent l="0" t="0" r="0" b="0"/>
+            <wp:docPr id="1433423445" name="drawing"/>
             <wp:cNvGraphicFramePr>
-              <a:graphicFrameLocks xmlns:a="http://schemas.openxmlformats.org/drawingml/2006/main" noChangeAspect="1"/>
+              <a:graphicFrameLocks noChangeAspect="1"/>
             </wp:cNvGraphicFramePr>
-            <a:graphic xmlns:a="http://schemas.openxmlformats.org/drawingml/2006/main">
-              <a:graphicData uri="http://schemas.openxmlformats.org/drawingml/2006/picture">
+            <a:graphic>
+              <a:graphicData xmlns:a="http://schemas.openxmlformats.org/drawingml/2006/main" uri="http://schemas.openxmlformats.org/drawingml/2006/picture">
                 <pic:pic xmlns:pic="http://schemas.openxmlformats.org/drawingml/2006/picture">
                   <pic:nvPicPr>
-                    <pic:cNvPr id="0" name="Picture 1" descr="PlantUML diagram"/>
-                    <pic:cNvPicPr>
-                      <a:picLocks noChangeAspect="1" noChangeArrowheads="1"/>
-                    </pic:cNvPicPr>
+                    <pic:cNvPr id="1433423445" name="Picture 1433423445"/>
+                    <pic:cNvPicPr/>
                   </pic:nvPicPr>
                   <pic:blipFill>
-                    <a:blip r:embed="rId9">
+                    <a:blip xmlns:r="http://schemas.openxmlformats.org/officeDocument/2006/relationships" r:embed="rId1774163011">
                       <a:extLst>
                         <a:ext uri="{28A0092B-C50C-407E-A947-70E740481C1C}">
-                          <a14:useLocalDpi xmlns:a14="http://schemas.microsoft.com/office/drawing/2010/main" val="0"/>
+                          <a14:useLocalDpi xmlns:a14="http://schemas.microsoft.com/office/drawing/2010/main"/>
                         </a:ext>
                       </a:extLst>
                     </a:blip>
-                    <a:srcRect/>
                     <a:stretch>
                       <a:fillRect/>
                     </a:stretch>
                   </pic:blipFill>
-                  <pic:spPr bwMode="auto">
-                    <a:xfrm>
+                  <pic:spPr>
+                    <a:xfrm rot="0">
                       <a:off x="0" y="0"/>
-                      <a:ext cx="5436092" cy="2605423"/>
+                      <a:ext cx="3346269" cy="2544558"/>
                     </a:xfrm>
                     <a:prstGeom prst="rect">
                       <a:avLst/>
                     </a:prstGeom>
-                    <a:noFill/>
-                    <a:ln>
-                      <a:noFill/>
-                    </a:ln>
                   </pic:spPr>
                 </pic:pic>
               </a:graphicData>
@@ -1476,15 +1680,8 @@
         </w:drawing>
       </w:r>
     </w:p>
-    <w:p>
-      <w:pPr>
-        <w:rPr>
-          <w:rFonts w:ascii="Aptos" w:hAnsi="Aptos"/>
-        </w:rPr>
-      </w:pPr>
-    </w:p>
     <w:sectPr>
-      <w:pgSz w:w="12240" w:h="15840"/>
+      <w:pgSz w:w="12240" w:h="15840" w:orient="portrait"/>
       <w:pgMar w:top="1440" w:right="1800" w:bottom="1440" w:left="1800" w:header="720" w:footer="720" w:gutter="0"/>
       <w:cols w:space="720"/>
       <w:docGrid w:linePitch="360"/>
@@ -1581,7 +1778,7 @@
         <w:ind w:left="1440" w:hanging="360"/>
       </w:pPr>
       <w:rPr>
-        <w:rFonts w:ascii="Symbol" w:hAnsi="Symbol" w:hint="default"/>
+        <w:rFonts w:hint="default" w:ascii="Symbol" w:hAnsi="Symbol"/>
       </w:rPr>
     </w:lvl>
   </w:abstractNum>
@@ -1602,7 +1799,7 @@
         <w:ind w:left="1080" w:hanging="360"/>
       </w:pPr>
       <w:rPr>
-        <w:rFonts w:ascii="Symbol" w:hAnsi="Symbol" w:hint="default"/>
+        <w:rFonts w:hint="default" w:ascii="Symbol" w:hAnsi="Symbol"/>
       </w:rPr>
     </w:lvl>
   </w:abstractNum>
@@ -1623,7 +1820,7 @@
         <w:ind w:left="720" w:hanging="360"/>
       </w:pPr>
       <w:rPr>
-        <w:rFonts w:ascii="Symbol" w:hAnsi="Symbol" w:hint="default"/>
+        <w:rFonts w:hint="default" w:ascii="Symbol" w:hAnsi="Symbol"/>
       </w:rPr>
     </w:lvl>
   </w:abstractNum>
@@ -1662,7 +1859,7 @@
         <w:ind w:left="360" w:hanging="360"/>
       </w:pPr>
       <w:rPr>
-        <w:rFonts w:ascii="Symbol" w:hAnsi="Symbol" w:hint="default"/>
+        <w:rFonts w:hint="default" w:ascii="Symbol" w:hAnsi="Symbol"/>
       </w:rPr>
     </w:lvl>
   </w:abstractNum>
@@ -1679,7 +1876,7 @@
         <w:ind w:left="720" w:hanging="360"/>
       </w:pPr>
       <w:rPr>
-        <w:rFonts w:ascii="Symbol" w:hAnsi="Symbol" w:hint="default"/>
+        <w:rFonts w:hint="default" w:ascii="Symbol" w:hAnsi="Symbol"/>
       </w:rPr>
     </w:lvl>
     <w:lvl w:ilvl="1" w:tplc="04090003" w:tentative="1">
@@ -1691,7 +1888,7 @@
         <w:ind w:left="1440" w:hanging="360"/>
       </w:pPr>
       <w:rPr>
-        <w:rFonts w:ascii="Courier New" w:hAnsi="Courier New" w:cs="Courier New" w:hint="default"/>
+        <w:rFonts w:hint="default" w:ascii="Courier New" w:hAnsi="Courier New" w:cs="Courier New"/>
       </w:rPr>
     </w:lvl>
     <w:lvl w:ilvl="2" w:tplc="04090005" w:tentative="1">
@@ -1703,7 +1900,7 @@
         <w:ind w:left="2160" w:hanging="360"/>
       </w:pPr>
       <w:rPr>
-        <w:rFonts w:ascii="Wingdings" w:hAnsi="Wingdings" w:hint="default"/>
+        <w:rFonts w:hint="default" w:ascii="Wingdings" w:hAnsi="Wingdings"/>
       </w:rPr>
     </w:lvl>
     <w:lvl w:ilvl="3" w:tplc="04090001" w:tentative="1">
@@ -1715,7 +1912,7 @@
         <w:ind w:left="2880" w:hanging="360"/>
       </w:pPr>
       <w:rPr>
-        <w:rFonts w:ascii="Symbol" w:hAnsi="Symbol" w:hint="default"/>
+        <w:rFonts w:hint="default" w:ascii="Symbol" w:hAnsi="Symbol"/>
       </w:rPr>
     </w:lvl>
     <w:lvl w:ilvl="4" w:tplc="04090003" w:tentative="1">
@@ -1727,7 +1924,7 @@
         <w:ind w:left="3600" w:hanging="360"/>
       </w:pPr>
       <w:rPr>
-        <w:rFonts w:ascii="Courier New" w:hAnsi="Courier New" w:cs="Courier New" w:hint="default"/>
+        <w:rFonts w:hint="default" w:ascii="Courier New" w:hAnsi="Courier New" w:cs="Courier New"/>
       </w:rPr>
     </w:lvl>
     <w:lvl w:ilvl="5" w:tplc="04090005" w:tentative="1">
@@ -1739,7 +1936,7 @@
         <w:ind w:left="4320" w:hanging="360"/>
       </w:pPr>
       <w:rPr>
-        <w:rFonts w:ascii="Wingdings" w:hAnsi="Wingdings" w:hint="default"/>
+        <w:rFonts w:hint="default" w:ascii="Wingdings" w:hAnsi="Wingdings"/>
       </w:rPr>
     </w:lvl>
     <w:lvl w:ilvl="6" w:tplc="04090001" w:tentative="1">
@@ -1751,7 +1948,7 @@
         <w:ind w:left="5040" w:hanging="360"/>
       </w:pPr>
       <w:rPr>
-        <w:rFonts w:ascii="Symbol" w:hAnsi="Symbol" w:hint="default"/>
+        <w:rFonts w:hint="default" w:ascii="Symbol" w:hAnsi="Symbol"/>
       </w:rPr>
     </w:lvl>
     <w:lvl w:ilvl="7" w:tplc="04090003" w:tentative="1">
@@ -1763,7 +1960,7 @@
         <w:ind w:left="5760" w:hanging="360"/>
       </w:pPr>
       <w:rPr>
-        <w:rFonts w:ascii="Courier New" w:hAnsi="Courier New" w:cs="Courier New" w:hint="default"/>
+        <w:rFonts w:hint="default" w:ascii="Courier New" w:hAnsi="Courier New" w:cs="Courier New"/>
       </w:rPr>
     </w:lvl>
     <w:lvl w:ilvl="8" w:tplc="04090005" w:tentative="1">
@@ -1775,7 +1972,7 @@
         <w:ind w:left="6480" w:hanging="360"/>
       </w:pPr>
       <w:rPr>
-        <w:rFonts w:ascii="Wingdings" w:hAnsi="Wingdings" w:hint="default"/>
+        <w:rFonts w:hint="default" w:ascii="Wingdings" w:hAnsi="Wingdings"/>
       </w:rPr>
     </w:lvl>
   </w:abstractNum>
@@ -1792,7 +1989,7 @@
         <w:ind w:left="720" w:hanging="360"/>
       </w:pPr>
       <w:rPr>
-        <w:rFonts w:ascii="Symbol" w:hAnsi="Symbol" w:hint="default"/>
+        <w:rFonts w:hint="default" w:ascii="Symbol" w:hAnsi="Symbol"/>
       </w:rPr>
     </w:lvl>
     <w:lvl w:ilvl="1" w:tplc="04090003" w:tentative="1">
@@ -1804,7 +2001,7 @@
         <w:ind w:left="1440" w:hanging="360"/>
       </w:pPr>
       <w:rPr>
-        <w:rFonts w:ascii="Courier New" w:hAnsi="Courier New" w:cs="Courier New" w:hint="default"/>
+        <w:rFonts w:hint="default" w:ascii="Courier New" w:hAnsi="Courier New" w:cs="Courier New"/>
       </w:rPr>
     </w:lvl>
     <w:lvl w:ilvl="2" w:tplc="04090005" w:tentative="1">
@@ -1816,7 +2013,7 @@
         <w:ind w:left="2160" w:hanging="360"/>
       </w:pPr>
       <w:rPr>
-        <w:rFonts w:ascii="Wingdings" w:hAnsi="Wingdings" w:hint="default"/>
+        <w:rFonts w:hint="default" w:ascii="Wingdings" w:hAnsi="Wingdings"/>
       </w:rPr>
     </w:lvl>
     <w:lvl w:ilvl="3" w:tplc="04090001" w:tentative="1">
@@ -1828,7 +2025,7 @@
         <w:ind w:left="2880" w:hanging="360"/>
       </w:pPr>
       <w:rPr>
-        <w:rFonts w:ascii="Symbol" w:hAnsi="Symbol" w:hint="default"/>
+        <w:rFonts w:hint="default" w:ascii="Symbol" w:hAnsi="Symbol"/>
       </w:rPr>
     </w:lvl>
     <w:lvl w:ilvl="4" w:tplc="04090003" w:tentative="1">
@@ -1840,7 +2037,7 @@
         <w:ind w:left="3600" w:hanging="360"/>
       </w:pPr>
       <w:rPr>
-        <w:rFonts w:ascii="Courier New" w:hAnsi="Courier New" w:cs="Courier New" w:hint="default"/>
+        <w:rFonts w:hint="default" w:ascii="Courier New" w:hAnsi="Courier New" w:cs="Courier New"/>
       </w:rPr>
     </w:lvl>
     <w:lvl w:ilvl="5" w:tplc="04090005" w:tentative="1">
@@ -1852,7 +2049,7 @@
         <w:ind w:left="4320" w:hanging="360"/>
       </w:pPr>
       <w:rPr>
-        <w:rFonts w:ascii="Wingdings" w:hAnsi="Wingdings" w:hint="default"/>
+        <w:rFonts w:hint="default" w:ascii="Wingdings" w:hAnsi="Wingdings"/>
       </w:rPr>
     </w:lvl>
     <w:lvl w:ilvl="6" w:tplc="04090001" w:tentative="1">
@@ -1864,7 +2061,7 @@
         <w:ind w:left="5040" w:hanging="360"/>
       </w:pPr>
       <w:rPr>
-        <w:rFonts w:ascii="Symbol" w:hAnsi="Symbol" w:hint="default"/>
+        <w:rFonts w:hint="default" w:ascii="Symbol" w:hAnsi="Symbol"/>
       </w:rPr>
     </w:lvl>
     <w:lvl w:ilvl="7" w:tplc="04090003" w:tentative="1">
@@ -1876,7 +2073,7 @@
         <w:ind w:left="5760" w:hanging="360"/>
       </w:pPr>
       <w:rPr>
-        <w:rFonts w:ascii="Courier New" w:hAnsi="Courier New" w:cs="Courier New" w:hint="default"/>
+        <w:rFonts w:hint="default" w:ascii="Courier New" w:hAnsi="Courier New" w:cs="Courier New"/>
       </w:rPr>
     </w:lvl>
     <w:lvl w:ilvl="8" w:tplc="04090005" w:tentative="1">
@@ -1888,7 +2085,7 @@
         <w:ind w:left="6480" w:hanging="360"/>
       </w:pPr>
       <w:rPr>
-        <w:rFonts w:ascii="Wingdings" w:hAnsi="Wingdings" w:hint="default"/>
+        <w:rFonts w:hint="default" w:ascii="Wingdings" w:hAnsi="Wingdings"/>
       </w:rPr>
     </w:lvl>
   </w:abstractNum>
@@ -1905,7 +2102,7 @@
         <w:ind w:left="720" w:hanging="360"/>
       </w:pPr>
       <w:rPr>
-        <w:rFonts w:ascii="Symbol" w:hAnsi="Symbol" w:hint="default"/>
+        <w:rFonts w:hint="default" w:ascii="Symbol" w:hAnsi="Symbol"/>
       </w:rPr>
     </w:lvl>
     <w:lvl w:ilvl="1" w:tplc="04090003" w:tentative="1">
@@ -1917,7 +2114,7 @@
         <w:ind w:left="1440" w:hanging="360"/>
       </w:pPr>
       <w:rPr>
-        <w:rFonts w:ascii="Courier New" w:hAnsi="Courier New" w:cs="Courier New" w:hint="default"/>
+        <w:rFonts w:hint="default" w:ascii="Courier New" w:hAnsi="Courier New" w:cs="Courier New"/>
       </w:rPr>
     </w:lvl>
     <w:lvl w:ilvl="2" w:tplc="04090005" w:tentative="1">
@@ -1929,7 +2126,7 @@
         <w:ind w:left="2160" w:hanging="360"/>
       </w:pPr>
       <w:rPr>
-        <w:rFonts w:ascii="Wingdings" w:hAnsi="Wingdings" w:hint="default"/>
+        <w:rFonts w:hint="default" w:ascii="Wingdings" w:hAnsi="Wingdings"/>
       </w:rPr>
     </w:lvl>
     <w:lvl w:ilvl="3" w:tplc="04090001" w:tentative="1">
@@ -1941,7 +2138,7 @@
         <w:ind w:left="2880" w:hanging="360"/>
       </w:pPr>
       <w:rPr>
-        <w:rFonts w:ascii="Symbol" w:hAnsi="Symbol" w:hint="default"/>
+        <w:rFonts w:hint="default" w:ascii="Symbol" w:hAnsi="Symbol"/>
       </w:rPr>
     </w:lvl>
     <w:lvl w:ilvl="4" w:tplc="04090003" w:tentative="1">
@@ -1953,7 +2150,7 @@
         <w:ind w:left="3600" w:hanging="360"/>
       </w:pPr>
       <w:rPr>
-        <w:rFonts w:ascii="Courier New" w:hAnsi="Courier New" w:cs="Courier New" w:hint="default"/>
+        <w:rFonts w:hint="default" w:ascii="Courier New" w:hAnsi="Courier New" w:cs="Courier New"/>
       </w:rPr>
     </w:lvl>
     <w:lvl w:ilvl="5" w:tplc="04090005" w:tentative="1">
@@ -1965,7 +2162,7 @@
         <w:ind w:left="4320" w:hanging="360"/>
       </w:pPr>
       <w:rPr>
-        <w:rFonts w:ascii="Wingdings" w:hAnsi="Wingdings" w:hint="default"/>
+        <w:rFonts w:hint="default" w:ascii="Wingdings" w:hAnsi="Wingdings"/>
       </w:rPr>
     </w:lvl>
     <w:lvl w:ilvl="6" w:tplc="04090001" w:tentative="1">
@@ -1977,7 +2174,7 @@
         <w:ind w:left="5040" w:hanging="360"/>
       </w:pPr>
       <w:rPr>
-        <w:rFonts w:ascii="Symbol" w:hAnsi="Symbol" w:hint="default"/>
+        <w:rFonts w:hint="default" w:ascii="Symbol" w:hAnsi="Symbol"/>
       </w:rPr>
     </w:lvl>
     <w:lvl w:ilvl="7" w:tplc="04090003" w:tentative="1">
@@ -1989,7 +2186,7 @@
         <w:ind w:left="5760" w:hanging="360"/>
       </w:pPr>
       <w:rPr>
-        <w:rFonts w:ascii="Courier New" w:hAnsi="Courier New" w:cs="Courier New" w:hint="default"/>
+        <w:rFonts w:hint="default" w:ascii="Courier New" w:hAnsi="Courier New" w:cs="Courier New"/>
       </w:rPr>
     </w:lvl>
     <w:lvl w:ilvl="8" w:tplc="04090005" w:tentative="1">
@@ -2001,7 +2198,7 @@
         <w:ind w:left="6480" w:hanging="360"/>
       </w:pPr>
       <w:rPr>
-        <w:rFonts w:ascii="Wingdings" w:hAnsi="Wingdings" w:hint="default"/>
+        <w:rFonts w:hint="default" w:ascii="Wingdings" w:hAnsi="Wingdings"/>
       </w:rPr>
     </w:lvl>
   </w:abstractNum>
@@ -2018,7 +2215,7 @@
         <w:ind w:left="720" w:hanging="360"/>
       </w:pPr>
       <w:rPr>
-        <w:rFonts w:ascii="Symbol" w:hAnsi="Symbol" w:hint="default"/>
+        <w:rFonts w:hint="default" w:ascii="Symbol" w:hAnsi="Symbol"/>
       </w:rPr>
     </w:lvl>
     <w:lvl w:ilvl="1" w:tplc="04090003" w:tentative="1">
@@ -2030,7 +2227,7 @@
         <w:ind w:left="1440" w:hanging="360"/>
       </w:pPr>
       <w:rPr>
-        <w:rFonts w:ascii="Courier New" w:hAnsi="Courier New" w:cs="Courier New" w:hint="default"/>
+        <w:rFonts w:hint="default" w:ascii="Courier New" w:hAnsi="Courier New" w:cs="Courier New"/>
       </w:rPr>
     </w:lvl>
     <w:lvl w:ilvl="2" w:tplc="04090005" w:tentative="1">
@@ -2042,7 +2239,7 @@
         <w:ind w:left="2160" w:hanging="360"/>
       </w:pPr>
       <w:rPr>
-        <w:rFonts w:ascii="Wingdings" w:hAnsi="Wingdings" w:hint="default"/>
+        <w:rFonts w:hint="default" w:ascii="Wingdings" w:hAnsi="Wingdings"/>
       </w:rPr>
     </w:lvl>
     <w:lvl w:ilvl="3" w:tplc="04090001" w:tentative="1">
@@ -2054,7 +2251,7 @@
         <w:ind w:left="2880" w:hanging="360"/>
       </w:pPr>
       <w:rPr>
-        <w:rFonts w:ascii="Symbol" w:hAnsi="Symbol" w:hint="default"/>
+        <w:rFonts w:hint="default" w:ascii="Symbol" w:hAnsi="Symbol"/>
       </w:rPr>
     </w:lvl>
     <w:lvl w:ilvl="4" w:tplc="04090003" w:tentative="1">
@@ -2066,7 +2263,7 @@
         <w:ind w:left="3600" w:hanging="360"/>
       </w:pPr>
       <w:rPr>
-        <w:rFonts w:ascii="Courier New" w:hAnsi="Courier New" w:cs="Courier New" w:hint="default"/>
+        <w:rFonts w:hint="default" w:ascii="Courier New" w:hAnsi="Courier New" w:cs="Courier New"/>
       </w:rPr>
     </w:lvl>
     <w:lvl w:ilvl="5" w:tplc="04090005" w:tentative="1">
@@ -2078,7 +2275,7 @@
         <w:ind w:left="4320" w:hanging="360"/>
       </w:pPr>
       <w:rPr>
-        <w:rFonts w:ascii="Wingdings" w:hAnsi="Wingdings" w:hint="default"/>
+        <w:rFonts w:hint="default" w:ascii="Wingdings" w:hAnsi="Wingdings"/>
       </w:rPr>
     </w:lvl>
     <w:lvl w:ilvl="6" w:tplc="04090001" w:tentative="1">
@@ -2090,7 +2287,7 @@
         <w:ind w:left="5040" w:hanging="360"/>
       </w:pPr>
       <w:rPr>
-        <w:rFonts w:ascii="Symbol" w:hAnsi="Symbol" w:hint="default"/>
+        <w:rFonts w:hint="default" w:ascii="Symbol" w:hAnsi="Symbol"/>
       </w:rPr>
     </w:lvl>
     <w:lvl w:ilvl="7" w:tplc="04090003" w:tentative="1">
@@ -2102,7 +2299,7 @@
         <w:ind w:left="5760" w:hanging="360"/>
       </w:pPr>
       <w:rPr>
-        <w:rFonts w:ascii="Courier New" w:hAnsi="Courier New" w:cs="Courier New" w:hint="default"/>
+        <w:rFonts w:hint="default" w:ascii="Courier New" w:hAnsi="Courier New" w:cs="Courier New"/>
       </w:rPr>
     </w:lvl>
     <w:lvl w:ilvl="8" w:tplc="04090005" w:tentative="1">
@@ -2114,7 +2311,7 @@
         <w:ind w:left="6480" w:hanging="360"/>
       </w:pPr>
       <w:rPr>
-        <w:rFonts w:ascii="Wingdings" w:hAnsi="Wingdings" w:hint="default"/>
+        <w:rFonts w:hint="default" w:ascii="Wingdings" w:hAnsi="Wingdings"/>
       </w:rPr>
     </w:lvl>
   </w:abstractNum>
@@ -2131,7 +2328,7 @@
         <w:ind w:left="720" w:hanging="360"/>
       </w:pPr>
       <w:rPr>
-        <w:rFonts w:ascii="Symbol" w:hAnsi="Symbol" w:hint="default"/>
+        <w:rFonts w:hint="default" w:ascii="Symbol" w:hAnsi="Symbol"/>
       </w:rPr>
     </w:lvl>
     <w:lvl w:ilvl="1" w:tplc="04090003" w:tentative="1">
@@ -2143,7 +2340,7 @@
         <w:ind w:left="1440" w:hanging="360"/>
       </w:pPr>
       <w:rPr>
-        <w:rFonts w:ascii="Courier New" w:hAnsi="Courier New" w:cs="Courier New" w:hint="default"/>
+        <w:rFonts w:hint="default" w:ascii="Courier New" w:hAnsi="Courier New" w:cs="Courier New"/>
       </w:rPr>
     </w:lvl>
     <w:lvl w:ilvl="2" w:tplc="04090005" w:tentative="1">
@@ -2155,7 +2352,7 @@
         <w:ind w:left="2160" w:hanging="360"/>
       </w:pPr>
       <w:rPr>
-        <w:rFonts w:ascii="Wingdings" w:hAnsi="Wingdings" w:hint="default"/>
+        <w:rFonts w:hint="default" w:ascii="Wingdings" w:hAnsi="Wingdings"/>
       </w:rPr>
     </w:lvl>
     <w:lvl w:ilvl="3" w:tplc="04090001" w:tentative="1">
@@ -2167,7 +2364,7 @@
         <w:ind w:left="2880" w:hanging="360"/>
       </w:pPr>
       <w:rPr>
-        <w:rFonts w:ascii="Symbol" w:hAnsi="Symbol" w:hint="default"/>
+        <w:rFonts w:hint="default" w:ascii="Symbol" w:hAnsi="Symbol"/>
       </w:rPr>
     </w:lvl>
     <w:lvl w:ilvl="4" w:tplc="04090003" w:tentative="1">
@@ -2179,7 +2376,7 @@
         <w:ind w:left="3600" w:hanging="360"/>
       </w:pPr>
       <w:rPr>
-        <w:rFonts w:ascii="Courier New" w:hAnsi="Courier New" w:cs="Courier New" w:hint="default"/>
+        <w:rFonts w:hint="default" w:ascii="Courier New" w:hAnsi="Courier New" w:cs="Courier New"/>
       </w:rPr>
     </w:lvl>
     <w:lvl w:ilvl="5" w:tplc="04090005" w:tentative="1">
@@ -2191,7 +2388,7 @@
         <w:ind w:left="4320" w:hanging="360"/>
       </w:pPr>
       <w:rPr>
-        <w:rFonts w:ascii="Wingdings" w:hAnsi="Wingdings" w:hint="default"/>
+        <w:rFonts w:hint="default" w:ascii="Wingdings" w:hAnsi="Wingdings"/>
       </w:rPr>
     </w:lvl>
     <w:lvl w:ilvl="6" w:tplc="04090001" w:tentative="1">
@@ -2203,7 +2400,7 @@
         <w:ind w:left="5040" w:hanging="360"/>
       </w:pPr>
       <w:rPr>
-        <w:rFonts w:ascii="Symbol" w:hAnsi="Symbol" w:hint="default"/>
+        <w:rFonts w:hint="default" w:ascii="Symbol" w:hAnsi="Symbol"/>
       </w:rPr>
     </w:lvl>
     <w:lvl w:ilvl="7" w:tplc="04090003" w:tentative="1">
@@ -2215,7 +2412,7 @@
         <w:ind w:left="5760" w:hanging="360"/>
       </w:pPr>
       <w:rPr>
-        <w:rFonts w:ascii="Courier New" w:hAnsi="Courier New" w:cs="Courier New" w:hint="default"/>
+        <w:rFonts w:hint="default" w:ascii="Courier New" w:hAnsi="Courier New" w:cs="Courier New"/>
       </w:rPr>
     </w:lvl>
     <w:lvl w:ilvl="8" w:tplc="04090005" w:tentative="1">
@@ -2227,7 +2424,7 @@
         <w:ind w:left="6480" w:hanging="360"/>
       </w:pPr>
       <w:rPr>
-        <w:rFonts w:ascii="Wingdings" w:hAnsi="Wingdings" w:hint="default"/>
+        <w:rFonts w:hint="default" w:ascii="Wingdings" w:hAnsi="Wingdings"/>
       </w:rPr>
     </w:lvl>
   </w:abstractNum>
@@ -2277,11 +2474,11 @@
 </file>
 
 <file path=word/styles.xml><?xml version="1.0" encoding="utf-8"?>
-<w:styles xmlns:mc="http://schemas.openxmlformats.org/markup-compatibility/2006" xmlns:r="http://schemas.openxmlformats.org/officeDocument/2006/relationships" xmlns:w="http://schemas.openxmlformats.org/wordprocessingml/2006/main" xmlns:w14="http://schemas.microsoft.com/office/word/2010/wordml" xmlns:w15="http://schemas.microsoft.com/office/word/2012/wordml" xmlns:w16cex="http://schemas.microsoft.com/office/word/2018/wordml/cex" xmlns:w16cid="http://schemas.microsoft.com/office/word/2016/wordml/cid" xmlns:w16="http://schemas.microsoft.com/office/word/2018/wordml" xmlns:w16du="http://schemas.microsoft.com/office/word/2023/wordml/word16du" xmlns:w16sdtdh="http://schemas.microsoft.com/office/word/2020/wordml/sdtdatahash" xmlns:w16sdtfl="http://schemas.microsoft.com/office/word/2024/wordml/sdtformatlock" xmlns:w16se="http://schemas.microsoft.com/office/word/2015/wordml/symex" mc:Ignorable="w14 w15 w16se w16cid w16 w16cex w16sdtdh w16sdtfl w16du">
+<w:styles xmlns:wp14="http://schemas.microsoft.com/office/word/2010/wordprocessingDrawing" xmlns:mc="http://schemas.openxmlformats.org/markup-compatibility/2006" xmlns:r="http://schemas.openxmlformats.org/officeDocument/2006/relationships" xmlns:w="http://schemas.openxmlformats.org/wordprocessingml/2006/main" xmlns:w14="http://schemas.microsoft.com/office/word/2010/wordml" xmlns:w15="http://schemas.microsoft.com/office/word/2012/wordml" xmlns:w16cex="http://schemas.microsoft.com/office/word/2018/wordml/cex" xmlns:w16cid="http://schemas.microsoft.com/office/word/2016/wordml/cid" xmlns:w16="http://schemas.microsoft.com/office/word/2018/wordml" xmlns:w16du="http://schemas.microsoft.com/office/word/2023/wordml/word16du" xmlns:w16sdtdh="http://schemas.microsoft.com/office/word/2020/wordml/sdtdatahash" xmlns:w16sdtfl="http://schemas.microsoft.com/office/word/2024/wordml/sdtformatlock" xmlns:w16se="http://schemas.microsoft.com/office/word/2015/wordml/symex" mc:Ignorable="w14 w15 w16se w16cid w16 w16cex w16sdtdh w16sdtfl w16du wp14">
   <w:docDefaults>
     <w:rPrDefault>
       <w:rPr>
-        <w:rFonts w:asciiTheme="minorHAnsi" w:eastAsiaTheme="minorEastAsia" w:hAnsiTheme="minorHAnsi" w:cstheme="minorBidi"/>
+        <w:rFonts w:asciiTheme="minorHAnsi" w:hAnsiTheme="minorHAnsi" w:eastAsiaTheme="minorEastAsia" w:cstheme="minorBidi"/>
         <w:lang w:val="en-US" w:eastAsia="en-US" w:bidi="ar-SA"/>
       </w:rPr>
     </w:rPrDefault>
@@ -2294,14 +2491,14 @@
   <w:latentStyles w:defLockedState="0" w:defUIPriority="99" w:defSemiHidden="0" w:defUnhideWhenUsed="0" w:defQFormat="0" w:count="376">
     <w:lsdException w:name="Normal" w:uiPriority="0" w:qFormat="1"/>
     <w:lsdException w:name="heading 1" w:uiPriority="9" w:qFormat="1"/>
-    <w:lsdException w:name="heading 2" w:semiHidden="1" w:uiPriority="9" w:unhideWhenUsed="1" w:qFormat="1"/>
-    <w:lsdException w:name="heading 3" w:semiHidden="1" w:uiPriority="9" w:unhideWhenUsed="1" w:qFormat="1"/>
-    <w:lsdException w:name="heading 4" w:semiHidden="1" w:uiPriority="9" w:unhideWhenUsed="1" w:qFormat="1"/>
-    <w:lsdException w:name="heading 5" w:semiHidden="1" w:uiPriority="9" w:unhideWhenUsed="1" w:qFormat="1"/>
-    <w:lsdException w:name="heading 6" w:semiHidden="1" w:uiPriority="9" w:unhideWhenUsed="1" w:qFormat="1"/>
-    <w:lsdException w:name="heading 7" w:semiHidden="1" w:uiPriority="9" w:unhideWhenUsed="1" w:qFormat="1"/>
-    <w:lsdException w:name="heading 8" w:semiHidden="1" w:uiPriority="9" w:unhideWhenUsed="1" w:qFormat="1"/>
-    <w:lsdException w:name="heading 9" w:semiHidden="1" w:uiPriority="9" w:unhideWhenUsed="1" w:qFormat="1"/>
+    <w:lsdException w:name="heading 2" w:uiPriority="9" w:semiHidden="1" w:unhideWhenUsed="1" w:qFormat="1"/>
+    <w:lsdException w:name="heading 3" w:uiPriority="9" w:semiHidden="1" w:unhideWhenUsed="1" w:qFormat="1"/>
+    <w:lsdException w:name="heading 4" w:uiPriority="9" w:semiHidden="1" w:unhideWhenUsed="1" w:qFormat="1"/>
+    <w:lsdException w:name="heading 5" w:uiPriority="9" w:semiHidden="1" w:unhideWhenUsed="1" w:qFormat="1"/>
+    <w:lsdException w:name="heading 6" w:uiPriority="9" w:semiHidden="1" w:unhideWhenUsed="1" w:qFormat="1"/>
+    <w:lsdException w:name="heading 7" w:uiPriority="9" w:semiHidden="1" w:unhideWhenUsed="1" w:qFormat="1"/>
+    <w:lsdException w:name="heading 8" w:uiPriority="9" w:semiHidden="1" w:unhideWhenUsed="1" w:qFormat="1"/>
+    <w:lsdException w:name="heading 9" w:uiPriority="9" w:semiHidden="1" w:unhideWhenUsed="1" w:qFormat="1"/>
     <w:lsdException w:name="index 1" w:semiHidden="1" w:unhideWhenUsed="1"/>
     <w:lsdException w:name="index 2" w:semiHidden="1" w:unhideWhenUsed="1"/>
     <w:lsdException w:name="index 3" w:semiHidden="1" w:unhideWhenUsed="1"/>
@@ -2311,22 +2508,22 @@
     <w:lsdException w:name="index 7" w:semiHidden="1" w:unhideWhenUsed="1"/>
     <w:lsdException w:name="index 8" w:semiHidden="1" w:unhideWhenUsed="1"/>
     <w:lsdException w:name="index 9" w:semiHidden="1" w:unhideWhenUsed="1"/>
-    <w:lsdException w:name="toc 1" w:semiHidden="1" w:uiPriority="39" w:unhideWhenUsed="1"/>
-    <w:lsdException w:name="toc 2" w:semiHidden="1" w:uiPriority="39" w:unhideWhenUsed="1"/>
-    <w:lsdException w:name="toc 3" w:semiHidden="1" w:uiPriority="39" w:unhideWhenUsed="1"/>
-    <w:lsdException w:name="toc 4" w:semiHidden="1" w:uiPriority="39" w:unhideWhenUsed="1"/>
-    <w:lsdException w:name="toc 5" w:semiHidden="1" w:uiPriority="39" w:unhideWhenUsed="1"/>
-    <w:lsdException w:name="toc 6" w:semiHidden="1" w:uiPriority="39" w:unhideWhenUsed="1"/>
-    <w:lsdException w:name="toc 7" w:semiHidden="1" w:uiPriority="39" w:unhideWhenUsed="1"/>
-    <w:lsdException w:name="toc 8" w:semiHidden="1" w:uiPriority="39" w:unhideWhenUsed="1"/>
-    <w:lsdException w:name="toc 9" w:semiHidden="1" w:uiPriority="39" w:unhideWhenUsed="1"/>
+    <w:lsdException w:name="toc 1" w:uiPriority="39" w:semiHidden="1" w:unhideWhenUsed="1"/>
+    <w:lsdException w:name="toc 2" w:uiPriority="39" w:semiHidden="1" w:unhideWhenUsed="1"/>
+    <w:lsdException w:name="toc 3" w:uiPriority="39" w:semiHidden="1" w:unhideWhenUsed="1"/>
+    <w:lsdException w:name="toc 4" w:uiPriority="39" w:semiHidden="1" w:unhideWhenUsed="1"/>
+    <w:lsdException w:name="toc 5" w:uiPriority="39" w:semiHidden="1" w:unhideWhenUsed="1"/>
+    <w:lsdException w:name="toc 6" w:uiPriority="39" w:semiHidden="1" w:unhideWhenUsed="1"/>
+    <w:lsdException w:name="toc 7" w:uiPriority="39" w:semiHidden="1" w:unhideWhenUsed="1"/>
+    <w:lsdException w:name="toc 8" w:uiPriority="39" w:semiHidden="1" w:unhideWhenUsed="1"/>
+    <w:lsdException w:name="toc 9" w:uiPriority="39" w:semiHidden="1" w:unhideWhenUsed="1"/>
     <w:lsdException w:name="Normal Indent" w:semiHidden="1" w:unhideWhenUsed="1"/>
     <w:lsdException w:name="footnote text" w:semiHidden="1" w:unhideWhenUsed="1"/>
     <w:lsdException w:name="annotation text" w:semiHidden="1" w:unhideWhenUsed="1"/>
     <w:lsdException w:name="header" w:semiHidden="1" w:unhideWhenUsed="1"/>
     <w:lsdException w:name="footer" w:semiHidden="1" w:unhideWhenUsed="1"/>
     <w:lsdException w:name="index heading" w:semiHidden="1" w:unhideWhenUsed="1"/>
-    <w:lsdException w:name="caption" w:semiHidden="1" w:uiPriority="35" w:unhideWhenUsed="1" w:qFormat="1"/>
+    <w:lsdException w:name="caption" w:uiPriority="35" w:semiHidden="1" w:unhideWhenUsed="1" w:qFormat="1"/>
     <w:lsdException w:name="table of figures" w:semiHidden="1" w:unhideWhenUsed="1"/>
     <w:lsdException w:name="envelope address" w:semiHidden="1" w:unhideWhenUsed="1"/>
     <w:lsdException w:name="envelope return" w:semiHidden="1" w:unhideWhenUsed="1"/>
@@ -2357,7 +2554,7 @@
     <w:lsdException w:name="Title" w:uiPriority="10" w:qFormat="1"/>
     <w:lsdException w:name="Closing" w:semiHidden="1" w:unhideWhenUsed="1"/>
     <w:lsdException w:name="Signature" w:semiHidden="1" w:unhideWhenUsed="1"/>
-    <w:lsdException w:name="Default Paragraph Font" w:semiHidden="1" w:uiPriority="1" w:unhideWhenUsed="1"/>
+    <w:lsdException w:name="Default Paragraph Font" w:uiPriority="1" w:semiHidden="1" w:unhideWhenUsed="1"/>
     <w:lsdException w:name="Body Text" w:semiHidden="1" w:unhideWhenUsed="1"/>
     <w:lsdException w:name="Body Text Indent" w:semiHidden="1" w:unhideWhenUsed="1"/>
     <w:lsdException w:name="List Continue" w:semiHidden="1" w:unhideWhenUsed="1"/>
@@ -2557,8 +2754,8 @@
     <w:lsdException w:name="Subtle Reference" w:uiPriority="31" w:qFormat="1"/>
     <w:lsdException w:name="Intense Reference" w:uiPriority="32" w:qFormat="1"/>
     <w:lsdException w:name="Book Title" w:uiPriority="33" w:qFormat="1"/>
-    <w:lsdException w:name="Bibliography" w:semiHidden="1" w:uiPriority="37" w:unhideWhenUsed="1"/>
-    <w:lsdException w:name="TOC Heading" w:semiHidden="1" w:uiPriority="39" w:unhideWhenUsed="1" w:qFormat="1"/>
+    <w:lsdException w:name="Bibliography" w:uiPriority="37" w:semiHidden="1" w:unhideWhenUsed="1"/>
+    <w:lsdException w:name="TOC Heading" w:uiPriority="39" w:semiHidden="1" w:unhideWhenUsed="1" w:qFormat="1"/>
     <w:lsdException w:name="Grid Table 4" w:uiPriority="49"/>
     <w:lsdException w:name="Grid Table 5 Dark" w:uiPriority="50"/>
     <w:lsdException w:name="Grid Table 6 Colorful" w:uiPriority="51"/>
@@ -2660,7 +2857,7 @@
     <w:lsdException w:name="Unresolved Mention" w:semiHidden="1" w:unhideWhenUsed="1"/>
     <w:lsdException w:name="Smart Link" w:semiHidden="1" w:unhideWhenUsed="1"/>
   </w:latentStyles>
-  <w:style w:type="paragraph" w:default="1" w:styleId="Normal">
+  <w:style w:type="paragraph" w:styleId="Normal" w:default="1">
     <w:name w:val="Normal"/>
     <w:qFormat/>
     <w:rsid w:val="00346200"/>
@@ -2675,10 +2872,10 @@
     <w:rsid w:val="00346200"/>
     <w:pPr>
       <w:pBdr>
-        <w:top w:val="single" w:sz="24" w:space="0" w:color="4F81BD" w:themeColor="accent1"/>
-        <w:left w:val="single" w:sz="24" w:space="0" w:color="4F81BD" w:themeColor="accent1"/>
-        <w:bottom w:val="single" w:sz="24" w:space="0" w:color="4F81BD" w:themeColor="accent1"/>
-        <w:right w:val="single" w:sz="24" w:space="0" w:color="4F81BD" w:themeColor="accent1"/>
+        <w:top w:val="single" w:color="4F81BD" w:themeColor="accent1" w:sz="24" w:space="0"/>
+        <w:left w:val="single" w:color="4F81BD" w:themeColor="accent1" w:sz="24" w:space="0"/>
+        <w:bottom w:val="single" w:color="4F81BD" w:themeColor="accent1" w:sz="24" w:space="0"/>
+        <w:right w:val="single" w:color="4F81BD" w:themeColor="accent1" w:sz="24" w:space="0"/>
       </w:pBdr>
       <w:shd w:val="clear" w:color="auto" w:fill="4F81BD" w:themeFill="accent1"/>
       <w:spacing w:after="0"/>
@@ -2703,10 +2900,10 @@
     <w:rsid w:val="00346200"/>
     <w:pPr>
       <w:pBdr>
-        <w:top w:val="single" w:sz="24" w:space="0" w:color="DBE5F1" w:themeColor="accent1" w:themeTint="33"/>
-        <w:left w:val="single" w:sz="24" w:space="0" w:color="DBE5F1" w:themeColor="accent1" w:themeTint="33"/>
-        <w:bottom w:val="single" w:sz="24" w:space="0" w:color="DBE5F1" w:themeColor="accent1" w:themeTint="33"/>
-        <w:right w:val="single" w:sz="24" w:space="0" w:color="DBE5F1" w:themeColor="accent1" w:themeTint="33"/>
+        <w:top w:val="single" w:color="DBE5F1" w:themeColor="accent1" w:themeTint="33" w:sz="24" w:space="0"/>
+        <w:left w:val="single" w:color="DBE5F1" w:themeColor="accent1" w:themeTint="33" w:sz="24" w:space="0"/>
+        <w:bottom w:val="single" w:color="DBE5F1" w:themeColor="accent1" w:themeTint="33" w:sz="24" w:space="0"/>
+        <w:right w:val="single" w:color="DBE5F1" w:themeColor="accent1" w:themeTint="33" w:sz="24" w:space="0"/>
       </w:pBdr>
       <w:shd w:val="clear" w:color="auto" w:fill="DBE5F1" w:themeFill="accent1" w:themeFillTint="33"/>
       <w:spacing w:after="0"/>
@@ -2728,7 +2925,7 @@
     <w:rsid w:val="00346200"/>
     <w:pPr>
       <w:pBdr>
-        <w:top w:val="single" w:sz="6" w:space="2" w:color="4F81BD" w:themeColor="accent1"/>
+        <w:top w:val="single" w:color="4F81BD" w:themeColor="accent1" w:sz="6" w:space="2"/>
       </w:pBdr>
       <w:spacing w:before="300" w:after="0"/>
       <w:outlineLvl w:val="2"/>
@@ -2751,7 +2948,7 @@
     <w:rsid w:val="00346200"/>
     <w:pPr>
       <w:pBdr>
-        <w:top w:val="dotted" w:sz="6" w:space="2" w:color="4F81BD" w:themeColor="accent1"/>
+        <w:top w:val="dotted" w:color="4F81BD" w:themeColor="accent1" w:sz="6" w:space="2"/>
       </w:pBdr>
       <w:spacing w:before="200" w:after="0"/>
       <w:outlineLvl w:val="3"/>
@@ -2774,7 +2971,7 @@
     <w:rsid w:val="00346200"/>
     <w:pPr>
       <w:pBdr>
-        <w:bottom w:val="single" w:sz="6" w:space="1" w:color="4F81BD" w:themeColor="accent1"/>
+        <w:bottom w:val="single" w:color="4F81BD" w:themeColor="accent1" w:sz="6" w:space="1"/>
       </w:pBdr>
       <w:spacing w:before="200" w:after="0"/>
       <w:outlineLvl w:val="4"/>
@@ -2797,7 +2994,7 @@
     <w:rsid w:val="00346200"/>
     <w:pPr>
       <w:pBdr>
-        <w:bottom w:val="dotted" w:sz="6" w:space="1" w:color="4F81BD" w:themeColor="accent1"/>
+        <w:bottom w:val="dotted" w:color="4F81BD" w:themeColor="accent1" w:sz="6" w:space="1"/>
       </w:pBdr>
       <w:spacing w:before="200" w:after="0"/>
       <w:outlineLvl w:val="5"/>
@@ -2872,12 +3069,13 @@
       <w:szCs w:val="18"/>
     </w:rPr>
   </w:style>
-  <w:style w:type="character" w:default="1" w:styleId="DefaultParagraphFont">
+  <w:style w:type="character" w:styleId="DefaultParagraphFont" w:default="1">
     <w:name w:val="Default Paragraph Font"/>
     <w:uiPriority w:val="1"/>
+    <w:semiHidden/>
     <w:unhideWhenUsed/>
   </w:style>
-  <w:style w:type="table" w:default="1" w:styleId="TableNormal">
+  <w:style w:type="table" w:styleId="TableNormal" w:default="1">
     <w:name w:val="Normal Table"/>
     <w:uiPriority w:val="99"/>
     <w:semiHidden/>
@@ -2892,7 +3090,7 @@
       </w:tblCellMar>
     </w:tblPr>
   </w:style>
-  <w:style w:type="numbering" w:default="1" w:styleId="NoList">
+  <w:style w:type="numbering" w:styleId="NoList" w:default="1">
     <w:name w:val="No List"/>
     <w:uiPriority w:val="99"/>
     <w:semiHidden/>
@@ -2913,7 +3111,7 @@
       <w:spacing w:after="0" w:line="240" w:lineRule="auto"/>
     </w:pPr>
   </w:style>
-  <w:style w:type="character" w:customStyle="1" w:styleId="HeaderChar">
+  <w:style w:type="character" w:styleId="HeaderChar" w:customStyle="1">
     <w:name w:val="Header Char"/>
     <w:basedOn w:val="DefaultParagraphFont"/>
     <w:link w:val="Header"/>
@@ -2935,7 +3133,7 @@
       <w:spacing w:after="0" w:line="240" w:lineRule="auto"/>
     </w:pPr>
   </w:style>
-  <w:style w:type="character" w:customStyle="1" w:styleId="FooterChar">
+  <w:style w:type="character" w:styleId="FooterChar" w:customStyle="1">
     <w:name w:val="Footer Char"/>
     <w:basedOn w:val="DefaultParagraphFont"/>
     <w:link w:val="Footer"/>
@@ -2951,7 +3149,7 @@
       <w:spacing w:after="0" w:line="240" w:lineRule="auto"/>
     </w:pPr>
   </w:style>
-  <w:style w:type="character" w:customStyle="1" w:styleId="Heading1Char">
+  <w:style w:type="character" w:styleId="Heading1Char" w:customStyle="1">
     <w:name w:val="Heading 1 Char"/>
     <w:basedOn w:val="DefaultParagraphFont"/>
     <w:link w:val="Heading1"/>
@@ -2966,7 +3164,7 @@
       <w:shd w:val="clear" w:color="auto" w:fill="4F81BD" w:themeFill="accent1"/>
     </w:rPr>
   </w:style>
-  <w:style w:type="character" w:customStyle="1" w:styleId="Heading2Char">
+  <w:style w:type="character" w:styleId="Heading2Char" w:customStyle="1">
     <w:name w:val="Heading 2 Char"/>
     <w:basedOn w:val="DefaultParagraphFont"/>
     <w:link w:val="Heading2"/>
@@ -2978,7 +3176,7 @@
       <w:shd w:val="clear" w:color="auto" w:fill="DBE5F1" w:themeFill="accent1" w:themeFillTint="33"/>
     </w:rPr>
   </w:style>
-  <w:style w:type="character" w:customStyle="1" w:styleId="Heading3Char">
+  <w:style w:type="character" w:styleId="Heading3Char" w:customStyle="1">
     <w:name w:val="Heading 3 Char"/>
     <w:basedOn w:val="DefaultParagraphFont"/>
     <w:link w:val="Heading3"/>
@@ -3002,7 +3200,7 @@
       <w:spacing w:before="0" w:after="0"/>
     </w:pPr>
     <w:rPr>
-      <w:rFonts w:asciiTheme="majorHAnsi" w:eastAsiaTheme="majorEastAsia" w:hAnsiTheme="majorHAnsi" w:cstheme="majorBidi"/>
+      <w:rFonts w:asciiTheme="majorHAnsi" w:hAnsiTheme="majorHAnsi" w:eastAsiaTheme="majorEastAsia" w:cstheme="majorBidi"/>
       <w:caps/>
       <w:color w:val="4F81BD" w:themeColor="accent1"/>
       <w:spacing w:val="10"/>
@@ -3010,14 +3208,14 @@
       <w:szCs w:val="52"/>
     </w:rPr>
   </w:style>
-  <w:style w:type="character" w:customStyle="1" w:styleId="TitleChar">
+  <w:style w:type="character" w:styleId="TitleChar" w:customStyle="1">
     <w:name w:val="Title Char"/>
     <w:basedOn w:val="DefaultParagraphFont"/>
     <w:link w:val="Title"/>
     <w:uiPriority w:val="10"/>
     <w:rsid w:val="00346200"/>
     <w:rPr>
-      <w:rFonts w:asciiTheme="majorHAnsi" w:eastAsiaTheme="majorEastAsia" w:hAnsiTheme="majorHAnsi" w:cstheme="majorBidi"/>
+      <w:rFonts w:asciiTheme="majorHAnsi" w:hAnsiTheme="majorHAnsi" w:eastAsiaTheme="majorEastAsia" w:cstheme="majorBidi"/>
       <w:caps/>
       <w:color w:val="4F81BD" w:themeColor="accent1"/>
       <w:spacing w:val="10"/>
@@ -3044,7 +3242,7 @@
       <w:szCs w:val="21"/>
     </w:rPr>
   </w:style>
-  <w:style w:type="character" w:customStyle="1" w:styleId="SubtitleChar">
+  <w:style w:type="character" w:styleId="SubtitleChar" w:customStyle="1">
     <w:name w:val="Subtitle Char"/>
     <w:basedOn w:val="DefaultParagraphFont"/>
     <w:link w:val="Subtitle"/>
@@ -3080,7 +3278,7 @@
       <w:spacing w:after="120"/>
     </w:pPr>
   </w:style>
-  <w:style w:type="character" w:customStyle="1" w:styleId="BodyTextChar">
+  <w:style w:type="character" w:styleId="BodyTextChar" w:customStyle="1">
     <w:name w:val="Body Text Char"/>
     <w:basedOn w:val="DefaultParagraphFont"/>
     <w:link w:val="BodyText"/>
@@ -3098,7 +3296,7 @@
       <w:spacing w:after="120" w:line="480" w:lineRule="auto"/>
     </w:pPr>
   </w:style>
-  <w:style w:type="character" w:customStyle="1" w:styleId="BodyText2Char">
+  <w:style w:type="character" w:styleId="BodyText2Char" w:customStyle="1">
     <w:name w:val="Body Text 2 Char"/>
     <w:basedOn w:val="DefaultParagraphFont"/>
     <w:link w:val="BodyText2"/>
@@ -3120,7 +3318,7 @@
       <w:szCs w:val="16"/>
     </w:rPr>
   </w:style>
-  <w:style w:type="character" w:customStyle="1" w:styleId="BodyText3Char">
+  <w:style w:type="character" w:styleId="BodyText3Char" w:customStyle="1">
     <w:name w:val="Body Text 3 Char"/>
     <w:basedOn w:val="DefaultParagraphFont"/>
     <w:link w:val="BodyText3"/>
@@ -3299,7 +3497,7 @@
       <w:rFonts w:ascii="Courier" w:hAnsi="Courier"/>
     </w:rPr>
   </w:style>
-  <w:style w:type="character" w:customStyle="1" w:styleId="MacroTextChar">
+  <w:style w:type="character" w:styleId="MacroTextChar" w:customStyle="1">
     <w:name w:val="Macro Text Char"/>
     <w:basedOn w:val="DefaultParagraphFont"/>
     <w:link w:val="MacroText"/>
@@ -3326,7 +3524,7 @@
       <w:szCs w:val="24"/>
     </w:rPr>
   </w:style>
-  <w:style w:type="character" w:customStyle="1" w:styleId="QuoteChar">
+  <w:style w:type="character" w:styleId="QuoteChar" w:customStyle="1">
     <w:name w:val="Quote Char"/>
     <w:basedOn w:val="DefaultParagraphFont"/>
     <w:link w:val="Quote"/>
@@ -3339,7 +3537,7 @@
       <w:szCs w:val="24"/>
     </w:rPr>
   </w:style>
-  <w:style w:type="character" w:customStyle="1" w:styleId="Heading4Char">
+  <w:style w:type="character" w:styleId="Heading4Char" w:customStyle="1">
     <w:name w:val="Heading 4 Char"/>
     <w:basedOn w:val="DefaultParagraphFont"/>
     <w:link w:val="Heading4"/>
@@ -3352,7 +3550,7 @@
       <w:spacing w:val="10"/>
     </w:rPr>
   </w:style>
-  <w:style w:type="character" w:customStyle="1" w:styleId="Heading5Char">
+  <w:style w:type="character" w:styleId="Heading5Char" w:customStyle="1">
     <w:name w:val="Heading 5 Char"/>
     <w:basedOn w:val="DefaultParagraphFont"/>
     <w:link w:val="Heading5"/>
@@ -3365,7 +3563,7 @@
       <w:spacing w:val="10"/>
     </w:rPr>
   </w:style>
-  <w:style w:type="character" w:customStyle="1" w:styleId="Heading6Char">
+  <w:style w:type="character" w:styleId="Heading6Char" w:customStyle="1">
     <w:name w:val="Heading 6 Char"/>
     <w:basedOn w:val="DefaultParagraphFont"/>
     <w:link w:val="Heading6"/>
@@ -3378,7 +3576,7 @@
       <w:spacing w:val="10"/>
     </w:rPr>
   </w:style>
-  <w:style w:type="character" w:customStyle="1" w:styleId="Heading7Char">
+  <w:style w:type="character" w:styleId="Heading7Char" w:customStyle="1">
     <w:name w:val="Heading 7 Char"/>
     <w:basedOn w:val="DefaultParagraphFont"/>
     <w:link w:val="Heading7"/>
@@ -3391,7 +3589,7 @@
       <w:spacing w:val="10"/>
     </w:rPr>
   </w:style>
-  <w:style w:type="character" w:customStyle="1" w:styleId="Heading8Char">
+  <w:style w:type="character" w:styleId="Heading8Char" w:customStyle="1">
     <w:name w:val="Heading 8 Char"/>
     <w:basedOn w:val="DefaultParagraphFont"/>
     <w:link w:val="Heading8"/>
@@ -3405,7 +3603,7 @@
       <w:szCs w:val="18"/>
     </w:rPr>
   </w:style>
-  <w:style w:type="character" w:customStyle="1" w:styleId="Heading9Char">
+  <w:style w:type="character" w:styleId="Heading9Char" w:customStyle="1">
     <w:name w:val="Heading 9 Char"/>
     <w:basedOn w:val="DefaultParagraphFont"/>
     <w:link w:val="Heading9"/>
@@ -3478,7 +3676,7 @@
       <w:szCs w:val="24"/>
     </w:rPr>
   </w:style>
-  <w:style w:type="character" w:customStyle="1" w:styleId="IntenseQuoteChar">
+  <w:style w:type="character" w:styleId="IntenseQuoteChar" w:customStyle="1">
     <w:name w:val="Intense Quote Char"/>
     <w:basedOn w:val="DefaultParagraphFont"/>
     <w:link w:val="IntenseQuote"/>
@@ -3575,12 +3773,12 @@
     </w:pPr>
     <w:tblPr>
       <w:tblBorders>
-        <w:top w:val="single" w:sz="4" w:space="0" w:color="auto"/>
-        <w:left w:val="single" w:sz="4" w:space="0" w:color="auto"/>
-        <w:bottom w:val="single" w:sz="4" w:space="0" w:color="auto"/>
-        <w:right w:val="single" w:sz="4" w:space="0" w:color="auto"/>
-        <w:insideH w:val="single" w:sz="4" w:space="0" w:color="auto"/>
-        <w:insideV w:val="single" w:sz="4" w:space="0" w:color="auto"/>
+        <w:top w:val="single" w:color="auto" w:sz="4" w:space="0"/>
+        <w:left w:val="single" w:color="auto" w:sz="4" w:space="0"/>
+        <w:bottom w:val="single" w:color="auto" w:sz="4" w:space="0"/>
+        <w:right w:val="single" w:color="auto" w:sz="4" w:space="0"/>
+        <w:insideH w:val="single" w:color="auto" w:sz="4" w:space="0"/>
+        <w:insideV w:val="single" w:color="auto" w:sz="4" w:space="0"/>
       </w:tblBorders>
     </w:tblPr>
   </w:style>
@@ -3599,8 +3797,8 @@
       <w:tblStyleRowBandSize w:val="1"/>
       <w:tblStyleColBandSize w:val="1"/>
       <w:tblBorders>
-        <w:top w:val="single" w:sz="8" w:space="0" w:color="000000" w:themeColor="text1"/>
-        <w:bottom w:val="single" w:sz="8" w:space="0" w:color="000000" w:themeColor="text1"/>
+        <w:top w:val="single" w:color="000000" w:themeColor="text1" w:sz="8" w:space="0"/>
+        <w:bottom w:val="single" w:color="000000" w:themeColor="text1" w:sz="8" w:space="0"/>
       </w:tblBorders>
     </w:tblPr>
     <w:tblStylePr w:type="firstRow">
@@ -3614,9 +3812,9 @@
       <w:tblPr/>
       <w:tcPr>
         <w:tcBorders>
-          <w:top w:val="single" w:sz="8" w:space="0" w:color="000000" w:themeColor="text1"/>
-          <w:left w:val="nil"/>
-          <w:bottom w:val="single" w:sz="8" w:space="0" w:color="000000" w:themeColor="text1"/>
+          <w:top w:val="single" w:color="000000" w:themeColor="text1" w:sz="8" w:space="0"/>
+          <w:left w:val="nil"/>
+          <w:bottom w:val="single" w:color="000000" w:themeColor="text1" w:sz="8" w:space="0"/>
           <w:right w:val="nil"/>
           <w:insideH w:val="nil"/>
           <w:insideV w:val="nil"/>
@@ -3634,9 +3832,9 @@
       <w:tblPr/>
       <w:tcPr>
         <w:tcBorders>
-          <w:top w:val="single" w:sz="8" w:space="0" w:color="000000" w:themeColor="text1"/>
-          <w:left w:val="nil"/>
-          <w:bottom w:val="single" w:sz="8" w:space="0" w:color="000000" w:themeColor="text1"/>
+          <w:top w:val="single" w:color="000000" w:themeColor="text1" w:sz="8" w:space="0"/>
+          <w:left w:val="nil"/>
+          <w:bottom w:val="single" w:color="000000" w:themeColor="text1" w:sz="8" w:space="0"/>
           <w:right w:val="nil"/>
           <w:insideH w:val="nil"/>
           <w:insideV w:val="nil"/>
@@ -3695,8 +3893,8 @@
       <w:tblStyleRowBandSize w:val="1"/>
       <w:tblStyleColBandSize w:val="1"/>
       <w:tblBorders>
-        <w:top w:val="single" w:sz="8" w:space="0" w:color="4F81BD" w:themeColor="accent1"/>
-        <w:bottom w:val="single" w:sz="8" w:space="0" w:color="4F81BD" w:themeColor="accent1"/>
+        <w:top w:val="single" w:color="4F81BD" w:themeColor="accent1" w:sz="8" w:space="0"/>
+        <w:bottom w:val="single" w:color="4F81BD" w:themeColor="accent1" w:sz="8" w:space="0"/>
       </w:tblBorders>
     </w:tblPr>
     <w:tblStylePr w:type="firstRow">
@@ -3710,9 +3908,9 @@
       <w:tblPr/>
       <w:tcPr>
         <w:tcBorders>
-          <w:top w:val="single" w:sz="8" w:space="0" w:color="4F81BD" w:themeColor="accent1"/>
-          <w:left w:val="nil"/>
-          <w:bottom w:val="single" w:sz="8" w:space="0" w:color="4F81BD" w:themeColor="accent1"/>
+          <w:top w:val="single" w:color="4F81BD" w:themeColor="accent1" w:sz="8" w:space="0"/>
+          <w:left w:val="nil"/>
+          <w:bottom w:val="single" w:color="4F81BD" w:themeColor="accent1" w:sz="8" w:space="0"/>
           <w:right w:val="nil"/>
           <w:insideH w:val="nil"/>
           <w:insideV w:val="nil"/>
@@ -3730,9 +3928,9 @@
       <w:tblPr/>
       <w:tcPr>
         <w:tcBorders>
-          <w:top w:val="single" w:sz="8" w:space="0" w:color="4F81BD" w:themeColor="accent1"/>
-          <w:left w:val="nil"/>
-          <w:bottom w:val="single" w:sz="8" w:space="0" w:color="4F81BD" w:themeColor="accent1"/>
+          <w:top w:val="single" w:color="4F81BD" w:themeColor="accent1" w:sz="8" w:space="0"/>
+          <w:left w:val="nil"/>
+          <w:bottom w:val="single" w:color="4F81BD" w:themeColor="accent1" w:sz="8" w:space="0"/>
           <w:right w:val="nil"/>
           <w:insideH w:val="nil"/>
           <w:insideV w:val="nil"/>
@@ -3791,8 +3989,8 @@
       <w:tblStyleRowBandSize w:val="1"/>
       <w:tblStyleColBandSize w:val="1"/>
       <w:tblBorders>
-        <w:top w:val="single" w:sz="8" w:space="0" w:color="C0504D" w:themeColor="accent2"/>
-        <w:bottom w:val="single" w:sz="8" w:space="0" w:color="C0504D" w:themeColor="accent2"/>
+        <w:top w:val="single" w:color="C0504D" w:themeColor="accent2" w:sz="8" w:space="0"/>
+        <w:bottom w:val="single" w:color="C0504D" w:themeColor="accent2" w:sz="8" w:space="0"/>
       </w:tblBorders>
     </w:tblPr>
     <w:tblStylePr w:type="firstRow">
@@ -3806,9 +4004,9 @@
       <w:tblPr/>
       <w:tcPr>
         <w:tcBorders>
-          <w:top w:val="single" w:sz="8" w:space="0" w:color="C0504D" w:themeColor="accent2"/>
-          <w:left w:val="nil"/>
-          <w:bottom w:val="single" w:sz="8" w:space="0" w:color="C0504D" w:themeColor="accent2"/>
+          <w:top w:val="single" w:color="C0504D" w:themeColor="accent2" w:sz="8" w:space="0"/>
+          <w:left w:val="nil"/>
+          <w:bottom w:val="single" w:color="C0504D" w:themeColor="accent2" w:sz="8" w:space="0"/>
           <w:right w:val="nil"/>
           <w:insideH w:val="nil"/>
           <w:insideV w:val="nil"/>
@@ -3826,9 +4024,9 @@
       <w:tblPr/>
       <w:tcPr>
         <w:tcBorders>
-          <w:top w:val="single" w:sz="8" w:space="0" w:color="C0504D" w:themeColor="accent2"/>
-          <w:left w:val="nil"/>
-          <w:bottom w:val="single" w:sz="8" w:space="0" w:color="C0504D" w:themeColor="accent2"/>
+          <w:top w:val="single" w:color="C0504D" w:themeColor="accent2" w:sz="8" w:space="0"/>
+          <w:left w:val="nil"/>
+          <w:bottom w:val="single" w:color="C0504D" w:themeColor="accent2" w:sz="8" w:space="0"/>
           <w:right w:val="nil"/>
           <w:insideH w:val="nil"/>
           <w:insideV w:val="nil"/>
@@ -3887,8 +4085,8 @@
       <w:tblStyleRowBandSize w:val="1"/>
       <w:tblStyleColBandSize w:val="1"/>
       <w:tblBorders>
-        <w:top w:val="single" w:sz="8" w:space="0" w:color="9BBB59" w:themeColor="accent3"/>
-        <w:bottom w:val="single" w:sz="8" w:space="0" w:color="9BBB59" w:themeColor="accent3"/>
+        <w:top w:val="single" w:color="9BBB59" w:themeColor="accent3" w:sz="8" w:space="0"/>
+        <w:bottom w:val="single" w:color="9BBB59" w:themeColor="accent3" w:sz="8" w:space="0"/>
       </w:tblBorders>
     </w:tblPr>
     <w:tblStylePr w:type="firstRow">
@@ -3902,9 +4100,9 @@
       <w:tblPr/>
       <w:tcPr>
         <w:tcBorders>
-          <w:top w:val="single" w:sz="8" w:space="0" w:color="9BBB59" w:themeColor="accent3"/>
-          <w:left w:val="nil"/>
-          <w:bottom w:val="single" w:sz="8" w:space="0" w:color="9BBB59" w:themeColor="accent3"/>
+          <w:top w:val="single" w:color="9BBB59" w:themeColor="accent3" w:sz="8" w:space="0"/>
+          <w:left w:val="nil"/>
+          <w:bottom w:val="single" w:color="9BBB59" w:themeColor="accent3" w:sz="8" w:space="0"/>
           <w:right w:val="nil"/>
           <w:insideH w:val="nil"/>
           <w:insideV w:val="nil"/>
@@ -3922,9 +4120,9 @@
       <w:tblPr/>
       <w:tcPr>
         <w:tcBorders>
-          <w:top w:val="single" w:sz="8" w:space="0" w:color="9BBB59" w:themeColor="accent3"/>
-          <w:left w:val="nil"/>
-          <w:bottom w:val="single" w:sz="8" w:space="0" w:color="9BBB59" w:themeColor="accent3"/>
+          <w:top w:val="single" w:color="9BBB59" w:themeColor="accent3" w:sz="8" w:space="0"/>
+          <w:left w:val="nil"/>
+          <w:bottom w:val="single" w:color="9BBB59" w:themeColor="accent3" w:sz="8" w:space="0"/>
           <w:right w:val="nil"/>
           <w:insideH w:val="nil"/>
           <w:insideV w:val="nil"/>
@@ -3983,8 +4181,8 @@
       <w:tblStyleRowBandSize w:val="1"/>
       <w:tblStyleColBandSize w:val="1"/>
       <w:tblBorders>
-        <w:top w:val="single" w:sz="8" w:space="0" w:color="8064A2" w:themeColor="accent4"/>
-        <w:bottom w:val="single" w:sz="8" w:space="0" w:color="8064A2" w:themeColor="accent4"/>
+        <w:top w:val="single" w:color="8064A2" w:themeColor="accent4" w:sz="8" w:space="0"/>
+        <w:bottom w:val="single" w:color="8064A2" w:themeColor="accent4" w:sz="8" w:space="0"/>
       </w:tblBorders>
     </w:tblPr>
     <w:tblStylePr w:type="firstRow">
@@ -3998,9 +4196,9 @@
       <w:tblPr/>
       <w:tcPr>
         <w:tcBorders>
-          <w:top w:val="single" w:sz="8" w:space="0" w:color="8064A2" w:themeColor="accent4"/>
-          <w:left w:val="nil"/>
-          <w:bottom w:val="single" w:sz="8" w:space="0" w:color="8064A2" w:themeColor="accent4"/>
+          <w:top w:val="single" w:color="8064A2" w:themeColor="accent4" w:sz="8" w:space="0"/>
+          <w:left w:val="nil"/>
+          <w:bottom w:val="single" w:color="8064A2" w:themeColor="accent4" w:sz="8" w:space="0"/>
           <w:right w:val="nil"/>
           <w:insideH w:val="nil"/>
           <w:insideV w:val="nil"/>
@@ -4018,9 +4216,9 @@
       <w:tblPr/>
       <w:tcPr>
         <w:tcBorders>
-          <w:top w:val="single" w:sz="8" w:space="0" w:color="8064A2" w:themeColor="accent4"/>
-          <w:left w:val="nil"/>
-          <w:bottom w:val="single" w:sz="8" w:space="0" w:color="8064A2" w:themeColor="accent4"/>
+          <w:top w:val="single" w:color="8064A2" w:themeColor="accent4" w:sz="8" w:space="0"/>
+          <w:left w:val="nil"/>
+          <w:bottom w:val="single" w:color="8064A2" w:themeColor="accent4" w:sz="8" w:space="0"/>
           <w:right w:val="nil"/>
           <w:insideH w:val="nil"/>
           <w:insideV w:val="nil"/>
@@ -4079,8 +4277,8 @@
       <w:tblStyleRowBandSize w:val="1"/>
       <w:tblStyleColBandSize w:val="1"/>
       <w:tblBorders>
-        <w:top w:val="single" w:sz="8" w:space="0" w:color="4BACC6" w:themeColor="accent5"/>
-        <w:bottom w:val="single" w:sz="8" w:space="0" w:color="4BACC6" w:themeColor="accent5"/>
+        <w:top w:val="single" w:color="4BACC6" w:themeColor="accent5" w:sz="8" w:space="0"/>
+        <w:bottom w:val="single" w:color="4BACC6" w:themeColor="accent5" w:sz="8" w:space="0"/>
       </w:tblBorders>
     </w:tblPr>
     <w:tblStylePr w:type="firstRow">
@@ -4094,9 +4292,9 @@
       <w:tblPr/>
       <w:tcPr>
         <w:tcBorders>
-          <w:top w:val="single" w:sz="8" w:space="0" w:color="4BACC6" w:themeColor="accent5"/>
-          <w:left w:val="nil"/>
-          <w:bottom w:val="single" w:sz="8" w:space="0" w:color="4BACC6" w:themeColor="accent5"/>
+          <w:top w:val="single" w:color="4BACC6" w:themeColor="accent5" w:sz="8" w:space="0"/>
+          <w:left w:val="nil"/>
+          <w:bottom w:val="single" w:color="4BACC6" w:themeColor="accent5" w:sz="8" w:space="0"/>
           <w:right w:val="nil"/>
           <w:insideH w:val="nil"/>
           <w:insideV w:val="nil"/>
@@ -4114,9 +4312,9 @@
       <w:tblPr/>
       <w:tcPr>
         <w:tcBorders>
-          <w:top w:val="single" w:sz="8" w:space="0" w:color="4BACC6" w:themeColor="accent5"/>
-          <w:left w:val="nil"/>
-          <w:bottom w:val="single" w:sz="8" w:space="0" w:color="4BACC6" w:themeColor="accent5"/>
+          <w:top w:val="single" w:color="4BACC6" w:themeColor="accent5" w:sz="8" w:space="0"/>
+          <w:left w:val="nil"/>
+          <w:bottom w:val="single" w:color="4BACC6" w:themeColor="accent5" w:sz="8" w:space="0"/>
           <w:right w:val="nil"/>
           <w:insideH w:val="nil"/>
           <w:insideV w:val="nil"/>
@@ -4175,8 +4373,8 @@
       <w:tblStyleRowBandSize w:val="1"/>
       <w:tblStyleColBandSize w:val="1"/>
       <w:tblBorders>
-        <w:top w:val="single" w:sz="8" w:space="0" w:color="F79646" w:themeColor="accent6"/>
-        <w:bottom w:val="single" w:sz="8" w:space="0" w:color="F79646" w:themeColor="accent6"/>
+        <w:top w:val="single" w:color="F79646" w:themeColor="accent6" w:sz="8" w:space="0"/>
+        <w:bottom w:val="single" w:color="F79646" w:themeColor="accent6" w:sz="8" w:space="0"/>
       </w:tblBorders>
     </w:tblPr>
     <w:tblStylePr w:type="firstRow">
@@ -4190,9 +4388,9 @@
       <w:tblPr/>
       <w:tcPr>
         <w:tcBorders>
-          <w:top w:val="single" w:sz="8" w:space="0" w:color="F79646" w:themeColor="accent6"/>
-          <w:left w:val="nil"/>
-          <w:bottom w:val="single" w:sz="8" w:space="0" w:color="F79646" w:themeColor="accent6"/>
+          <w:top w:val="single" w:color="F79646" w:themeColor="accent6" w:sz="8" w:space="0"/>
+          <w:left w:val="nil"/>
+          <w:bottom w:val="single" w:color="F79646" w:themeColor="accent6" w:sz="8" w:space="0"/>
           <w:right w:val="nil"/>
           <w:insideH w:val="nil"/>
           <w:insideV w:val="nil"/>
@@ -4210,9 +4408,9 @@
       <w:tblPr/>
       <w:tcPr>
         <w:tcBorders>
-          <w:top w:val="single" w:sz="8" w:space="0" w:color="F79646" w:themeColor="accent6"/>
-          <w:left w:val="nil"/>
-          <w:bottom w:val="single" w:sz="8" w:space="0" w:color="F79646" w:themeColor="accent6"/>
+          <w:top w:val="single" w:color="F79646" w:themeColor="accent6" w:sz="8" w:space="0"/>
+          <w:left w:val="nil"/>
+          <w:bottom w:val="single" w:color="F79646" w:themeColor="accent6" w:sz="8" w:space="0"/>
           <w:right w:val="nil"/>
           <w:insideH w:val="nil"/>
           <w:insideV w:val="nil"/>
@@ -4268,10 +4466,10 @@
       <w:tblStyleRowBandSize w:val="1"/>
       <w:tblStyleColBandSize w:val="1"/>
       <w:tblBorders>
-        <w:top w:val="single" w:sz="8" w:space="0" w:color="000000" w:themeColor="text1"/>
-        <w:left w:val="single" w:sz="8" w:space="0" w:color="000000" w:themeColor="text1"/>
-        <w:bottom w:val="single" w:sz="8" w:space="0" w:color="000000" w:themeColor="text1"/>
-        <w:right w:val="single" w:sz="8" w:space="0" w:color="000000" w:themeColor="text1"/>
+        <w:top w:val="single" w:color="000000" w:themeColor="text1" w:sz="8" w:space="0"/>
+        <w:left w:val="single" w:color="000000" w:themeColor="text1" w:sz="8" w:space="0"/>
+        <w:bottom w:val="single" w:color="000000" w:themeColor="text1" w:sz="8" w:space="0"/>
+        <w:right w:val="single" w:color="000000" w:themeColor="text1" w:sz="8" w:space="0"/>
       </w:tblBorders>
     </w:tblPr>
     <w:tblStylePr w:type="firstRow">
@@ -4299,10 +4497,10 @@
       <w:tblPr/>
       <w:tcPr>
         <w:tcBorders>
-          <w:top w:val="double" w:sz="6" w:space="0" w:color="000000" w:themeColor="text1"/>
-          <w:left w:val="single" w:sz="8" w:space="0" w:color="000000" w:themeColor="text1"/>
-          <w:bottom w:val="single" w:sz="8" w:space="0" w:color="000000" w:themeColor="text1"/>
-          <w:right w:val="single" w:sz="8" w:space="0" w:color="000000" w:themeColor="text1"/>
+          <w:top w:val="double" w:color="000000" w:themeColor="text1" w:sz="6" w:space="0"/>
+          <w:left w:val="single" w:color="000000" w:themeColor="text1" w:sz="8" w:space="0"/>
+          <w:bottom w:val="single" w:color="000000" w:themeColor="text1" w:sz="8" w:space="0"/>
+          <w:right w:val="single" w:color="000000" w:themeColor="text1" w:sz="8" w:space="0"/>
         </w:tcBorders>
       </w:tcPr>
     </w:tblStylePr>
@@ -4322,10 +4520,10 @@
       <w:tblPr/>
       <w:tcPr>
         <w:tcBorders>
-          <w:top w:val="single" w:sz="8" w:space="0" w:color="000000" w:themeColor="text1"/>
-          <w:left w:val="single" w:sz="8" w:space="0" w:color="000000" w:themeColor="text1"/>
-          <w:bottom w:val="single" w:sz="8" w:space="0" w:color="000000" w:themeColor="text1"/>
-          <w:right w:val="single" w:sz="8" w:space="0" w:color="000000" w:themeColor="text1"/>
+          <w:top w:val="single" w:color="000000" w:themeColor="text1" w:sz="8" w:space="0"/>
+          <w:left w:val="single" w:color="000000" w:themeColor="text1" w:sz="8" w:space="0"/>
+          <w:bottom w:val="single" w:color="000000" w:themeColor="text1" w:sz="8" w:space="0"/>
+          <w:right w:val="single" w:color="000000" w:themeColor="text1" w:sz="8" w:space="0"/>
         </w:tcBorders>
       </w:tcPr>
     </w:tblStylePr>
@@ -4333,10 +4531,10 @@
       <w:tblPr/>
       <w:tcPr>
         <w:tcBorders>
-          <w:top w:val="single" w:sz="8" w:space="0" w:color="000000" w:themeColor="text1"/>
-          <w:left w:val="single" w:sz="8" w:space="0" w:color="000000" w:themeColor="text1"/>
-          <w:bottom w:val="single" w:sz="8" w:space="0" w:color="000000" w:themeColor="text1"/>
-          <w:right w:val="single" w:sz="8" w:space="0" w:color="000000" w:themeColor="text1"/>
+          <w:top w:val="single" w:color="000000" w:themeColor="text1" w:sz="8" w:space="0"/>
+          <w:left w:val="single" w:color="000000" w:themeColor="text1" w:sz="8" w:space="0"/>
+          <w:bottom w:val="single" w:color="000000" w:themeColor="text1" w:sz="8" w:space="0"/>
+          <w:right w:val="single" w:color="000000" w:themeColor="text1" w:sz="8" w:space="0"/>
         </w:tcBorders>
       </w:tcPr>
     </w:tblStylePr>
@@ -4353,10 +4551,10 @@
       <w:tblStyleRowBandSize w:val="1"/>
       <w:tblStyleColBandSize w:val="1"/>
       <w:tblBorders>
-        <w:top w:val="single" w:sz="8" w:space="0" w:color="4F81BD" w:themeColor="accent1"/>
-        <w:left w:val="single" w:sz="8" w:space="0" w:color="4F81BD" w:themeColor="accent1"/>
-        <w:bottom w:val="single" w:sz="8" w:space="0" w:color="4F81BD" w:themeColor="accent1"/>
-        <w:right w:val="single" w:sz="8" w:space="0" w:color="4F81BD" w:themeColor="accent1"/>
+        <w:top w:val="single" w:color="4F81BD" w:themeColor="accent1" w:sz="8" w:space="0"/>
+        <w:left w:val="single" w:color="4F81BD" w:themeColor="accent1" w:sz="8" w:space="0"/>
+        <w:bottom w:val="single" w:color="4F81BD" w:themeColor="accent1" w:sz="8" w:space="0"/>
+        <w:right w:val="single" w:color="4F81BD" w:themeColor="accent1" w:sz="8" w:space="0"/>
       </w:tblBorders>
     </w:tblPr>
     <w:tblStylePr w:type="firstRow">
@@ -4384,10 +4582,10 @@
       <w:tblPr/>
       <w:tcPr>
         <w:tcBorders>
-          <w:top w:val="double" w:sz="6" w:space="0" w:color="4F81BD" w:themeColor="accent1"/>
-          <w:left w:val="single" w:sz="8" w:space="0" w:color="4F81BD" w:themeColor="accent1"/>
-          <w:bottom w:val="single" w:sz="8" w:space="0" w:color="4F81BD" w:themeColor="accent1"/>
-          <w:right w:val="single" w:sz="8" w:space="0" w:color="4F81BD" w:themeColor="accent1"/>
+          <w:top w:val="double" w:color="4F81BD" w:themeColor="accent1" w:sz="6" w:space="0"/>
+          <w:left w:val="single" w:color="4F81BD" w:themeColor="accent1" w:sz="8" w:space="0"/>
+          <w:bottom w:val="single" w:color="4F81BD" w:themeColor="accent1" w:sz="8" w:space="0"/>
+          <w:right w:val="single" w:color="4F81BD" w:themeColor="accent1" w:sz="8" w:space="0"/>
         </w:tcBorders>
       </w:tcPr>
     </w:tblStylePr>
@@ -4407,10 +4605,10 @@
       <w:tblPr/>
       <w:tcPr>
         <w:tcBorders>
-          <w:top w:val="single" w:sz="8" w:space="0" w:color="4F81BD" w:themeColor="accent1"/>
-          <w:left w:val="single" w:sz="8" w:space="0" w:color="4F81BD" w:themeColor="accent1"/>
-          <w:bottom w:val="single" w:sz="8" w:space="0" w:color="4F81BD" w:themeColor="accent1"/>
-          <w:right w:val="single" w:sz="8" w:space="0" w:color="4F81BD" w:themeColor="accent1"/>
+          <w:top w:val="single" w:color="4F81BD" w:themeColor="accent1" w:sz="8" w:space="0"/>
+          <w:left w:val="single" w:color="4F81BD" w:themeColor="accent1" w:sz="8" w:space="0"/>
+          <w:bottom w:val="single" w:color="4F81BD" w:themeColor="accent1" w:sz="8" w:space="0"/>
+          <w:right w:val="single" w:color="4F81BD" w:themeColor="accent1" w:sz="8" w:space="0"/>
         </w:tcBorders>
       </w:tcPr>
     </w:tblStylePr>
@@ -4418,10 +4616,10 @@
       <w:tblPr/>
       <w:tcPr>
         <w:tcBorders>
-          <w:top w:val="single" w:sz="8" w:space="0" w:color="4F81BD" w:themeColor="accent1"/>
-          <w:left w:val="single" w:sz="8" w:space="0" w:color="4F81BD" w:themeColor="accent1"/>
-          <w:bottom w:val="single" w:sz="8" w:space="0" w:color="4F81BD" w:themeColor="accent1"/>
-          <w:right w:val="single" w:sz="8" w:space="0" w:color="4F81BD" w:themeColor="accent1"/>
+          <w:top w:val="single" w:color="4F81BD" w:themeColor="accent1" w:sz="8" w:space="0"/>
+          <w:left w:val="single" w:color="4F81BD" w:themeColor="accent1" w:sz="8" w:space="0"/>
+          <w:bottom w:val="single" w:color="4F81BD" w:themeColor="accent1" w:sz="8" w:space="0"/>
+          <w:right w:val="single" w:color="4F81BD" w:themeColor="accent1" w:sz="8" w:space="0"/>
         </w:tcBorders>
       </w:tcPr>
     </w:tblStylePr>
@@ -4438,10 +4636,10 @@
       <w:tblStyleRowBandSize w:val="1"/>
       <w:tblStyleColBandSize w:val="1"/>
       <w:tblBorders>
-        <w:top w:val="single" w:sz="8" w:space="0" w:color="C0504D" w:themeColor="accent2"/>
-        <w:left w:val="single" w:sz="8" w:space="0" w:color="C0504D" w:themeColor="accent2"/>
-        <w:bottom w:val="single" w:sz="8" w:space="0" w:color="C0504D" w:themeColor="accent2"/>
-        <w:right w:val="single" w:sz="8" w:space="0" w:color="C0504D" w:themeColor="accent2"/>
+        <w:top w:val="single" w:color="C0504D" w:themeColor="accent2" w:sz="8" w:space="0"/>
+        <w:left w:val="single" w:color="C0504D" w:themeColor="accent2" w:sz="8" w:space="0"/>
+        <w:bottom w:val="single" w:color="C0504D" w:themeColor="accent2" w:sz="8" w:space="0"/>
+        <w:right w:val="single" w:color="C0504D" w:themeColor="accent2" w:sz="8" w:space="0"/>
       </w:tblBorders>
     </w:tblPr>
     <w:tblStylePr w:type="firstRow">
@@ -4469,10 +4667,10 @@
       <w:tblPr/>
       <w:tcPr>
         <w:tcBorders>
-          <w:top w:val="double" w:sz="6" w:space="0" w:color="C0504D" w:themeColor="accent2"/>
-          <w:left w:val="single" w:sz="8" w:space="0" w:color="C0504D" w:themeColor="accent2"/>
-          <w:bottom w:val="single" w:sz="8" w:space="0" w:color="C0504D" w:themeColor="accent2"/>
-          <w:right w:val="single" w:sz="8" w:space="0" w:color="C0504D" w:themeColor="accent2"/>
+          <w:top w:val="double" w:color="C0504D" w:themeColor="accent2" w:sz="6" w:space="0"/>
+          <w:left w:val="single" w:color="C0504D" w:themeColor="accent2" w:sz="8" w:space="0"/>
+          <w:bottom w:val="single" w:color="C0504D" w:themeColor="accent2" w:sz="8" w:space="0"/>
+          <w:right w:val="single" w:color="C0504D" w:themeColor="accent2" w:sz="8" w:space="0"/>
         </w:tcBorders>
       </w:tcPr>
     </w:tblStylePr>
@@ -4492,10 +4690,10 @@
       <w:tblPr/>
       <w:tcPr>
         <w:tcBorders>
-          <w:top w:val="single" w:sz="8" w:space="0" w:color="C0504D" w:themeColor="accent2"/>
-          <w:left w:val="single" w:sz="8" w:space="0" w:color="C0504D" w:themeColor="accent2"/>
-          <w:bottom w:val="single" w:sz="8" w:space="0" w:color="C0504D" w:themeColor="accent2"/>
-          <w:right w:val="single" w:sz="8" w:space="0" w:color="C0504D" w:themeColor="accent2"/>
+          <w:top w:val="single" w:color="C0504D" w:themeColor="accent2" w:sz="8" w:space="0"/>
+          <w:left w:val="single" w:color="C0504D" w:themeColor="accent2" w:sz="8" w:space="0"/>
+          <w:bottom w:val="single" w:color="C0504D" w:themeColor="accent2" w:sz="8" w:space="0"/>
+          <w:right w:val="single" w:color="C0504D" w:themeColor="accent2" w:sz="8" w:space="0"/>
         </w:tcBorders>
       </w:tcPr>
     </w:tblStylePr>
@@ -4503,10 +4701,10 @@
       <w:tblPr/>
       <w:tcPr>
         <w:tcBorders>
-          <w:top w:val="single" w:sz="8" w:space="0" w:color="C0504D" w:themeColor="accent2"/>
-          <w:left w:val="single" w:sz="8" w:space="0" w:color="C0504D" w:themeColor="accent2"/>
-          <w:bottom w:val="single" w:sz="8" w:space="0" w:color="C0504D" w:themeColor="accent2"/>
-          <w:right w:val="single" w:sz="8" w:space="0" w:color="C0504D" w:themeColor="accent2"/>
+          <w:top w:val="single" w:color="C0504D" w:themeColor="accent2" w:sz="8" w:space="0"/>
+          <w:left w:val="single" w:color="C0504D" w:themeColor="accent2" w:sz="8" w:space="0"/>
+          <w:bottom w:val="single" w:color="C0504D" w:themeColor="accent2" w:sz="8" w:space="0"/>
+          <w:right w:val="single" w:color="C0504D" w:themeColor="accent2" w:sz="8" w:space="0"/>
         </w:tcBorders>
       </w:tcPr>
     </w:tblStylePr>
@@ -4523,10 +4721,10 @@
       <w:tblStyleRowBandSize w:val="1"/>
       <w:tblStyleColBandSize w:val="1"/>
       <w:tblBorders>
-        <w:top w:val="single" w:sz="8" w:space="0" w:color="9BBB59" w:themeColor="accent3"/>
-        <w:left w:val="single" w:sz="8" w:space="0" w:color="9BBB59" w:themeColor="accent3"/>
-        <w:bottom w:val="single" w:sz="8" w:space="0" w:color="9BBB59" w:themeColor="accent3"/>
-        <w:right w:val="single" w:sz="8" w:space="0" w:color="9BBB59" w:themeColor="accent3"/>
+        <w:top w:val="single" w:color="9BBB59" w:themeColor="accent3" w:sz="8" w:space="0"/>
+        <w:left w:val="single" w:color="9BBB59" w:themeColor="accent3" w:sz="8" w:space="0"/>
+        <w:bottom w:val="single" w:color="9BBB59" w:themeColor="accent3" w:sz="8" w:space="0"/>
+        <w:right w:val="single" w:color="9BBB59" w:themeColor="accent3" w:sz="8" w:space="0"/>
       </w:tblBorders>
     </w:tblPr>
     <w:tblStylePr w:type="firstRow">
@@ -4554,10 +4752,10 @@
       <w:tblPr/>
       <w:tcPr>
         <w:tcBorders>
-          <w:top w:val="double" w:sz="6" w:space="0" w:color="9BBB59" w:themeColor="accent3"/>
-          <w:left w:val="single" w:sz="8" w:space="0" w:color="9BBB59" w:themeColor="accent3"/>
-          <w:bottom w:val="single" w:sz="8" w:space="0" w:color="9BBB59" w:themeColor="accent3"/>
-          <w:right w:val="single" w:sz="8" w:space="0" w:color="9BBB59" w:themeColor="accent3"/>
+          <w:top w:val="double" w:color="9BBB59" w:themeColor="accent3" w:sz="6" w:space="0"/>
+          <w:left w:val="single" w:color="9BBB59" w:themeColor="accent3" w:sz="8" w:space="0"/>
+          <w:bottom w:val="single" w:color="9BBB59" w:themeColor="accent3" w:sz="8" w:space="0"/>
+          <w:right w:val="single" w:color="9BBB59" w:themeColor="accent3" w:sz="8" w:space="0"/>
         </w:tcBorders>
       </w:tcPr>
     </w:tblStylePr>
@@ -4577,10 +4775,10 @@
       <w:tblPr/>
       <w:tcPr>
         <w:tcBorders>
-          <w:top w:val="single" w:sz="8" w:space="0" w:color="9BBB59" w:themeColor="accent3"/>
-          <w:left w:val="single" w:sz="8" w:space="0" w:color="9BBB59" w:themeColor="accent3"/>
-          <w:bottom w:val="single" w:sz="8" w:space="0" w:color="9BBB59" w:themeColor="accent3"/>
-          <w:right w:val="single" w:sz="8" w:space="0" w:color="9BBB59" w:themeColor="accent3"/>
+          <w:top w:val="single" w:color="9BBB59" w:themeColor="accent3" w:sz="8" w:space="0"/>
+          <w:left w:val="single" w:color="9BBB59" w:themeColor="accent3" w:sz="8" w:space="0"/>
+          <w:bottom w:val="single" w:color="9BBB59" w:themeColor="accent3" w:sz="8" w:space="0"/>
+          <w:right w:val="single" w:color="9BBB59" w:themeColor="accent3" w:sz="8" w:space="0"/>
         </w:tcBorders>
       </w:tcPr>
     </w:tblStylePr>
@@ -4588,10 +4786,10 @@
       <w:tblPr/>
       <w:tcPr>
         <w:tcBorders>
-          <w:top w:val="single" w:sz="8" w:space="0" w:color="9BBB59" w:themeColor="accent3"/>
-          <w:left w:val="single" w:sz="8" w:space="0" w:color="9BBB59" w:themeColor="accent3"/>
-          <w:bottom w:val="single" w:sz="8" w:space="0" w:color="9BBB59" w:themeColor="accent3"/>
-          <w:right w:val="single" w:sz="8" w:space="0" w:color="9BBB59" w:themeColor="accent3"/>
+          <w:top w:val="single" w:color="9BBB59" w:themeColor="accent3" w:sz="8" w:space="0"/>
+          <w:left w:val="single" w:color="9BBB59" w:themeColor="accent3" w:sz="8" w:space="0"/>
+          <w:bottom w:val="single" w:color="9BBB59" w:themeColor="accent3" w:sz="8" w:space="0"/>
+          <w:right w:val="single" w:color="9BBB59" w:themeColor="accent3" w:sz="8" w:space="0"/>
         </w:tcBorders>
       </w:tcPr>
     </w:tblStylePr>
@@ -4608,10 +4806,10 @@
       <w:tblStyleRowBandSize w:val="1"/>
       <w:tblStyleColBandSize w:val="1"/>
       <w:tblBorders>
-        <w:top w:val="single" w:sz="8" w:space="0" w:color="8064A2" w:themeColor="accent4"/>
-        <w:left w:val="single" w:sz="8" w:space="0" w:color="8064A2" w:themeColor="accent4"/>
-        <w:bottom w:val="single" w:sz="8" w:space="0" w:color="8064A2" w:themeColor="accent4"/>
-        <w:right w:val="single" w:sz="8" w:space="0" w:color="8064A2" w:themeColor="accent4"/>
+        <w:top w:val="single" w:color="8064A2" w:themeColor="accent4" w:sz="8" w:space="0"/>
+        <w:left w:val="single" w:color="8064A2" w:themeColor="accent4" w:sz="8" w:space="0"/>
+        <w:bottom w:val="single" w:color="8064A2" w:themeColor="accent4" w:sz="8" w:space="0"/>
+        <w:right w:val="single" w:color="8064A2" w:themeColor="accent4" w:sz="8" w:space="0"/>
       </w:tblBorders>
     </w:tblPr>
     <w:tblStylePr w:type="firstRow">
@@ -4639,10 +4837,10 @@
       <w:tblPr/>
       <w:tcPr>
         <w:tcBorders>
-          <w:top w:val="double" w:sz="6" w:space="0" w:color="8064A2" w:themeColor="accent4"/>
-          <w:left w:val="single" w:sz="8" w:space="0" w:color="8064A2" w:themeColor="accent4"/>
-          <w:bottom w:val="single" w:sz="8" w:space="0" w:color="8064A2" w:themeColor="accent4"/>
-          <w:right w:val="single" w:sz="8" w:space="0" w:color="8064A2" w:themeColor="accent4"/>
+          <w:top w:val="double" w:color="8064A2" w:themeColor="accent4" w:sz="6" w:space="0"/>
+          <w:left w:val="single" w:color="8064A2" w:themeColor="accent4" w:sz="8" w:space="0"/>
+          <w:bottom w:val="single" w:color="8064A2" w:themeColor="accent4" w:sz="8" w:space="0"/>
+          <w:right w:val="single" w:color="8064A2" w:themeColor="accent4" w:sz="8" w:space="0"/>
         </w:tcBorders>
       </w:tcPr>
     </w:tblStylePr>
@@ -4662,10 +4860,10 @@
       <w:tblPr/>
       <w:tcPr>
         <w:tcBorders>
-          <w:top w:val="single" w:sz="8" w:space="0" w:color="8064A2" w:themeColor="accent4"/>
-          <w:left w:val="single" w:sz="8" w:space="0" w:color="8064A2" w:themeColor="accent4"/>
-          <w:bottom w:val="single" w:sz="8" w:space="0" w:color="8064A2" w:themeColor="accent4"/>
-          <w:right w:val="single" w:sz="8" w:space="0" w:color="8064A2" w:themeColor="accent4"/>
+          <w:top w:val="single" w:color="8064A2" w:themeColor="accent4" w:sz="8" w:space="0"/>
+          <w:left w:val="single" w:color="8064A2" w:themeColor="accent4" w:sz="8" w:space="0"/>
+          <w:bottom w:val="single" w:color="8064A2" w:themeColor="accent4" w:sz="8" w:space="0"/>
+          <w:right w:val="single" w:color="8064A2" w:themeColor="accent4" w:sz="8" w:space="0"/>
         </w:tcBorders>
       </w:tcPr>
     </w:tblStylePr>
@@ -4673,10 +4871,10 @@
       <w:tblPr/>
       <w:tcPr>
         <w:tcBorders>
-          <w:top w:val="single" w:sz="8" w:space="0" w:color="8064A2" w:themeColor="accent4"/>
-          <w:left w:val="single" w:sz="8" w:space="0" w:color="8064A2" w:themeColor="accent4"/>
-          <w:bottom w:val="single" w:sz="8" w:space="0" w:color="8064A2" w:themeColor="accent4"/>
-          <w:right w:val="single" w:sz="8" w:space="0" w:color="8064A2" w:themeColor="accent4"/>
+          <w:top w:val="single" w:color="8064A2" w:themeColor="accent4" w:sz="8" w:space="0"/>
+          <w:left w:val="single" w:color="8064A2" w:themeColor="accent4" w:sz="8" w:space="0"/>
+          <w:bottom w:val="single" w:color="8064A2" w:themeColor="accent4" w:sz="8" w:space="0"/>
+          <w:right w:val="single" w:color="8064A2" w:themeColor="accent4" w:sz="8" w:space="0"/>
         </w:tcBorders>
       </w:tcPr>
     </w:tblStylePr>
@@ -4693,10 +4891,10 @@
       <w:tblStyleRowBandSize w:val="1"/>
       <w:tblStyleColBandSize w:val="1"/>
       <w:tblBorders>
-        <w:top w:val="single" w:sz="8" w:space="0" w:color="4BACC6" w:themeColor="accent5"/>
-        <w:left w:val="single" w:sz="8" w:space="0" w:color="4BACC6" w:themeColor="accent5"/>
-        <w:bottom w:val="single" w:sz="8" w:space="0" w:color="4BACC6" w:themeColor="accent5"/>
-        <w:right w:val="single" w:sz="8" w:space="0" w:color="4BACC6" w:themeColor="accent5"/>
+        <w:top w:val="single" w:color="4BACC6" w:themeColor="accent5" w:sz="8" w:space="0"/>
+        <w:left w:val="single" w:color="4BACC6" w:themeColor="accent5" w:sz="8" w:space="0"/>
+        <w:bottom w:val="single" w:color="4BACC6" w:themeColor="accent5" w:sz="8" w:space="0"/>
+        <w:right w:val="single" w:color="4BACC6" w:themeColor="accent5" w:sz="8" w:space="0"/>
       </w:tblBorders>
     </w:tblPr>
     <w:tblStylePr w:type="firstRow">
@@ -4724,10 +4922,10 @@
       <w:tblPr/>
       <w:tcPr>
         <w:tcBorders>
-          <w:top w:val="double" w:sz="6" w:space="0" w:color="4BACC6" w:themeColor="accent5"/>
-          <w:left w:val="single" w:sz="8" w:space="0" w:color="4BACC6" w:themeColor="accent5"/>
-          <w:bottom w:val="single" w:sz="8" w:space="0" w:color="4BACC6" w:themeColor="accent5"/>
-          <w:right w:val="single" w:sz="8" w:space="0" w:color="4BACC6" w:themeColor="accent5"/>
+          <w:top w:val="double" w:color="4BACC6" w:themeColor="accent5" w:sz="6" w:space="0"/>
+          <w:left w:val="single" w:color="4BACC6" w:themeColor="accent5" w:sz="8" w:space="0"/>
+          <w:bottom w:val="single" w:color="4BACC6" w:themeColor="accent5" w:sz="8" w:space="0"/>
+          <w:right w:val="single" w:color="4BACC6" w:themeColor="accent5" w:sz="8" w:space="0"/>
         </w:tcBorders>
       </w:tcPr>
     </w:tblStylePr>
@@ -4747,10 +4945,10 @@
       <w:tblPr/>
       <w:tcPr>
         <w:tcBorders>
-          <w:top w:val="single" w:sz="8" w:space="0" w:color="4BACC6" w:themeColor="accent5"/>
-          <w:left w:val="single" w:sz="8" w:space="0" w:color="4BACC6" w:themeColor="accent5"/>
-          <w:bottom w:val="single" w:sz="8" w:space="0" w:color="4BACC6" w:themeColor="accent5"/>
-          <w:right w:val="single" w:sz="8" w:space="0" w:color="4BACC6" w:themeColor="accent5"/>
+          <w:top w:val="single" w:color="4BACC6" w:themeColor="accent5" w:sz="8" w:space="0"/>
+          <w:left w:val="single" w:color="4BACC6" w:themeColor="accent5" w:sz="8" w:space="0"/>
+          <w:bottom w:val="single" w:color="4BACC6" w:themeColor="accent5" w:sz="8" w:space="0"/>
+          <w:right w:val="single" w:color="4BACC6" w:themeColor="accent5" w:sz="8" w:space="0"/>
         </w:tcBorders>
       </w:tcPr>
     </w:tblStylePr>
@@ -4758,10 +4956,10 @@
       <w:tblPr/>
       <w:tcPr>
         <w:tcBorders>
-          <w:top w:val="single" w:sz="8" w:space="0" w:color="4BACC6" w:themeColor="accent5"/>
-          <w:left w:val="single" w:sz="8" w:space="0" w:color="4BACC6" w:themeColor="accent5"/>
-          <w:bottom w:val="single" w:sz="8" w:space="0" w:color="4BACC6" w:themeColor="accent5"/>
-          <w:right w:val="single" w:sz="8" w:space="0" w:color="4BACC6" w:themeColor="accent5"/>
+          <w:top w:val="single" w:color="4BACC6" w:themeColor="accent5" w:sz="8" w:space="0"/>
+          <w:left w:val="single" w:color="4BACC6" w:themeColor="accent5" w:sz="8" w:space="0"/>
+          <w:bottom w:val="single" w:color="4BACC6" w:themeColor="accent5" w:sz="8" w:space="0"/>
+          <w:right w:val="single" w:color="4BACC6" w:themeColor="accent5" w:sz="8" w:space="0"/>
         </w:tcBorders>
       </w:tcPr>
     </w:tblStylePr>
@@ -4778,10 +4976,10 @@
       <w:tblStyleRowBandSize w:val="1"/>
       <w:tblStyleColBandSize w:val="1"/>
       <w:tblBorders>
-        <w:top w:val="single" w:sz="8" w:space="0" w:color="F79646" w:themeColor="accent6"/>
-        <w:left w:val="single" w:sz="8" w:space="0" w:color="F79646" w:themeColor="accent6"/>
-        <w:bottom w:val="single" w:sz="8" w:space="0" w:color="F79646" w:themeColor="accent6"/>
-        <w:right w:val="single" w:sz="8" w:space="0" w:color="F79646" w:themeColor="accent6"/>
+        <w:top w:val="single" w:color="F79646" w:themeColor="accent6" w:sz="8" w:space="0"/>
+        <w:left w:val="single" w:color="F79646" w:themeColor="accent6" w:sz="8" w:space="0"/>
+        <w:bottom w:val="single" w:color="F79646" w:themeColor="accent6" w:sz="8" w:space="0"/>
+        <w:right w:val="single" w:color="F79646" w:themeColor="accent6" w:sz="8" w:space="0"/>
       </w:tblBorders>
     </w:tblPr>
     <w:tblStylePr w:type="firstRow">
@@ -4809,10 +5007,10 @@
       <w:tblPr/>
       <w:tcPr>
         <w:tcBorders>
-          <w:top w:val="double" w:sz="6" w:space="0" w:color="F79646" w:themeColor="accent6"/>
-          <w:left w:val="single" w:sz="8" w:space="0" w:color="F79646" w:themeColor="accent6"/>
-          <w:bottom w:val="single" w:sz="8" w:space="0" w:color="F79646" w:themeColor="accent6"/>
-          <w:right w:val="single" w:sz="8" w:space="0" w:color="F79646" w:themeColor="accent6"/>
+          <w:top w:val="double" w:color="F79646" w:themeColor="accent6" w:sz="6" w:space="0"/>
+          <w:left w:val="single" w:color="F79646" w:themeColor="accent6" w:sz="8" w:space="0"/>
+          <w:bottom w:val="single" w:color="F79646" w:themeColor="accent6" w:sz="8" w:space="0"/>
+          <w:right w:val="single" w:color="F79646" w:themeColor="accent6" w:sz="8" w:space="0"/>
         </w:tcBorders>
       </w:tcPr>
     </w:tblStylePr>
@@ -4832,10 +5030,10 @@
       <w:tblPr/>
       <w:tcPr>
         <w:tcBorders>
-          <w:top w:val="single" w:sz="8" w:space="0" w:color="F79646" w:themeColor="accent6"/>
-          <w:left w:val="single" w:sz="8" w:space="0" w:color="F79646" w:themeColor="accent6"/>
-          <w:bottom w:val="single" w:sz="8" w:space="0" w:color="F79646" w:themeColor="accent6"/>
-          <w:right w:val="single" w:sz="8" w:space="0" w:color="F79646" w:themeColor="accent6"/>
+          <w:top w:val="single" w:color="F79646" w:themeColor="accent6" w:sz="8" w:space="0"/>
+          <w:left w:val="single" w:color="F79646" w:themeColor="accent6" w:sz="8" w:space="0"/>
+          <w:bottom w:val="single" w:color="F79646" w:themeColor="accent6" w:sz="8" w:space="0"/>
+          <w:right w:val="single" w:color="F79646" w:themeColor="accent6" w:sz="8" w:space="0"/>
         </w:tcBorders>
       </w:tcPr>
     </w:tblStylePr>
@@ -4843,10 +5041,10 @@
       <w:tblPr/>
       <w:tcPr>
         <w:tcBorders>
-          <w:top w:val="single" w:sz="8" w:space="0" w:color="F79646" w:themeColor="accent6"/>
-          <w:left w:val="single" w:sz="8" w:space="0" w:color="F79646" w:themeColor="accent6"/>
-          <w:bottom w:val="single" w:sz="8" w:space="0" w:color="F79646" w:themeColor="accent6"/>
-          <w:right w:val="single" w:sz="8" w:space="0" w:color="F79646" w:themeColor="accent6"/>
+          <w:top w:val="single" w:color="F79646" w:themeColor="accent6" w:sz="8" w:space="0"/>
+          <w:left w:val="single" w:color="F79646" w:themeColor="accent6" w:sz="8" w:space="0"/>
+          <w:bottom w:val="single" w:color="F79646" w:themeColor="accent6" w:sz="8" w:space="0"/>
+          <w:right w:val="single" w:color="F79646" w:themeColor="accent6" w:sz="8" w:space="0"/>
         </w:tcBorders>
       </w:tcPr>
     </w:tblStylePr>
@@ -4863,12 +5061,12 @@
       <w:tblStyleRowBandSize w:val="1"/>
       <w:tblStyleColBandSize w:val="1"/>
       <w:tblBorders>
-        <w:top w:val="single" w:sz="8" w:space="0" w:color="000000" w:themeColor="text1"/>
-        <w:left w:val="single" w:sz="8" w:space="0" w:color="000000" w:themeColor="text1"/>
-        <w:bottom w:val="single" w:sz="8" w:space="0" w:color="000000" w:themeColor="text1"/>
-        <w:right w:val="single" w:sz="8" w:space="0" w:color="000000" w:themeColor="text1"/>
-        <w:insideH w:val="single" w:sz="8" w:space="0" w:color="000000" w:themeColor="text1"/>
-        <w:insideV w:val="single" w:sz="8" w:space="0" w:color="000000" w:themeColor="text1"/>
+        <w:top w:val="single" w:color="000000" w:themeColor="text1" w:sz="8" w:space="0"/>
+        <w:left w:val="single" w:color="000000" w:themeColor="text1" w:sz="8" w:space="0"/>
+        <w:bottom w:val="single" w:color="000000" w:themeColor="text1" w:sz="8" w:space="0"/>
+        <w:right w:val="single" w:color="000000" w:themeColor="text1" w:sz="8" w:space="0"/>
+        <w:insideH w:val="single" w:color="000000" w:themeColor="text1" w:sz="8" w:space="0"/>
+        <w:insideV w:val="single" w:color="000000" w:themeColor="text1" w:sz="8" w:space="0"/>
       </w:tblBorders>
     </w:tblPr>
     <w:tblStylePr w:type="firstRow">
@@ -4876,19 +5074,19 @@
         <w:spacing w:before="0" w:after="0" w:line="240" w:lineRule="auto"/>
       </w:pPr>
       <w:rPr>
-        <w:rFonts w:asciiTheme="majorHAnsi" w:eastAsiaTheme="majorEastAsia" w:hAnsiTheme="majorHAnsi" w:cstheme="majorBidi"/>
-        <w:b/>
-        <w:bCs/>
-      </w:rPr>
-      <w:tblPr/>
-      <w:tcPr>
-        <w:tcBorders>
-          <w:top w:val="single" w:sz="8" w:space="0" w:color="000000" w:themeColor="text1"/>
-          <w:left w:val="single" w:sz="8" w:space="0" w:color="000000" w:themeColor="text1"/>
-          <w:bottom w:val="single" w:sz="18" w:space="0" w:color="000000" w:themeColor="text1"/>
-          <w:right w:val="single" w:sz="8" w:space="0" w:color="000000" w:themeColor="text1"/>
-          <w:insideH w:val="nil"/>
-          <w:insideV w:val="single" w:sz="8" w:space="0" w:color="000000" w:themeColor="text1"/>
+        <w:rFonts w:asciiTheme="majorHAnsi" w:hAnsiTheme="majorHAnsi" w:eastAsiaTheme="majorEastAsia" w:cstheme="majorBidi"/>
+        <w:b/>
+        <w:bCs/>
+      </w:rPr>
+      <w:tblPr/>
+      <w:tcPr>
+        <w:tcBorders>
+          <w:top w:val="single" w:color="000000" w:themeColor="text1" w:sz="8" w:space="0"/>
+          <w:left w:val="single" w:color="000000" w:themeColor="text1" w:sz="8" w:space="0"/>
+          <w:bottom w:val="single" w:color="000000" w:themeColor="text1" w:sz="18" w:space="0"/>
+          <w:right w:val="single" w:color="000000" w:themeColor="text1" w:sz="8" w:space="0"/>
+          <w:insideH w:val="nil"/>
+          <w:insideV w:val="single" w:color="000000" w:themeColor="text1" w:sz="8" w:space="0"/>
         </w:tcBorders>
       </w:tcPr>
     </w:tblStylePr>
@@ -4897,42 +5095,42 @@
         <w:spacing w:before="0" w:after="0" w:line="240" w:lineRule="auto"/>
       </w:pPr>
       <w:rPr>
-        <w:rFonts w:asciiTheme="majorHAnsi" w:eastAsiaTheme="majorEastAsia" w:hAnsiTheme="majorHAnsi" w:cstheme="majorBidi"/>
-        <w:b/>
-        <w:bCs/>
-      </w:rPr>
-      <w:tblPr/>
-      <w:tcPr>
-        <w:tcBorders>
-          <w:top w:val="double" w:sz="6" w:space="0" w:color="000000" w:themeColor="text1"/>
-          <w:left w:val="single" w:sz="8" w:space="0" w:color="000000" w:themeColor="text1"/>
-          <w:bottom w:val="single" w:sz="8" w:space="0" w:color="000000" w:themeColor="text1"/>
-          <w:right w:val="single" w:sz="8" w:space="0" w:color="000000" w:themeColor="text1"/>
-          <w:insideH w:val="nil"/>
-          <w:insideV w:val="single" w:sz="8" w:space="0" w:color="000000" w:themeColor="text1"/>
+        <w:rFonts w:asciiTheme="majorHAnsi" w:hAnsiTheme="majorHAnsi" w:eastAsiaTheme="majorEastAsia" w:cstheme="majorBidi"/>
+        <w:b/>
+        <w:bCs/>
+      </w:rPr>
+      <w:tblPr/>
+      <w:tcPr>
+        <w:tcBorders>
+          <w:top w:val="double" w:color="000000" w:themeColor="text1" w:sz="6" w:space="0"/>
+          <w:left w:val="single" w:color="000000" w:themeColor="text1" w:sz="8" w:space="0"/>
+          <w:bottom w:val="single" w:color="000000" w:themeColor="text1" w:sz="8" w:space="0"/>
+          <w:right w:val="single" w:color="000000" w:themeColor="text1" w:sz="8" w:space="0"/>
+          <w:insideH w:val="nil"/>
+          <w:insideV w:val="single" w:color="000000" w:themeColor="text1" w:sz="8" w:space="0"/>
         </w:tcBorders>
       </w:tcPr>
     </w:tblStylePr>
     <w:tblStylePr w:type="firstCol">
       <w:rPr>
-        <w:rFonts w:asciiTheme="majorHAnsi" w:eastAsiaTheme="majorEastAsia" w:hAnsiTheme="majorHAnsi" w:cstheme="majorBidi"/>
+        <w:rFonts w:asciiTheme="majorHAnsi" w:hAnsiTheme="majorHAnsi" w:eastAsiaTheme="majorEastAsia" w:cstheme="majorBidi"/>
         <w:b/>
         <w:bCs/>
       </w:rPr>
     </w:tblStylePr>
     <w:tblStylePr w:type="lastCol">
       <w:rPr>
-        <w:rFonts w:asciiTheme="majorHAnsi" w:eastAsiaTheme="majorEastAsia" w:hAnsiTheme="majorHAnsi" w:cstheme="majorBidi"/>
-        <w:b/>
-        <w:bCs/>
-      </w:rPr>
-      <w:tblPr/>
-      <w:tcPr>
-        <w:tcBorders>
-          <w:top w:val="single" w:sz="8" w:space="0" w:color="000000" w:themeColor="text1"/>
-          <w:left w:val="single" w:sz="8" w:space="0" w:color="000000" w:themeColor="text1"/>
-          <w:bottom w:val="single" w:sz="8" w:space="0" w:color="000000" w:themeColor="text1"/>
-          <w:right w:val="single" w:sz="8" w:space="0" w:color="000000" w:themeColor="text1"/>
+        <w:rFonts w:asciiTheme="majorHAnsi" w:hAnsiTheme="majorHAnsi" w:eastAsiaTheme="majorEastAsia" w:cstheme="majorBidi"/>
+        <w:b/>
+        <w:bCs/>
+      </w:rPr>
+      <w:tblPr/>
+      <w:tcPr>
+        <w:tcBorders>
+          <w:top w:val="single" w:color="000000" w:themeColor="text1" w:sz="8" w:space="0"/>
+          <w:left w:val="single" w:color="000000" w:themeColor="text1" w:sz="8" w:space="0"/>
+          <w:bottom w:val="single" w:color="000000" w:themeColor="text1" w:sz="8" w:space="0"/>
+          <w:right w:val="single" w:color="000000" w:themeColor="text1" w:sz="8" w:space="0"/>
         </w:tcBorders>
       </w:tcPr>
     </w:tblStylePr>
@@ -4940,10 +5138,10 @@
       <w:tblPr/>
       <w:tcPr>
         <w:tcBorders>
-          <w:top w:val="single" w:sz="8" w:space="0" w:color="000000" w:themeColor="text1"/>
-          <w:left w:val="single" w:sz="8" w:space="0" w:color="000000" w:themeColor="text1"/>
-          <w:bottom w:val="single" w:sz="8" w:space="0" w:color="000000" w:themeColor="text1"/>
-          <w:right w:val="single" w:sz="8" w:space="0" w:color="000000" w:themeColor="text1"/>
+          <w:top w:val="single" w:color="000000" w:themeColor="text1" w:sz="8" w:space="0"/>
+          <w:left w:val="single" w:color="000000" w:themeColor="text1" w:sz="8" w:space="0"/>
+          <w:bottom w:val="single" w:color="000000" w:themeColor="text1" w:sz="8" w:space="0"/>
+          <w:right w:val="single" w:color="000000" w:themeColor="text1" w:sz="8" w:space="0"/>
         </w:tcBorders>
         <w:shd w:val="clear" w:color="auto" w:fill="C0C0C0" w:themeFill="text1" w:themeFillTint="3F"/>
       </w:tcPr>
@@ -4952,11 +5150,11 @@
       <w:tblPr/>
       <w:tcPr>
         <w:tcBorders>
-          <w:top w:val="single" w:sz="8" w:space="0" w:color="000000" w:themeColor="text1"/>
-          <w:left w:val="single" w:sz="8" w:space="0" w:color="000000" w:themeColor="text1"/>
-          <w:bottom w:val="single" w:sz="8" w:space="0" w:color="000000" w:themeColor="text1"/>
-          <w:right w:val="single" w:sz="8" w:space="0" w:color="000000" w:themeColor="text1"/>
-          <w:insideV w:val="single" w:sz="8" w:space="0" w:color="000000" w:themeColor="text1"/>
+          <w:top w:val="single" w:color="000000" w:themeColor="text1" w:sz="8" w:space="0"/>
+          <w:left w:val="single" w:color="000000" w:themeColor="text1" w:sz="8" w:space="0"/>
+          <w:bottom w:val="single" w:color="000000" w:themeColor="text1" w:sz="8" w:space="0"/>
+          <w:right w:val="single" w:color="000000" w:themeColor="text1" w:sz="8" w:space="0"/>
+          <w:insideV w:val="single" w:color="000000" w:themeColor="text1" w:sz="8" w:space="0"/>
         </w:tcBorders>
         <w:shd w:val="clear" w:color="auto" w:fill="C0C0C0" w:themeFill="text1" w:themeFillTint="3F"/>
       </w:tcPr>
@@ -4965,11 +5163,11 @@
       <w:tblPr/>
       <w:tcPr>
         <w:tcBorders>
-          <w:top w:val="single" w:sz="8" w:space="0" w:color="000000" w:themeColor="text1"/>
-          <w:left w:val="single" w:sz="8" w:space="0" w:color="000000" w:themeColor="text1"/>
-          <w:bottom w:val="single" w:sz="8" w:space="0" w:color="000000" w:themeColor="text1"/>
-          <w:right w:val="single" w:sz="8" w:space="0" w:color="000000" w:themeColor="text1"/>
-          <w:insideV w:val="single" w:sz="8" w:space="0" w:color="000000" w:themeColor="text1"/>
+          <w:top w:val="single" w:color="000000" w:themeColor="text1" w:sz="8" w:space="0"/>
+          <w:left w:val="single" w:color="000000" w:themeColor="text1" w:sz="8" w:space="0"/>
+          <w:bottom w:val="single" w:color="000000" w:themeColor="text1" w:sz="8" w:space="0"/>
+          <w:right w:val="single" w:color="000000" w:themeColor="text1" w:sz="8" w:space="0"/>
+          <w:insideV w:val="single" w:color="000000" w:themeColor="text1" w:sz="8" w:space="0"/>
         </w:tcBorders>
       </w:tcPr>
     </w:tblStylePr>
@@ -4986,12 +5184,12 @@
       <w:tblStyleRowBandSize w:val="1"/>
       <w:tblStyleColBandSize w:val="1"/>
       <w:tblBorders>
-        <w:top w:val="single" w:sz="8" w:space="0" w:color="4F81BD" w:themeColor="accent1"/>
-        <w:left w:val="single" w:sz="8" w:space="0" w:color="4F81BD" w:themeColor="accent1"/>
-        <w:bottom w:val="single" w:sz="8" w:space="0" w:color="4F81BD" w:themeColor="accent1"/>
-        <w:right w:val="single" w:sz="8" w:space="0" w:color="4F81BD" w:themeColor="accent1"/>
-        <w:insideH w:val="single" w:sz="8" w:space="0" w:color="4F81BD" w:themeColor="accent1"/>
-        <w:insideV w:val="single" w:sz="8" w:space="0" w:color="4F81BD" w:themeColor="accent1"/>
+        <w:top w:val="single" w:color="4F81BD" w:themeColor="accent1" w:sz="8" w:space="0"/>
+        <w:left w:val="single" w:color="4F81BD" w:themeColor="accent1" w:sz="8" w:space="0"/>
+        <w:bottom w:val="single" w:color="4F81BD" w:themeColor="accent1" w:sz="8" w:space="0"/>
+        <w:right w:val="single" w:color="4F81BD" w:themeColor="accent1" w:sz="8" w:space="0"/>
+        <w:insideH w:val="single" w:color="4F81BD" w:themeColor="accent1" w:sz="8" w:space="0"/>
+        <w:insideV w:val="single" w:color="4F81BD" w:themeColor="accent1" w:sz="8" w:space="0"/>
       </w:tblBorders>
     </w:tblPr>
     <w:tblStylePr w:type="firstRow">
@@ -4999,19 +5197,19 @@
         <w:spacing w:before="0" w:after="0" w:line="240" w:lineRule="auto"/>
       </w:pPr>
       <w:rPr>
-        <w:rFonts w:asciiTheme="majorHAnsi" w:eastAsiaTheme="majorEastAsia" w:hAnsiTheme="majorHAnsi" w:cstheme="majorBidi"/>
-        <w:b/>
-        <w:bCs/>
-      </w:rPr>
-      <w:tblPr/>
-      <w:tcPr>
-        <w:tcBorders>
-          <w:top w:val="single" w:sz="8" w:space="0" w:color="4F81BD" w:themeColor="accent1"/>
-          <w:left w:val="single" w:sz="8" w:space="0" w:color="4F81BD" w:themeColor="accent1"/>
-          <w:bottom w:val="single" w:sz="18" w:space="0" w:color="4F81BD" w:themeColor="accent1"/>
-          <w:right w:val="single" w:sz="8" w:space="0" w:color="4F81BD" w:themeColor="accent1"/>
-          <w:insideH w:val="nil"/>
-          <w:insideV w:val="single" w:sz="8" w:space="0" w:color="4F81BD" w:themeColor="accent1"/>
+        <w:rFonts w:asciiTheme="majorHAnsi" w:hAnsiTheme="majorHAnsi" w:eastAsiaTheme="majorEastAsia" w:cstheme="majorBidi"/>
+        <w:b/>
+        <w:bCs/>
+      </w:rPr>
+      <w:tblPr/>
+      <w:tcPr>
+        <w:tcBorders>
+          <w:top w:val="single" w:color="4F81BD" w:themeColor="accent1" w:sz="8" w:space="0"/>
+          <w:left w:val="single" w:color="4F81BD" w:themeColor="accent1" w:sz="8" w:space="0"/>
+          <w:bottom w:val="single" w:color="4F81BD" w:themeColor="accent1" w:sz="18" w:space="0"/>
+          <w:right w:val="single" w:color="4F81BD" w:themeColor="accent1" w:sz="8" w:space="0"/>
+          <w:insideH w:val="nil"/>
+          <w:insideV w:val="single" w:color="4F81BD" w:themeColor="accent1" w:sz="8" w:space="0"/>
         </w:tcBorders>
       </w:tcPr>
     </w:tblStylePr>
@@ -5020,42 +5218,42 @@
         <w:spacing w:before="0" w:after="0" w:line="240" w:lineRule="auto"/>
       </w:pPr>
       <w:rPr>
-        <w:rFonts w:asciiTheme="majorHAnsi" w:eastAsiaTheme="majorEastAsia" w:hAnsiTheme="majorHAnsi" w:cstheme="majorBidi"/>
-        <w:b/>
-        <w:bCs/>
-      </w:rPr>
-      <w:tblPr/>
-      <w:tcPr>
-        <w:tcBorders>
-          <w:top w:val="double" w:sz="6" w:space="0" w:color="4F81BD" w:themeColor="accent1"/>
-          <w:left w:val="single" w:sz="8" w:space="0" w:color="4F81BD" w:themeColor="accent1"/>
-          <w:bottom w:val="single" w:sz="8" w:space="0" w:color="4F81BD" w:themeColor="accent1"/>
-          <w:right w:val="single" w:sz="8" w:space="0" w:color="4F81BD" w:themeColor="accent1"/>
-          <w:insideH w:val="nil"/>
-          <w:insideV w:val="single" w:sz="8" w:space="0" w:color="4F81BD" w:themeColor="accent1"/>
+        <w:rFonts w:asciiTheme="majorHAnsi" w:hAnsiTheme="majorHAnsi" w:eastAsiaTheme="majorEastAsia" w:cstheme="majorBidi"/>
+        <w:b/>
+        <w:bCs/>
+      </w:rPr>
+      <w:tblPr/>
+      <w:tcPr>
+        <w:tcBorders>
+          <w:top w:val="double" w:color="4F81BD" w:themeColor="accent1" w:sz="6" w:space="0"/>
+          <w:left w:val="single" w:color="4F81BD" w:themeColor="accent1" w:sz="8" w:space="0"/>
+          <w:bottom w:val="single" w:color="4F81BD" w:themeColor="accent1" w:sz="8" w:space="0"/>
+          <w:right w:val="single" w:color="4F81BD" w:themeColor="accent1" w:sz="8" w:space="0"/>
+          <w:insideH w:val="nil"/>
+          <w:insideV w:val="single" w:color="4F81BD" w:themeColor="accent1" w:sz="8" w:space="0"/>
         </w:tcBorders>
       </w:tcPr>
     </w:tblStylePr>
     <w:tblStylePr w:type="firstCol">
       <w:rPr>
-        <w:rFonts w:asciiTheme="majorHAnsi" w:eastAsiaTheme="majorEastAsia" w:hAnsiTheme="majorHAnsi" w:cstheme="majorBidi"/>
+        <w:rFonts w:asciiTheme="majorHAnsi" w:hAnsiTheme="majorHAnsi" w:eastAsiaTheme="majorEastAsia" w:cstheme="majorBidi"/>
         <w:b/>
         <w:bCs/>
       </w:rPr>
     </w:tblStylePr>
     <w:tblStylePr w:type="lastCol">
       <w:rPr>
-        <w:rFonts w:asciiTheme="majorHAnsi" w:eastAsiaTheme="majorEastAsia" w:hAnsiTheme="majorHAnsi" w:cstheme="majorBidi"/>
-        <w:b/>
-        <w:bCs/>
-      </w:rPr>
-      <w:tblPr/>
-      <w:tcPr>
-        <w:tcBorders>
-          <w:top w:val="single" w:sz="8" w:space="0" w:color="4F81BD" w:themeColor="accent1"/>
-          <w:left w:val="single" w:sz="8" w:space="0" w:color="4F81BD" w:themeColor="accent1"/>
-          <w:bottom w:val="single" w:sz="8" w:space="0" w:color="4F81BD" w:themeColor="accent1"/>
-          <w:right w:val="single" w:sz="8" w:space="0" w:color="4F81BD" w:themeColor="accent1"/>
+        <w:rFonts w:asciiTheme="majorHAnsi" w:hAnsiTheme="majorHAnsi" w:eastAsiaTheme="majorEastAsia" w:cstheme="majorBidi"/>
+        <w:b/>
+        <w:bCs/>
+      </w:rPr>
+      <w:tblPr/>
+      <w:tcPr>
+        <w:tcBorders>
+          <w:top w:val="single" w:color="4F81BD" w:themeColor="accent1" w:sz="8" w:space="0"/>
+          <w:left w:val="single" w:color="4F81BD" w:themeColor="accent1" w:sz="8" w:space="0"/>
+          <w:bottom w:val="single" w:color="4F81BD" w:themeColor="accent1" w:sz="8" w:space="0"/>
+          <w:right w:val="single" w:color="4F81BD" w:themeColor="accent1" w:sz="8" w:space="0"/>
         </w:tcBorders>
       </w:tcPr>
     </w:tblStylePr>
@@ -5063,10 +5261,10 @@
       <w:tblPr/>
       <w:tcPr>
         <w:tcBorders>
-          <w:top w:val="single" w:sz="8" w:space="0" w:color="4F81BD" w:themeColor="accent1"/>
-          <w:left w:val="single" w:sz="8" w:space="0" w:color="4F81BD" w:themeColor="accent1"/>
-          <w:bottom w:val="single" w:sz="8" w:space="0" w:color="4F81BD" w:themeColor="accent1"/>
-          <w:right w:val="single" w:sz="8" w:space="0" w:color="4F81BD" w:themeColor="accent1"/>
+          <w:top w:val="single" w:color="4F81BD" w:themeColor="accent1" w:sz="8" w:space="0"/>
+          <w:left w:val="single" w:color="4F81BD" w:themeColor="accent1" w:sz="8" w:space="0"/>
+          <w:bottom w:val="single" w:color="4F81BD" w:themeColor="accent1" w:sz="8" w:space="0"/>
+          <w:right w:val="single" w:color="4F81BD" w:themeColor="accent1" w:sz="8" w:space="0"/>
         </w:tcBorders>
         <w:shd w:val="clear" w:color="auto" w:fill="D3DFEE" w:themeFill="accent1" w:themeFillTint="3F"/>
       </w:tcPr>
@@ -5075,11 +5273,11 @@
       <w:tblPr/>
       <w:tcPr>
         <w:tcBorders>
-          <w:top w:val="single" w:sz="8" w:space="0" w:color="4F81BD" w:themeColor="accent1"/>
-          <w:left w:val="single" w:sz="8" w:space="0" w:color="4F81BD" w:themeColor="accent1"/>
-          <w:bottom w:val="single" w:sz="8" w:space="0" w:color="4F81BD" w:themeColor="accent1"/>
-          <w:right w:val="single" w:sz="8" w:space="0" w:color="4F81BD" w:themeColor="accent1"/>
-          <w:insideV w:val="single" w:sz="8" w:space="0" w:color="4F81BD" w:themeColor="accent1"/>
+          <w:top w:val="single" w:color="4F81BD" w:themeColor="accent1" w:sz="8" w:space="0"/>
+          <w:left w:val="single" w:color="4F81BD" w:themeColor="accent1" w:sz="8" w:space="0"/>
+          <w:bottom w:val="single" w:color="4F81BD" w:themeColor="accent1" w:sz="8" w:space="0"/>
+          <w:right w:val="single" w:color="4F81BD" w:themeColor="accent1" w:sz="8" w:space="0"/>
+          <w:insideV w:val="single" w:color="4F81BD" w:themeColor="accent1" w:sz="8" w:space="0"/>
         </w:tcBorders>
         <w:shd w:val="clear" w:color="auto" w:fill="D3DFEE" w:themeFill="accent1" w:themeFillTint="3F"/>
       </w:tcPr>
@@ -5088,11 +5286,11 @@
       <w:tblPr/>
       <w:tcPr>
         <w:tcBorders>
-          <w:top w:val="single" w:sz="8" w:space="0" w:color="4F81BD" w:themeColor="accent1"/>
-          <w:left w:val="single" w:sz="8" w:space="0" w:color="4F81BD" w:themeColor="accent1"/>
-          <w:bottom w:val="single" w:sz="8" w:space="0" w:color="4F81BD" w:themeColor="accent1"/>
-          <w:right w:val="single" w:sz="8" w:space="0" w:color="4F81BD" w:themeColor="accent1"/>
-          <w:insideV w:val="single" w:sz="8" w:space="0" w:color="4F81BD" w:themeColor="accent1"/>
+          <w:top w:val="single" w:color="4F81BD" w:themeColor="accent1" w:sz="8" w:space="0"/>
+          <w:left w:val="single" w:color="4F81BD" w:themeColor="accent1" w:sz="8" w:space="0"/>
+          <w:bottom w:val="single" w:color="4F81BD" w:themeColor="accent1" w:sz="8" w:space="0"/>
+          <w:right w:val="single" w:color="4F81BD" w:themeColor="accent1" w:sz="8" w:space="0"/>
+          <w:insideV w:val="single" w:color="4F81BD" w:themeColor="accent1" w:sz="8" w:space="0"/>
         </w:tcBorders>
       </w:tcPr>
     </w:tblStylePr>
@@ -5109,12 +5307,12 @@
       <w:tblStyleRowBandSize w:val="1"/>
       <w:tblStyleColBandSize w:val="1"/>
       <w:tblBorders>
-        <w:top w:val="single" w:sz="8" w:space="0" w:color="C0504D" w:themeColor="accent2"/>
-        <w:left w:val="single" w:sz="8" w:space="0" w:color="C0504D" w:themeColor="accent2"/>
-        <w:bottom w:val="single" w:sz="8" w:space="0" w:color="C0504D" w:themeColor="accent2"/>
-        <w:right w:val="single" w:sz="8" w:space="0" w:color="C0504D" w:themeColor="accent2"/>
-        <w:insideH w:val="single" w:sz="8" w:space="0" w:color="C0504D" w:themeColor="accent2"/>
-        <w:insideV w:val="single" w:sz="8" w:space="0" w:color="C0504D" w:themeColor="accent2"/>
+        <w:top w:val="single" w:color="C0504D" w:themeColor="accent2" w:sz="8" w:space="0"/>
+        <w:left w:val="single" w:color="C0504D" w:themeColor="accent2" w:sz="8" w:space="0"/>
+        <w:bottom w:val="single" w:color="C0504D" w:themeColor="accent2" w:sz="8" w:space="0"/>
+        <w:right w:val="single" w:color="C0504D" w:themeColor="accent2" w:sz="8" w:space="0"/>
+        <w:insideH w:val="single" w:color="C0504D" w:themeColor="accent2" w:sz="8" w:space="0"/>
+        <w:insideV w:val="single" w:color="C0504D" w:themeColor="accent2" w:sz="8" w:space="0"/>
       </w:tblBorders>
     </w:tblPr>
     <w:tblStylePr w:type="firstRow">
@@ -5122,19 +5320,19 @@
         <w:spacing w:before="0" w:after="0" w:line="240" w:lineRule="auto"/>
       </w:pPr>
       <w:rPr>
-        <w:rFonts w:asciiTheme="majorHAnsi" w:eastAsiaTheme="majorEastAsia" w:hAnsiTheme="majorHAnsi" w:cstheme="majorBidi"/>
-        <w:b/>
-        <w:bCs/>
-      </w:rPr>
-      <w:tblPr/>
-      <w:tcPr>
-        <w:tcBorders>
-          <w:top w:val="single" w:sz="8" w:space="0" w:color="C0504D" w:themeColor="accent2"/>
-          <w:left w:val="single" w:sz="8" w:space="0" w:color="C0504D" w:themeColor="accent2"/>
-          <w:bottom w:val="single" w:sz="18" w:space="0" w:color="C0504D" w:themeColor="accent2"/>
-          <w:right w:val="single" w:sz="8" w:space="0" w:color="C0504D" w:themeColor="accent2"/>
-          <w:insideH w:val="nil"/>
-          <w:insideV w:val="single" w:sz="8" w:space="0" w:color="C0504D" w:themeColor="accent2"/>
+        <w:rFonts w:asciiTheme="majorHAnsi" w:hAnsiTheme="majorHAnsi" w:eastAsiaTheme="majorEastAsia" w:cstheme="majorBidi"/>
+        <w:b/>
+        <w:bCs/>
+      </w:rPr>
+      <w:tblPr/>
+      <w:tcPr>
+        <w:tcBorders>
+          <w:top w:val="single" w:color="C0504D" w:themeColor="accent2" w:sz="8" w:space="0"/>
+          <w:left w:val="single" w:color="C0504D" w:themeColor="accent2" w:sz="8" w:space="0"/>
+          <w:bottom w:val="single" w:color="C0504D" w:themeColor="accent2" w:sz="18" w:space="0"/>
+          <w:right w:val="single" w:color="C0504D" w:themeColor="accent2" w:sz="8" w:space="0"/>
+          <w:insideH w:val="nil"/>
+          <w:insideV w:val="single" w:color="C0504D" w:themeColor="accent2" w:sz="8" w:space="0"/>
         </w:tcBorders>
       </w:tcPr>
     </w:tblStylePr>
@@ -5143,42 +5341,42 @@
         <w:spacing w:before="0" w:after="0" w:line="240" w:lineRule="auto"/>
       </w:pPr>
       <w:rPr>
-        <w:rFonts w:asciiTheme="majorHAnsi" w:eastAsiaTheme="majorEastAsia" w:hAnsiTheme="majorHAnsi" w:cstheme="majorBidi"/>
-        <w:b/>
-        <w:bCs/>
-      </w:rPr>
-      <w:tblPr/>
-      <w:tcPr>
-        <w:tcBorders>
-          <w:top w:val="double" w:sz="6" w:space="0" w:color="C0504D" w:themeColor="accent2"/>
-          <w:left w:val="single" w:sz="8" w:space="0" w:color="C0504D" w:themeColor="accent2"/>
-          <w:bottom w:val="single" w:sz="8" w:space="0" w:color="C0504D" w:themeColor="accent2"/>
-          <w:right w:val="single" w:sz="8" w:space="0" w:color="C0504D" w:themeColor="accent2"/>
-          <w:insideH w:val="nil"/>
-          <w:insideV w:val="single" w:sz="8" w:space="0" w:color="C0504D" w:themeColor="accent2"/>
+        <w:rFonts w:asciiTheme="majorHAnsi" w:hAnsiTheme="majorHAnsi" w:eastAsiaTheme="majorEastAsia" w:cstheme="majorBidi"/>
+        <w:b/>
+        <w:bCs/>
+      </w:rPr>
+      <w:tblPr/>
+      <w:tcPr>
+        <w:tcBorders>
+          <w:top w:val="double" w:color="C0504D" w:themeColor="accent2" w:sz="6" w:space="0"/>
+          <w:left w:val="single" w:color="C0504D" w:themeColor="accent2" w:sz="8" w:space="0"/>
+          <w:bottom w:val="single" w:color="C0504D" w:themeColor="accent2" w:sz="8" w:space="0"/>
+          <w:right w:val="single" w:color="C0504D" w:themeColor="accent2" w:sz="8" w:space="0"/>
+          <w:insideH w:val="nil"/>
+          <w:insideV w:val="single" w:color="C0504D" w:themeColor="accent2" w:sz="8" w:space="0"/>
         </w:tcBorders>
       </w:tcPr>
     </w:tblStylePr>
     <w:tblStylePr w:type="firstCol">
       <w:rPr>
-        <w:rFonts w:asciiTheme="majorHAnsi" w:eastAsiaTheme="majorEastAsia" w:hAnsiTheme="majorHAnsi" w:cstheme="majorBidi"/>
+        <w:rFonts w:asciiTheme="majorHAnsi" w:hAnsiTheme="majorHAnsi" w:eastAsiaTheme="majorEastAsia" w:cstheme="majorBidi"/>
         <w:b/>
         <w:bCs/>
       </w:rPr>
     </w:tblStylePr>
     <w:tblStylePr w:type="lastCol">
       <w:rPr>
-        <w:rFonts w:asciiTheme="majorHAnsi" w:eastAsiaTheme="majorEastAsia" w:hAnsiTheme="majorHAnsi" w:cstheme="majorBidi"/>
-        <w:b/>
-        <w:bCs/>
-      </w:rPr>
-      <w:tblPr/>
-      <w:tcPr>
-        <w:tcBorders>
-          <w:top w:val="single" w:sz="8" w:space="0" w:color="C0504D" w:themeColor="accent2"/>
-          <w:left w:val="single" w:sz="8" w:space="0" w:color="C0504D" w:themeColor="accent2"/>
-          <w:bottom w:val="single" w:sz="8" w:space="0" w:color="C0504D" w:themeColor="accent2"/>
-          <w:right w:val="single" w:sz="8" w:space="0" w:color="C0504D" w:themeColor="accent2"/>
+        <w:rFonts w:asciiTheme="majorHAnsi" w:hAnsiTheme="majorHAnsi" w:eastAsiaTheme="majorEastAsia" w:cstheme="majorBidi"/>
+        <w:b/>
+        <w:bCs/>
+      </w:rPr>
+      <w:tblPr/>
+      <w:tcPr>
+        <w:tcBorders>
+          <w:top w:val="single" w:color="C0504D" w:themeColor="accent2" w:sz="8" w:space="0"/>
+          <w:left w:val="single" w:color="C0504D" w:themeColor="accent2" w:sz="8" w:space="0"/>
+          <w:bottom w:val="single" w:color="C0504D" w:themeColor="accent2" w:sz="8" w:space="0"/>
+          <w:right w:val="single" w:color="C0504D" w:themeColor="accent2" w:sz="8" w:space="0"/>
         </w:tcBorders>
       </w:tcPr>
     </w:tblStylePr>
@@ -5186,10 +5384,10 @@
       <w:tblPr/>
       <w:tcPr>
         <w:tcBorders>
-          <w:top w:val="single" w:sz="8" w:space="0" w:color="C0504D" w:themeColor="accent2"/>
-          <w:left w:val="single" w:sz="8" w:space="0" w:color="C0504D" w:themeColor="accent2"/>
-          <w:bottom w:val="single" w:sz="8" w:space="0" w:color="C0504D" w:themeColor="accent2"/>
-          <w:right w:val="single" w:sz="8" w:space="0" w:color="C0504D" w:themeColor="accent2"/>
+          <w:top w:val="single" w:color="C0504D" w:themeColor="accent2" w:sz="8" w:space="0"/>
+          <w:left w:val="single" w:color="C0504D" w:themeColor="accent2" w:sz="8" w:space="0"/>
+          <w:bottom w:val="single" w:color="C0504D" w:themeColor="accent2" w:sz="8" w:space="0"/>
+          <w:right w:val="single" w:color="C0504D" w:themeColor="accent2" w:sz="8" w:space="0"/>
         </w:tcBorders>
         <w:shd w:val="clear" w:color="auto" w:fill="EFD3D2" w:themeFill="accent2" w:themeFillTint="3F"/>
       </w:tcPr>
@@ -5198,11 +5396,11 @@
       <w:tblPr/>
       <w:tcPr>
         <w:tcBorders>
-          <w:top w:val="single" w:sz="8" w:space="0" w:color="C0504D" w:themeColor="accent2"/>
-          <w:left w:val="single" w:sz="8" w:space="0" w:color="C0504D" w:themeColor="accent2"/>
-          <w:bottom w:val="single" w:sz="8" w:space="0" w:color="C0504D" w:themeColor="accent2"/>
-          <w:right w:val="single" w:sz="8" w:space="0" w:color="C0504D" w:themeColor="accent2"/>
-          <w:insideV w:val="single" w:sz="8" w:space="0" w:color="C0504D" w:themeColor="accent2"/>
+          <w:top w:val="single" w:color="C0504D" w:themeColor="accent2" w:sz="8" w:space="0"/>
+          <w:left w:val="single" w:color="C0504D" w:themeColor="accent2" w:sz="8" w:space="0"/>
+          <w:bottom w:val="single" w:color="C0504D" w:themeColor="accent2" w:sz="8" w:space="0"/>
+          <w:right w:val="single" w:color="C0504D" w:themeColor="accent2" w:sz="8" w:space="0"/>
+          <w:insideV w:val="single" w:color="C0504D" w:themeColor="accent2" w:sz="8" w:space="0"/>
         </w:tcBorders>
         <w:shd w:val="clear" w:color="auto" w:fill="EFD3D2" w:themeFill="accent2" w:themeFillTint="3F"/>
       </w:tcPr>
@@ -5211,11 +5409,11 @@
       <w:tblPr/>
       <w:tcPr>
         <w:tcBorders>
-          <w:top w:val="single" w:sz="8" w:space="0" w:color="C0504D" w:themeColor="accent2"/>
-          <w:left w:val="single" w:sz="8" w:space="0" w:color="C0504D" w:themeColor="accent2"/>
-          <w:bottom w:val="single" w:sz="8" w:space="0" w:color="C0504D" w:themeColor="accent2"/>
-          <w:right w:val="single" w:sz="8" w:space="0" w:color="C0504D" w:themeColor="accent2"/>
-          <w:insideV w:val="single" w:sz="8" w:space="0" w:color="C0504D" w:themeColor="accent2"/>
+          <w:top w:val="single" w:color="C0504D" w:themeColor="accent2" w:sz="8" w:space="0"/>
+          <w:left w:val="single" w:color="C0504D" w:themeColor="accent2" w:sz="8" w:space="0"/>
+          <w:bottom w:val="single" w:color="C0504D" w:themeColor="accent2" w:sz="8" w:space="0"/>
+          <w:right w:val="single" w:color="C0504D" w:themeColor="accent2" w:sz="8" w:space="0"/>
+          <w:insideV w:val="single" w:color="C0504D" w:themeColor="accent2" w:sz="8" w:space="0"/>
         </w:tcBorders>
       </w:tcPr>
     </w:tblStylePr>
@@ -5232,12 +5430,12 @@
       <w:tblStyleRowBandSize w:val="1"/>
       <w:tblStyleColBandSize w:val="1"/>
       <w:tblBorders>
-        <w:top w:val="single" w:sz="8" w:space="0" w:color="9BBB59" w:themeColor="accent3"/>
-        <w:left w:val="single" w:sz="8" w:space="0" w:color="9BBB59" w:themeColor="accent3"/>
-        <w:bottom w:val="single" w:sz="8" w:space="0" w:color="9BBB59" w:themeColor="accent3"/>
-        <w:right w:val="single" w:sz="8" w:space="0" w:color="9BBB59" w:themeColor="accent3"/>
-        <w:insideH w:val="single" w:sz="8" w:space="0" w:color="9BBB59" w:themeColor="accent3"/>
-        <w:insideV w:val="single" w:sz="8" w:space="0" w:color="9BBB59" w:themeColor="accent3"/>
+        <w:top w:val="single" w:color="9BBB59" w:themeColor="accent3" w:sz="8" w:space="0"/>
+        <w:left w:val="single" w:color="9BBB59" w:themeColor="accent3" w:sz="8" w:space="0"/>
+        <w:bottom w:val="single" w:color="9BBB59" w:themeColor="accent3" w:sz="8" w:space="0"/>
+        <w:right w:val="single" w:color="9BBB59" w:themeColor="accent3" w:sz="8" w:space="0"/>
+        <w:insideH w:val="single" w:color="9BBB59" w:themeColor="accent3" w:sz="8" w:space="0"/>
+        <w:insideV w:val="single" w:color="9BBB59" w:themeColor="accent3" w:sz="8" w:space="0"/>
       </w:tblBorders>
     </w:tblPr>
     <w:tblStylePr w:type="firstRow">
@@ -5245,19 +5443,19 @@
         <w:spacing w:before="0" w:after="0" w:line="240" w:lineRule="auto"/>
       </w:pPr>
       <w:rPr>
-        <w:rFonts w:asciiTheme="majorHAnsi" w:eastAsiaTheme="majorEastAsia" w:hAnsiTheme="majorHAnsi" w:cstheme="majorBidi"/>
-        <w:b/>
-        <w:bCs/>
-      </w:rPr>
-      <w:tblPr/>
-      <w:tcPr>
-        <w:tcBorders>
-          <w:top w:val="single" w:sz="8" w:space="0" w:color="9BBB59" w:themeColor="accent3"/>
-          <w:left w:val="single" w:sz="8" w:space="0" w:color="9BBB59" w:themeColor="accent3"/>
-          <w:bottom w:val="single" w:sz="18" w:space="0" w:color="9BBB59" w:themeColor="accent3"/>
-          <w:right w:val="single" w:sz="8" w:space="0" w:color="9BBB59" w:themeColor="accent3"/>
-          <w:insideH w:val="nil"/>
-          <w:insideV w:val="single" w:sz="8" w:space="0" w:color="9BBB59" w:themeColor="accent3"/>
+        <w:rFonts w:asciiTheme="majorHAnsi" w:hAnsiTheme="majorHAnsi" w:eastAsiaTheme="majorEastAsia" w:cstheme="majorBidi"/>
+        <w:b/>
+        <w:bCs/>
+      </w:rPr>
+      <w:tblPr/>
+      <w:tcPr>
+        <w:tcBorders>
+          <w:top w:val="single" w:color="9BBB59" w:themeColor="accent3" w:sz="8" w:space="0"/>
+          <w:left w:val="single" w:color="9BBB59" w:themeColor="accent3" w:sz="8" w:space="0"/>
+          <w:bottom w:val="single" w:color="9BBB59" w:themeColor="accent3" w:sz="18" w:space="0"/>
+          <w:right w:val="single" w:color="9BBB59" w:themeColor="accent3" w:sz="8" w:space="0"/>
+          <w:insideH w:val="nil"/>
+          <w:insideV w:val="single" w:color="9BBB59" w:themeColor="accent3" w:sz="8" w:space="0"/>
         </w:tcBorders>
       </w:tcPr>
     </w:tblStylePr>
@@ -5266,42 +5464,42 @@
         <w:spacing w:before="0" w:after="0" w:line="240" w:lineRule="auto"/>
       </w:pPr>
       <w:rPr>
-        <w:rFonts w:asciiTheme="majorHAnsi" w:eastAsiaTheme="majorEastAsia" w:hAnsiTheme="majorHAnsi" w:cstheme="majorBidi"/>
-        <w:b/>
-        <w:bCs/>
-      </w:rPr>
-      <w:tblPr/>
-      <w:tcPr>
-        <w:tcBorders>
-          <w:top w:val="double" w:sz="6" w:space="0" w:color="9BBB59" w:themeColor="accent3"/>
-          <w:left w:val="single" w:sz="8" w:space="0" w:color="9BBB59" w:themeColor="accent3"/>
-          <w:bottom w:val="single" w:sz="8" w:space="0" w:color="9BBB59" w:themeColor="accent3"/>
-          <w:right w:val="single" w:sz="8" w:space="0" w:color="9BBB59" w:themeColor="accent3"/>
-          <w:insideH w:val="nil"/>
-          <w:insideV w:val="single" w:sz="8" w:space="0" w:color="9BBB59" w:themeColor="accent3"/>
+        <w:rFonts w:asciiTheme="majorHAnsi" w:hAnsiTheme="majorHAnsi" w:eastAsiaTheme="majorEastAsia" w:cstheme="majorBidi"/>
+        <w:b/>
+        <w:bCs/>
+      </w:rPr>
+      <w:tblPr/>
+      <w:tcPr>
+        <w:tcBorders>
+          <w:top w:val="double" w:color="9BBB59" w:themeColor="accent3" w:sz="6" w:space="0"/>
+          <w:left w:val="single" w:color="9BBB59" w:themeColor="accent3" w:sz="8" w:space="0"/>
+          <w:bottom w:val="single" w:color="9BBB59" w:themeColor="accent3" w:sz="8" w:space="0"/>
+          <w:right w:val="single" w:color="9BBB59" w:themeColor="accent3" w:sz="8" w:space="0"/>
+          <w:insideH w:val="nil"/>
+          <w:insideV w:val="single" w:color="9BBB59" w:themeColor="accent3" w:sz="8" w:space="0"/>
         </w:tcBorders>
       </w:tcPr>
     </w:tblStylePr>
     <w:tblStylePr w:type="firstCol">
       <w:rPr>
-        <w:rFonts w:asciiTheme="majorHAnsi" w:eastAsiaTheme="majorEastAsia" w:hAnsiTheme="majorHAnsi" w:cstheme="majorBidi"/>
+        <w:rFonts w:asciiTheme="majorHAnsi" w:hAnsiTheme="majorHAnsi" w:eastAsiaTheme="majorEastAsia" w:cstheme="majorBidi"/>
         <w:b/>
         <w:bCs/>
       </w:rPr>
     </w:tblStylePr>
     <w:tblStylePr w:type="lastCol">
       <w:rPr>
-        <w:rFonts w:asciiTheme="majorHAnsi" w:eastAsiaTheme="majorEastAsia" w:hAnsiTheme="majorHAnsi" w:cstheme="majorBidi"/>
-        <w:b/>
-        <w:bCs/>
-      </w:rPr>
-      <w:tblPr/>
-      <w:tcPr>
-        <w:tcBorders>
-          <w:top w:val="single" w:sz="8" w:space="0" w:color="9BBB59" w:themeColor="accent3"/>
-          <w:left w:val="single" w:sz="8" w:space="0" w:color="9BBB59" w:themeColor="accent3"/>
-          <w:bottom w:val="single" w:sz="8" w:space="0" w:color="9BBB59" w:themeColor="accent3"/>
-          <w:right w:val="single" w:sz="8" w:space="0" w:color="9BBB59" w:themeColor="accent3"/>
+        <w:rFonts w:asciiTheme="majorHAnsi" w:hAnsiTheme="majorHAnsi" w:eastAsiaTheme="majorEastAsia" w:cstheme="majorBidi"/>
+        <w:b/>
+        <w:bCs/>
+      </w:rPr>
+      <w:tblPr/>
+      <w:tcPr>
+        <w:tcBorders>
+          <w:top w:val="single" w:color="9BBB59" w:themeColor="accent3" w:sz="8" w:space="0"/>
+          <w:left w:val="single" w:color="9BBB59" w:themeColor="accent3" w:sz="8" w:space="0"/>
+          <w:bottom w:val="single" w:color="9BBB59" w:themeColor="accent3" w:sz="8" w:space="0"/>
+          <w:right w:val="single" w:color="9BBB59" w:themeColor="accent3" w:sz="8" w:space="0"/>
         </w:tcBorders>
       </w:tcPr>
     </w:tblStylePr>
@@ -5309,10 +5507,10 @@
       <w:tblPr/>
       <w:tcPr>
         <w:tcBorders>
-          <w:top w:val="single" w:sz="8" w:space="0" w:color="9BBB59" w:themeColor="accent3"/>
-          <w:left w:val="single" w:sz="8" w:space="0" w:color="9BBB59" w:themeColor="accent3"/>
-          <w:bottom w:val="single" w:sz="8" w:space="0" w:color="9BBB59" w:themeColor="accent3"/>
-          <w:right w:val="single" w:sz="8" w:space="0" w:color="9BBB59" w:themeColor="accent3"/>
+          <w:top w:val="single" w:color="9BBB59" w:themeColor="accent3" w:sz="8" w:space="0"/>
+          <w:left w:val="single" w:color="9BBB59" w:themeColor="accent3" w:sz="8" w:space="0"/>
+          <w:bottom w:val="single" w:color="9BBB59" w:themeColor="accent3" w:sz="8" w:space="0"/>
+          <w:right w:val="single" w:color="9BBB59" w:themeColor="accent3" w:sz="8" w:space="0"/>
         </w:tcBorders>
         <w:shd w:val="clear" w:color="auto" w:fill="E6EED5" w:themeFill="accent3" w:themeFillTint="3F"/>
       </w:tcPr>
@@ -5321,11 +5519,11 @@
       <w:tblPr/>
       <w:tcPr>
         <w:tcBorders>
-          <w:top w:val="single" w:sz="8" w:space="0" w:color="9BBB59" w:themeColor="accent3"/>
-          <w:left w:val="single" w:sz="8" w:space="0" w:color="9BBB59" w:themeColor="accent3"/>
-          <w:bottom w:val="single" w:sz="8" w:space="0" w:color="9BBB59" w:themeColor="accent3"/>
-          <w:right w:val="single" w:sz="8" w:space="0" w:color="9BBB59" w:themeColor="accent3"/>
-          <w:insideV w:val="single" w:sz="8" w:space="0" w:color="9BBB59" w:themeColor="accent3"/>
+          <w:top w:val="single" w:color="9BBB59" w:themeColor="accent3" w:sz="8" w:space="0"/>
+          <w:left w:val="single" w:color="9BBB59" w:themeColor="accent3" w:sz="8" w:space="0"/>
+          <w:bottom w:val="single" w:color="9BBB59" w:themeColor="accent3" w:sz="8" w:space="0"/>
+          <w:right w:val="single" w:color="9BBB59" w:themeColor="accent3" w:sz="8" w:space="0"/>
+          <w:insideV w:val="single" w:color="9BBB59" w:themeColor="accent3" w:sz="8" w:space="0"/>
         </w:tcBorders>
         <w:shd w:val="clear" w:color="auto" w:fill="E6EED5" w:themeFill="accent3" w:themeFillTint="3F"/>
       </w:tcPr>
@@ -5334,11 +5532,11 @@
       <w:tblPr/>
       <w:tcPr>
         <w:tcBorders>
-          <w:top w:val="single" w:sz="8" w:space="0" w:color="9BBB59" w:themeColor="accent3"/>
-          <w:left w:val="single" w:sz="8" w:space="0" w:color="9BBB59" w:themeColor="accent3"/>
-          <w:bottom w:val="single" w:sz="8" w:space="0" w:color="9BBB59" w:themeColor="accent3"/>
-          <w:right w:val="single" w:sz="8" w:space="0" w:color="9BBB59" w:themeColor="accent3"/>
-          <w:insideV w:val="single" w:sz="8" w:space="0" w:color="9BBB59" w:themeColor="accent3"/>
+          <w:top w:val="single" w:color="9BBB59" w:themeColor="accent3" w:sz="8" w:space="0"/>
+          <w:left w:val="single" w:color="9BBB59" w:themeColor="accent3" w:sz="8" w:space="0"/>
+          <w:bottom w:val="single" w:color="9BBB59" w:themeColor="accent3" w:sz="8" w:space="0"/>
+          <w:right w:val="single" w:color="9BBB59" w:themeColor="accent3" w:sz="8" w:space="0"/>
+          <w:insideV w:val="single" w:color="9BBB59" w:themeColor="accent3" w:sz="8" w:space="0"/>
         </w:tcBorders>
       </w:tcPr>
     </w:tblStylePr>
@@ -5355,12 +5553,12 @@
       <w:tblStyleRowBandSize w:val="1"/>
       <w:tblStyleColBandSize w:val="1"/>
       <w:tblBorders>
-        <w:top w:val="single" w:sz="8" w:space="0" w:color="8064A2" w:themeColor="accent4"/>
-        <w:left w:val="single" w:sz="8" w:space="0" w:color="8064A2" w:themeColor="accent4"/>
-        <w:bottom w:val="single" w:sz="8" w:space="0" w:color="8064A2" w:themeColor="accent4"/>
-        <w:right w:val="single" w:sz="8" w:space="0" w:color="8064A2" w:themeColor="accent4"/>
-        <w:insideH w:val="single" w:sz="8" w:space="0" w:color="8064A2" w:themeColor="accent4"/>
-        <w:insideV w:val="single" w:sz="8" w:space="0" w:color="8064A2" w:themeColor="accent4"/>
+        <w:top w:val="single" w:color="8064A2" w:themeColor="accent4" w:sz="8" w:space="0"/>
+        <w:left w:val="single" w:color="8064A2" w:themeColor="accent4" w:sz="8" w:space="0"/>
+        <w:bottom w:val="single" w:color="8064A2" w:themeColor="accent4" w:sz="8" w:space="0"/>
+        <w:right w:val="single" w:color="8064A2" w:themeColor="accent4" w:sz="8" w:space="0"/>
+        <w:insideH w:val="single" w:color="8064A2" w:themeColor="accent4" w:sz="8" w:space="0"/>
+        <w:insideV w:val="single" w:color="8064A2" w:themeColor="accent4" w:sz="8" w:space="0"/>
       </w:tblBorders>
     </w:tblPr>
     <w:tblStylePr w:type="firstRow">
@@ -5368,19 +5566,19 @@
         <w:spacing w:before="0" w:after="0" w:line="240" w:lineRule="auto"/>
       </w:pPr>
       <w:rPr>
-        <w:rFonts w:asciiTheme="majorHAnsi" w:eastAsiaTheme="majorEastAsia" w:hAnsiTheme="majorHAnsi" w:cstheme="majorBidi"/>
-        <w:b/>
-        <w:bCs/>
-      </w:rPr>
-      <w:tblPr/>
-      <w:tcPr>
-        <w:tcBorders>
-          <w:top w:val="single" w:sz="8" w:space="0" w:color="8064A2" w:themeColor="accent4"/>
-          <w:left w:val="single" w:sz="8" w:space="0" w:color="8064A2" w:themeColor="accent4"/>
-          <w:bottom w:val="single" w:sz="18" w:space="0" w:color="8064A2" w:themeColor="accent4"/>
-          <w:right w:val="single" w:sz="8" w:space="0" w:color="8064A2" w:themeColor="accent4"/>
-          <w:insideH w:val="nil"/>
-          <w:insideV w:val="single" w:sz="8" w:space="0" w:color="8064A2" w:themeColor="accent4"/>
+        <w:rFonts w:asciiTheme="majorHAnsi" w:hAnsiTheme="majorHAnsi" w:eastAsiaTheme="majorEastAsia" w:cstheme="majorBidi"/>
+        <w:b/>
+        <w:bCs/>
+      </w:rPr>
+      <w:tblPr/>
+      <w:tcPr>
+        <w:tcBorders>
+          <w:top w:val="single" w:color="8064A2" w:themeColor="accent4" w:sz="8" w:space="0"/>
+          <w:left w:val="single" w:color="8064A2" w:themeColor="accent4" w:sz="8" w:space="0"/>
+          <w:bottom w:val="single" w:color="8064A2" w:themeColor="accent4" w:sz="18" w:space="0"/>
+          <w:right w:val="single" w:color="8064A2" w:themeColor="accent4" w:sz="8" w:space="0"/>
+          <w:insideH w:val="nil"/>
+          <w:insideV w:val="single" w:color="8064A2" w:themeColor="accent4" w:sz="8" w:space="0"/>
         </w:tcBorders>
       </w:tcPr>
     </w:tblStylePr>
@@ -5389,42 +5587,42 @@
         <w:spacing w:before="0" w:after="0" w:line="240" w:lineRule="auto"/>
       </w:pPr>
       <w:rPr>
-        <w:rFonts w:asciiTheme="majorHAnsi" w:eastAsiaTheme="majorEastAsia" w:hAnsiTheme="majorHAnsi" w:cstheme="majorBidi"/>
-        <w:b/>
-        <w:bCs/>
-      </w:rPr>
-      <w:tblPr/>
-      <w:tcPr>
-        <w:tcBorders>
-          <w:top w:val="double" w:sz="6" w:space="0" w:color="8064A2" w:themeColor="accent4"/>
-          <w:left w:val="single" w:sz="8" w:space="0" w:color="8064A2" w:themeColor="accent4"/>
-          <w:bottom w:val="single" w:sz="8" w:space="0" w:color="8064A2" w:themeColor="accent4"/>
-          <w:right w:val="single" w:sz="8" w:space="0" w:color="8064A2" w:themeColor="accent4"/>
-          <w:insideH w:val="nil"/>
-          <w:insideV w:val="single" w:sz="8" w:space="0" w:color="8064A2" w:themeColor="accent4"/>
+        <w:rFonts w:asciiTheme="majorHAnsi" w:hAnsiTheme="majorHAnsi" w:eastAsiaTheme="majorEastAsia" w:cstheme="majorBidi"/>
+        <w:b/>
+        <w:bCs/>
+      </w:rPr>
+      <w:tblPr/>
+      <w:tcPr>
+        <w:tcBorders>
+          <w:top w:val="double" w:color="8064A2" w:themeColor="accent4" w:sz="6" w:space="0"/>
+          <w:left w:val="single" w:color="8064A2" w:themeColor="accent4" w:sz="8" w:space="0"/>
+          <w:bottom w:val="single" w:color="8064A2" w:themeColor="accent4" w:sz="8" w:space="0"/>
+          <w:right w:val="single" w:color="8064A2" w:themeColor="accent4" w:sz="8" w:space="0"/>
+          <w:insideH w:val="nil"/>
+          <w:insideV w:val="single" w:color="8064A2" w:themeColor="accent4" w:sz="8" w:space="0"/>
         </w:tcBorders>
       </w:tcPr>
     </w:tblStylePr>
     <w:tblStylePr w:type="firstCol">
       <w:rPr>
-        <w:rFonts w:asciiTheme="majorHAnsi" w:eastAsiaTheme="majorEastAsia" w:hAnsiTheme="majorHAnsi" w:cstheme="majorBidi"/>
+        <w:rFonts w:asciiTheme="majorHAnsi" w:hAnsiTheme="majorHAnsi" w:eastAsiaTheme="majorEastAsia" w:cstheme="majorBidi"/>
         <w:b/>
         <w:bCs/>
       </w:rPr>
     </w:tblStylePr>
     <w:tblStylePr w:type="lastCol">
       <w:rPr>
-        <w:rFonts w:asciiTheme="majorHAnsi" w:eastAsiaTheme="majorEastAsia" w:hAnsiTheme="majorHAnsi" w:cstheme="majorBidi"/>
-        <w:b/>
-        <w:bCs/>
-      </w:rPr>
-      <w:tblPr/>
-      <w:tcPr>
-        <w:tcBorders>
-          <w:top w:val="single" w:sz="8" w:space="0" w:color="8064A2" w:themeColor="accent4"/>
-          <w:left w:val="single" w:sz="8" w:space="0" w:color="8064A2" w:themeColor="accent4"/>
-          <w:bottom w:val="single" w:sz="8" w:space="0" w:color="8064A2" w:themeColor="accent4"/>
-          <w:right w:val="single" w:sz="8" w:space="0" w:color="8064A2" w:themeColor="accent4"/>
+        <w:rFonts w:asciiTheme="majorHAnsi" w:hAnsiTheme="majorHAnsi" w:eastAsiaTheme="majorEastAsia" w:cstheme="majorBidi"/>
+        <w:b/>
+        <w:bCs/>
+      </w:rPr>
+      <w:tblPr/>
+      <w:tcPr>
+        <w:tcBorders>
+          <w:top w:val="single" w:color="8064A2" w:themeColor="accent4" w:sz="8" w:space="0"/>
+          <w:left w:val="single" w:color="8064A2" w:themeColor="accent4" w:sz="8" w:space="0"/>
+          <w:bottom w:val="single" w:color="8064A2" w:themeColor="accent4" w:sz="8" w:space="0"/>
+          <w:right w:val="single" w:color="8064A2" w:themeColor="accent4" w:sz="8" w:space="0"/>
         </w:tcBorders>
       </w:tcPr>
     </w:tblStylePr>
@@ -5432,10 +5630,10 @@
       <w:tblPr/>
       <w:tcPr>
         <w:tcBorders>
-          <w:top w:val="single" w:sz="8" w:space="0" w:color="8064A2" w:themeColor="accent4"/>
-          <w:left w:val="single" w:sz="8" w:space="0" w:color="8064A2" w:themeColor="accent4"/>
-          <w:bottom w:val="single" w:sz="8" w:space="0" w:color="8064A2" w:themeColor="accent4"/>
-          <w:right w:val="single" w:sz="8" w:space="0" w:color="8064A2" w:themeColor="accent4"/>
+          <w:top w:val="single" w:color="8064A2" w:themeColor="accent4" w:sz="8" w:space="0"/>
+          <w:left w:val="single" w:color="8064A2" w:themeColor="accent4" w:sz="8" w:space="0"/>
+          <w:bottom w:val="single" w:color="8064A2" w:themeColor="accent4" w:sz="8" w:space="0"/>
+          <w:right w:val="single" w:color="8064A2" w:themeColor="accent4" w:sz="8" w:space="0"/>
         </w:tcBorders>
         <w:shd w:val="clear" w:color="auto" w:fill="DFD8E8" w:themeFill="accent4" w:themeFillTint="3F"/>
       </w:tcPr>
@@ -5444,11 +5642,11 @@
       <w:tblPr/>
       <w:tcPr>
         <w:tcBorders>
-          <w:top w:val="single" w:sz="8" w:space="0" w:color="8064A2" w:themeColor="accent4"/>
-          <w:left w:val="single" w:sz="8" w:space="0" w:color="8064A2" w:themeColor="accent4"/>
-          <w:bottom w:val="single" w:sz="8" w:space="0" w:color="8064A2" w:themeColor="accent4"/>
-          <w:right w:val="single" w:sz="8" w:space="0" w:color="8064A2" w:themeColor="accent4"/>
-          <w:insideV w:val="single" w:sz="8" w:space="0" w:color="8064A2" w:themeColor="accent4"/>
+          <w:top w:val="single" w:color="8064A2" w:themeColor="accent4" w:sz="8" w:space="0"/>
+          <w:left w:val="single" w:color="8064A2" w:themeColor="accent4" w:sz="8" w:space="0"/>
+          <w:bottom w:val="single" w:color="8064A2" w:themeColor="accent4" w:sz="8" w:space="0"/>
+          <w:right w:val="single" w:color="8064A2" w:themeColor="accent4" w:sz="8" w:space="0"/>
+          <w:insideV w:val="single" w:color="8064A2" w:themeColor="accent4" w:sz="8" w:space="0"/>
         </w:tcBorders>
         <w:shd w:val="clear" w:color="auto" w:fill="DFD8E8" w:themeFill="accent4" w:themeFillTint="3F"/>
       </w:tcPr>
@@ -5457,11 +5655,11 @@
       <w:tblPr/>
       <w:tcPr>
         <w:tcBorders>
-          <w:top w:val="single" w:sz="8" w:space="0" w:color="8064A2" w:themeColor="accent4"/>
-          <w:left w:val="single" w:sz="8" w:space="0" w:color="8064A2" w:themeColor="accent4"/>
-          <w:bottom w:val="single" w:sz="8" w:space="0" w:color="8064A2" w:themeColor="accent4"/>
-          <w:right w:val="single" w:sz="8" w:space="0" w:color="8064A2" w:themeColor="accent4"/>
-          <w:insideV w:val="single" w:sz="8" w:space="0" w:color="8064A2" w:themeColor="accent4"/>
+          <w:top w:val="single" w:color="8064A2" w:themeColor="accent4" w:sz="8" w:space="0"/>
+          <w:left w:val="single" w:color="8064A2" w:themeColor="accent4" w:sz="8" w:space="0"/>
+          <w:bottom w:val="single" w:color="8064A2" w:themeColor="accent4" w:sz="8" w:space="0"/>
+          <w:right w:val="single" w:color="8064A2" w:themeColor="accent4" w:sz="8" w:space="0"/>
+          <w:insideV w:val="single" w:color="8064A2" w:themeColor="accent4" w:sz="8" w:space="0"/>
         </w:tcBorders>
       </w:tcPr>
     </w:tblStylePr>
@@ -5478,12 +5676,12 @@
       <w:tblStyleRowBandSize w:val="1"/>
       <w:tblStyleColBandSize w:val="1"/>
       <w:tblBorders>
-        <w:top w:val="single" w:sz="8" w:space="0" w:color="4BACC6" w:themeColor="accent5"/>
-        <w:left w:val="single" w:sz="8" w:space="0" w:color="4BACC6" w:themeColor="accent5"/>
-        <w:bottom w:val="single" w:sz="8" w:space="0" w:color="4BACC6" w:themeColor="accent5"/>
-        <w:right w:val="single" w:sz="8" w:space="0" w:color="4BACC6" w:themeColor="accent5"/>
-        <w:insideH w:val="single" w:sz="8" w:space="0" w:color="4BACC6" w:themeColor="accent5"/>
-        <w:insideV w:val="single" w:sz="8" w:space="0" w:color="4BACC6" w:themeColor="accent5"/>
+        <w:top w:val="single" w:color="4BACC6" w:themeColor="accent5" w:sz="8" w:space="0"/>
+        <w:left w:val="single" w:color="4BACC6" w:themeColor="accent5" w:sz="8" w:space="0"/>
+        <w:bottom w:val="single" w:color="4BACC6" w:themeColor="accent5" w:sz="8" w:space="0"/>
+        <w:right w:val="single" w:color="4BACC6" w:themeColor="accent5" w:sz="8" w:space="0"/>
+        <w:insideH w:val="single" w:color="4BACC6" w:themeColor="accent5" w:sz="8" w:space="0"/>
+        <w:insideV w:val="single" w:color="4BACC6" w:themeColor="accent5" w:sz="8" w:space="0"/>
       </w:tblBorders>
     </w:tblPr>
     <w:tblStylePr w:type="firstRow">
@@ -5491,19 +5689,19 @@
         <w:spacing w:before="0" w:after="0" w:line="240" w:lineRule="auto"/>
       </w:pPr>
       <w:rPr>
-        <w:rFonts w:asciiTheme="majorHAnsi" w:eastAsiaTheme="majorEastAsia" w:hAnsiTheme="majorHAnsi" w:cstheme="majorBidi"/>
-        <w:b/>
-        <w:bCs/>
-      </w:rPr>
-      <w:tblPr/>
-      <w:tcPr>
-        <w:tcBorders>
-          <w:top w:val="single" w:sz="8" w:space="0" w:color="4BACC6" w:themeColor="accent5"/>
-          <w:left w:val="single" w:sz="8" w:space="0" w:color="4BACC6" w:themeColor="accent5"/>
-          <w:bottom w:val="single" w:sz="18" w:space="0" w:color="4BACC6" w:themeColor="accent5"/>
-          <w:right w:val="single" w:sz="8" w:space="0" w:color="4BACC6" w:themeColor="accent5"/>
-          <w:insideH w:val="nil"/>
-          <w:insideV w:val="single" w:sz="8" w:space="0" w:color="4BACC6" w:themeColor="accent5"/>
+        <w:rFonts w:asciiTheme="majorHAnsi" w:hAnsiTheme="majorHAnsi" w:eastAsiaTheme="majorEastAsia" w:cstheme="majorBidi"/>
+        <w:b/>
+        <w:bCs/>
+      </w:rPr>
+      <w:tblPr/>
+      <w:tcPr>
+        <w:tcBorders>
+          <w:top w:val="single" w:color="4BACC6" w:themeColor="accent5" w:sz="8" w:space="0"/>
+          <w:left w:val="single" w:color="4BACC6" w:themeColor="accent5" w:sz="8" w:space="0"/>
+          <w:bottom w:val="single" w:color="4BACC6" w:themeColor="accent5" w:sz="18" w:space="0"/>
+          <w:right w:val="single" w:color="4BACC6" w:themeColor="accent5" w:sz="8" w:space="0"/>
+          <w:insideH w:val="nil"/>
+          <w:insideV w:val="single" w:color="4BACC6" w:themeColor="accent5" w:sz="8" w:space="0"/>
         </w:tcBorders>
       </w:tcPr>
     </w:tblStylePr>
@@ -5512,42 +5710,42 @@
         <w:spacing w:before="0" w:after="0" w:line="240" w:lineRule="auto"/>
       </w:pPr>
       <w:rPr>
-        <w:rFonts w:asciiTheme="majorHAnsi" w:eastAsiaTheme="majorEastAsia" w:hAnsiTheme="majorHAnsi" w:cstheme="majorBidi"/>
-        <w:b/>
-        <w:bCs/>
-      </w:rPr>
-      <w:tblPr/>
-      <w:tcPr>
-        <w:tcBorders>
-          <w:top w:val="double" w:sz="6" w:space="0" w:color="4BACC6" w:themeColor="accent5"/>
-          <w:left w:val="single" w:sz="8" w:space="0" w:color="4BACC6" w:themeColor="accent5"/>
-          <w:bottom w:val="single" w:sz="8" w:space="0" w:color="4BACC6" w:themeColor="accent5"/>
-          <w:right w:val="single" w:sz="8" w:space="0" w:color="4BACC6" w:themeColor="accent5"/>
-          <w:insideH w:val="nil"/>
-          <w:insideV w:val="single" w:sz="8" w:space="0" w:color="4BACC6" w:themeColor="accent5"/>
+        <w:rFonts w:asciiTheme="majorHAnsi" w:hAnsiTheme="majorHAnsi" w:eastAsiaTheme="majorEastAsia" w:cstheme="majorBidi"/>
+        <w:b/>
+        <w:bCs/>
+      </w:rPr>
+      <w:tblPr/>
+      <w:tcPr>
+        <w:tcBorders>
+          <w:top w:val="double" w:color="4BACC6" w:themeColor="accent5" w:sz="6" w:space="0"/>
+          <w:left w:val="single" w:color="4BACC6" w:themeColor="accent5" w:sz="8" w:space="0"/>
+          <w:bottom w:val="single" w:color="4BACC6" w:themeColor="accent5" w:sz="8" w:space="0"/>
+          <w:right w:val="single" w:color="4BACC6" w:themeColor="accent5" w:sz="8" w:space="0"/>
+          <w:insideH w:val="nil"/>
+          <w:insideV w:val="single" w:color="4BACC6" w:themeColor="accent5" w:sz="8" w:space="0"/>
         </w:tcBorders>
       </w:tcPr>
     </w:tblStylePr>
     <w:tblStylePr w:type="firstCol">
       <w:rPr>
-        <w:rFonts w:asciiTheme="majorHAnsi" w:eastAsiaTheme="majorEastAsia" w:hAnsiTheme="majorHAnsi" w:cstheme="majorBidi"/>
+        <w:rFonts w:asciiTheme="majorHAnsi" w:hAnsiTheme="majorHAnsi" w:eastAsiaTheme="majorEastAsia" w:cstheme="majorBidi"/>
         <w:b/>
         <w:bCs/>
       </w:rPr>
     </w:tblStylePr>
     <w:tblStylePr w:type="lastCol">
       <w:rPr>
-        <w:rFonts w:asciiTheme="majorHAnsi" w:eastAsiaTheme="majorEastAsia" w:hAnsiTheme="majorHAnsi" w:cstheme="majorBidi"/>
-        <w:b/>
-        <w:bCs/>
-      </w:rPr>
-      <w:tblPr/>
-      <w:tcPr>
-        <w:tcBorders>
-          <w:top w:val="single" w:sz="8" w:space="0" w:color="4BACC6" w:themeColor="accent5"/>
-          <w:left w:val="single" w:sz="8" w:space="0" w:color="4BACC6" w:themeColor="accent5"/>
-          <w:bottom w:val="single" w:sz="8" w:space="0" w:color="4BACC6" w:themeColor="accent5"/>
-          <w:right w:val="single" w:sz="8" w:space="0" w:color="4BACC6" w:themeColor="accent5"/>
+        <w:rFonts w:asciiTheme="majorHAnsi" w:hAnsiTheme="majorHAnsi" w:eastAsiaTheme="majorEastAsia" w:cstheme="majorBidi"/>
+        <w:b/>
+        <w:bCs/>
+      </w:rPr>
+      <w:tblPr/>
+      <w:tcPr>
+        <w:tcBorders>
+          <w:top w:val="single" w:color="4BACC6" w:themeColor="accent5" w:sz="8" w:space="0"/>
+          <w:left w:val="single" w:color="4BACC6" w:themeColor="accent5" w:sz="8" w:space="0"/>
+          <w:bottom w:val="single" w:color="4BACC6" w:themeColor="accent5" w:sz="8" w:space="0"/>
+          <w:right w:val="single" w:color="4BACC6" w:themeColor="accent5" w:sz="8" w:space="0"/>
         </w:tcBorders>
       </w:tcPr>
     </w:tblStylePr>
@@ -5555,10 +5753,10 @@
       <w:tblPr/>
       <w:tcPr>
         <w:tcBorders>
-          <w:top w:val="single" w:sz="8" w:space="0" w:color="4BACC6" w:themeColor="accent5"/>
-          <w:left w:val="single" w:sz="8" w:space="0" w:color="4BACC6" w:themeColor="accent5"/>
-          <w:bottom w:val="single" w:sz="8" w:space="0" w:color="4BACC6" w:themeColor="accent5"/>
-          <w:right w:val="single" w:sz="8" w:space="0" w:color="4BACC6" w:themeColor="accent5"/>
+          <w:top w:val="single" w:color="4BACC6" w:themeColor="accent5" w:sz="8" w:space="0"/>
+          <w:left w:val="single" w:color="4BACC6" w:themeColor="accent5" w:sz="8" w:space="0"/>
+          <w:bottom w:val="single" w:color="4BACC6" w:themeColor="accent5" w:sz="8" w:space="0"/>
+          <w:right w:val="single" w:color="4BACC6" w:themeColor="accent5" w:sz="8" w:space="0"/>
         </w:tcBorders>
         <w:shd w:val="clear" w:color="auto" w:fill="D2EAF1" w:themeFill="accent5" w:themeFillTint="3F"/>
       </w:tcPr>
@@ -5567,11 +5765,11 @@
       <w:tblPr/>
       <w:tcPr>
         <w:tcBorders>
-          <w:top w:val="single" w:sz="8" w:space="0" w:color="4BACC6" w:themeColor="accent5"/>
-          <w:left w:val="single" w:sz="8" w:space="0" w:color="4BACC6" w:themeColor="accent5"/>
-          <w:bottom w:val="single" w:sz="8" w:space="0" w:color="4BACC6" w:themeColor="accent5"/>
-          <w:right w:val="single" w:sz="8" w:space="0" w:color="4BACC6" w:themeColor="accent5"/>
-          <w:insideV w:val="single" w:sz="8" w:space="0" w:color="4BACC6" w:themeColor="accent5"/>
+          <w:top w:val="single" w:color="4BACC6" w:themeColor="accent5" w:sz="8" w:space="0"/>
+          <w:left w:val="single" w:color="4BACC6" w:themeColor="accent5" w:sz="8" w:space="0"/>
+          <w:bottom w:val="single" w:color="4BACC6" w:themeColor="accent5" w:sz="8" w:space="0"/>
+          <w:right w:val="single" w:color="4BACC6" w:themeColor="accent5" w:sz="8" w:space="0"/>
+          <w:insideV w:val="single" w:color="4BACC6" w:themeColor="accent5" w:sz="8" w:space="0"/>
         </w:tcBorders>
         <w:shd w:val="clear" w:color="auto" w:fill="D2EAF1" w:themeFill="accent5" w:themeFillTint="3F"/>
       </w:tcPr>
@@ -5580,11 +5778,11 @@
       <w:tblPr/>
       <w:tcPr>
         <w:tcBorders>
-          <w:top w:val="single" w:sz="8" w:space="0" w:color="4BACC6" w:themeColor="accent5"/>
-          <w:left w:val="single" w:sz="8" w:space="0" w:color="4BACC6" w:themeColor="accent5"/>
-          <w:bottom w:val="single" w:sz="8" w:space="0" w:color="4BACC6" w:themeColor="accent5"/>
-          <w:right w:val="single" w:sz="8" w:space="0" w:color="4BACC6" w:themeColor="accent5"/>
-          <w:insideV w:val="single" w:sz="8" w:space="0" w:color="4BACC6" w:themeColor="accent5"/>
+          <w:top w:val="single" w:color="4BACC6" w:themeColor="accent5" w:sz="8" w:space="0"/>
+          <w:left w:val="single" w:color="4BACC6" w:themeColor="accent5" w:sz="8" w:space="0"/>
+          <w:bottom w:val="single" w:color="4BACC6" w:themeColor="accent5" w:sz="8" w:space="0"/>
+          <w:right w:val="single" w:color="4BACC6" w:themeColor="accent5" w:sz="8" w:space="0"/>
+          <w:insideV w:val="single" w:color="4BACC6" w:themeColor="accent5" w:sz="8" w:space="0"/>
         </w:tcBorders>
       </w:tcPr>
     </w:tblStylePr>
@@ -5601,12 +5799,12 @@
       <w:tblStyleRowBandSize w:val="1"/>
       <w:tblStyleColBandSize w:val="1"/>
       <w:tblBorders>
-        <w:top w:val="single" w:sz="8" w:space="0" w:color="F79646" w:themeColor="accent6"/>
-        <w:left w:val="single" w:sz="8" w:space="0" w:color="F79646" w:themeColor="accent6"/>
-        <w:bottom w:val="single" w:sz="8" w:space="0" w:color="F79646" w:themeColor="accent6"/>
-        <w:right w:val="single" w:sz="8" w:space="0" w:color="F79646" w:themeColor="accent6"/>
-        <w:insideH w:val="single" w:sz="8" w:space="0" w:color="F79646" w:themeColor="accent6"/>
-        <w:insideV w:val="single" w:sz="8" w:space="0" w:color="F79646" w:themeColor="accent6"/>
+        <w:top w:val="single" w:color="F79646" w:themeColor="accent6" w:sz="8" w:space="0"/>
+        <w:left w:val="single" w:color="F79646" w:themeColor="accent6" w:sz="8" w:space="0"/>
+        <w:bottom w:val="single" w:color="F79646" w:themeColor="accent6" w:sz="8" w:space="0"/>
+        <w:right w:val="single" w:color="F79646" w:themeColor="accent6" w:sz="8" w:space="0"/>
+        <w:insideH w:val="single" w:color="F79646" w:themeColor="accent6" w:sz="8" w:space="0"/>
+        <w:insideV w:val="single" w:color="F79646" w:themeColor="accent6" w:sz="8" w:space="0"/>
       </w:tblBorders>
     </w:tblPr>
     <w:tblStylePr w:type="firstRow">
@@ -5614,19 +5812,19 @@
         <w:spacing w:before="0" w:after="0" w:line="240" w:lineRule="auto"/>
       </w:pPr>
       <w:rPr>
-        <w:rFonts w:asciiTheme="majorHAnsi" w:eastAsiaTheme="majorEastAsia" w:hAnsiTheme="majorHAnsi" w:cstheme="majorBidi"/>
-        <w:b/>
-        <w:bCs/>
-      </w:rPr>
-      <w:tblPr/>
-      <w:tcPr>
-        <w:tcBorders>
-          <w:top w:val="single" w:sz="8" w:space="0" w:color="F79646" w:themeColor="accent6"/>
-          <w:left w:val="single" w:sz="8" w:space="0" w:color="F79646" w:themeColor="accent6"/>
-          <w:bottom w:val="single" w:sz="18" w:space="0" w:color="F79646" w:themeColor="accent6"/>
-          <w:right w:val="single" w:sz="8" w:space="0" w:color="F79646" w:themeColor="accent6"/>
-          <w:insideH w:val="nil"/>
-          <w:insideV w:val="single" w:sz="8" w:space="0" w:color="F79646" w:themeColor="accent6"/>
+        <w:rFonts w:asciiTheme="majorHAnsi" w:hAnsiTheme="majorHAnsi" w:eastAsiaTheme="majorEastAsia" w:cstheme="majorBidi"/>
+        <w:b/>
+        <w:bCs/>
+      </w:rPr>
+      <w:tblPr/>
+      <w:tcPr>
+        <w:tcBorders>
+          <w:top w:val="single" w:color="F79646" w:themeColor="accent6" w:sz="8" w:space="0"/>
+          <w:left w:val="single" w:color="F79646" w:themeColor="accent6" w:sz="8" w:space="0"/>
+          <w:bottom w:val="single" w:color="F79646" w:themeColor="accent6" w:sz="18" w:space="0"/>
+          <w:right w:val="single" w:color="F79646" w:themeColor="accent6" w:sz="8" w:space="0"/>
+          <w:insideH w:val="nil"/>
+          <w:insideV w:val="single" w:color="F79646" w:themeColor="accent6" w:sz="8" w:space="0"/>
         </w:tcBorders>
       </w:tcPr>
     </w:tblStylePr>
@@ -5635,42 +5833,42 @@
         <w:spacing w:before="0" w:after="0" w:line="240" w:lineRule="auto"/>
       </w:pPr>
       <w:rPr>
-        <w:rFonts w:asciiTheme="majorHAnsi" w:eastAsiaTheme="majorEastAsia" w:hAnsiTheme="majorHAnsi" w:cstheme="majorBidi"/>
-        <w:b/>
-        <w:bCs/>
-      </w:rPr>
-      <w:tblPr/>
-      <w:tcPr>
-        <w:tcBorders>
-          <w:top w:val="double" w:sz="6" w:space="0" w:color="F79646" w:themeColor="accent6"/>
-          <w:left w:val="single" w:sz="8" w:space="0" w:color="F79646" w:themeColor="accent6"/>
-          <w:bottom w:val="single" w:sz="8" w:space="0" w:color="F79646" w:themeColor="accent6"/>
-          <w:right w:val="single" w:sz="8" w:space="0" w:color="F79646" w:themeColor="accent6"/>
-          <w:insideH w:val="nil"/>
-          <w:insideV w:val="single" w:sz="8" w:space="0" w:color="F79646" w:themeColor="accent6"/>
+        <w:rFonts w:asciiTheme="majorHAnsi" w:hAnsiTheme="majorHAnsi" w:eastAsiaTheme="majorEastAsia" w:cstheme="majorBidi"/>
+        <w:b/>
+        <w:bCs/>
+      </w:rPr>
+      <w:tblPr/>
+      <w:tcPr>
+        <w:tcBorders>
+          <w:top w:val="double" w:color="F79646" w:themeColor="accent6" w:sz="6" w:space="0"/>
+          <w:left w:val="single" w:color="F79646" w:themeColor="accent6" w:sz="8" w:space="0"/>
+          <w:bottom w:val="single" w:color="F79646" w:themeColor="accent6" w:sz="8" w:space="0"/>
+          <w:right w:val="single" w:color="F79646" w:themeColor="accent6" w:sz="8" w:space="0"/>
+          <w:insideH w:val="nil"/>
+          <w:insideV w:val="single" w:color="F79646" w:themeColor="accent6" w:sz="8" w:space="0"/>
         </w:tcBorders>
       </w:tcPr>
     </w:tblStylePr>
     <w:tblStylePr w:type="firstCol">
       <w:rPr>
-        <w:rFonts w:asciiTheme="majorHAnsi" w:eastAsiaTheme="majorEastAsia" w:hAnsiTheme="majorHAnsi" w:cstheme="majorBidi"/>
+        <w:rFonts w:asciiTheme="majorHAnsi" w:hAnsiTheme="majorHAnsi" w:eastAsiaTheme="majorEastAsia" w:cstheme="majorBidi"/>
         <w:b/>
         <w:bCs/>
       </w:rPr>
     </w:tblStylePr>
     <w:tblStylePr w:type="lastCol">
       <w:rPr>
-        <w:rFonts w:asciiTheme="majorHAnsi" w:eastAsiaTheme="majorEastAsia" w:hAnsiTheme="majorHAnsi" w:cstheme="majorBidi"/>
-        <w:b/>
-        <w:bCs/>
-      </w:rPr>
-      <w:tblPr/>
-      <w:tcPr>
-        <w:tcBorders>
-          <w:top w:val="single" w:sz="8" w:space="0" w:color="F79646" w:themeColor="accent6"/>
-          <w:left w:val="single" w:sz="8" w:space="0" w:color="F79646" w:themeColor="accent6"/>
-          <w:bottom w:val="single" w:sz="8" w:space="0" w:color="F79646" w:themeColor="accent6"/>
-          <w:right w:val="single" w:sz="8" w:space="0" w:color="F79646" w:themeColor="accent6"/>
+        <w:rFonts w:asciiTheme="majorHAnsi" w:hAnsiTheme="majorHAnsi" w:eastAsiaTheme="majorEastAsia" w:cstheme="majorBidi"/>
+        <w:b/>
+        <w:bCs/>
+      </w:rPr>
+      <w:tblPr/>
+      <w:tcPr>
+        <w:tcBorders>
+          <w:top w:val="single" w:color="F79646" w:themeColor="accent6" w:sz="8" w:space="0"/>
+          <w:left w:val="single" w:color="F79646" w:themeColor="accent6" w:sz="8" w:space="0"/>
+          <w:bottom w:val="single" w:color="F79646" w:themeColor="accent6" w:sz="8" w:space="0"/>
+          <w:right w:val="single" w:color="F79646" w:themeColor="accent6" w:sz="8" w:space="0"/>
         </w:tcBorders>
       </w:tcPr>
     </w:tblStylePr>
@@ -5678,10 +5876,10 @@
       <w:tblPr/>
       <w:tcPr>
         <w:tcBorders>
-          <w:top w:val="single" w:sz="8" w:space="0" w:color="F79646" w:themeColor="accent6"/>
-          <w:left w:val="single" w:sz="8" w:space="0" w:color="F79646" w:themeColor="accent6"/>
-          <w:bottom w:val="single" w:sz="8" w:space="0" w:color="F79646" w:themeColor="accent6"/>
-          <w:right w:val="single" w:sz="8" w:space="0" w:color="F79646" w:themeColor="accent6"/>
+          <w:top w:val="single" w:color="F79646" w:themeColor="accent6" w:sz="8" w:space="0"/>
+          <w:left w:val="single" w:color="F79646" w:themeColor="accent6" w:sz="8" w:space="0"/>
+          <w:bottom w:val="single" w:color="F79646" w:themeColor="accent6" w:sz="8" w:space="0"/>
+          <w:right w:val="single" w:color="F79646" w:themeColor="accent6" w:sz="8" w:space="0"/>
         </w:tcBorders>
         <w:shd w:val="clear" w:color="auto" w:fill="FDE4D0" w:themeFill="accent6" w:themeFillTint="3F"/>
       </w:tcPr>
@@ -5690,11 +5888,11 @@
       <w:tblPr/>
       <w:tcPr>
         <w:tcBorders>
-          <w:top w:val="single" w:sz="8" w:space="0" w:color="F79646" w:themeColor="accent6"/>
-          <w:left w:val="single" w:sz="8" w:space="0" w:color="F79646" w:themeColor="accent6"/>
-          <w:bottom w:val="single" w:sz="8" w:space="0" w:color="F79646" w:themeColor="accent6"/>
-          <w:right w:val="single" w:sz="8" w:space="0" w:color="F79646" w:themeColor="accent6"/>
-          <w:insideV w:val="single" w:sz="8" w:space="0" w:color="F79646" w:themeColor="accent6"/>
+          <w:top w:val="single" w:color="F79646" w:themeColor="accent6" w:sz="8" w:space="0"/>
+          <w:left w:val="single" w:color="F79646" w:themeColor="accent6" w:sz="8" w:space="0"/>
+          <w:bottom w:val="single" w:color="F79646" w:themeColor="accent6" w:sz="8" w:space="0"/>
+          <w:right w:val="single" w:color="F79646" w:themeColor="accent6" w:sz="8" w:space="0"/>
+          <w:insideV w:val="single" w:color="F79646" w:themeColor="accent6" w:sz="8" w:space="0"/>
         </w:tcBorders>
         <w:shd w:val="clear" w:color="auto" w:fill="FDE4D0" w:themeFill="accent6" w:themeFillTint="3F"/>
       </w:tcPr>
@@ -5703,11 +5901,11 @@
       <w:tblPr/>
       <w:tcPr>
         <w:tcBorders>
-          <w:top w:val="single" w:sz="8" w:space="0" w:color="F79646" w:themeColor="accent6"/>
-          <w:left w:val="single" w:sz="8" w:space="0" w:color="F79646" w:themeColor="accent6"/>
-          <w:bottom w:val="single" w:sz="8" w:space="0" w:color="F79646" w:themeColor="accent6"/>
-          <w:right w:val="single" w:sz="8" w:space="0" w:color="F79646" w:themeColor="accent6"/>
-          <w:insideV w:val="single" w:sz="8" w:space="0" w:color="F79646" w:themeColor="accent6"/>
+          <w:top w:val="single" w:color="F79646" w:themeColor="accent6" w:sz="8" w:space="0"/>
+          <w:left w:val="single" w:color="F79646" w:themeColor="accent6" w:sz="8" w:space="0"/>
+          <w:bottom w:val="single" w:color="F79646" w:themeColor="accent6" w:sz="8" w:space="0"/>
+          <w:right w:val="single" w:color="F79646" w:themeColor="accent6" w:sz="8" w:space="0"/>
+          <w:insideV w:val="single" w:color="F79646" w:themeColor="accent6" w:sz="8" w:space="0"/>
         </w:tcBorders>
       </w:tcPr>
     </w:tblStylePr>
@@ -5724,11 +5922,11 @@
       <w:tblStyleRowBandSize w:val="1"/>
       <w:tblStyleColBandSize w:val="1"/>
       <w:tblBorders>
-        <w:top w:val="single" w:sz="8" w:space="0" w:color="404040" w:themeColor="text1" w:themeTint="BF"/>
-        <w:left w:val="single" w:sz="8" w:space="0" w:color="404040" w:themeColor="text1" w:themeTint="BF"/>
-        <w:bottom w:val="single" w:sz="8" w:space="0" w:color="404040" w:themeColor="text1" w:themeTint="BF"/>
-        <w:right w:val="single" w:sz="8" w:space="0" w:color="404040" w:themeColor="text1" w:themeTint="BF"/>
-        <w:insideH w:val="single" w:sz="8" w:space="0" w:color="404040" w:themeColor="text1" w:themeTint="BF"/>
+        <w:top w:val="single" w:color="404040" w:themeColor="text1" w:themeTint="BF" w:sz="8" w:space="0"/>
+        <w:left w:val="single" w:color="404040" w:themeColor="text1" w:themeTint="BF" w:sz="8" w:space="0"/>
+        <w:bottom w:val="single" w:color="404040" w:themeColor="text1" w:themeTint="BF" w:sz="8" w:space="0"/>
+        <w:right w:val="single" w:color="404040" w:themeColor="text1" w:themeTint="BF" w:sz="8" w:space="0"/>
+        <w:insideH w:val="single" w:color="404040" w:themeColor="text1" w:themeTint="BF" w:sz="8" w:space="0"/>
       </w:tblBorders>
     </w:tblPr>
     <w:tblStylePr w:type="firstRow">
@@ -5743,10 +5941,10 @@
       <w:tblPr/>
       <w:tcPr>
         <w:tcBorders>
-          <w:top w:val="single" w:sz="8" w:space="0" w:color="404040" w:themeColor="text1" w:themeTint="BF"/>
-          <w:left w:val="single" w:sz="8" w:space="0" w:color="404040" w:themeColor="text1" w:themeTint="BF"/>
-          <w:bottom w:val="single" w:sz="8" w:space="0" w:color="404040" w:themeColor="text1" w:themeTint="BF"/>
-          <w:right w:val="single" w:sz="8" w:space="0" w:color="404040" w:themeColor="text1" w:themeTint="BF"/>
+          <w:top w:val="single" w:color="404040" w:themeColor="text1" w:themeTint="BF" w:sz="8" w:space="0"/>
+          <w:left w:val="single" w:color="404040" w:themeColor="text1" w:themeTint="BF" w:sz="8" w:space="0"/>
+          <w:bottom w:val="single" w:color="404040" w:themeColor="text1" w:themeTint="BF" w:sz="8" w:space="0"/>
+          <w:right w:val="single" w:color="404040" w:themeColor="text1" w:themeTint="BF" w:sz="8" w:space="0"/>
           <w:insideH w:val="nil"/>
           <w:insideV w:val="nil"/>
         </w:tcBorders>
@@ -5764,10 +5962,10 @@
       <w:tblPr/>
       <w:tcPr>
         <w:tcBorders>
-          <w:top w:val="double" w:sz="6" w:space="0" w:color="404040" w:themeColor="text1" w:themeTint="BF"/>
-          <w:left w:val="single" w:sz="8" w:space="0" w:color="404040" w:themeColor="text1" w:themeTint="BF"/>
-          <w:bottom w:val="single" w:sz="8" w:space="0" w:color="404040" w:themeColor="text1" w:themeTint="BF"/>
-          <w:right w:val="single" w:sz="8" w:space="0" w:color="404040" w:themeColor="text1" w:themeTint="BF"/>
+          <w:top w:val="double" w:color="404040" w:themeColor="text1" w:themeTint="BF" w:sz="6" w:space="0"/>
+          <w:left w:val="single" w:color="404040" w:themeColor="text1" w:themeTint="BF" w:sz="8" w:space="0"/>
+          <w:bottom w:val="single" w:color="404040" w:themeColor="text1" w:themeTint="BF" w:sz="8" w:space="0"/>
+          <w:right w:val="single" w:color="404040" w:themeColor="text1" w:themeTint="BF" w:sz="8" w:space="0"/>
           <w:insideH w:val="nil"/>
           <w:insideV w:val="nil"/>
         </w:tcBorders>
@@ -5823,11 +6021,11 @@
       <w:tblStyleRowBandSize w:val="1"/>
       <w:tblStyleColBandSize w:val="1"/>
       <w:tblBorders>
-        <w:top w:val="single" w:sz="8" w:space="0" w:color="7BA0CD" w:themeColor="accent1" w:themeTint="BF"/>
-        <w:left w:val="single" w:sz="8" w:space="0" w:color="7BA0CD" w:themeColor="accent1" w:themeTint="BF"/>
-        <w:bottom w:val="single" w:sz="8" w:space="0" w:color="7BA0CD" w:themeColor="accent1" w:themeTint="BF"/>
-        <w:right w:val="single" w:sz="8" w:space="0" w:color="7BA0CD" w:themeColor="accent1" w:themeTint="BF"/>
-        <w:insideH w:val="single" w:sz="8" w:space="0" w:color="7BA0CD" w:themeColor="accent1" w:themeTint="BF"/>
+        <w:top w:val="single" w:color="7BA0CD" w:themeColor="accent1" w:themeTint="BF" w:sz="8" w:space="0"/>
+        <w:left w:val="single" w:color="7BA0CD" w:themeColor="accent1" w:themeTint="BF" w:sz="8" w:space="0"/>
+        <w:bottom w:val="single" w:color="7BA0CD" w:themeColor="accent1" w:themeTint="BF" w:sz="8" w:space="0"/>
+        <w:right w:val="single" w:color="7BA0CD" w:themeColor="accent1" w:themeTint="BF" w:sz="8" w:space="0"/>
+        <w:insideH w:val="single" w:color="7BA0CD" w:themeColor="accent1" w:themeTint="BF" w:sz="8" w:space="0"/>
       </w:tblBorders>
     </w:tblPr>
     <w:tblStylePr w:type="firstRow">
@@ -5842,10 +6040,10 @@
       <w:tblPr/>
       <w:tcPr>
         <w:tcBorders>
-          <w:top w:val="single" w:sz="8" w:space="0" w:color="7BA0CD" w:themeColor="accent1" w:themeTint="BF"/>
-          <w:left w:val="single" w:sz="8" w:space="0" w:color="7BA0CD" w:themeColor="accent1" w:themeTint="BF"/>
-          <w:bottom w:val="single" w:sz="8" w:space="0" w:color="7BA0CD" w:themeColor="accent1" w:themeTint="BF"/>
-          <w:right w:val="single" w:sz="8" w:space="0" w:color="7BA0CD" w:themeColor="accent1" w:themeTint="BF"/>
+          <w:top w:val="single" w:color="7BA0CD" w:themeColor="accent1" w:themeTint="BF" w:sz="8" w:space="0"/>
+          <w:left w:val="single" w:color="7BA0CD" w:themeColor="accent1" w:themeTint="BF" w:sz="8" w:space="0"/>
+          <w:bottom w:val="single" w:color="7BA0CD" w:themeColor="accent1" w:themeTint="BF" w:sz="8" w:space="0"/>
+          <w:right w:val="single" w:color="7BA0CD" w:themeColor="accent1" w:themeTint="BF" w:sz="8" w:space="0"/>
           <w:insideH w:val="nil"/>
           <w:insideV w:val="nil"/>
         </w:tcBorders>
@@ -5863,10 +6061,10 @@
       <w:tblPr/>
       <w:tcPr>
         <w:tcBorders>
-          <w:top w:val="double" w:sz="6" w:space="0" w:color="7BA0CD" w:themeColor="accent1" w:themeTint="BF"/>
-          <w:left w:val="single" w:sz="8" w:space="0" w:color="7BA0CD" w:themeColor="accent1" w:themeTint="BF"/>
-          <w:bottom w:val="single" w:sz="8" w:space="0" w:color="7BA0CD" w:themeColor="accent1" w:themeTint="BF"/>
-          <w:right w:val="single" w:sz="8" w:space="0" w:color="7BA0CD" w:themeColor="accent1" w:themeTint="BF"/>
+          <w:top w:val="double" w:color="7BA0CD" w:themeColor="accent1" w:themeTint="BF" w:sz="6" w:space="0"/>
+          <w:left w:val="single" w:color="7BA0CD" w:themeColor="accent1" w:themeTint="BF" w:sz="8" w:space="0"/>
+          <w:bottom w:val="single" w:color="7BA0CD" w:themeColor="accent1" w:themeTint="BF" w:sz="8" w:space="0"/>
+          <w:right w:val="single" w:color="7BA0CD" w:themeColor="accent1" w:themeTint="BF" w:sz="8" w:space="0"/>
           <w:insideH w:val="nil"/>
           <w:insideV w:val="nil"/>
         </w:tcBorders>
@@ -5922,11 +6120,11 @@
       <w:tblStyleRowBandSize w:val="1"/>
       <w:tblStyleColBandSize w:val="1"/>
       <w:tblBorders>
-        <w:top w:val="single" w:sz="8" w:space="0" w:color="CF7B79" w:themeColor="accent2" w:themeTint="BF"/>
-        <w:left w:val="single" w:sz="8" w:space="0" w:color="CF7B79" w:themeColor="accent2" w:themeTint="BF"/>
-        <w:bottom w:val="single" w:sz="8" w:space="0" w:color="CF7B79" w:themeColor="accent2" w:themeTint="BF"/>
-        <w:right w:val="single" w:sz="8" w:space="0" w:color="CF7B79" w:themeColor="accent2" w:themeTint="BF"/>
-        <w:insideH w:val="single" w:sz="8" w:space="0" w:color="CF7B79" w:themeColor="accent2" w:themeTint="BF"/>
+        <w:top w:val="single" w:color="CF7B79" w:themeColor="accent2" w:themeTint="BF" w:sz="8" w:space="0"/>
+        <w:left w:val="single" w:color="CF7B79" w:themeColor="accent2" w:themeTint="BF" w:sz="8" w:space="0"/>
+        <w:bottom w:val="single" w:color="CF7B79" w:themeColor="accent2" w:themeTint="BF" w:sz="8" w:space="0"/>
+        <w:right w:val="single" w:color="CF7B79" w:themeColor="accent2" w:themeTint="BF" w:sz="8" w:space="0"/>
+        <w:insideH w:val="single" w:color="CF7B79" w:themeColor="accent2" w:themeTint="BF" w:sz="8" w:space="0"/>
       </w:tblBorders>
     </w:tblPr>
     <w:tblStylePr w:type="firstRow">
@@ -5941,10 +6139,10 @@
       <w:tblPr/>
       <w:tcPr>
         <w:tcBorders>
-          <w:top w:val="single" w:sz="8" w:space="0" w:color="CF7B79" w:themeColor="accent2" w:themeTint="BF"/>
-          <w:left w:val="single" w:sz="8" w:space="0" w:color="CF7B79" w:themeColor="accent2" w:themeTint="BF"/>
-          <w:bottom w:val="single" w:sz="8" w:space="0" w:color="CF7B79" w:themeColor="accent2" w:themeTint="BF"/>
-          <w:right w:val="single" w:sz="8" w:space="0" w:color="CF7B79" w:themeColor="accent2" w:themeTint="BF"/>
+          <w:top w:val="single" w:color="CF7B79" w:themeColor="accent2" w:themeTint="BF" w:sz="8" w:space="0"/>
+          <w:left w:val="single" w:color="CF7B79" w:themeColor="accent2" w:themeTint="BF" w:sz="8" w:space="0"/>
+          <w:bottom w:val="single" w:color="CF7B79" w:themeColor="accent2" w:themeTint="BF" w:sz="8" w:space="0"/>
+          <w:right w:val="single" w:color="CF7B79" w:themeColor="accent2" w:themeTint="BF" w:sz="8" w:space="0"/>
           <w:insideH w:val="nil"/>
           <w:insideV w:val="nil"/>
         </w:tcBorders>
@@ -5962,10 +6160,10 @@
       <w:tblPr/>
       <w:tcPr>
         <w:tcBorders>
-          <w:top w:val="double" w:sz="6" w:space="0" w:color="CF7B79" w:themeColor="accent2" w:themeTint="BF"/>
-          <w:left w:val="single" w:sz="8" w:space="0" w:color="CF7B79" w:themeColor="accent2" w:themeTint="BF"/>
-          <w:bottom w:val="single" w:sz="8" w:space="0" w:color="CF7B79" w:themeColor="accent2" w:themeTint="BF"/>
-          <w:right w:val="single" w:sz="8" w:space="0" w:color="CF7B79" w:themeColor="accent2" w:themeTint="BF"/>
+          <w:top w:val="double" w:color="CF7B79" w:themeColor="accent2" w:themeTint="BF" w:sz="6" w:space="0"/>
+          <w:left w:val="single" w:color="CF7B79" w:themeColor="accent2" w:themeTint="BF" w:sz="8" w:space="0"/>
+          <w:bottom w:val="single" w:color="CF7B79" w:themeColor="accent2" w:themeTint="BF" w:sz="8" w:space="0"/>
+          <w:right w:val="single" w:color="CF7B79" w:themeColor="accent2" w:themeTint="BF" w:sz="8" w:space="0"/>
           <w:insideH w:val="nil"/>
           <w:insideV w:val="nil"/>
         </w:tcBorders>
@@ -6021,11 +6219,11 @@
       <w:tblStyleRowBandSize w:val="1"/>
       <w:tblStyleColBandSize w:val="1"/>
       <w:tblBorders>
-        <w:top w:val="single" w:sz="8" w:space="0" w:color="B3CC82" w:themeColor="accent3" w:themeTint="BF"/>
-        <w:left w:val="single" w:sz="8" w:space="0" w:color="B3CC82" w:themeColor="accent3" w:themeTint="BF"/>
-        <w:bottom w:val="single" w:sz="8" w:space="0" w:color="B3CC82" w:themeColor="accent3" w:themeTint="BF"/>
-        <w:right w:val="single" w:sz="8" w:space="0" w:color="B3CC82" w:themeColor="accent3" w:themeTint="BF"/>
-        <w:insideH w:val="single" w:sz="8" w:space="0" w:color="B3CC82" w:themeColor="accent3" w:themeTint="BF"/>
+        <w:top w:val="single" w:color="B3CC82" w:themeColor="accent3" w:themeTint="BF" w:sz="8" w:space="0"/>
+        <w:left w:val="single" w:color="B3CC82" w:themeColor="accent3" w:themeTint="BF" w:sz="8" w:space="0"/>
+        <w:bottom w:val="single" w:color="B3CC82" w:themeColor="accent3" w:themeTint="BF" w:sz="8" w:space="0"/>
+        <w:right w:val="single" w:color="B3CC82" w:themeColor="accent3" w:themeTint="BF" w:sz="8" w:space="0"/>
+        <w:insideH w:val="single" w:color="B3CC82" w:themeColor="accent3" w:themeTint="BF" w:sz="8" w:space="0"/>
       </w:tblBorders>
     </w:tblPr>
     <w:tblStylePr w:type="firstRow">
@@ -6040,10 +6238,10 @@
       <w:tblPr/>
       <w:tcPr>
         <w:tcBorders>
-          <w:top w:val="single" w:sz="8" w:space="0" w:color="B3CC82" w:themeColor="accent3" w:themeTint="BF"/>
-          <w:left w:val="single" w:sz="8" w:space="0" w:color="B3CC82" w:themeColor="accent3" w:themeTint="BF"/>
-          <w:bottom w:val="single" w:sz="8" w:space="0" w:color="B3CC82" w:themeColor="accent3" w:themeTint="BF"/>
-          <w:right w:val="single" w:sz="8" w:space="0" w:color="B3CC82" w:themeColor="accent3" w:themeTint="BF"/>
+          <w:top w:val="single" w:color="B3CC82" w:themeColor="accent3" w:themeTint="BF" w:sz="8" w:space="0"/>
+          <w:left w:val="single" w:color="B3CC82" w:themeColor="accent3" w:themeTint="BF" w:sz="8" w:space="0"/>
+          <w:bottom w:val="single" w:color="B3CC82" w:themeColor="accent3" w:themeTint="BF" w:sz="8" w:space="0"/>
+          <w:right w:val="single" w:color="B3CC82" w:themeColor="accent3" w:themeTint="BF" w:sz="8" w:space="0"/>
           <w:insideH w:val="nil"/>
           <w:insideV w:val="nil"/>
         </w:tcBorders>
@@ -6061,10 +6259,10 @@
       <w:tblPr/>
       <w:tcPr>
         <w:tcBorders>
-          <w:top w:val="double" w:sz="6" w:space="0" w:color="B3CC82" w:themeColor="accent3" w:themeTint="BF"/>
-          <w:left w:val="single" w:sz="8" w:space="0" w:color="B3CC82" w:themeColor="accent3" w:themeTint="BF"/>
-          <w:bottom w:val="single" w:sz="8" w:space="0" w:color="B3CC82" w:themeColor="accent3" w:themeTint="BF"/>
-          <w:right w:val="single" w:sz="8" w:space="0" w:color="B3CC82" w:themeColor="accent3" w:themeTint="BF"/>
+          <w:top w:val="double" w:color="B3CC82" w:themeColor="accent3" w:themeTint="BF" w:sz="6" w:space="0"/>
+          <w:left w:val="single" w:color="B3CC82" w:themeColor="accent3" w:themeTint="BF" w:sz="8" w:space="0"/>
+          <w:bottom w:val="single" w:color="B3CC82" w:themeColor="accent3" w:themeTint="BF" w:sz="8" w:space="0"/>
+          <w:right w:val="single" w:color="B3CC82" w:themeColor="accent3" w:themeTint="BF" w:sz="8" w:space="0"/>
           <w:insideH w:val="nil"/>
           <w:insideV w:val="nil"/>
         </w:tcBorders>
@@ -6120,11 +6318,11 @@
       <w:tblStyleRowBandSize w:val="1"/>
       <w:tblStyleColBandSize w:val="1"/>
       <w:tblBorders>
-        <w:top w:val="single" w:sz="8" w:space="0" w:color="9F8AB9" w:themeColor="accent4" w:themeTint="BF"/>
-        <w:left w:val="single" w:sz="8" w:space="0" w:color="9F8AB9" w:themeColor="accent4" w:themeTint="BF"/>
-        <w:bottom w:val="single" w:sz="8" w:space="0" w:color="9F8AB9" w:themeColor="accent4" w:themeTint="BF"/>
-        <w:right w:val="single" w:sz="8" w:space="0" w:color="9F8AB9" w:themeColor="accent4" w:themeTint="BF"/>
-        <w:insideH w:val="single" w:sz="8" w:space="0" w:color="9F8AB9" w:themeColor="accent4" w:themeTint="BF"/>
+        <w:top w:val="single" w:color="9F8AB9" w:themeColor="accent4" w:themeTint="BF" w:sz="8" w:space="0"/>
+        <w:left w:val="single" w:color="9F8AB9" w:themeColor="accent4" w:themeTint="BF" w:sz="8" w:space="0"/>
+        <w:bottom w:val="single" w:color="9F8AB9" w:themeColor="accent4" w:themeTint="BF" w:sz="8" w:space="0"/>
+        <w:right w:val="single" w:color="9F8AB9" w:themeColor="accent4" w:themeTint="BF" w:sz="8" w:space="0"/>
+        <w:insideH w:val="single" w:color="9F8AB9" w:themeColor="accent4" w:themeTint="BF" w:sz="8" w:space="0"/>
       </w:tblBorders>
     </w:tblPr>
     <w:tblStylePr w:type="firstRow">
@@ -6139,10 +6337,10 @@
       <w:tblPr/>
       <w:tcPr>
         <w:tcBorders>
-          <w:top w:val="single" w:sz="8" w:space="0" w:color="9F8AB9" w:themeColor="accent4" w:themeTint="BF"/>
-          <w:left w:val="single" w:sz="8" w:space="0" w:color="9F8AB9" w:themeColor="accent4" w:themeTint="BF"/>
-          <w:bottom w:val="single" w:sz="8" w:space="0" w:color="9F8AB9" w:themeColor="accent4" w:themeTint="BF"/>
-          <w:right w:val="single" w:sz="8" w:space="0" w:color="9F8AB9" w:themeColor="accent4" w:themeTint="BF"/>
+          <w:top w:val="single" w:color="9F8AB9" w:themeColor="accent4" w:themeTint="BF" w:sz="8" w:space="0"/>
+          <w:left w:val="single" w:color="9F8AB9" w:themeColor="accent4" w:themeTint="BF" w:sz="8" w:space="0"/>
+          <w:bottom w:val="single" w:color="9F8AB9" w:themeColor="accent4" w:themeTint="BF" w:sz="8" w:space="0"/>
+          <w:right w:val="single" w:color="9F8AB9" w:themeColor="accent4" w:themeTint="BF" w:sz="8" w:space="0"/>
           <w:insideH w:val="nil"/>
           <w:insideV w:val="nil"/>
         </w:tcBorders>
@@ -6160,10 +6358,10 @@
       <w:tblPr/>
       <w:tcPr>
         <w:tcBorders>
-          <w:top w:val="double" w:sz="6" w:space="0" w:color="9F8AB9" w:themeColor="accent4" w:themeTint="BF"/>
-          <w:left w:val="single" w:sz="8" w:space="0" w:color="9F8AB9" w:themeColor="accent4" w:themeTint="BF"/>
-          <w:bottom w:val="single" w:sz="8" w:space="0" w:color="9F8AB9" w:themeColor="accent4" w:themeTint="BF"/>
-          <w:right w:val="single" w:sz="8" w:space="0" w:color="9F8AB9" w:themeColor="accent4" w:themeTint="BF"/>
+          <w:top w:val="double" w:color="9F8AB9" w:themeColor="accent4" w:themeTint="BF" w:sz="6" w:space="0"/>
+          <w:left w:val="single" w:color="9F8AB9" w:themeColor="accent4" w:themeTint="BF" w:sz="8" w:space="0"/>
+          <w:bottom w:val="single" w:color="9F8AB9" w:themeColor="accent4" w:themeTint="BF" w:sz="8" w:space="0"/>
+          <w:right w:val="single" w:color="9F8AB9" w:themeColor="accent4" w:themeTint="BF" w:sz="8" w:space="0"/>
           <w:insideH w:val="nil"/>
           <w:insideV w:val="nil"/>
         </w:tcBorders>
@@ -6219,11 +6417,11 @@
       <w:tblStyleRowBandSize w:val="1"/>
       <w:tblStyleColBandSize w:val="1"/>
       <w:tblBorders>
-        <w:top w:val="single" w:sz="8" w:space="0" w:color="78C0D4" w:themeColor="accent5" w:themeTint="BF"/>
-        <w:left w:val="single" w:sz="8" w:space="0" w:color="78C0D4" w:themeColor="accent5" w:themeTint="BF"/>
-        <w:bottom w:val="single" w:sz="8" w:space="0" w:color="78C0D4" w:themeColor="accent5" w:themeTint="BF"/>
-        <w:right w:val="single" w:sz="8" w:space="0" w:color="78C0D4" w:themeColor="accent5" w:themeTint="BF"/>
-        <w:insideH w:val="single" w:sz="8" w:space="0" w:color="78C0D4" w:themeColor="accent5" w:themeTint="BF"/>
+        <w:top w:val="single" w:color="78C0D4" w:themeColor="accent5" w:themeTint="BF" w:sz="8" w:space="0"/>
+        <w:left w:val="single" w:color="78C0D4" w:themeColor="accent5" w:themeTint="BF" w:sz="8" w:space="0"/>
+        <w:bottom w:val="single" w:color="78C0D4" w:themeColor="accent5" w:themeTint="BF" w:sz="8" w:space="0"/>
+        <w:right w:val="single" w:color="78C0D4" w:themeColor="accent5" w:themeTint="BF" w:sz="8" w:space="0"/>
+        <w:insideH w:val="single" w:color="78C0D4" w:themeColor="accent5" w:themeTint="BF" w:sz="8" w:space="0"/>
       </w:tblBorders>
     </w:tblPr>
     <w:tblStylePr w:type="firstRow">
@@ -6238,10 +6436,10 @@
       <w:tblPr/>
       <w:tcPr>
         <w:tcBorders>
-          <w:top w:val="single" w:sz="8" w:space="0" w:color="78C0D4" w:themeColor="accent5" w:themeTint="BF"/>
-          <w:left w:val="single" w:sz="8" w:space="0" w:color="78C0D4" w:themeColor="accent5" w:themeTint="BF"/>
-          <w:bottom w:val="single" w:sz="8" w:space="0" w:color="78C0D4" w:themeColor="accent5" w:themeTint="BF"/>
-          <w:right w:val="single" w:sz="8" w:space="0" w:color="78C0D4" w:themeColor="accent5" w:themeTint="BF"/>
+          <w:top w:val="single" w:color="78C0D4" w:themeColor="accent5" w:themeTint="BF" w:sz="8" w:space="0"/>
+          <w:left w:val="single" w:color="78C0D4" w:themeColor="accent5" w:themeTint="BF" w:sz="8" w:space="0"/>
+          <w:bottom w:val="single" w:color="78C0D4" w:themeColor="accent5" w:themeTint="BF" w:sz="8" w:space="0"/>
+          <w:right w:val="single" w:color="78C0D4" w:themeColor="accent5" w:themeTint="BF" w:sz="8" w:space="0"/>
           <w:insideH w:val="nil"/>
           <w:insideV w:val="nil"/>
         </w:tcBorders>
@@ -6259,10 +6457,10 @@
       <w:tblPr/>
       <w:tcPr>
         <w:tcBorders>
-          <w:top w:val="double" w:sz="6" w:space="0" w:color="78C0D4" w:themeColor="accent5" w:themeTint="BF"/>
-          <w:left w:val="single" w:sz="8" w:space="0" w:color="78C0D4" w:themeColor="accent5" w:themeTint="BF"/>
-          <w:bottom w:val="single" w:sz="8" w:space="0" w:color="78C0D4" w:themeColor="accent5" w:themeTint="BF"/>
-          <w:right w:val="single" w:sz="8" w:space="0" w:color="78C0D4" w:themeColor="accent5" w:themeTint="BF"/>
+          <w:top w:val="double" w:color="78C0D4" w:themeColor="accent5" w:themeTint="BF" w:sz="6" w:space="0"/>
+          <w:left w:val="single" w:color="78C0D4" w:themeColor="accent5" w:themeTint="BF" w:sz="8" w:space="0"/>
+          <w:bottom w:val="single" w:color="78C0D4" w:themeColor="accent5" w:themeTint="BF" w:sz="8" w:space="0"/>
+          <w:right w:val="single" w:color="78C0D4" w:themeColor="accent5" w:themeTint="BF" w:sz="8" w:space="0"/>
           <w:insideH w:val="nil"/>
           <w:insideV w:val="nil"/>
         </w:tcBorders>
@@ -6318,11 +6516,11 @@
       <w:tblStyleRowBandSize w:val="1"/>
       <w:tblStyleColBandSize w:val="1"/>
       <w:tblBorders>
-        <w:top w:val="single" w:sz="8" w:space="0" w:color="F9B074" w:themeColor="accent6" w:themeTint="BF"/>
-        <w:left w:val="single" w:sz="8" w:space="0" w:color="F9B074" w:themeColor="accent6" w:themeTint="BF"/>
-        <w:bottom w:val="single" w:sz="8" w:space="0" w:color="F9B074" w:themeColor="accent6" w:themeTint="BF"/>
-        <w:right w:val="single" w:sz="8" w:space="0" w:color="F9B074" w:themeColor="accent6" w:themeTint="BF"/>
-        <w:insideH w:val="single" w:sz="8" w:space="0" w:color="F9B074" w:themeColor="accent6" w:themeTint="BF"/>
+        <w:top w:val="single" w:color="F9B074" w:themeColor="accent6" w:themeTint="BF" w:sz="8" w:space="0"/>
+        <w:left w:val="single" w:color="F9B074" w:themeColor="accent6" w:themeTint="BF" w:sz="8" w:space="0"/>
+        <w:bottom w:val="single" w:color="F9B074" w:themeColor="accent6" w:themeTint="BF" w:sz="8" w:space="0"/>
+        <w:right w:val="single" w:color="F9B074" w:themeColor="accent6" w:themeTint="BF" w:sz="8" w:space="0"/>
+        <w:insideH w:val="single" w:color="F9B074" w:themeColor="accent6" w:themeTint="BF" w:sz="8" w:space="0"/>
       </w:tblBorders>
     </w:tblPr>
     <w:tblStylePr w:type="firstRow">
@@ -6337,10 +6535,10 @@
       <w:tblPr/>
       <w:tcPr>
         <w:tcBorders>
-          <w:top w:val="single" w:sz="8" w:space="0" w:color="F9B074" w:themeColor="accent6" w:themeTint="BF"/>
-          <w:left w:val="single" w:sz="8" w:space="0" w:color="F9B074" w:themeColor="accent6" w:themeTint="BF"/>
-          <w:bottom w:val="single" w:sz="8" w:space="0" w:color="F9B074" w:themeColor="accent6" w:themeTint="BF"/>
-          <w:right w:val="single" w:sz="8" w:space="0" w:color="F9B074" w:themeColor="accent6" w:themeTint="BF"/>
+          <w:top w:val="single" w:color="F9B074" w:themeColor="accent6" w:themeTint="BF" w:sz="8" w:space="0"/>
+          <w:left w:val="single" w:color="F9B074" w:themeColor="accent6" w:themeTint="BF" w:sz="8" w:space="0"/>
+          <w:bottom w:val="single" w:color="F9B074" w:themeColor="accent6" w:themeTint="BF" w:sz="8" w:space="0"/>
+          <w:right w:val="single" w:color="F9B074" w:themeColor="accent6" w:themeTint="BF" w:sz="8" w:space="0"/>
           <w:insideH w:val="nil"/>
           <w:insideV w:val="nil"/>
         </w:tcBorders>
@@ -6358,10 +6556,10 @@
       <w:tblPr/>
       <w:tcPr>
         <w:tcBorders>
-          <w:top w:val="double" w:sz="6" w:space="0" w:color="F9B074" w:themeColor="accent6" w:themeTint="BF"/>
-          <w:left w:val="single" w:sz="8" w:space="0" w:color="F9B074" w:themeColor="accent6" w:themeTint="BF"/>
-          <w:bottom w:val="single" w:sz="8" w:space="0" w:color="F9B074" w:themeColor="accent6" w:themeTint="BF"/>
-          <w:right w:val="single" w:sz="8" w:space="0" w:color="F9B074" w:themeColor="accent6" w:themeTint="BF"/>
+          <w:top w:val="double" w:color="F9B074" w:themeColor="accent6" w:themeTint="BF" w:sz="6" w:space="0"/>
+          <w:left w:val="single" w:color="F9B074" w:themeColor="accent6" w:themeTint="BF" w:sz="8" w:space="0"/>
+          <w:bottom w:val="single" w:color="F9B074" w:themeColor="accent6" w:themeTint="BF" w:sz="8" w:space="0"/>
+          <w:right w:val="single" w:color="F9B074" w:themeColor="accent6" w:themeTint="BF" w:sz="8" w:space="0"/>
           <w:insideH w:val="nil"/>
           <w:insideV w:val="nil"/>
         </w:tcBorders>
@@ -6417,8 +6615,8 @@
       <w:tblStyleRowBandSize w:val="1"/>
       <w:tblStyleColBandSize w:val="1"/>
       <w:tblBorders>
-        <w:top w:val="single" w:sz="18" w:space="0" w:color="auto"/>
-        <w:bottom w:val="single" w:sz="18" w:space="0" w:color="auto"/>
+        <w:top w:val="single" w:color="auto" w:sz="18" w:space="0"/>
+        <w:bottom w:val="single" w:color="auto" w:sz="18" w:space="0"/>
       </w:tblBorders>
     </w:tblPr>
     <w:tblStylePr w:type="firstRow">
@@ -6433,9 +6631,9 @@
       <w:tblPr/>
       <w:tcPr>
         <w:tcBorders>
-          <w:top w:val="single" w:sz="18" w:space="0" w:color="auto"/>
-          <w:left w:val="nil"/>
-          <w:bottom w:val="single" w:sz="18" w:space="0" w:color="auto"/>
+          <w:top w:val="single" w:color="auto" w:sz="18" w:space="0"/>
+          <w:left w:val="nil"/>
+          <w:bottom w:val="single" w:color="auto" w:sz="18" w:space="0"/>
           <w:right w:val="nil"/>
           <w:insideH w:val="nil"/>
           <w:insideV w:val="nil"/>
@@ -6453,9 +6651,9 @@
       <w:tblPr/>
       <w:tcPr>
         <w:tcBorders>
-          <w:top w:val="double" w:sz="6" w:space="0" w:color="auto"/>
-          <w:left w:val="nil"/>
-          <w:bottom w:val="single" w:sz="18" w:space="0" w:color="auto"/>
+          <w:top w:val="double" w:color="auto" w:sz="6" w:space="0"/>
+          <w:left w:val="nil"/>
+          <w:bottom w:val="single" w:color="auto" w:sz="18" w:space="0"/>
           <w:right w:val="nil"/>
           <w:insideH w:val="nil"/>
           <w:insideV w:val="nil"/>
@@ -6474,7 +6672,7 @@
         <w:tcBorders>
           <w:top w:val="nil"/>
           <w:left w:val="nil"/>
-          <w:bottom w:val="single" w:sz="18" w:space="0" w:color="auto"/>
+          <w:bottom w:val="single" w:color="auto" w:sz="18" w:space="0"/>
           <w:right w:val="nil"/>
           <w:insideH w:val="nil"/>
           <w:insideV w:val="nil"/>
@@ -6521,9 +6719,9 @@
       <w:tblPr/>
       <w:tcPr>
         <w:tcBorders>
-          <w:top w:val="single" w:sz="18" w:space="0" w:color="auto"/>
-          <w:left w:val="nil"/>
-          <w:bottom w:val="single" w:sz="18" w:space="0" w:color="auto"/>
+          <w:top w:val="single" w:color="auto" w:sz="18" w:space="0"/>
+          <w:left w:val="nil"/>
+          <w:bottom w:val="single" w:color="auto" w:sz="18" w:space="0"/>
           <w:right w:val="nil"/>
           <w:insideH w:val="nil"/>
           <w:insideV w:val="nil"/>
@@ -6537,9 +6735,9 @@
       <w:tblPr/>
       <w:tcPr>
         <w:tcBorders>
-          <w:top w:val="single" w:sz="18" w:space="0" w:color="auto"/>
-          <w:left w:val="nil"/>
-          <w:bottom w:val="single" w:sz="18" w:space="0" w:color="auto"/>
+          <w:top w:val="single" w:color="auto" w:sz="18" w:space="0"/>
+          <w:left w:val="nil"/>
+          <w:bottom w:val="single" w:color="auto" w:sz="18" w:space="0"/>
           <w:right w:val="nil"/>
           <w:insideH w:val="nil"/>
           <w:insideV w:val="nil"/>
@@ -6559,8 +6757,8 @@
       <w:tblStyleRowBandSize w:val="1"/>
       <w:tblStyleColBandSize w:val="1"/>
       <w:tblBorders>
-        <w:top w:val="single" w:sz="18" w:space="0" w:color="auto"/>
-        <w:bottom w:val="single" w:sz="18" w:space="0" w:color="auto"/>
+        <w:top w:val="single" w:color="auto" w:sz="18" w:space="0"/>
+        <w:bottom w:val="single" w:color="auto" w:sz="18" w:space="0"/>
       </w:tblBorders>
     </w:tblPr>
     <w:tblStylePr w:type="firstRow">
@@ -6575,9 +6773,9 @@
       <w:tblPr/>
       <w:tcPr>
         <w:tcBorders>
-          <w:top w:val="single" w:sz="18" w:space="0" w:color="auto"/>
-          <w:left w:val="nil"/>
-          <w:bottom w:val="single" w:sz="18" w:space="0" w:color="auto"/>
+          <w:top w:val="single" w:color="auto" w:sz="18" w:space="0"/>
+          <w:left w:val="nil"/>
+          <w:bottom w:val="single" w:color="auto" w:sz="18" w:space="0"/>
           <w:right w:val="nil"/>
           <w:insideH w:val="nil"/>
           <w:insideV w:val="nil"/>
@@ -6595,9 +6793,9 @@
       <w:tblPr/>
       <w:tcPr>
         <w:tcBorders>
-          <w:top w:val="double" w:sz="6" w:space="0" w:color="auto"/>
-          <w:left w:val="nil"/>
-          <w:bottom w:val="single" w:sz="18" w:space="0" w:color="auto"/>
+          <w:top w:val="double" w:color="auto" w:sz="6" w:space="0"/>
+          <w:left w:val="nil"/>
+          <w:bottom w:val="single" w:color="auto" w:sz="18" w:space="0"/>
           <w:right w:val="nil"/>
           <w:insideH w:val="nil"/>
           <w:insideV w:val="nil"/>
@@ -6616,7 +6814,7 @@
         <w:tcBorders>
           <w:top w:val="nil"/>
           <w:left w:val="nil"/>
-          <w:bottom w:val="single" w:sz="18" w:space="0" w:color="auto"/>
+          <w:bottom w:val="single" w:color="auto" w:sz="18" w:space="0"/>
           <w:right w:val="nil"/>
           <w:insideH w:val="nil"/>
           <w:insideV w:val="nil"/>
@@ -6663,9 +6861,9 @@
       <w:tblPr/>
       <w:tcPr>
         <w:tcBorders>
-          <w:top w:val="single" w:sz="18" w:space="0" w:color="auto"/>
-          <w:left w:val="nil"/>
-          <w:bottom w:val="single" w:sz="18" w:space="0" w:color="auto"/>
+          <w:top w:val="single" w:color="auto" w:sz="18" w:space="0"/>
+          <w:left w:val="nil"/>
+          <w:bottom w:val="single" w:color="auto" w:sz="18" w:space="0"/>
           <w:right w:val="nil"/>
           <w:insideH w:val="nil"/>
           <w:insideV w:val="nil"/>
@@ -6679,9 +6877,9 @@
       <w:tblPr/>
       <w:tcPr>
         <w:tcBorders>
-          <w:top w:val="single" w:sz="18" w:space="0" w:color="auto"/>
-          <w:left w:val="nil"/>
-          <w:bottom w:val="single" w:sz="18" w:space="0" w:color="auto"/>
+          <w:top w:val="single" w:color="auto" w:sz="18" w:space="0"/>
+          <w:left w:val="nil"/>
+          <w:bottom w:val="single" w:color="auto" w:sz="18" w:space="0"/>
           <w:right w:val="nil"/>
           <w:insideH w:val="nil"/>
           <w:insideV w:val="nil"/>
@@ -6701,8 +6899,8 @@
       <w:tblStyleRowBandSize w:val="1"/>
       <w:tblStyleColBandSize w:val="1"/>
       <w:tblBorders>
-        <w:top w:val="single" w:sz="18" w:space="0" w:color="auto"/>
-        <w:bottom w:val="single" w:sz="18" w:space="0" w:color="auto"/>
+        <w:top w:val="single" w:color="auto" w:sz="18" w:space="0"/>
+        <w:bottom w:val="single" w:color="auto" w:sz="18" w:space="0"/>
       </w:tblBorders>
     </w:tblPr>
     <w:tblStylePr w:type="firstRow">
@@ -6717,9 +6915,9 @@
       <w:tblPr/>
       <w:tcPr>
         <w:tcBorders>
-          <w:top w:val="single" w:sz="18" w:space="0" w:color="auto"/>
-          <w:left w:val="nil"/>
-          <w:bottom w:val="single" w:sz="18" w:space="0" w:color="auto"/>
+          <w:top w:val="single" w:color="auto" w:sz="18" w:space="0"/>
+          <w:left w:val="nil"/>
+          <w:bottom w:val="single" w:color="auto" w:sz="18" w:space="0"/>
           <w:right w:val="nil"/>
           <w:insideH w:val="nil"/>
           <w:insideV w:val="nil"/>
@@ -6737,9 +6935,9 @@
       <w:tblPr/>
       <w:tcPr>
         <w:tcBorders>
-          <w:top w:val="double" w:sz="6" w:space="0" w:color="auto"/>
-          <w:left w:val="nil"/>
-          <w:bottom w:val="single" w:sz="18" w:space="0" w:color="auto"/>
+          <w:top w:val="double" w:color="auto" w:sz="6" w:space="0"/>
+          <w:left w:val="nil"/>
+          <w:bottom w:val="single" w:color="auto" w:sz="18" w:space="0"/>
           <w:right w:val="nil"/>
           <w:insideH w:val="nil"/>
           <w:insideV w:val="nil"/>
@@ -6758,7 +6956,7 @@
         <w:tcBorders>
           <w:top w:val="nil"/>
           <w:left w:val="nil"/>
-          <w:bottom w:val="single" w:sz="18" w:space="0" w:color="auto"/>
+          <w:bottom w:val="single" w:color="auto" w:sz="18" w:space="0"/>
           <w:right w:val="nil"/>
           <w:insideH w:val="nil"/>
           <w:insideV w:val="nil"/>
@@ -6805,9 +7003,9 @@
       <w:tblPr/>
       <w:tcPr>
         <w:tcBorders>
-          <w:top w:val="single" w:sz="18" w:space="0" w:color="auto"/>
-          <w:left w:val="nil"/>
-          <w:bottom w:val="single" w:sz="18" w:space="0" w:color="auto"/>
+          <w:top w:val="single" w:color="auto" w:sz="18" w:space="0"/>
+          <w:left w:val="nil"/>
+          <w:bottom w:val="single" w:color="auto" w:sz="18" w:space="0"/>
           <w:right w:val="nil"/>
           <w:insideH w:val="nil"/>
           <w:insideV w:val="nil"/>
@@ -6821,9 +7019,9 @@
       <w:tblPr/>
       <w:tcPr>
         <w:tcBorders>
-          <w:top w:val="single" w:sz="18" w:space="0" w:color="auto"/>
-          <w:left w:val="nil"/>
-          <w:bottom w:val="single" w:sz="18" w:space="0" w:color="auto"/>
+          <w:top w:val="single" w:color="auto" w:sz="18" w:space="0"/>
+          <w:left w:val="nil"/>
+          <w:bottom w:val="single" w:color="auto" w:sz="18" w:space="0"/>
           <w:right w:val="nil"/>
           <w:insideH w:val="nil"/>
           <w:insideV w:val="nil"/>
@@ -6843,8 +7041,8 @@
       <w:tblStyleRowBandSize w:val="1"/>
       <w:tblStyleColBandSize w:val="1"/>
       <w:tblBorders>
-        <w:top w:val="single" w:sz="18" w:space="0" w:color="auto"/>
-        <w:bottom w:val="single" w:sz="18" w:space="0" w:color="auto"/>
+        <w:top w:val="single" w:color="auto" w:sz="18" w:space="0"/>
+        <w:bottom w:val="single" w:color="auto" w:sz="18" w:space="0"/>
       </w:tblBorders>
     </w:tblPr>
     <w:tblStylePr w:type="firstRow">
@@ -6859,9 +7057,9 @@
       <w:tblPr/>
       <w:tcPr>
         <w:tcBorders>
-          <w:top w:val="single" w:sz="18" w:space="0" w:color="auto"/>
-          <w:left w:val="nil"/>
-          <w:bottom w:val="single" w:sz="18" w:space="0" w:color="auto"/>
+          <w:top w:val="single" w:color="auto" w:sz="18" w:space="0"/>
+          <w:left w:val="nil"/>
+          <w:bottom w:val="single" w:color="auto" w:sz="18" w:space="0"/>
           <w:right w:val="nil"/>
           <w:insideH w:val="nil"/>
           <w:insideV w:val="nil"/>
@@ -6879,9 +7077,9 @@
       <w:tblPr/>
       <w:tcPr>
         <w:tcBorders>
-          <w:top w:val="double" w:sz="6" w:space="0" w:color="auto"/>
-          <w:left w:val="nil"/>
-          <w:bottom w:val="single" w:sz="18" w:space="0" w:color="auto"/>
+          <w:top w:val="double" w:color="auto" w:sz="6" w:space="0"/>
+          <w:left w:val="nil"/>
+          <w:bottom w:val="single" w:color="auto" w:sz="18" w:space="0"/>
           <w:right w:val="nil"/>
           <w:insideH w:val="nil"/>
           <w:insideV w:val="nil"/>
@@ -6900,7 +7098,7 @@
         <w:tcBorders>
           <w:top w:val="nil"/>
           <w:left w:val="nil"/>
-          <w:bottom w:val="single" w:sz="18" w:space="0" w:color="auto"/>
+          <w:bottom w:val="single" w:color="auto" w:sz="18" w:space="0"/>
           <w:right w:val="nil"/>
           <w:insideH w:val="nil"/>
           <w:insideV w:val="nil"/>
@@ -6947,9 +7145,9 @@
       <w:tblPr/>
       <w:tcPr>
         <w:tcBorders>
-          <w:top w:val="single" w:sz="18" w:space="0" w:color="auto"/>
-          <w:left w:val="nil"/>
-          <w:bottom w:val="single" w:sz="18" w:space="0" w:color="auto"/>
+          <w:top w:val="single" w:color="auto" w:sz="18" w:space="0"/>
+          <w:left w:val="nil"/>
+          <w:bottom w:val="single" w:color="auto" w:sz="18" w:space="0"/>
           <w:right w:val="nil"/>
           <w:insideH w:val="nil"/>
           <w:insideV w:val="nil"/>
@@ -6963,9 +7161,9 @@
       <w:tblPr/>
       <w:tcPr>
         <w:tcBorders>
-          <w:top w:val="single" w:sz="18" w:space="0" w:color="auto"/>
-          <w:left w:val="nil"/>
-          <w:bottom w:val="single" w:sz="18" w:space="0" w:color="auto"/>
+          <w:top w:val="single" w:color="auto" w:sz="18" w:space="0"/>
+          <w:left w:val="nil"/>
+          <w:bottom w:val="single" w:color="auto" w:sz="18" w:space="0"/>
           <w:right w:val="nil"/>
           <w:insideH w:val="nil"/>
           <w:insideV w:val="nil"/>
@@ -6985,8 +7183,8 @@
       <w:tblStyleRowBandSize w:val="1"/>
       <w:tblStyleColBandSize w:val="1"/>
       <w:tblBorders>
-        <w:top w:val="single" w:sz="18" w:space="0" w:color="auto"/>
-        <w:bottom w:val="single" w:sz="18" w:space="0" w:color="auto"/>
+        <w:top w:val="single" w:color="auto" w:sz="18" w:space="0"/>
+        <w:bottom w:val="single" w:color="auto" w:sz="18" w:space="0"/>
       </w:tblBorders>
     </w:tblPr>
     <w:tblStylePr w:type="firstRow">
@@ -7001,9 +7199,9 @@
       <w:tblPr/>
       <w:tcPr>
         <w:tcBorders>
-          <w:top w:val="single" w:sz="18" w:space="0" w:color="auto"/>
-          <w:left w:val="nil"/>
-          <w:bottom w:val="single" w:sz="18" w:space="0" w:color="auto"/>
+          <w:top w:val="single" w:color="auto" w:sz="18" w:space="0"/>
+          <w:left w:val="nil"/>
+          <w:bottom w:val="single" w:color="auto" w:sz="18" w:space="0"/>
           <w:right w:val="nil"/>
           <w:insideH w:val="nil"/>
           <w:insideV w:val="nil"/>
@@ -7021,9 +7219,9 @@
       <w:tblPr/>
       <w:tcPr>
         <w:tcBorders>
-          <w:top w:val="double" w:sz="6" w:space="0" w:color="auto"/>
-          <w:left w:val="nil"/>
-          <w:bottom w:val="single" w:sz="18" w:space="0" w:color="auto"/>
+          <w:top w:val="double" w:color="auto" w:sz="6" w:space="0"/>
+          <w:left w:val="nil"/>
+          <w:bottom w:val="single" w:color="auto" w:sz="18" w:space="0"/>
           <w:right w:val="nil"/>
           <w:insideH w:val="nil"/>
           <w:insideV w:val="nil"/>
@@ -7042,7 +7240,7 @@
         <w:tcBorders>
           <w:top w:val="nil"/>
           <w:left w:val="nil"/>
-          <w:bottom w:val="single" w:sz="18" w:space="0" w:color="auto"/>
+          <w:bottom w:val="single" w:color="auto" w:sz="18" w:space="0"/>
           <w:right w:val="nil"/>
           <w:insideH w:val="nil"/>
           <w:insideV w:val="nil"/>
@@ -7089,9 +7287,9 @@
       <w:tblPr/>
       <w:tcPr>
         <w:tcBorders>
-          <w:top w:val="single" w:sz="18" w:space="0" w:color="auto"/>
-          <w:left w:val="nil"/>
-          <w:bottom w:val="single" w:sz="18" w:space="0" w:color="auto"/>
+          <w:top w:val="single" w:color="auto" w:sz="18" w:space="0"/>
+          <w:left w:val="nil"/>
+          <w:bottom w:val="single" w:color="auto" w:sz="18" w:space="0"/>
           <w:right w:val="nil"/>
           <w:insideH w:val="nil"/>
           <w:insideV w:val="nil"/>
@@ -7105,9 +7303,9 @@
       <w:tblPr/>
       <w:tcPr>
         <w:tcBorders>
-          <w:top w:val="single" w:sz="18" w:space="0" w:color="auto"/>
-          <w:left w:val="nil"/>
-          <w:bottom w:val="single" w:sz="18" w:space="0" w:color="auto"/>
+          <w:top w:val="single" w:color="auto" w:sz="18" w:space="0"/>
+          <w:left w:val="nil"/>
+          <w:bottom w:val="single" w:color="auto" w:sz="18" w:space="0"/>
           <w:right w:val="nil"/>
           <w:insideH w:val="nil"/>
           <w:insideV w:val="nil"/>
@@ -7127,8 +7325,8 @@
       <w:tblStyleRowBandSize w:val="1"/>
       <w:tblStyleColBandSize w:val="1"/>
       <w:tblBorders>
-        <w:top w:val="single" w:sz="18" w:space="0" w:color="auto"/>
-        <w:bottom w:val="single" w:sz="18" w:space="0" w:color="auto"/>
+        <w:top w:val="single" w:color="auto" w:sz="18" w:space="0"/>
+        <w:bottom w:val="single" w:color="auto" w:sz="18" w:space="0"/>
       </w:tblBorders>
     </w:tblPr>
     <w:tblStylePr w:type="firstRow">
@@ -7143,9 +7341,9 @@
       <w:tblPr/>
       <w:tcPr>
         <w:tcBorders>
-          <w:top w:val="single" w:sz="18" w:space="0" w:color="auto"/>
-          <w:left w:val="nil"/>
-          <w:bottom w:val="single" w:sz="18" w:space="0" w:color="auto"/>
+          <w:top w:val="single" w:color="auto" w:sz="18" w:space="0"/>
+          <w:left w:val="nil"/>
+          <w:bottom w:val="single" w:color="auto" w:sz="18" w:space="0"/>
           <w:right w:val="nil"/>
           <w:insideH w:val="nil"/>
           <w:insideV w:val="nil"/>
@@ -7163,9 +7361,9 @@
       <w:tblPr/>
       <w:tcPr>
         <w:tcBorders>
-          <w:top w:val="double" w:sz="6" w:space="0" w:color="auto"/>
-          <w:left w:val="nil"/>
-          <w:bottom w:val="single" w:sz="18" w:space="0" w:color="auto"/>
+          <w:top w:val="double" w:color="auto" w:sz="6" w:space="0"/>
+          <w:left w:val="nil"/>
+          <w:bottom w:val="single" w:color="auto" w:sz="18" w:space="0"/>
           <w:right w:val="nil"/>
           <w:insideH w:val="nil"/>
           <w:insideV w:val="nil"/>
@@ -7184,7 +7382,7 @@
         <w:tcBorders>
           <w:top w:val="nil"/>
           <w:left w:val="nil"/>
-          <w:bottom w:val="single" w:sz="18" w:space="0" w:color="auto"/>
+          <w:bottom w:val="single" w:color="auto" w:sz="18" w:space="0"/>
           <w:right w:val="nil"/>
           <w:insideH w:val="nil"/>
           <w:insideV w:val="nil"/>
@@ -7231,9 +7429,9 @@
       <w:tblPr/>
       <w:tcPr>
         <w:tcBorders>
-          <w:top w:val="single" w:sz="18" w:space="0" w:color="auto"/>
-          <w:left w:val="nil"/>
-          <w:bottom w:val="single" w:sz="18" w:space="0" w:color="auto"/>
+          <w:top w:val="single" w:color="auto" w:sz="18" w:space="0"/>
+          <w:left w:val="nil"/>
+          <w:bottom w:val="single" w:color="auto" w:sz="18" w:space="0"/>
           <w:right w:val="nil"/>
           <w:insideH w:val="nil"/>
           <w:insideV w:val="nil"/>
@@ -7247,9 +7445,9 @@
       <w:tblPr/>
       <w:tcPr>
         <w:tcBorders>
-          <w:top w:val="single" w:sz="18" w:space="0" w:color="auto"/>
-          <w:left w:val="nil"/>
-          <w:bottom w:val="single" w:sz="18" w:space="0" w:color="auto"/>
+          <w:top w:val="single" w:color="auto" w:sz="18" w:space="0"/>
+          <w:left w:val="nil"/>
+          <w:bottom w:val="single" w:color="auto" w:sz="18" w:space="0"/>
           <w:right w:val="nil"/>
           <w:insideH w:val="nil"/>
           <w:insideV w:val="nil"/>
@@ -7269,8 +7467,8 @@
       <w:tblStyleRowBandSize w:val="1"/>
       <w:tblStyleColBandSize w:val="1"/>
       <w:tblBorders>
-        <w:top w:val="single" w:sz="18" w:space="0" w:color="auto"/>
-        <w:bottom w:val="single" w:sz="18" w:space="0" w:color="auto"/>
+        <w:top w:val="single" w:color="auto" w:sz="18" w:space="0"/>
+        <w:bottom w:val="single" w:color="auto" w:sz="18" w:space="0"/>
       </w:tblBorders>
     </w:tblPr>
     <w:tblStylePr w:type="firstRow">
@@ -7285,9 +7483,9 @@
       <w:tblPr/>
       <w:tcPr>
         <w:tcBorders>
-          <w:top w:val="single" w:sz="18" w:space="0" w:color="auto"/>
-          <w:left w:val="nil"/>
-          <w:bottom w:val="single" w:sz="18" w:space="0" w:color="auto"/>
+          <w:top w:val="single" w:color="auto" w:sz="18" w:space="0"/>
+          <w:left w:val="nil"/>
+          <w:bottom w:val="single" w:color="auto" w:sz="18" w:space="0"/>
           <w:right w:val="nil"/>
           <w:insideH w:val="nil"/>
           <w:insideV w:val="nil"/>
@@ -7305,9 +7503,9 @@
       <w:tblPr/>
       <w:tcPr>
         <w:tcBorders>
-          <w:top w:val="double" w:sz="6" w:space="0" w:color="auto"/>
-          <w:left w:val="nil"/>
-          <w:bottom w:val="single" w:sz="18" w:space="0" w:color="auto"/>
+          <w:top w:val="double" w:color="auto" w:sz="6" w:space="0"/>
+          <w:left w:val="nil"/>
+          <w:bottom w:val="single" w:color="auto" w:sz="18" w:space="0"/>
           <w:right w:val="nil"/>
           <w:insideH w:val="nil"/>
           <w:insideV w:val="nil"/>
@@ -7326,7 +7524,7 @@
         <w:tcBorders>
           <w:top w:val="nil"/>
           <w:left w:val="nil"/>
-          <w:bottom w:val="single" w:sz="18" w:space="0" w:color="auto"/>
+          <w:bottom w:val="single" w:color="auto" w:sz="18" w:space="0"/>
           <w:right w:val="nil"/>
           <w:insideH w:val="nil"/>
           <w:insideV w:val="nil"/>
@@ -7373,9 +7571,9 @@
       <w:tblPr/>
       <w:tcPr>
         <w:tcBorders>
-          <w:top w:val="single" w:sz="18" w:space="0" w:color="auto"/>
-          <w:left w:val="nil"/>
-          <w:bottom w:val="single" w:sz="18" w:space="0" w:color="auto"/>
+          <w:top w:val="single" w:color="auto" w:sz="18" w:space="0"/>
+          <w:left w:val="nil"/>
+          <w:bottom w:val="single" w:color="auto" w:sz="18" w:space="0"/>
           <w:right w:val="nil"/>
           <w:insideH w:val="nil"/>
           <w:insideV w:val="nil"/>
@@ -7389,9 +7587,9 @@
       <w:tblPr/>
       <w:tcPr>
         <w:tcBorders>
-          <w:top w:val="single" w:sz="18" w:space="0" w:color="auto"/>
-          <w:left w:val="nil"/>
-          <w:bottom w:val="single" w:sz="18" w:space="0" w:color="auto"/>
+          <w:top w:val="single" w:color="auto" w:sz="18" w:space="0"/>
+          <w:left w:val="nil"/>
+          <w:bottom w:val="single" w:color="auto" w:sz="18" w:space="0"/>
           <w:right w:val="nil"/>
           <w:insideH w:val="nil"/>
           <w:insideV w:val="nil"/>
@@ -7414,19 +7612,19 @@
       <w:tblStyleRowBandSize w:val="1"/>
       <w:tblStyleColBandSize w:val="1"/>
       <w:tblBorders>
-        <w:top w:val="single" w:sz="8" w:space="0" w:color="000000" w:themeColor="text1"/>
-        <w:bottom w:val="single" w:sz="8" w:space="0" w:color="000000" w:themeColor="text1"/>
+        <w:top w:val="single" w:color="000000" w:themeColor="text1" w:sz="8" w:space="0"/>
+        <w:bottom w:val="single" w:color="000000" w:themeColor="text1" w:sz="8" w:space="0"/>
       </w:tblBorders>
     </w:tblPr>
     <w:tblStylePr w:type="firstRow">
       <w:rPr>
-        <w:rFonts w:asciiTheme="majorHAnsi" w:eastAsiaTheme="majorEastAsia" w:hAnsiTheme="majorHAnsi" w:cstheme="majorBidi"/>
+        <w:rFonts w:asciiTheme="majorHAnsi" w:hAnsiTheme="majorHAnsi" w:eastAsiaTheme="majorEastAsia" w:cstheme="majorBidi"/>
       </w:rPr>
       <w:tblPr/>
       <w:tcPr>
         <w:tcBorders>
           <w:top w:val="nil"/>
-          <w:bottom w:val="single" w:sz="8" w:space="0" w:color="000000" w:themeColor="text1"/>
+          <w:bottom w:val="single" w:color="000000" w:themeColor="text1" w:sz="8" w:space="0"/>
         </w:tcBorders>
       </w:tcPr>
     </w:tblStylePr>
@@ -7439,8 +7637,8 @@
       <w:tblPr/>
       <w:tcPr>
         <w:tcBorders>
-          <w:top w:val="single" w:sz="8" w:space="0" w:color="000000" w:themeColor="text1"/>
-          <w:bottom w:val="single" w:sz="8" w:space="0" w:color="000000" w:themeColor="text1"/>
+          <w:top w:val="single" w:color="000000" w:themeColor="text1" w:sz="8" w:space="0"/>
+          <w:bottom w:val="single" w:color="000000" w:themeColor="text1" w:sz="8" w:space="0"/>
         </w:tcBorders>
       </w:tcPr>
     </w:tblStylePr>
@@ -7458,8 +7656,8 @@
       <w:tblPr/>
       <w:tcPr>
         <w:tcBorders>
-          <w:top w:val="single" w:sz="8" w:space="0" w:color="000000" w:themeColor="text1"/>
-          <w:bottom w:val="single" w:sz="8" w:space="0" w:color="000000" w:themeColor="text1"/>
+          <w:top w:val="single" w:color="000000" w:themeColor="text1" w:sz="8" w:space="0"/>
+          <w:bottom w:val="single" w:color="000000" w:themeColor="text1" w:sz="8" w:space="0"/>
         </w:tcBorders>
       </w:tcPr>
     </w:tblStylePr>
@@ -7491,19 +7689,19 @@
       <w:tblStyleRowBandSize w:val="1"/>
       <w:tblStyleColBandSize w:val="1"/>
       <w:tblBorders>
-        <w:top w:val="single" w:sz="8" w:space="0" w:color="4F81BD" w:themeColor="accent1"/>
-        <w:bottom w:val="single" w:sz="8" w:space="0" w:color="4F81BD" w:themeColor="accent1"/>
+        <w:top w:val="single" w:color="4F81BD" w:themeColor="accent1" w:sz="8" w:space="0"/>
+        <w:bottom w:val="single" w:color="4F81BD" w:themeColor="accent1" w:sz="8" w:space="0"/>
       </w:tblBorders>
     </w:tblPr>
     <w:tblStylePr w:type="firstRow">
       <w:rPr>
-        <w:rFonts w:asciiTheme="majorHAnsi" w:eastAsiaTheme="majorEastAsia" w:hAnsiTheme="majorHAnsi" w:cstheme="majorBidi"/>
+        <w:rFonts w:asciiTheme="majorHAnsi" w:hAnsiTheme="majorHAnsi" w:eastAsiaTheme="majorEastAsia" w:cstheme="majorBidi"/>
       </w:rPr>
       <w:tblPr/>
       <w:tcPr>
         <w:tcBorders>
           <w:top w:val="nil"/>
-          <w:bottom w:val="single" w:sz="8" w:space="0" w:color="4F81BD" w:themeColor="accent1"/>
+          <w:bottom w:val="single" w:color="4F81BD" w:themeColor="accent1" w:sz="8" w:space="0"/>
         </w:tcBorders>
       </w:tcPr>
     </w:tblStylePr>
@@ -7516,8 +7714,8 @@
       <w:tblPr/>
       <w:tcPr>
         <w:tcBorders>
-          <w:top w:val="single" w:sz="8" w:space="0" w:color="4F81BD" w:themeColor="accent1"/>
-          <w:bottom w:val="single" w:sz="8" w:space="0" w:color="4F81BD" w:themeColor="accent1"/>
+          <w:top w:val="single" w:color="4F81BD" w:themeColor="accent1" w:sz="8" w:space="0"/>
+          <w:bottom w:val="single" w:color="4F81BD" w:themeColor="accent1" w:sz="8" w:space="0"/>
         </w:tcBorders>
       </w:tcPr>
     </w:tblStylePr>
@@ -7535,8 +7733,8 @@
       <w:tblPr/>
       <w:tcPr>
         <w:tcBorders>
-          <w:top w:val="single" w:sz="8" w:space="0" w:color="4F81BD" w:themeColor="accent1"/>
-          <w:bottom w:val="single" w:sz="8" w:space="0" w:color="4F81BD" w:themeColor="accent1"/>
+          <w:top w:val="single" w:color="4F81BD" w:themeColor="accent1" w:sz="8" w:space="0"/>
+          <w:bottom w:val="single" w:color="4F81BD" w:themeColor="accent1" w:sz="8" w:space="0"/>
         </w:tcBorders>
       </w:tcPr>
     </w:tblStylePr>
@@ -7568,19 +7766,19 @@
       <w:tblStyleRowBandSize w:val="1"/>
       <w:tblStyleColBandSize w:val="1"/>
       <w:tblBorders>
-        <w:top w:val="single" w:sz="8" w:space="0" w:color="C0504D" w:themeColor="accent2"/>
-        <w:bottom w:val="single" w:sz="8" w:space="0" w:color="C0504D" w:themeColor="accent2"/>
+        <w:top w:val="single" w:color="C0504D" w:themeColor="accent2" w:sz="8" w:space="0"/>
+        <w:bottom w:val="single" w:color="C0504D" w:themeColor="accent2" w:sz="8" w:space="0"/>
       </w:tblBorders>
     </w:tblPr>
     <w:tblStylePr w:type="firstRow">
       <w:rPr>
-        <w:rFonts w:asciiTheme="majorHAnsi" w:eastAsiaTheme="majorEastAsia" w:hAnsiTheme="majorHAnsi" w:cstheme="majorBidi"/>
+        <w:rFonts w:asciiTheme="majorHAnsi" w:hAnsiTheme="majorHAnsi" w:eastAsiaTheme="majorEastAsia" w:cstheme="majorBidi"/>
       </w:rPr>
       <w:tblPr/>
       <w:tcPr>
         <w:tcBorders>
           <w:top w:val="nil"/>
-          <w:bottom w:val="single" w:sz="8" w:space="0" w:color="C0504D" w:themeColor="accent2"/>
+          <w:bottom w:val="single" w:color="C0504D" w:themeColor="accent2" w:sz="8" w:space="0"/>
         </w:tcBorders>
       </w:tcPr>
     </w:tblStylePr>
@@ -7593,8 +7791,8 @@
       <w:tblPr/>
       <w:tcPr>
         <w:tcBorders>
-          <w:top w:val="single" w:sz="8" w:space="0" w:color="C0504D" w:themeColor="accent2"/>
-          <w:bottom w:val="single" w:sz="8" w:space="0" w:color="C0504D" w:themeColor="accent2"/>
+          <w:top w:val="single" w:color="C0504D" w:themeColor="accent2" w:sz="8" w:space="0"/>
+          <w:bottom w:val="single" w:color="C0504D" w:themeColor="accent2" w:sz="8" w:space="0"/>
         </w:tcBorders>
       </w:tcPr>
     </w:tblStylePr>
@@ -7612,8 +7810,8 @@
       <w:tblPr/>
       <w:tcPr>
         <w:tcBorders>
-          <w:top w:val="single" w:sz="8" w:space="0" w:color="C0504D" w:themeColor="accent2"/>
-          <w:bottom w:val="single" w:sz="8" w:space="0" w:color="C0504D" w:themeColor="accent2"/>
+          <w:top w:val="single" w:color="C0504D" w:themeColor="accent2" w:sz="8" w:space="0"/>
+          <w:bottom w:val="single" w:color="C0504D" w:themeColor="accent2" w:sz="8" w:space="0"/>
         </w:tcBorders>
       </w:tcPr>
     </w:tblStylePr>
@@ -7645,19 +7843,19 @@
       <w:tblStyleRowBandSize w:val="1"/>
       <w:tblStyleColBandSize w:val="1"/>
       <w:tblBorders>
-        <w:top w:val="single" w:sz="8" w:space="0" w:color="9BBB59" w:themeColor="accent3"/>
-        <w:bottom w:val="single" w:sz="8" w:space="0" w:color="9BBB59" w:themeColor="accent3"/>
+        <w:top w:val="single" w:color="9BBB59" w:themeColor="accent3" w:sz="8" w:space="0"/>
+        <w:bottom w:val="single" w:color="9BBB59" w:themeColor="accent3" w:sz="8" w:space="0"/>
       </w:tblBorders>
     </w:tblPr>
     <w:tblStylePr w:type="firstRow">
       <w:rPr>
-        <w:rFonts w:asciiTheme="majorHAnsi" w:eastAsiaTheme="majorEastAsia" w:hAnsiTheme="majorHAnsi" w:cstheme="majorBidi"/>
+        <w:rFonts w:asciiTheme="majorHAnsi" w:hAnsiTheme="majorHAnsi" w:eastAsiaTheme="majorEastAsia" w:cstheme="majorBidi"/>
       </w:rPr>
       <w:tblPr/>
       <w:tcPr>
         <w:tcBorders>
           <w:top w:val="nil"/>
-          <w:bottom w:val="single" w:sz="8" w:space="0" w:color="9BBB59" w:themeColor="accent3"/>
+          <w:bottom w:val="single" w:color="9BBB59" w:themeColor="accent3" w:sz="8" w:space="0"/>
         </w:tcBorders>
       </w:tcPr>
     </w:tblStylePr>
@@ -7670,8 +7868,8 @@
       <w:tblPr/>
       <w:tcPr>
         <w:tcBorders>
-          <w:top w:val="single" w:sz="8" w:space="0" w:color="9BBB59" w:themeColor="accent3"/>
-          <w:bottom w:val="single" w:sz="8" w:space="0" w:color="9BBB59" w:themeColor="accent3"/>
+          <w:top w:val="single" w:color="9BBB59" w:themeColor="accent3" w:sz="8" w:space="0"/>
+          <w:bottom w:val="single" w:color="9BBB59" w:themeColor="accent3" w:sz="8" w:space="0"/>
         </w:tcBorders>
       </w:tcPr>
     </w:tblStylePr>
@@ -7689,8 +7887,8 @@
       <w:tblPr/>
       <w:tcPr>
         <w:tcBorders>
-          <w:top w:val="single" w:sz="8" w:space="0" w:color="9BBB59" w:themeColor="accent3"/>
-          <w:bottom w:val="single" w:sz="8" w:space="0" w:color="9BBB59" w:themeColor="accent3"/>
+          <w:top w:val="single" w:color="9BBB59" w:themeColor="accent3" w:sz="8" w:space="0"/>
+          <w:bottom w:val="single" w:color="9BBB59" w:themeColor="accent3" w:sz="8" w:space="0"/>
         </w:tcBorders>
       </w:tcPr>
     </w:tblStylePr>
@@ -7722,19 +7920,19 @@
       <w:tblStyleRowBandSize w:val="1"/>
       <w:tblStyleColBandSize w:val="1"/>
       <w:tblBorders>
-        <w:top w:val="single" w:sz="8" w:space="0" w:color="8064A2" w:themeColor="accent4"/>
-        <w:bottom w:val="single" w:sz="8" w:space="0" w:color="8064A2" w:themeColor="accent4"/>
+        <w:top w:val="single" w:color="8064A2" w:themeColor="accent4" w:sz="8" w:space="0"/>
+        <w:bottom w:val="single" w:color="8064A2" w:themeColor="accent4" w:sz="8" w:space="0"/>
       </w:tblBorders>
     </w:tblPr>
     <w:tblStylePr w:type="firstRow">
       <w:rPr>
-        <w:rFonts w:asciiTheme="majorHAnsi" w:eastAsiaTheme="majorEastAsia" w:hAnsiTheme="majorHAnsi" w:cstheme="majorBidi"/>
+        <w:rFonts w:asciiTheme="majorHAnsi" w:hAnsiTheme="majorHAnsi" w:eastAsiaTheme="majorEastAsia" w:cstheme="majorBidi"/>
       </w:rPr>
       <w:tblPr/>
       <w:tcPr>
         <w:tcBorders>
           <w:top w:val="nil"/>
-          <w:bottom w:val="single" w:sz="8" w:space="0" w:color="8064A2" w:themeColor="accent4"/>
+          <w:bottom w:val="single" w:color="8064A2" w:themeColor="accent4" w:sz="8" w:space="0"/>
         </w:tcBorders>
       </w:tcPr>
     </w:tblStylePr>
@@ -7747,8 +7945,8 @@
       <w:tblPr/>
       <w:tcPr>
         <w:tcBorders>
-          <w:top w:val="single" w:sz="8" w:space="0" w:color="8064A2" w:themeColor="accent4"/>
-          <w:bottom w:val="single" w:sz="8" w:space="0" w:color="8064A2" w:themeColor="accent4"/>
+          <w:top w:val="single" w:color="8064A2" w:themeColor="accent4" w:sz="8" w:space="0"/>
+          <w:bottom w:val="single" w:color="8064A2" w:themeColor="accent4" w:sz="8" w:space="0"/>
         </w:tcBorders>
       </w:tcPr>
     </w:tblStylePr>
@@ -7766,8 +7964,8 @@
       <w:tblPr/>
       <w:tcPr>
         <w:tcBorders>
-          <w:top w:val="single" w:sz="8" w:space="0" w:color="8064A2" w:themeColor="accent4"/>
-          <w:bottom w:val="single" w:sz="8" w:space="0" w:color="8064A2" w:themeColor="accent4"/>
+          <w:top w:val="single" w:color="8064A2" w:themeColor="accent4" w:sz="8" w:space="0"/>
+          <w:bottom w:val="single" w:color="8064A2" w:themeColor="accent4" w:sz="8" w:space="0"/>
         </w:tcBorders>
       </w:tcPr>
     </w:tblStylePr>
@@ -7799,19 +7997,19 @@
       <w:tblStyleRowBandSize w:val="1"/>
       <w:tblStyleColBandSize w:val="1"/>
       <w:tblBorders>
-        <w:top w:val="single" w:sz="8" w:space="0" w:color="4BACC6" w:themeColor="accent5"/>
-        <w:bottom w:val="single" w:sz="8" w:space="0" w:color="4BACC6" w:themeColor="accent5"/>
+        <w:top w:val="single" w:color="4BACC6" w:themeColor="accent5" w:sz="8" w:space="0"/>
+        <w:bottom w:val="single" w:color="4BACC6" w:themeColor="accent5" w:sz="8" w:space="0"/>
       </w:tblBorders>
     </w:tblPr>
     <w:tblStylePr w:type="firstRow">
       <w:rPr>
-        <w:rFonts w:asciiTheme="majorHAnsi" w:eastAsiaTheme="majorEastAsia" w:hAnsiTheme="majorHAnsi" w:cstheme="majorBidi"/>
+        <w:rFonts w:asciiTheme="majorHAnsi" w:hAnsiTheme="majorHAnsi" w:eastAsiaTheme="majorEastAsia" w:cstheme="majorBidi"/>
       </w:rPr>
       <w:tblPr/>
       <w:tcPr>
         <w:tcBorders>
           <w:top w:val="nil"/>
-          <w:bottom w:val="single" w:sz="8" w:space="0" w:color="4BACC6" w:themeColor="accent5"/>
+          <w:bottom w:val="single" w:color="4BACC6" w:themeColor="accent5" w:sz="8" w:space="0"/>
         </w:tcBorders>
       </w:tcPr>
     </w:tblStylePr>
@@ -7824,8 +8022,8 @@
       <w:tblPr/>
       <w:tcPr>
         <w:tcBorders>
-          <w:top w:val="single" w:sz="8" w:space="0" w:color="4BACC6" w:themeColor="accent5"/>
-          <w:bottom w:val="single" w:sz="8" w:space="0" w:color="4BACC6" w:themeColor="accent5"/>
+          <w:top w:val="single" w:color="4BACC6" w:themeColor="accent5" w:sz="8" w:space="0"/>
+          <w:bottom w:val="single" w:color="4BACC6" w:themeColor="accent5" w:sz="8" w:space="0"/>
         </w:tcBorders>
       </w:tcPr>
     </w:tblStylePr>
@@ -7843,8 +8041,8 @@
       <w:tblPr/>
       <w:tcPr>
         <w:tcBorders>
-          <w:top w:val="single" w:sz="8" w:space="0" w:color="4BACC6" w:themeColor="accent5"/>
-          <w:bottom w:val="single" w:sz="8" w:space="0" w:color="4BACC6" w:themeColor="accent5"/>
+          <w:top w:val="single" w:color="4BACC6" w:themeColor="accent5" w:sz="8" w:space="0"/>
+          <w:bottom w:val="single" w:color="4BACC6" w:themeColor="accent5" w:sz="8" w:space="0"/>
         </w:tcBorders>
       </w:tcPr>
     </w:tblStylePr>
@@ -7876,19 +8074,19 @@
       <w:tblStyleRowBandSize w:val="1"/>
       <w:tblStyleColBandSize w:val="1"/>
       <w:tblBorders>
-        <w:top w:val="single" w:sz="8" w:space="0" w:color="F79646" w:themeColor="accent6"/>
-        <w:bottom w:val="single" w:sz="8" w:space="0" w:color="F79646" w:themeColor="accent6"/>
+        <w:top w:val="single" w:color="F79646" w:themeColor="accent6" w:sz="8" w:space="0"/>
+        <w:bottom w:val="single" w:color="F79646" w:themeColor="accent6" w:sz="8" w:space="0"/>
       </w:tblBorders>
     </w:tblPr>
     <w:tblStylePr w:type="firstRow">
       <w:rPr>
-        <w:rFonts w:asciiTheme="majorHAnsi" w:eastAsiaTheme="majorEastAsia" w:hAnsiTheme="majorHAnsi" w:cstheme="majorBidi"/>
+        <w:rFonts w:asciiTheme="majorHAnsi" w:hAnsiTheme="majorHAnsi" w:eastAsiaTheme="majorEastAsia" w:cstheme="majorBidi"/>
       </w:rPr>
       <w:tblPr/>
       <w:tcPr>
         <w:tcBorders>
           <w:top w:val="nil"/>
-          <w:bottom w:val="single" w:sz="8" w:space="0" w:color="F79646" w:themeColor="accent6"/>
+          <w:bottom w:val="single" w:color="F79646" w:themeColor="accent6" w:sz="8" w:space="0"/>
         </w:tcBorders>
       </w:tcPr>
     </w:tblStylePr>
@@ -7901,8 +8099,8 @@
       <w:tblPr/>
       <w:tcPr>
         <w:tcBorders>
-          <w:top w:val="single" w:sz="8" w:space="0" w:color="F79646" w:themeColor="accent6"/>
-          <w:bottom w:val="single" w:sz="8" w:space="0" w:color="F79646" w:themeColor="accent6"/>
+          <w:top w:val="single" w:color="F79646" w:themeColor="accent6" w:sz="8" w:space="0"/>
+          <w:bottom w:val="single" w:color="F79646" w:themeColor="accent6" w:sz="8" w:space="0"/>
         </w:tcBorders>
       </w:tcPr>
     </w:tblStylePr>
@@ -7920,8 +8118,8 @@
       <w:tblPr/>
       <w:tcPr>
         <w:tcBorders>
-          <w:top w:val="single" w:sz="8" w:space="0" w:color="F79646" w:themeColor="accent6"/>
-          <w:bottom w:val="single" w:sz="8" w:space="0" w:color="F79646" w:themeColor="accent6"/>
+          <w:top w:val="single" w:color="F79646" w:themeColor="accent6" w:sz="8" w:space="0"/>
+          <w:bottom w:val="single" w:color="F79646" w:themeColor="accent6" w:sz="8" w:space="0"/>
         </w:tcBorders>
       </w:tcPr>
     </w:tblStylePr>
@@ -7947,17 +8145,17 @@
       <w:spacing w:after="0" w:line="240" w:lineRule="auto"/>
     </w:pPr>
     <w:rPr>
-      <w:rFonts w:asciiTheme="majorHAnsi" w:eastAsiaTheme="majorEastAsia" w:hAnsiTheme="majorHAnsi" w:cstheme="majorBidi"/>
+      <w:rFonts w:asciiTheme="majorHAnsi" w:hAnsiTheme="majorHAnsi" w:eastAsiaTheme="majorEastAsia" w:cstheme="majorBidi"/>
       <w:color w:val="000000" w:themeColor="text1"/>
     </w:rPr>
     <w:tblPr>
       <w:tblStyleRowBandSize w:val="1"/>
       <w:tblStyleColBandSize w:val="1"/>
       <w:tblBorders>
-        <w:top w:val="single" w:sz="8" w:space="0" w:color="000000" w:themeColor="text1"/>
-        <w:left w:val="single" w:sz="8" w:space="0" w:color="000000" w:themeColor="text1"/>
-        <w:bottom w:val="single" w:sz="8" w:space="0" w:color="000000" w:themeColor="text1"/>
-        <w:right w:val="single" w:sz="8" w:space="0" w:color="000000" w:themeColor="text1"/>
+        <w:top w:val="single" w:color="000000" w:themeColor="text1" w:sz="8" w:space="0"/>
+        <w:left w:val="single" w:color="000000" w:themeColor="text1" w:sz="8" w:space="0"/>
+        <w:bottom w:val="single" w:color="000000" w:themeColor="text1" w:sz="8" w:space="0"/>
+        <w:right w:val="single" w:color="000000" w:themeColor="text1" w:sz="8" w:space="0"/>
       </w:tblBorders>
     </w:tblPr>
     <w:tblStylePr w:type="firstRow">
@@ -7970,7 +8168,7 @@
         <w:tcBorders>
           <w:top w:val="nil"/>
           <w:left w:val="nil"/>
-          <w:bottom w:val="single" w:sz="24" w:space="0" w:color="000000" w:themeColor="text1"/>
+          <w:bottom w:val="single" w:color="000000" w:themeColor="text1" w:sz="24" w:space="0"/>
           <w:right w:val="nil"/>
           <w:insideH w:val="nil"/>
           <w:insideV w:val="nil"/>
@@ -7982,7 +8180,7 @@
       <w:tblPr/>
       <w:tcPr>
         <w:tcBorders>
-          <w:top w:val="single" w:sz="8" w:space="0" w:color="000000" w:themeColor="text1"/>
+          <w:top w:val="single" w:color="000000" w:themeColor="text1" w:sz="8" w:space="0"/>
           <w:left w:val="nil"/>
           <w:bottom w:val="nil"/>
           <w:right w:val="nil"/>
@@ -7999,7 +8197,7 @@
           <w:top w:val="nil"/>
           <w:left w:val="nil"/>
           <w:bottom w:val="nil"/>
-          <w:right w:val="single" w:sz="8" w:space="0" w:color="000000" w:themeColor="text1"/>
+          <w:right w:val="single" w:color="000000" w:themeColor="text1" w:sz="8" w:space="0"/>
           <w:insideH w:val="nil"/>
           <w:insideV w:val="nil"/>
         </w:tcBorders>
@@ -8011,7 +8209,7 @@
       <w:tcPr>
         <w:tcBorders>
           <w:top w:val="nil"/>
-          <w:left w:val="single" w:sz="8" w:space="0" w:color="000000" w:themeColor="text1"/>
+          <w:left w:val="single" w:color="000000" w:themeColor="text1" w:sz="8" w:space="0"/>
           <w:bottom w:val="nil"/>
           <w:right w:val="nil"/>
           <w:insideH w:val="nil"/>
@@ -8068,17 +8266,17 @@
       <w:spacing w:after="0" w:line="240" w:lineRule="auto"/>
     </w:pPr>
     <w:rPr>
-      <w:rFonts w:asciiTheme="majorHAnsi" w:eastAsiaTheme="majorEastAsia" w:hAnsiTheme="majorHAnsi" w:cstheme="majorBidi"/>
+      <w:rFonts w:asciiTheme="majorHAnsi" w:hAnsiTheme="majorHAnsi" w:eastAsiaTheme="majorEastAsia" w:cstheme="majorBidi"/>
       <w:color w:val="000000" w:themeColor="text1"/>
     </w:rPr>
     <w:tblPr>
       <w:tblStyleRowBandSize w:val="1"/>
       <w:tblStyleColBandSize w:val="1"/>
       <w:tblBorders>
-        <w:top w:val="single" w:sz="8" w:space="0" w:color="4F81BD" w:themeColor="accent1"/>
-        <w:left w:val="single" w:sz="8" w:space="0" w:color="4F81BD" w:themeColor="accent1"/>
-        <w:bottom w:val="single" w:sz="8" w:space="0" w:color="4F81BD" w:themeColor="accent1"/>
-        <w:right w:val="single" w:sz="8" w:space="0" w:color="4F81BD" w:themeColor="accent1"/>
+        <w:top w:val="single" w:color="4F81BD" w:themeColor="accent1" w:sz="8" w:space="0"/>
+        <w:left w:val="single" w:color="4F81BD" w:themeColor="accent1" w:sz="8" w:space="0"/>
+        <w:bottom w:val="single" w:color="4F81BD" w:themeColor="accent1" w:sz="8" w:space="0"/>
+        <w:right w:val="single" w:color="4F81BD" w:themeColor="accent1" w:sz="8" w:space="0"/>
       </w:tblBorders>
     </w:tblPr>
     <w:tblStylePr w:type="firstRow">
@@ -8091,7 +8289,7 @@
         <w:tcBorders>
           <w:top w:val="nil"/>
           <w:left w:val="nil"/>
-          <w:bottom w:val="single" w:sz="24" w:space="0" w:color="4F81BD" w:themeColor="accent1"/>
+          <w:bottom w:val="single" w:color="4F81BD" w:themeColor="accent1" w:sz="24" w:space="0"/>
           <w:right w:val="nil"/>
           <w:insideH w:val="nil"/>
           <w:insideV w:val="nil"/>
@@ -8103,7 +8301,7 @@
       <w:tblPr/>
       <w:tcPr>
         <w:tcBorders>
-          <w:top w:val="single" w:sz="8" w:space="0" w:color="4F81BD" w:themeColor="accent1"/>
+          <w:top w:val="single" w:color="4F81BD" w:themeColor="accent1" w:sz="8" w:space="0"/>
           <w:left w:val="nil"/>
           <w:bottom w:val="nil"/>
           <w:right w:val="nil"/>
@@ -8120,7 +8318,7 @@
           <w:top w:val="nil"/>
           <w:left w:val="nil"/>
           <w:bottom w:val="nil"/>
-          <w:right w:val="single" w:sz="8" w:space="0" w:color="4F81BD" w:themeColor="accent1"/>
+          <w:right w:val="single" w:color="4F81BD" w:themeColor="accent1" w:sz="8" w:space="0"/>
           <w:insideH w:val="nil"/>
           <w:insideV w:val="nil"/>
         </w:tcBorders>
@@ -8132,7 +8330,7 @@
       <w:tcPr>
         <w:tcBorders>
           <w:top w:val="nil"/>
-          <w:left w:val="single" w:sz="8" w:space="0" w:color="4F81BD" w:themeColor="accent1"/>
+          <w:left w:val="single" w:color="4F81BD" w:themeColor="accent1" w:sz="8" w:space="0"/>
           <w:bottom w:val="nil"/>
           <w:right w:val="nil"/>
           <w:insideH w:val="nil"/>
@@ -8189,17 +8387,17 @@
       <w:spacing w:after="0" w:line="240" w:lineRule="auto"/>
     </w:pPr>
     <w:rPr>
-      <w:rFonts w:asciiTheme="majorHAnsi" w:eastAsiaTheme="majorEastAsia" w:hAnsiTheme="majorHAnsi" w:cstheme="majorBidi"/>
+      <w:rFonts w:asciiTheme="majorHAnsi" w:hAnsiTheme="majorHAnsi" w:eastAsiaTheme="majorEastAsia" w:cstheme="majorBidi"/>
       <w:color w:val="000000" w:themeColor="text1"/>
     </w:rPr>
     <w:tblPr>
       <w:tblStyleRowBandSize w:val="1"/>
       <w:tblStyleColBandSize w:val="1"/>
       <w:tblBorders>
-        <w:top w:val="single" w:sz="8" w:space="0" w:color="C0504D" w:themeColor="accent2"/>
-        <w:left w:val="single" w:sz="8" w:space="0" w:color="C0504D" w:themeColor="accent2"/>
-        <w:bottom w:val="single" w:sz="8" w:space="0" w:color="C0504D" w:themeColor="accent2"/>
-        <w:right w:val="single" w:sz="8" w:space="0" w:color="C0504D" w:themeColor="accent2"/>
+        <w:top w:val="single" w:color="C0504D" w:themeColor="accent2" w:sz="8" w:space="0"/>
+        <w:left w:val="single" w:color="C0504D" w:themeColor="accent2" w:sz="8" w:space="0"/>
+        <w:bottom w:val="single" w:color="C0504D" w:themeColor="accent2" w:sz="8" w:space="0"/>
+        <w:right w:val="single" w:color="C0504D" w:themeColor="accent2" w:sz="8" w:space="0"/>
       </w:tblBorders>
     </w:tblPr>
     <w:tblStylePr w:type="firstRow">
@@ -8212,7 +8410,7 @@
         <w:tcBorders>
           <w:top w:val="nil"/>
           <w:left w:val="nil"/>
-          <w:bottom w:val="single" w:sz="24" w:space="0" w:color="C0504D" w:themeColor="accent2"/>
+          <w:bottom w:val="single" w:color="C0504D" w:themeColor="accent2" w:sz="24" w:space="0"/>
           <w:right w:val="nil"/>
           <w:insideH w:val="nil"/>
           <w:insideV w:val="nil"/>
@@ -8224,7 +8422,7 @@
       <w:tblPr/>
       <w:tcPr>
         <w:tcBorders>
-          <w:top w:val="single" w:sz="8" w:space="0" w:color="C0504D" w:themeColor="accent2"/>
+          <w:top w:val="single" w:color="C0504D" w:themeColor="accent2" w:sz="8" w:space="0"/>
           <w:left w:val="nil"/>
           <w:bottom w:val="nil"/>
           <w:right w:val="nil"/>
@@ -8241,7 +8439,7 @@
           <w:top w:val="nil"/>
           <w:left w:val="nil"/>
           <w:bottom w:val="nil"/>
-          <w:right w:val="single" w:sz="8" w:space="0" w:color="C0504D" w:themeColor="accent2"/>
+          <w:right w:val="single" w:color="C0504D" w:themeColor="accent2" w:sz="8" w:space="0"/>
           <w:insideH w:val="nil"/>
           <w:insideV w:val="nil"/>
         </w:tcBorders>
@@ -8253,7 +8451,7 @@
       <w:tcPr>
         <w:tcBorders>
           <w:top w:val="nil"/>
-          <w:left w:val="single" w:sz="8" w:space="0" w:color="C0504D" w:themeColor="accent2"/>
+          <w:left w:val="single" w:color="C0504D" w:themeColor="accent2" w:sz="8" w:space="0"/>
           <w:bottom w:val="nil"/>
           <w:right w:val="nil"/>
           <w:insideH w:val="nil"/>
@@ -8310,17 +8508,17 @@
       <w:spacing w:after="0" w:line="240" w:lineRule="auto"/>
     </w:pPr>
     <w:rPr>
-      <w:rFonts w:asciiTheme="majorHAnsi" w:eastAsiaTheme="majorEastAsia" w:hAnsiTheme="majorHAnsi" w:cstheme="majorBidi"/>
+      <w:rFonts w:asciiTheme="majorHAnsi" w:hAnsiTheme="majorHAnsi" w:eastAsiaTheme="majorEastAsia" w:cstheme="majorBidi"/>
       <w:color w:val="000000" w:themeColor="text1"/>
     </w:rPr>
     <w:tblPr>
       <w:tblStyleRowBandSize w:val="1"/>
       <w:tblStyleColBandSize w:val="1"/>
       <w:tblBorders>
-        <w:top w:val="single" w:sz="8" w:space="0" w:color="9BBB59" w:themeColor="accent3"/>
-        <w:left w:val="single" w:sz="8" w:space="0" w:color="9BBB59" w:themeColor="accent3"/>
-        <w:bottom w:val="single" w:sz="8" w:space="0" w:color="9BBB59" w:themeColor="accent3"/>
-        <w:right w:val="single" w:sz="8" w:space="0" w:color="9BBB59" w:themeColor="accent3"/>
+        <w:top w:val="single" w:color="9BBB59" w:themeColor="accent3" w:sz="8" w:space="0"/>
+        <w:left w:val="single" w:color="9BBB59" w:themeColor="accent3" w:sz="8" w:space="0"/>
+        <w:bottom w:val="single" w:color="9BBB59" w:themeColor="accent3" w:sz="8" w:space="0"/>
+        <w:right w:val="single" w:color="9BBB59" w:themeColor="accent3" w:sz="8" w:space="0"/>
       </w:tblBorders>
     </w:tblPr>
     <w:tblStylePr w:type="firstRow">
@@ -8333,7 +8531,7 @@
         <w:tcBorders>
           <w:top w:val="nil"/>
           <w:left w:val="nil"/>
-          <w:bottom w:val="single" w:sz="24" w:space="0" w:color="9BBB59" w:themeColor="accent3"/>
+          <w:bottom w:val="single" w:color="9BBB59" w:themeColor="accent3" w:sz="24" w:space="0"/>
           <w:right w:val="nil"/>
           <w:insideH w:val="nil"/>
           <w:insideV w:val="nil"/>
@@ -8345,7 +8543,7 @@
       <w:tblPr/>
       <w:tcPr>
         <w:tcBorders>
-          <w:top w:val="single" w:sz="8" w:space="0" w:color="9BBB59" w:themeColor="accent3"/>
+          <w:top w:val="single" w:color="9BBB59" w:themeColor="accent3" w:sz="8" w:space="0"/>
           <w:left w:val="nil"/>
           <w:bottom w:val="nil"/>
           <w:right w:val="nil"/>
@@ -8362,7 +8560,7 @@
           <w:top w:val="nil"/>
           <w:left w:val="nil"/>
           <w:bottom w:val="nil"/>
-          <w:right w:val="single" w:sz="8" w:space="0" w:color="9BBB59" w:themeColor="accent3"/>
+          <w:right w:val="single" w:color="9BBB59" w:themeColor="accent3" w:sz="8" w:space="0"/>
           <w:insideH w:val="nil"/>
           <w:insideV w:val="nil"/>
         </w:tcBorders>
@@ -8374,7 +8572,7 @@
       <w:tcPr>
         <w:tcBorders>
           <w:top w:val="nil"/>
-          <w:left w:val="single" w:sz="8" w:space="0" w:color="9BBB59" w:themeColor="accent3"/>
+          <w:left w:val="single" w:color="9BBB59" w:themeColor="accent3" w:sz="8" w:space="0"/>
           <w:bottom w:val="nil"/>
           <w:right w:val="nil"/>
           <w:insideH w:val="nil"/>
@@ -8431,17 +8629,17 @@
       <w:spacing w:after="0" w:line="240" w:lineRule="auto"/>
     </w:pPr>
     <w:rPr>
-      <w:rFonts w:asciiTheme="majorHAnsi" w:eastAsiaTheme="majorEastAsia" w:hAnsiTheme="majorHAnsi" w:cstheme="majorBidi"/>
+      <w:rFonts w:asciiTheme="majorHAnsi" w:hAnsiTheme="majorHAnsi" w:eastAsiaTheme="majorEastAsia" w:cstheme="majorBidi"/>
       <w:color w:val="000000" w:themeColor="text1"/>
     </w:rPr>
     <w:tblPr>
       <w:tblStyleRowBandSize w:val="1"/>
       <w:tblStyleColBandSize w:val="1"/>
       <w:tblBorders>
-        <w:top w:val="single" w:sz="8" w:space="0" w:color="8064A2" w:themeColor="accent4"/>
-        <w:left w:val="single" w:sz="8" w:space="0" w:color="8064A2" w:themeColor="accent4"/>
-        <w:bottom w:val="single" w:sz="8" w:space="0" w:color="8064A2" w:themeColor="accent4"/>
-        <w:right w:val="single" w:sz="8" w:space="0" w:color="8064A2" w:themeColor="accent4"/>
+        <w:top w:val="single" w:color="8064A2" w:themeColor="accent4" w:sz="8" w:space="0"/>
+        <w:left w:val="single" w:color="8064A2" w:themeColor="accent4" w:sz="8" w:space="0"/>
+        <w:bottom w:val="single" w:color="8064A2" w:themeColor="accent4" w:sz="8" w:space="0"/>
+        <w:right w:val="single" w:color="8064A2" w:themeColor="accent4" w:sz="8" w:space="0"/>
       </w:tblBorders>
     </w:tblPr>
     <w:tblStylePr w:type="firstRow">
@@ -8454,7 +8652,7 @@
         <w:tcBorders>
           <w:top w:val="nil"/>
           <w:left w:val="nil"/>
-          <w:bottom w:val="single" w:sz="24" w:space="0" w:color="8064A2" w:themeColor="accent4"/>
+          <w:bottom w:val="single" w:color="8064A2" w:themeColor="accent4" w:sz="24" w:space="0"/>
           <w:right w:val="nil"/>
           <w:insideH w:val="nil"/>
           <w:insideV w:val="nil"/>
@@ -8466,7 +8664,7 @@
       <w:tblPr/>
       <w:tcPr>
         <w:tcBorders>
-          <w:top w:val="single" w:sz="8" w:space="0" w:color="8064A2" w:themeColor="accent4"/>
+          <w:top w:val="single" w:color="8064A2" w:themeColor="accent4" w:sz="8" w:space="0"/>
           <w:left w:val="nil"/>
           <w:bottom w:val="nil"/>
           <w:right w:val="nil"/>
@@ -8483,7 +8681,7 @@
           <w:top w:val="nil"/>
           <w:left w:val="nil"/>
           <w:bottom w:val="nil"/>
-          <w:right w:val="single" w:sz="8" w:space="0" w:color="8064A2" w:themeColor="accent4"/>
+          <w:right w:val="single" w:color="8064A2" w:themeColor="accent4" w:sz="8" w:space="0"/>
           <w:insideH w:val="nil"/>
           <w:insideV w:val="nil"/>
         </w:tcBorders>
@@ -8495,7 +8693,7 @@
       <w:tcPr>
         <w:tcBorders>
           <w:top w:val="nil"/>
-          <w:left w:val="single" w:sz="8" w:space="0" w:color="8064A2" w:themeColor="accent4"/>
+          <w:left w:val="single" w:color="8064A2" w:themeColor="accent4" w:sz="8" w:space="0"/>
           <w:bottom w:val="nil"/>
           <w:right w:val="nil"/>
           <w:insideH w:val="nil"/>
@@ -8552,17 +8750,17 @@
       <w:spacing w:after="0" w:line="240" w:lineRule="auto"/>
     </w:pPr>
     <w:rPr>
-      <w:rFonts w:asciiTheme="majorHAnsi" w:eastAsiaTheme="majorEastAsia" w:hAnsiTheme="majorHAnsi" w:cstheme="majorBidi"/>
+      <w:rFonts w:asciiTheme="majorHAnsi" w:hAnsiTheme="majorHAnsi" w:eastAsiaTheme="majorEastAsia" w:cstheme="majorBidi"/>
       <w:color w:val="000000" w:themeColor="text1"/>
     </w:rPr>
     <w:tblPr>
       <w:tblStyleRowBandSize w:val="1"/>
       <w:tblStyleColBandSize w:val="1"/>
       <w:tblBorders>
-        <w:top w:val="single" w:sz="8" w:space="0" w:color="4BACC6" w:themeColor="accent5"/>
-        <w:left w:val="single" w:sz="8" w:space="0" w:color="4BACC6" w:themeColor="accent5"/>
-        <w:bottom w:val="single" w:sz="8" w:space="0" w:color="4BACC6" w:themeColor="accent5"/>
-        <w:right w:val="single" w:sz="8" w:space="0" w:color="4BACC6" w:themeColor="accent5"/>
+        <w:top w:val="single" w:color="4BACC6" w:themeColor="accent5" w:sz="8" w:space="0"/>
+        <w:left w:val="single" w:color="4BACC6" w:themeColor="accent5" w:sz="8" w:space="0"/>
+        <w:bottom w:val="single" w:color="4BACC6" w:themeColor="accent5" w:sz="8" w:space="0"/>
+        <w:right w:val="single" w:color="4BACC6" w:themeColor="accent5" w:sz="8" w:space="0"/>
       </w:tblBorders>
     </w:tblPr>
     <w:tblStylePr w:type="firstRow">
@@ -8575,7 +8773,7 @@
         <w:tcBorders>
           <w:top w:val="nil"/>
           <w:left w:val="nil"/>
-          <w:bottom w:val="single" w:sz="24" w:space="0" w:color="4BACC6" w:themeColor="accent5"/>
+          <w:bottom w:val="single" w:color="4BACC6" w:themeColor="accent5" w:sz="24" w:space="0"/>
           <w:right w:val="nil"/>
           <w:insideH w:val="nil"/>
           <w:insideV w:val="nil"/>
@@ -8587,7 +8785,7 @@
       <w:tblPr/>
       <w:tcPr>
         <w:tcBorders>
-          <w:top w:val="single" w:sz="8" w:space="0" w:color="4BACC6" w:themeColor="accent5"/>
+          <w:top w:val="single" w:color="4BACC6" w:themeColor="accent5" w:sz="8" w:space="0"/>
           <w:left w:val="nil"/>
           <w:bottom w:val="nil"/>
           <w:right w:val="nil"/>
@@ -8604,7 +8802,7 @@
           <w:top w:val="nil"/>
           <w:left w:val="nil"/>
           <w:bottom w:val="nil"/>
-          <w:right w:val="single" w:sz="8" w:space="0" w:color="4BACC6" w:themeColor="accent5"/>
+          <w:right w:val="single" w:color="4BACC6" w:themeColor="accent5" w:sz="8" w:space="0"/>
           <w:insideH w:val="nil"/>
           <w:insideV w:val="nil"/>
         </w:tcBorders>
@@ -8616,7 +8814,7 @@
       <w:tcPr>
         <w:tcBorders>
           <w:top w:val="nil"/>
-          <w:left w:val="single" w:sz="8" w:space="0" w:color="4BACC6" w:themeColor="accent5"/>
+          <w:left w:val="single" w:color="4BACC6" w:themeColor="accent5" w:sz="8" w:space="0"/>
           <w:bottom w:val="nil"/>
           <w:right w:val="nil"/>
           <w:insideH w:val="nil"/>
@@ -8673,17 +8871,17 @@
       <w:spacing w:after="0" w:line="240" w:lineRule="auto"/>
     </w:pPr>
     <w:rPr>
-      <w:rFonts w:asciiTheme="majorHAnsi" w:eastAsiaTheme="majorEastAsia" w:hAnsiTheme="majorHAnsi" w:cstheme="majorBidi"/>
+      <w:rFonts w:asciiTheme="majorHAnsi" w:hAnsiTheme="majorHAnsi" w:eastAsiaTheme="majorEastAsia" w:cstheme="majorBidi"/>
       <w:color w:val="000000" w:themeColor="text1"/>
     </w:rPr>
     <w:tblPr>
       <w:tblStyleRowBandSize w:val="1"/>
       <w:tblStyleColBandSize w:val="1"/>
       <w:tblBorders>
-        <w:top w:val="single" w:sz="8" w:space="0" w:color="F79646" w:themeColor="accent6"/>
-        <w:left w:val="single" w:sz="8" w:space="0" w:color="F79646" w:themeColor="accent6"/>
-        <w:bottom w:val="single" w:sz="8" w:space="0" w:color="F79646" w:themeColor="accent6"/>
-        <w:right w:val="single" w:sz="8" w:space="0" w:color="F79646" w:themeColor="accent6"/>
+        <w:top w:val="single" w:color="F79646" w:themeColor="accent6" w:sz="8" w:space="0"/>
+        <w:left w:val="single" w:color="F79646" w:themeColor="accent6" w:sz="8" w:space="0"/>
+        <w:bottom w:val="single" w:color="F79646" w:themeColor="accent6" w:sz="8" w:space="0"/>
+        <w:right w:val="single" w:color="F79646" w:themeColor="accent6" w:sz="8" w:space="0"/>
       </w:tblBorders>
     </w:tblPr>
     <w:tblStylePr w:type="firstRow">
@@ -8696,7 +8894,7 @@
         <w:tcBorders>
           <w:top w:val="nil"/>
           <w:left w:val="nil"/>
-          <w:bottom w:val="single" w:sz="24" w:space="0" w:color="F79646" w:themeColor="accent6"/>
+          <w:bottom w:val="single" w:color="F79646" w:themeColor="accent6" w:sz="24" w:space="0"/>
           <w:right w:val="nil"/>
           <w:insideH w:val="nil"/>
           <w:insideV w:val="nil"/>
@@ -8708,7 +8906,7 @@
       <w:tblPr/>
       <w:tcPr>
         <w:tcBorders>
-          <w:top w:val="single" w:sz="8" w:space="0" w:color="F79646" w:themeColor="accent6"/>
+          <w:top w:val="single" w:color="F79646" w:themeColor="accent6" w:sz="8" w:space="0"/>
           <w:left w:val="nil"/>
           <w:bottom w:val="nil"/>
           <w:right w:val="nil"/>
@@ -8725,7 +8923,7 @@
           <w:top w:val="nil"/>
           <w:left w:val="nil"/>
           <w:bottom w:val="nil"/>
-          <w:right w:val="single" w:sz="8" w:space="0" w:color="F79646" w:themeColor="accent6"/>
+          <w:right w:val="single" w:color="F79646" w:themeColor="accent6" w:sz="8" w:space="0"/>
           <w:insideH w:val="nil"/>
           <w:insideV w:val="nil"/>
         </w:tcBorders>
@@ -8737,7 +8935,7 @@
       <w:tcPr>
         <w:tcBorders>
           <w:top w:val="nil"/>
-          <w:left w:val="single" w:sz="8" w:space="0" w:color="F79646" w:themeColor="accent6"/>
+          <w:left w:val="single" w:color="F79646" w:themeColor="accent6" w:sz="8" w:space="0"/>
           <w:bottom w:val="nil"/>
           <w:right w:val="nil"/>
           <w:insideH w:val="nil"/>
@@ -8797,12 +8995,12 @@
       <w:tblStyleRowBandSize w:val="1"/>
       <w:tblStyleColBandSize w:val="1"/>
       <w:tblBorders>
-        <w:top w:val="single" w:sz="8" w:space="0" w:color="404040" w:themeColor="text1" w:themeTint="BF"/>
-        <w:left w:val="single" w:sz="8" w:space="0" w:color="404040" w:themeColor="text1" w:themeTint="BF"/>
-        <w:bottom w:val="single" w:sz="8" w:space="0" w:color="404040" w:themeColor="text1" w:themeTint="BF"/>
-        <w:right w:val="single" w:sz="8" w:space="0" w:color="404040" w:themeColor="text1" w:themeTint="BF"/>
-        <w:insideH w:val="single" w:sz="8" w:space="0" w:color="404040" w:themeColor="text1" w:themeTint="BF"/>
-        <w:insideV w:val="single" w:sz="8" w:space="0" w:color="404040" w:themeColor="text1" w:themeTint="BF"/>
+        <w:top w:val="single" w:color="404040" w:themeColor="text1" w:themeTint="BF" w:sz="8" w:space="0"/>
+        <w:left w:val="single" w:color="404040" w:themeColor="text1" w:themeTint="BF" w:sz="8" w:space="0"/>
+        <w:bottom w:val="single" w:color="404040" w:themeColor="text1" w:themeTint="BF" w:sz="8" w:space="0"/>
+        <w:right w:val="single" w:color="404040" w:themeColor="text1" w:themeTint="BF" w:sz="8" w:space="0"/>
+        <w:insideH w:val="single" w:color="404040" w:themeColor="text1" w:themeTint="BF" w:sz="8" w:space="0"/>
+        <w:insideV w:val="single" w:color="404040" w:themeColor="text1" w:themeTint="BF" w:sz="8" w:space="0"/>
       </w:tblBorders>
     </w:tblPr>
     <w:tcPr>
@@ -8822,7 +9020,7 @@
       <w:tblPr/>
       <w:tcPr>
         <w:tcBorders>
-          <w:top w:val="single" w:sz="18" w:space="0" w:color="404040" w:themeColor="text1" w:themeTint="BF"/>
+          <w:top w:val="single" w:color="404040" w:themeColor="text1" w:themeTint="BF" w:sz="18" w:space="0"/>
         </w:tcBorders>
       </w:tcPr>
     </w:tblStylePr>
@@ -8863,12 +9061,12 @@
       <w:tblStyleRowBandSize w:val="1"/>
       <w:tblStyleColBandSize w:val="1"/>
       <w:tblBorders>
-        <w:top w:val="single" w:sz="8" w:space="0" w:color="7BA0CD" w:themeColor="accent1" w:themeTint="BF"/>
-        <w:left w:val="single" w:sz="8" w:space="0" w:color="7BA0CD" w:themeColor="accent1" w:themeTint="BF"/>
-        <w:bottom w:val="single" w:sz="8" w:space="0" w:color="7BA0CD" w:themeColor="accent1" w:themeTint="BF"/>
-        <w:right w:val="single" w:sz="8" w:space="0" w:color="7BA0CD" w:themeColor="accent1" w:themeTint="BF"/>
-        <w:insideH w:val="single" w:sz="8" w:space="0" w:color="7BA0CD" w:themeColor="accent1" w:themeTint="BF"/>
-        <w:insideV w:val="single" w:sz="8" w:space="0" w:color="7BA0CD" w:themeColor="accent1" w:themeTint="BF"/>
+        <w:top w:val="single" w:color="7BA0CD" w:themeColor="accent1" w:themeTint="BF" w:sz="8" w:space="0"/>
+        <w:left w:val="single" w:color="7BA0CD" w:themeColor="accent1" w:themeTint="BF" w:sz="8" w:space="0"/>
+        <w:bottom w:val="single" w:color="7BA0CD" w:themeColor="accent1" w:themeTint="BF" w:sz="8" w:space="0"/>
+        <w:right w:val="single" w:color="7BA0CD" w:themeColor="accent1" w:themeTint="BF" w:sz="8" w:space="0"/>
+        <w:insideH w:val="single" w:color="7BA0CD" w:themeColor="accent1" w:themeTint="BF" w:sz="8" w:space="0"/>
+        <w:insideV w:val="single" w:color="7BA0CD" w:themeColor="accent1" w:themeTint="BF" w:sz="8" w:space="0"/>
       </w:tblBorders>
     </w:tblPr>
     <w:tcPr>
@@ -8888,7 +9086,7 @@
       <w:tblPr/>
       <w:tcPr>
         <w:tcBorders>
-          <w:top w:val="single" w:sz="18" w:space="0" w:color="7BA0CD" w:themeColor="accent1" w:themeTint="BF"/>
+          <w:top w:val="single" w:color="7BA0CD" w:themeColor="accent1" w:themeTint="BF" w:sz="18" w:space="0"/>
         </w:tcBorders>
       </w:tcPr>
     </w:tblStylePr>
@@ -8929,12 +9127,12 @@
       <w:tblStyleRowBandSize w:val="1"/>
       <w:tblStyleColBandSize w:val="1"/>
       <w:tblBorders>
-        <w:top w:val="single" w:sz="8" w:space="0" w:color="CF7B79" w:themeColor="accent2" w:themeTint="BF"/>
-        <w:left w:val="single" w:sz="8" w:space="0" w:color="CF7B79" w:themeColor="accent2" w:themeTint="BF"/>
-        <w:bottom w:val="single" w:sz="8" w:space="0" w:color="CF7B79" w:themeColor="accent2" w:themeTint="BF"/>
-        <w:right w:val="single" w:sz="8" w:space="0" w:color="CF7B79" w:themeColor="accent2" w:themeTint="BF"/>
-        <w:insideH w:val="single" w:sz="8" w:space="0" w:color="CF7B79" w:themeColor="accent2" w:themeTint="BF"/>
-        <w:insideV w:val="single" w:sz="8" w:space="0" w:color="CF7B79" w:themeColor="accent2" w:themeTint="BF"/>
+        <w:top w:val="single" w:color="CF7B79" w:themeColor="accent2" w:themeTint="BF" w:sz="8" w:space="0"/>
+        <w:left w:val="single" w:color="CF7B79" w:themeColor="accent2" w:themeTint="BF" w:sz="8" w:space="0"/>
+        <w:bottom w:val="single" w:color="CF7B79" w:themeColor="accent2" w:themeTint="BF" w:sz="8" w:space="0"/>
+        <w:right w:val="single" w:color="CF7B79" w:themeColor="accent2" w:themeTint="BF" w:sz="8" w:space="0"/>
+        <w:insideH w:val="single" w:color="CF7B79" w:themeColor="accent2" w:themeTint="BF" w:sz="8" w:space="0"/>
+        <w:insideV w:val="single" w:color="CF7B79" w:themeColor="accent2" w:themeTint="BF" w:sz="8" w:space="0"/>
       </w:tblBorders>
     </w:tblPr>
     <w:tcPr>
@@ -8954,7 +9152,7 @@
       <w:tblPr/>
       <w:tcPr>
         <w:tcBorders>
-          <w:top w:val="single" w:sz="18" w:space="0" w:color="CF7B79" w:themeColor="accent2" w:themeTint="BF"/>
+          <w:top w:val="single" w:color="CF7B79" w:themeColor="accent2" w:themeTint="BF" w:sz="18" w:space="0"/>
         </w:tcBorders>
       </w:tcPr>
     </w:tblStylePr>
@@ -8995,12 +9193,12 @@
       <w:tblStyleRowBandSize w:val="1"/>
       <w:tblStyleColBandSize w:val="1"/>
       <w:tblBorders>
-        <w:top w:val="single" w:sz="8" w:space="0" w:color="B3CC82" w:themeColor="accent3" w:themeTint="BF"/>
-        <w:left w:val="single" w:sz="8" w:space="0" w:color="B3CC82" w:themeColor="accent3" w:themeTint="BF"/>
-        <w:bottom w:val="single" w:sz="8" w:space="0" w:color="B3CC82" w:themeColor="accent3" w:themeTint="BF"/>
-        <w:right w:val="single" w:sz="8" w:space="0" w:color="B3CC82" w:themeColor="accent3" w:themeTint="BF"/>
-        <w:insideH w:val="single" w:sz="8" w:space="0" w:color="B3CC82" w:themeColor="accent3" w:themeTint="BF"/>
-        <w:insideV w:val="single" w:sz="8" w:space="0" w:color="B3CC82" w:themeColor="accent3" w:themeTint="BF"/>
+        <w:top w:val="single" w:color="B3CC82" w:themeColor="accent3" w:themeTint="BF" w:sz="8" w:space="0"/>
+        <w:left w:val="single" w:color="B3CC82" w:themeColor="accent3" w:themeTint="BF" w:sz="8" w:space="0"/>
+        <w:bottom w:val="single" w:color="B3CC82" w:themeColor="accent3" w:themeTint="BF" w:sz="8" w:space="0"/>
+        <w:right w:val="single" w:color="B3CC82" w:themeColor="accent3" w:themeTint="BF" w:sz="8" w:space="0"/>
+        <w:insideH w:val="single" w:color="B3CC82" w:themeColor="accent3" w:themeTint="BF" w:sz="8" w:space="0"/>
+        <w:insideV w:val="single" w:color="B3CC82" w:themeColor="accent3" w:themeTint="BF" w:sz="8" w:space="0"/>
       </w:tblBorders>
     </w:tblPr>
     <w:tcPr>
@@ -9020,7 +9218,7 @@
       <w:tblPr/>
       <w:tcPr>
         <w:tcBorders>
-          <w:top w:val="single" w:sz="18" w:space="0" w:color="B3CC82" w:themeColor="accent3" w:themeTint="BF"/>
+          <w:top w:val="single" w:color="B3CC82" w:themeColor="accent3" w:themeTint="BF" w:sz="18" w:space="0"/>
         </w:tcBorders>
       </w:tcPr>
     </w:tblStylePr>
@@ -9061,12 +9259,12 @@
       <w:tblStyleRowBandSize w:val="1"/>
       <w:tblStyleColBandSize w:val="1"/>
       <w:tblBorders>
-        <w:top w:val="single" w:sz="8" w:space="0" w:color="9F8AB9" w:themeColor="accent4" w:themeTint="BF"/>
-        <w:left w:val="single" w:sz="8" w:space="0" w:color="9F8AB9" w:themeColor="accent4" w:themeTint="BF"/>
-        <w:bottom w:val="single" w:sz="8" w:space="0" w:color="9F8AB9" w:themeColor="accent4" w:themeTint="BF"/>
-        <w:right w:val="single" w:sz="8" w:space="0" w:color="9F8AB9" w:themeColor="accent4" w:themeTint="BF"/>
-        <w:insideH w:val="single" w:sz="8" w:space="0" w:color="9F8AB9" w:themeColor="accent4" w:themeTint="BF"/>
-        <w:insideV w:val="single" w:sz="8" w:space="0" w:color="9F8AB9" w:themeColor="accent4" w:themeTint="BF"/>
+        <w:top w:val="single" w:color="9F8AB9" w:themeColor="accent4" w:themeTint="BF" w:sz="8" w:space="0"/>
+        <w:left w:val="single" w:color="9F8AB9" w:themeColor="accent4" w:themeTint="BF" w:sz="8" w:space="0"/>
+        <w:bottom w:val="single" w:color="9F8AB9" w:themeColor="accent4" w:themeTint="BF" w:sz="8" w:space="0"/>
+        <w:right w:val="single" w:color="9F8AB9" w:themeColor="accent4" w:themeTint="BF" w:sz="8" w:space="0"/>
+        <w:insideH w:val="single" w:color="9F8AB9" w:themeColor="accent4" w:themeTint="BF" w:sz="8" w:space="0"/>
+        <w:insideV w:val="single" w:color="9F8AB9" w:themeColor="accent4" w:themeTint="BF" w:sz="8" w:space="0"/>
       </w:tblBorders>
     </w:tblPr>
     <w:tcPr>
@@ -9086,7 +9284,7 @@
       <w:tblPr/>
       <w:tcPr>
         <w:tcBorders>
-          <w:top w:val="single" w:sz="18" w:space="0" w:color="9F8AB9" w:themeColor="accent4" w:themeTint="BF"/>
+          <w:top w:val="single" w:color="9F8AB9" w:themeColor="accent4" w:themeTint="BF" w:sz="18" w:space="0"/>
         </w:tcBorders>
       </w:tcPr>
     </w:tblStylePr>
@@ -9127,12 +9325,12 @@
       <w:tblStyleRowBandSize w:val="1"/>
       <w:tblStyleColBandSize w:val="1"/>
       <w:tblBorders>
-        <w:top w:val="single" w:sz="8" w:space="0" w:color="78C0D4" w:themeColor="accent5" w:themeTint="BF"/>
-        <w:left w:val="single" w:sz="8" w:space="0" w:color="78C0D4" w:themeColor="accent5" w:themeTint="BF"/>
-        <w:bottom w:val="single" w:sz="8" w:space="0" w:color="78C0D4" w:themeColor="accent5" w:themeTint="BF"/>
-        <w:right w:val="single" w:sz="8" w:space="0" w:color="78C0D4" w:themeColor="accent5" w:themeTint="BF"/>
-        <w:insideH w:val="single" w:sz="8" w:space="0" w:color="78C0D4" w:themeColor="accent5" w:themeTint="BF"/>
-        <w:insideV w:val="single" w:sz="8" w:space="0" w:color="78C0D4" w:themeColor="accent5" w:themeTint="BF"/>
+        <w:top w:val="single" w:color="78C0D4" w:themeColor="accent5" w:themeTint="BF" w:sz="8" w:space="0"/>
+        <w:left w:val="single" w:color="78C0D4" w:themeColor="accent5" w:themeTint="BF" w:sz="8" w:space="0"/>
+        <w:bottom w:val="single" w:color="78C0D4" w:themeColor="accent5" w:themeTint="BF" w:sz="8" w:space="0"/>
+        <w:right w:val="single" w:color="78C0D4" w:themeColor="accent5" w:themeTint="BF" w:sz="8" w:space="0"/>
+        <w:insideH w:val="single" w:color="78C0D4" w:themeColor="accent5" w:themeTint="BF" w:sz="8" w:space="0"/>
+        <w:insideV w:val="single" w:color="78C0D4" w:themeColor="accent5" w:themeTint="BF" w:sz="8" w:space="0"/>
       </w:tblBorders>
     </w:tblPr>
     <w:tcPr>
@@ -9152,7 +9350,7 @@
       <w:tblPr/>
       <w:tcPr>
         <w:tcBorders>
-          <w:top w:val="single" w:sz="18" w:space="0" w:color="78C0D4" w:themeColor="accent5" w:themeTint="BF"/>
+          <w:top w:val="single" w:color="78C0D4" w:themeColor="accent5" w:themeTint="BF" w:sz="18" w:space="0"/>
         </w:tcBorders>
       </w:tcPr>
     </w:tblStylePr>
@@ -9193,12 +9391,12 @@
       <w:tblStyleRowBandSize w:val="1"/>
       <w:tblStyleColBandSize w:val="1"/>
       <w:tblBorders>
-        <w:top w:val="single" w:sz="8" w:space="0" w:color="F9B074" w:themeColor="accent6" w:themeTint="BF"/>
-        <w:left w:val="single" w:sz="8" w:space="0" w:color="F9B074" w:themeColor="accent6" w:themeTint="BF"/>
-        <w:bottom w:val="single" w:sz="8" w:space="0" w:color="F9B074" w:themeColor="accent6" w:themeTint="BF"/>
-        <w:right w:val="single" w:sz="8" w:space="0" w:color="F9B074" w:themeColor="accent6" w:themeTint="BF"/>
-        <w:insideH w:val="single" w:sz="8" w:space="0" w:color="F9B074" w:themeColor="accent6" w:themeTint="BF"/>
-        <w:insideV w:val="single" w:sz="8" w:space="0" w:color="F9B074" w:themeColor="accent6" w:themeTint="BF"/>
+        <w:top w:val="single" w:color="F9B074" w:themeColor="accent6" w:themeTint="BF" w:sz="8" w:space="0"/>
+        <w:left w:val="single" w:color="F9B074" w:themeColor="accent6" w:themeTint="BF" w:sz="8" w:space="0"/>
+        <w:bottom w:val="single" w:color="F9B074" w:themeColor="accent6" w:themeTint="BF" w:sz="8" w:space="0"/>
+        <w:right w:val="single" w:color="F9B074" w:themeColor="accent6" w:themeTint="BF" w:sz="8" w:space="0"/>
+        <w:insideH w:val="single" w:color="F9B074" w:themeColor="accent6" w:themeTint="BF" w:sz="8" w:space="0"/>
+        <w:insideV w:val="single" w:color="F9B074" w:themeColor="accent6" w:themeTint="BF" w:sz="8" w:space="0"/>
       </w:tblBorders>
     </w:tblPr>
     <w:tcPr>
@@ -9218,7 +9416,7 @@
       <w:tblPr/>
       <w:tcPr>
         <w:tcBorders>
-          <w:top w:val="single" w:sz="18" w:space="0" w:color="F9B074" w:themeColor="accent6" w:themeTint="BF"/>
+          <w:top w:val="single" w:color="F9B074" w:themeColor="accent6" w:themeTint="BF" w:sz="18" w:space="0"/>
         </w:tcBorders>
       </w:tcPr>
     </w:tblStylePr>
@@ -9256,19 +9454,19 @@
       <w:spacing w:after="0" w:line="240" w:lineRule="auto"/>
     </w:pPr>
     <w:rPr>
-      <w:rFonts w:asciiTheme="majorHAnsi" w:eastAsiaTheme="majorEastAsia" w:hAnsiTheme="majorHAnsi" w:cstheme="majorBidi"/>
+      <w:rFonts w:asciiTheme="majorHAnsi" w:hAnsiTheme="majorHAnsi" w:eastAsiaTheme="majorEastAsia" w:cstheme="majorBidi"/>
       <w:color w:val="000000" w:themeColor="text1"/>
     </w:rPr>
     <w:tblPr>
       <w:tblStyleRowBandSize w:val="1"/>
       <w:tblStyleColBandSize w:val="1"/>
       <w:tblBorders>
-        <w:top w:val="single" w:sz="8" w:space="0" w:color="000000" w:themeColor="text1"/>
-        <w:left w:val="single" w:sz="8" w:space="0" w:color="000000" w:themeColor="text1"/>
-        <w:bottom w:val="single" w:sz="8" w:space="0" w:color="000000" w:themeColor="text1"/>
-        <w:right w:val="single" w:sz="8" w:space="0" w:color="000000" w:themeColor="text1"/>
-        <w:insideH w:val="single" w:sz="8" w:space="0" w:color="000000" w:themeColor="text1"/>
-        <w:insideV w:val="single" w:sz="8" w:space="0" w:color="000000" w:themeColor="text1"/>
+        <w:top w:val="single" w:color="000000" w:themeColor="text1" w:sz="8" w:space="0"/>
+        <w:left w:val="single" w:color="000000" w:themeColor="text1" w:sz="8" w:space="0"/>
+        <w:bottom w:val="single" w:color="000000" w:themeColor="text1" w:sz="8" w:space="0"/>
+        <w:right w:val="single" w:color="000000" w:themeColor="text1" w:sz="8" w:space="0"/>
+        <w:insideH w:val="single" w:color="000000" w:themeColor="text1" w:sz="8" w:space="0"/>
+        <w:insideV w:val="single" w:color="000000" w:themeColor="text1" w:sz="8" w:space="0"/>
       </w:tblBorders>
     </w:tblPr>
     <w:tcPr>
@@ -9294,7 +9492,7 @@
       <w:tblPr/>
       <w:tcPr>
         <w:tcBorders>
-          <w:top w:val="single" w:sz="12" w:space="0" w:color="000000" w:themeColor="text1"/>
+          <w:top w:val="single" w:color="000000" w:themeColor="text1" w:sz="12" w:space="0"/>
           <w:left w:val="nil"/>
           <w:bottom w:val="nil"/>
           <w:right w:val="nil"/>
@@ -9352,8 +9550,8 @@
       <w:tblPr/>
       <w:tcPr>
         <w:tcBorders>
-          <w:insideH w:val="single" w:sz="6" w:space="0" w:color="000000" w:themeColor="text1"/>
-          <w:insideV w:val="single" w:sz="6" w:space="0" w:color="000000" w:themeColor="text1"/>
+          <w:insideH w:val="single" w:color="000000" w:themeColor="text1" w:sz="6" w:space="0"/>
+          <w:insideV w:val="single" w:color="000000" w:themeColor="text1" w:sz="6" w:space="0"/>
         </w:tcBorders>
         <w:shd w:val="clear" w:color="auto" w:fill="808080" w:themeFill="text1" w:themeFillTint="7F"/>
       </w:tcPr>
@@ -9374,19 +9572,19 @@
       <w:spacing w:after="0" w:line="240" w:lineRule="auto"/>
     </w:pPr>
     <w:rPr>
-      <w:rFonts w:asciiTheme="majorHAnsi" w:eastAsiaTheme="majorEastAsia" w:hAnsiTheme="majorHAnsi" w:cstheme="majorBidi"/>
+      <w:rFonts w:asciiTheme="majorHAnsi" w:hAnsiTheme="majorHAnsi" w:eastAsiaTheme="majorEastAsia" w:cstheme="majorBidi"/>
       <w:color w:val="000000" w:themeColor="text1"/>
     </w:rPr>
     <w:tblPr>
       <w:tblStyleRowBandSize w:val="1"/>
       <w:tblStyleColBandSize w:val="1"/>
       <w:tblBorders>
-        <w:top w:val="single" w:sz="8" w:space="0" w:color="4F81BD" w:themeColor="accent1"/>
-        <w:left w:val="single" w:sz="8" w:space="0" w:color="4F81BD" w:themeColor="accent1"/>
-        <w:bottom w:val="single" w:sz="8" w:space="0" w:color="4F81BD" w:themeColor="accent1"/>
-        <w:right w:val="single" w:sz="8" w:space="0" w:color="4F81BD" w:themeColor="accent1"/>
-        <w:insideH w:val="single" w:sz="8" w:space="0" w:color="4F81BD" w:themeColor="accent1"/>
-        <w:insideV w:val="single" w:sz="8" w:space="0" w:color="4F81BD" w:themeColor="accent1"/>
+        <w:top w:val="single" w:color="4F81BD" w:themeColor="accent1" w:sz="8" w:space="0"/>
+        <w:left w:val="single" w:color="4F81BD" w:themeColor="accent1" w:sz="8" w:space="0"/>
+        <w:bottom w:val="single" w:color="4F81BD" w:themeColor="accent1" w:sz="8" w:space="0"/>
+        <w:right w:val="single" w:color="4F81BD" w:themeColor="accent1" w:sz="8" w:space="0"/>
+        <w:insideH w:val="single" w:color="4F81BD" w:themeColor="accent1" w:sz="8" w:space="0"/>
+        <w:insideV w:val="single" w:color="4F81BD" w:themeColor="accent1" w:sz="8" w:space="0"/>
       </w:tblBorders>
     </w:tblPr>
     <w:tcPr>
@@ -9412,7 +9610,7 @@
       <w:tblPr/>
       <w:tcPr>
         <w:tcBorders>
-          <w:top w:val="single" w:sz="12" w:space="0" w:color="000000" w:themeColor="text1"/>
+          <w:top w:val="single" w:color="000000" w:themeColor="text1" w:sz="12" w:space="0"/>
           <w:left w:val="nil"/>
           <w:bottom w:val="nil"/>
           <w:right w:val="nil"/>
@@ -9470,8 +9668,8 @@
       <w:tblPr/>
       <w:tcPr>
         <w:tcBorders>
-          <w:insideH w:val="single" w:sz="6" w:space="0" w:color="4F81BD" w:themeColor="accent1"/>
-          <w:insideV w:val="single" w:sz="6" w:space="0" w:color="4F81BD" w:themeColor="accent1"/>
+          <w:insideH w:val="single" w:color="4F81BD" w:themeColor="accent1" w:sz="6" w:space="0"/>
+          <w:insideV w:val="single" w:color="4F81BD" w:themeColor="accent1" w:sz="6" w:space="0"/>
         </w:tcBorders>
         <w:shd w:val="clear" w:color="auto" w:fill="A7BFDE" w:themeFill="accent1" w:themeFillTint="7F"/>
       </w:tcPr>
@@ -9492,19 +9690,19 @@
       <w:spacing w:after="0" w:line="240" w:lineRule="auto"/>
     </w:pPr>
     <w:rPr>
-      <w:rFonts w:asciiTheme="majorHAnsi" w:eastAsiaTheme="majorEastAsia" w:hAnsiTheme="majorHAnsi" w:cstheme="majorBidi"/>
+      <w:rFonts w:asciiTheme="majorHAnsi" w:hAnsiTheme="majorHAnsi" w:eastAsiaTheme="majorEastAsia" w:cstheme="majorBidi"/>
       <w:color w:val="000000" w:themeColor="text1"/>
     </w:rPr>
     <w:tblPr>
       <w:tblStyleRowBandSize w:val="1"/>
       <w:tblStyleColBandSize w:val="1"/>
       <w:tblBorders>
-        <w:top w:val="single" w:sz="8" w:space="0" w:color="C0504D" w:themeColor="accent2"/>
-        <w:left w:val="single" w:sz="8" w:space="0" w:color="C0504D" w:themeColor="accent2"/>
-        <w:bottom w:val="single" w:sz="8" w:space="0" w:color="C0504D" w:themeColor="accent2"/>
-        <w:right w:val="single" w:sz="8" w:space="0" w:color="C0504D" w:themeColor="accent2"/>
-        <w:insideH w:val="single" w:sz="8" w:space="0" w:color="C0504D" w:themeColor="accent2"/>
-        <w:insideV w:val="single" w:sz="8" w:space="0" w:color="C0504D" w:themeColor="accent2"/>
+        <w:top w:val="single" w:color="C0504D" w:themeColor="accent2" w:sz="8" w:space="0"/>
+        <w:left w:val="single" w:color="C0504D" w:themeColor="accent2" w:sz="8" w:space="0"/>
+        <w:bottom w:val="single" w:color="C0504D" w:themeColor="accent2" w:sz="8" w:space="0"/>
+        <w:right w:val="single" w:color="C0504D" w:themeColor="accent2" w:sz="8" w:space="0"/>
+        <w:insideH w:val="single" w:color="C0504D" w:themeColor="accent2" w:sz="8" w:space="0"/>
+        <w:insideV w:val="single" w:color="C0504D" w:themeColor="accent2" w:sz="8" w:space="0"/>
       </w:tblBorders>
     </w:tblPr>
     <w:tcPr>
@@ -9530,7 +9728,7 @@
       <w:tblPr/>
       <w:tcPr>
         <w:tcBorders>
-          <w:top w:val="single" w:sz="12" w:space="0" w:color="000000" w:themeColor="text1"/>
+          <w:top w:val="single" w:color="000000" w:themeColor="text1" w:sz="12" w:space="0"/>
           <w:left w:val="nil"/>
           <w:bottom w:val="nil"/>
           <w:right w:val="nil"/>
@@ -9588,8 +9786,8 @@
       <w:tblPr/>
       <w:tcPr>
         <w:tcBorders>
-          <w:insideH w:val="single" w:sz="6" w:space="0" w:color="C0504D" w:themeColor="accent2"/>
-          <w:insideV w:val="single" w:sz="6" w:space="0" w:color="C0504D" w:themeColor="accent2"/>
+          <w:insideH w:val="single" w:color="C0504D" w:themeColor="accent2" w:sz="6" w:space="0"/>
+          <w:insideV w:val="single" w:color="C0504D" w:themeColor="accent2" w:sz="6" w:space="0"/>
         </w:tcBorders>
         <w:shd w:val="clear" w:color="auto" w:fill="DFA7A6" w:themeFill="accent2" w:themeFillTint="7F"/>
       </w:tcPr>
@@ -9610,19 +9808,19 @@
       <w:spacing w:after="0" w:line="240" w:lineRule="auto"/>
     </w:pPr>
     <w:rPr>
-      <w:rFonts w:asciiTheme="majorHAnsi" w:eastAsiaTheme="majorEastAsia" w:hAnsiTheme="majorHAnsi" w:cstheme="majorBidi"/>
+      <w:rFonts w:asciiTheme="majorHAnsi" w:hAnsiTheme="majorHAnsi" w:eastAsiaTheme="majorEastAsia" w:cstheme="majorBidi"/>
       <w:color w:val="000000" w:themeColor="text1"/>
     </w:rPr>
     <w:tblPr>
       <w:tblStyleRowBandSize w:val="1"/>
       <w:tblStyleColBandSize w:val="1"/>
       <w:tblBorders>
-        <w:top w:val="single" w:sz="8" w:space="0" w:color="9BBB59" w:themeColor="accent3"/>
-        <w:left w:val="single" w:sz="8" w:space="0" w:color="9BBB59" w:themeColor="accent3"/>
-        <w:bottom w:val="single" w:sz="8" w:space="0" w:color="9BBB59" w:themeColor="accent3"/>
-        <w:right w:val="single" w:sz="8" w:space="0" w:color="9BBB59" w:themeColor="accent3"/>
-        <w:insideH w:val="single" w:sz="8" w:space="0" w:color="9BBB59" w:themeColor="accent3"/>
-        <w:insideV w:val="single" w:sz="8" w:space="0" w:color="9BBB59" w:themeColor="accent3"/>
+        <w:top w:val="single" w:color="9BBB59" w:themeColor="accent3" w:sz="8" w:space="0"/>
+        <w:left w:val="single" w:color="9BBB59" w:themeColor="accent3" w:sz="8" w:space="0"/>
+        <w:bottom w:val="single" w:color="9BBB59" w:themeColor="accent3" w:sz="8" w:space="0"/>
+        <w:right w:val="single" w:color="9BBB59" w:themeColor="accent3" w:sz="8" w:space="0"/>
+        <w:insideH w:val="single" w:color="9BBB59" w:themeColor="accent3" w:sz="8" w:space="0"/>
+        <w:insideV w:val="single" w:color="9BBB59" w:themeColor="accent3" w:sz="8" w:space="0"/>
       </w:tblBorders>
     </w:tblPr>
     <w:tcPr>
@@ -9648,7 +9846,7 @@
       <w:tblPr/>
       <w:tcPr>
         <w:tcBorders>
-          <w:top w:val="single" w:sz="12" w:space="0" w:color="000000" w:themeColor="text1"/>
+          <w:top w:val="single" w:color="000000" w:themeColor="text1" w:sz="12" w:space="0"/>
           <w:left w:val="nil"/>
           <w:bottom w:val="nil"/>
           <w:right w:val="nil"/>
@@ -9706,8 +9904,8 @@
       <w:tblPr/>
       <w:tcPr>
         <w:tcBorders>
-          <w:insideH w:val="single" w:sz="6" w:space="0" w:color="9BBB59" w:themeColor="accent3"/>
-          <w:insideV w:val="single" w:sz="6" w:space="0" w:color="9BBB59" w:themeColor="accent3"/>
+          <w:insideH w:val="single" w:color="9BBB59" w:themeColor="accent3" w:sz="6" w:space="0"/>
+          <w:insideV w:val="single" w:color="9BBB59" w:themeColor="accent3" w:sz="6" w:space="0"/>
         </w:tcBorders>
         <w:shd w:val="clear" w:color="auto" w:fill="CDDDAC" w:themeFill="accent3" w:themeFillTint="7F"/>
       </w:tcPr>
@@ -9728,19 +9926,19 @@
       <w:spacing w:after="0" w:line="240" w:lineRule="auto"/>
     </w:pPr>
     <w:rPr>
-      <w:rFonts w:asciiTheme="majorHAnsi" w:eastAsiaTheme="majorEastAsia" w:hAnsiTheme="majorHAnsi" w:cstheme="majorBidi"/>
+      <w:rFonts w:asciiTheme="majorHAnsi" w:hAnsiTheme="majorHAnsi" w:eastAsiaTheme="majorEastAsia" w:cstheme="majorBidi"/>
       <w:color w:val="000000" w:themeColor="text1"/>
     </w:rPr>
     <w:tblPr>
       <w:tblStyleRowBandSize w:val="1"/>
       <w:tblStyleColBandSize w:val="1"/>
       <w:tblBorders>
-        <w:top w:val="single" w:sz="8" w:space="0" w:color="8064A2" w:themeColor="accent4"/>
-        <w:left w:val="single" w:sz="8" w:space="0" w:color="8064A2" w:themeColor="accent4"/>
-        <w:bottom w:val="single" w:sz="8" w:space="0" w:color="8064A2" w:themeColor="accent4"/>
-        <w:right w:val="single" w:sz="8" w:space="0" w:color="8064A2" w:themeColor="accent4"/>
-        <w:insideH w:val="single" w:sz="8" w:space="0" w:color="8064A2" w:themeColor="accent4"/>
-        <w:insideV w:val="single" w:sz="8" w:space="0" w:color="8064A2" w:themeColor="accent4"/>
+        <w:top w:val="single" w:color="8064A2" w:themeColor="accent4" w:sz="8" w:space="0"/>
+        <w:left w:val="single" w:color="8064A2" w:themeColor="accent4" w:sz="8" w:space="0"/>
+        <w:bottom w:val="single" w:color="8064A2" w:themeColor="accent4" w:sz="8" w:space="0"/>
+        <w:right w:val="single" w:color="8064A2" w:themeColor="accent4" w:sz="8" w:space="0"/>
+        <w:insideH w:val="single" w:color="8064A2" w:themeColor="accent4" w:sz="8" w:space="0"/>
+        <w:insideV w:val="single" w:color="8064A2" w:themeColor="accent4" w:sz="8" w:space="0"/>
       </w:tblBorders>
     </w:tblPr>
     <w:tcPr>
@@ -9766,7 +9964,7 @@
       <w:tblPr/>
       <w:tcPr>
         <w:tcBorders>
-          <w:top w:val="single" w:sz="12" w:space="0" w:color="000000" w:themeColor="text1"/>
+          <w:top w:val="single" w:color="000000" w:themeColor="text1" w:sz="12" w:space="0"/>
           <w:left w:val="nil"/>
           <w:bottom w:val="nil"/>
           <w:right w:val="nil"/>
@@ -9824,8 +10022,8 @@
       <w:tblPr/>
       <w:tcPr>
         <w:tcBorders>
-          <w:insideH w:val="single" w:sz="6" w:space="0" w:color="8064A2" w:themeColor="accent4"/>
-          <w:insideV w:val="single" w:sz="6" w:space="0" w:color="8064A2" w:themeColor="accent4"/>
+          <w:insideH w:val="single" w:color="8064A2" w:themeColor="accent4" w:sz="6" w:space="0"/>
+          <w:insideV w:val="single" w:color="8064A2" w:themeColor="accent4" w:sz="6" w:space="0"/>
         </w:tcBorders>
         <w:shd w:val="clear" w:color="auto" w:fill="BFB1D0" w:themeFill="accent4" w:themeFillTint="7F"/>
       </w:tcPr>
@@ -9846,19 +10044,19 @@
       <w:spacing w:after="0" w:line="240" w:lineRule="auto"/>
     </w:pPr>
     <w:rPr>
-      <w:rFonts w:asciiTheme="majorHAnsi" w:eastAsiaTheme="majorEastAsia" w:hAnsiTheme="majorHAnsi" w:cstheme="majorBidi"/>
+      <w:rFonts w:asciiTheme="majorHAnsi" w:hAnsiTheme="majorHAnsi" w:eastAsiaTheme="majorEastAsia" w:cstheme="majorBidi"/>
       <w:color w:val="000000" w:themeColor="text1"/>
     </w:rPr>
     <w:tblPr>
       <w:tblStyleRowBandSize w:val="1"/>
       <w:tblStyleColBandSize w:val="1"/>
       <w:tblBorders>
-        <w:top w:val="single" w:sz="8" w:space="0" w:color="4BACC6" w:themeColor="accent5"/>
-        <w:left w:val="single" w:sz="8" w:space="0" w:color="4BACC6" w:themeColor="accent5"/>
-        <w:bottom w:val="single" w:sz="8" w:space="0" w:color="4BACC6" w:themeColor="accent5"/>
-        <w:right w:val="single" w:sz="8" w:space="0" w:color="4BACC6" w:themeColor="accent5"/>
-        <w:insideH w:val="single" w:sz="8" w:space="0" w:color="4BACC6" w:themeColor="accent5"/>
-        <w:insideV w:val="single" w:sz="8" w:space="0" w:color="4BACC6" w:themeColor="accent5"/>
+        <w:top w:val="single" w:color="4BACC6" w:themeColor="accent5" w:sz="8" w:space="0"/>
+        <w:left w:val="single" w:color="4BACC6" w:themeColor="accent5" w:sz="8" w:space="0"/>
+        <w:bottom w:val="single" w:color="4BACC6" w:themeColor="accent5" w:sz="8" w:space="0"/>
+        <w:right w:val="single" w:color="4BACC6" w:themeColor="accent5" w:sz="8" w:space="0"/>
+        <w:insideH w:val="single" w:color="4BACC6" w:themeColor="accent5" w:sz="8" w:space="0"/>
+        <w:insideV w:val="single" w:color="4BACC6" w:themeColor="accent5" w:sz="8" w:space="0"/>
       </w:tblBorders>
     </w:tblPr>
     <w:tcPr>
@@ -9884,7 +10082,7 @@
       <w:tblPr/>
       <w:tcPr>
         <w:tcBorders>
-          <w:top w:val="single" w:sz="12" w:space="0" w:color="000000" w:themeColor="text1"/>
+          <w:top w:val="single" w:color="000000" w:themeColor="text1" w:sz="12" w:space="0"/>
           <w:left w:val="nil"/>
           <w:bottom w:val="nil"/>
           <w:right w:val="nil"/>
@@ -9942,8 +10140,8 @@
       <w:tblPr/>
       <w:tcPr>
         <w:tcBorders>
-          <w:insideH w:val="single" w:sz="6" w:space="0" w:color="4BACC6" w:themeColor="accent5"/>
-          <w:insideV w:val="single" w:sz="6" w:space="0" w:color="4BACC6" w:themeColor="accent5"/>
+          <w:insideH w:val="single" w:color="4BACC6" w:themeColor="accent5" w:sz="6" w:space="0"/>
+          <w:insideV w:val="single" w:color="4BACC6" w:themeColor="accent5" w:sz="6" w:space="0"/>
         </w:tcBorders>
         <w:shd w:val="clear" w:color="auto" w:fill="A5D5E2" w:themeFill="accent5" w:themeFillTint="7F"/>
       </w:tcPr>
@@ -9964,19 +10162,19 @@
       <w:spacing w:after="0" w:line="240" w:lineRule="auto"/>
     </w:pPr>
     <w:rPr>
-      <w:rFonts w:asciiTheme="majorHAnsi" w:eastAsiaTheme="majorEastAsia" w:hAnsiTheme="majorHAnsi" w:cstheme="majorBidi"/>
+      <w:rFonts w:asciiTheme="majorHAnsi" w:hAnsiTheme="majorHAnsi" w:eastAsiaTheme="majorEastAsia" w:cstheme="majorBidi"/>
       <w:color w:val="000000" w:themeColor="text1"/>
     </w:rPr>
     <w:tblPr>
       <w:tblStyleRowBandSize w:val="1"/>
       <w:tblStyleColBandSize w:val="1"/>
       <w:tblBorders>
-        <w:top w:val="single" w:sz="8" w:space="0" w:color="F79646" w:themeColor="accent6"/>
-        <w:left w:val="single" w:sz="8" w:space="0" w:color="F79646" w:themeColor="accent6"/>
-        <w:bottom w:val="single" w:sz="8" w:space="0" w:color="F79646" w:themeColor="accent6"/>
-        <w:right w:val="single" w:sz="8" w:space="0" w:color="F79646" w:themeColor="accent6"/>
-        <w:insideH w:val="single" w:sz="8" w:space="0" w:color="F79646" w:themeColor="accent6"/>
-        <w:insideV w:val="single" w:sz="8" w:space="0" w:color="F79646" w:themeColor="accent6"/>
+        <w:top w:val="single" w:color="F79646" w:themeColor="accent6" w:sz="8" w:space="0"/>
+        <w:left w:val="single" w:color="F79646" w:themeColor="accent6" w:sz="8" w:space="0"/>
+        <w:bottom w:val="single" w:color="F79646" w:themeColor="accent6" w:sz="8" w:space="0"/>
+        <w:right w:val="single" w:color="F79646" w:themeColor="accent6" w:sz="8" w:space="0"/>
+        <w:insideH w:val="single" w:color="F79646" w:themeColor="accent6" w:sz="8" w:space="0"/>
+        <w:insideV w:val="single" w:color="F79646" w:themeColor="accent6" w:sz="8" w:space="0"/>
       </w:tblBorders>
     </w:tblPr>
     <w:tcPr>
@@ -10002,7 +10200,7 @@
       <w:tblPr/>
       <w:tcPr>
         <w:tcBorders>
-          <w:top w:val="single" w:sz="12" w:space="0" w:color="000000" w:themeColor="text1"/>
+          <w:top w:val="single" w:color="000000" w:themeColor="text1" w:sz="12" w:space="0"/>
           <w:left w:val="nil"/>
           <w:bottom w:val="nil"/>
           <w:right w:val="nil"/>
@@ -10060,8 +10258,8 @@
       <w:tblPr/>
       <w:tcPr>
         <w:tcBorders>
-          <w:insideH w:val="single" w:sz="6" w:space="0" w:color="F79646" w:themeColor="accent6"/>
-          <w:insideV w:val="single" w:sz="6" w:space="0" w:color="F79646" w:themeColor="accent6"/>
+          <w:insideH w:val="single" w:color="F79646" w:themeColor="accent6" w:sz="6" w:space="0"/>
+          <w:insideV w:val="single" w:color="F79646" w:themeColor="accent6" w:sz="6" w:space="0"/>
         </w:tcBorders>
         <w:shd w:val="clear" w:color="auto" w:fill="FBCAA2" w:themeFill="accent6" w:themeFillTint="7F"/>
       </w:tcPr>
@@ -10085,12 +10283,12 @@
       <w:tblStyleRowBandSize w:val="1"/>
       <w:tblStyleColBandSize w:val="1"/>
       <w:tblBorders>
-        <w:top w:val="single" w:sz="8" w:space="0" w:color="FFFFFF" w:themeColor="background1"/>
-        <w:left w:val="single" w:sz="8" w:space="0" w:color="FFFFFF" w:themeColor="background1"/>
-        <w:bottom w:val="single" w:sz="8" w:space="0" w:color="FFFFFF" w:themeColor="background1"/>
-        <w:right w:val="single" w:sz="8" w:space="0" w:color="FFFFFF" w:themeColor="background1"/>
-        <w:insideH w:val="single" w:sz="6" w:space="0" w:color="FFFFFF" w:themeColor="background1"/>
-        <w:insideV w:val="single" w:sz="6" w:space="0" w:color="FFFFFF" w:themeColor="background1"/>
+        <w:top w:val="single" w:color="FFFFFF" w:themeColor="background1" w:sz="8" w:space="0"/>
+        <w:left w:val="single" w:color="FFFFFF" w:themeColor="background1" w:sz="8" w:space="0"/>
+        <w:bottom w:val="single" w:color="FFFFFF" w:themeColor="background1" w:sz="8" w:space="0"/>
+        <w:right w:val="single" w:color="FFFFFF" w:themeColor="background1" w:sz="8" w:space="0"/>
+        <w:insideH w:val="single" w:color="FFFFFF" w:themeColor="background1" w:sz="6" w:space="0"/>
+        <w:insideV w:val="single" w:color="FFFFFF" w:themeColor="background1" w:sz="6" w:space="0"/>
       </w:tblBorders>
     </w:tblPr>
     <w:tcPr>
@@ -10107,12 +10305,12 @@
       <w:tblPr/>
       <w:tcPr>
         <w:tcBorders>
-          <w:top w:val="single" w:sz="8" w:space="0" w:color="FFFFFF" w:themeColor="background1"/>
-          <w:left w:val="single" w:sz="8" w:space="0" w:color="FFFFFF" w:themeColor="background1"/>
-          <w:bottom w:val="single" w:sz="24" w:space="0" w:color="FFFFFF" w:themeColor="background1"/>
-          <w:right w:val="single" w:sz="8" w:space="0" w:color="FFFFFF" w:themeColor="background1"/>
-          <w:insideH w:val="nil"/>
-          <w:insideV w:val="single" w:sz="8" w:space="0" w:color="FFFFFF" w:themeColor="background1"/>
+          <w:top w:val="single" w:color="FFFFFF" w:themeColor="background1" w:sz="8" w:space="0"/>
+          <w:left w:val="single" w:color="FFFFFF" w:themeColor="background1" w:sz="8" w:space="0"/>
+          <w:bottom w:val="single" w:color="FFFFFF" w:themeColor="background1" w:sz="24" w:space="0"/>
+          <w:right w:val="single" w:color="FFFFFF" w:themeColor="background1" w:sz="8" w:space="0"/>
+          <w:insideH w:val="nil"/>
+          <w:insideV w:val="single" w:color="FFFFFF" w:themeColor="background1" w:sz="8" w:space="0"/>
         </w:tcBorders>
         <w:shd w:val="clear" w:color="auto" w:fill="000000" w:themeFill="text1"/>
       </w:tcPr>
@@ -10128,12 +10326,12 @@
       <w:tblPr/>
       <w:tcPr>
         <w:tcBorders>
-          <w:top w:val="single" w:sz="24" w:space="0" w:color="FFFFFF" w:themeColor="background1"/>
-          <w:left w:val="single" w:sz="8" w:space="0" w:color="FFFFFF" w:themeColor="background1"/>
-          <w:bottom w:val="single" w:sz="8" w:space="0" w:color="FFFFFF" w:themeColor="background1"/>
-          <w:right w:val="single" w:sz="8" w:space="0" w:color="FFFFFF" w:themeColor="background1"/>
-          <w:insideH w:val="nil"/>
-          <w:insideV w:val="single" w:sz="8" w:space="0" w:color="FFFFFF" w:themeColor="background1"/>
+          <w:top w:val="single" w:color="FFFFFF" w:themeColor="background1" w:sz="24" w:space="0"/>
+          <w:left w:val="single" w:color="FFFFFF" w:themeColor="background1" w:sz="8" w:space="0"/>
+          <w:bottom w:val="single" w:color="FFFFFF" w:themeColor="background1" w:sz="8" w:space="0"/>
+          <w:right w:val="single" w:color="FFFFFF" w:themeColor="background1" w:sz="8" w:space="0"/>
+          <w:insideH w:val="nil"/>
+          <w:insideV w:val="single" w:color="FFFFFF" w:themeColor="background1" w:sz="8" w:space="0"/>
         </w:tcBorders>
         <w:shd w:val="clear" w:color="auto" w:fill="000000" w:themeFill="text1"/>
       </w:tcPr>
@@ -10149,8 +10347,8 @@
       <w:tblPr/>
       <w:tcPr>
         <w:tcBorders>
-          <w:left w:val="single" w:sz="8" w:space="0" w:color="FFFFFF" w:themeColor="background1"/>
-          <w:right w:val="single" w:sz="24" w:space="0" w:color="FFFFFF" w:themeColor="background1"/>
+          <w:left w:val="single" w:color="FFFFFF" w:themeColor="background1" w:sz="8" w:space="0"/>
+          <w:right w:val="single" w:color="FFFFFF" w:themeColor="background1" w:sz="24" w:space="0"/>
           <w:insideH w:val="nil"/>
           <w:insideV w:val="nil"/>
         </w:tcBorders>
@@ -10169,7 +10367,7 @@
       <w:tcPr>
         <w:tcBorders>
           <w:top w:val="nil"/>
-          <w:left w:val="single" w:sz="24" w:space="0" w:color="FFFFFF" w:themeColor="background1"/>
+          <w:left w:val="single" w:color="FFFFFF" w:themeColor="background1" w:sz="24" w:space="0"/>
           <w:bottom w:val="nil"/>
           <w:right w:val="nil"/>
           <w:insideH w:val="nil"/>
@@ -10182,10 +10380,10 @@
       <w:tblPr/>
       <w:tcPr>
         <w:tcBorders>
-          <w:top w:val="single" w:sz="8" w:space="0" w:color="FFFFFF" w:themeColor="background1"/>
-          <w:left w:val="single" w:sz="8" w:space="0" w:color="FFFFFF" w:themeColor="background1"/>
-          <w:bottom w:val="single" w:sz="8" w:space="0" w:color="FFFFFF" w:themeColor="background1"/>
-          <w:right w:val="single" w:sz="8" w:space="0" w:color="FFFFFF" w:themeColor="background1"/>
+          <w:top w:val="single" w:color="FFFFFF" w:themeColor="background1" w:sz="8" w:space="0"/>
+          <w:left w:val="single" w:color="FFFFFF" w:themeColor="background1" w:sz="8" w:space="0"/>
+          <w:bottom w:val="single" w:color="FFFFFF" w:themeColor="background1" w:sz="8" w:space="0"/>
+          <w:right w:val="single" w:color="FFFFFF" w:themeColor="background1" w:sz="8" w:space="0"/>
           <w:insideH w:val="nil"/>
           <w:insideV w:val="nil"/>
         </w:tcBorders>
@@ -10196,12 +10394,12 @@
       <w:tblPr/>
       <w:tcPr>
         <w:tcBorders>
-          <w:top w:val="single" w:sz="8" w:space="0" w:color="FFFFFF" w:themeColor="background1"/>
-          <w:left w:val="single" w:sz="8" w:space="0" w:color="FFFFFF" w:themeColor="background1"/>
-          <w:bottom w:val="single" w:sz="8" w:space="0" w:color="FFFFFF" w:themeColor="background1"/>
-          <w:right w:val="single" w:sz="8" w:space="0" w:color="FFFFFF" w:themeColor="background1"/>
-          <w:insideH w:val="single" w:sz="8" w:space="0" w:color="FFFFFF" w:themeColor="background1"/>
-          <w:insideV w:val="single" w:sz="8" w:space="0" w:color="FFFFFF" w:themeColor="background1"/>
+          <w:top w:val="single" w:color="FFFFFF" w:themeColor="background1" w:sz="8" w:space="0"/>
+          <w:left w:val="single" w:color="FFFFFF" w:themeColor="background1" w:sz="8" w:space="0"/>
+          <w:bottom w:val="single" w:color="FFFFFF" w:themeColor="background1" w:sz="8" w:space="0"/>
+          <w:right w:val="single" w:color="FFFFFF" w:themeColor="background1" w:sz="8" w:space="0"/>
+          <w:insideH w:val="single" w:color="FFFFFF" w:themeColor="background1" w:sz="8" w:space="0"/>
+          <w:insideV w:val="single" w:color="FFFFFF" w:themeColor="background1" w:sz="8" w:space="0"/>
         </w:tcBorders>
         <w:shd w:val="clear" w:color="auto" w:fill="808080" w:themeFill="text1" w:themeFillTint="7F"/>
       </w:tcPr>
@@ -10219,12 +10417,12 @@
       <w:tblStyleRowBandSize w:val="1"/>
       <w:tblStyleColBandSize w:val="1"/>
       <w:tblBorders>
-        <w:top w:val="single" w:sz="8" w:space="0" w:color="FFFFFF" w:themeColor="background1"/>
-        <w:left w:val="single" w:sz="8" w:space="0" w:color="FFFFFF" w:themeColor="background1"/>
-        <w:bottom w:val="single" w:sz="8" w:space="0" w:color="FFFFFF" w:themeColor="background1"/>
-        <w:right w:val="single" w:sz="8" w:space="0" w:color="FFFFFF" w:themeColor="background1"/>
-        <w:insideH w:val="single" w:sz="6" w:space="0" w:color="FFFFFF" w:themeColor="background1"/>
-        <w:insideV w:val="single" w:sz="6" w:space="0" w:color="FFFFFF" w:themeColor="background1"/>
+        <w:top w:val="single" w:color="FFFFFF" w:themeColor="background1" w:sz="8" w:space="0"/>
+        <w:left w:val="single" w:color="FFFFFF" w:themeColor="background1" w:sz="8" w:space="0"/>
+        <w:bottom w:val="single" w:color="FFFFFF" w:themeColor="background1" w:sz="8" w:space="0"/>
+        <w:right w:val="single" w:color="FFFFFF" w:themeColor="background1" w:sz="8" w:space="0"/>
+        <w:insideH w:val="single" w:color="FFFFFF" w:themeColor="background1" w:sz="6" w:space="0"/>
+        <w:insideV w:val="single" w:color="FFFFFF" w:themeColor="background1" w:sz="6" w:space="0"/>
       </w:tblBorders>
     </w:tblPr>
     <w:tcPr>
@@ -10241,12 +10439,12 @@
       <w:tblPr/>
       <w:tcPr>
         <w:tcBorders>
-          <w:top w:val="single" w:sz="8" w:space="0" w:color="FFFFFF" w:themeColor="background1"/>
-          <w:left w:val="single" w:sz="8" w:space="0" w:color="FFFFFF" w:themeColor="background1"/>
-          <w:bottom w:val="single" w:sz="24" w:space="0" w:color="FFFFFF" w:themeColor="background1"/>
-          <w:right w:val="single" w:sz="8" w:space="0" w:color="FFFFFF" w:themeColor="background1"/>
-          <w:insideH w:val="nil"/>
-          <w:insideV w:val="single" w:sz="8" w:space="0" w:color="FFFFFF" w:themeColor="background1"/>
+          <w:top w:val="single" w:color="FFFFFF" w:themeColor="background1" w:sz="8" w:space="0"/>
+          <w:left w:val="single" w:color="FFFFFF" w:themeColor="background1" w:sz="8" w:space="0"/>
+          <w:bottom w:val="single" w:color="FFFFFF" w:themeColor="background1" w:sz="24" w:space="0"/>
+          <w:right w:val="single" w:color="FFFFFF" w:themeColor="background1" w:sz="8" w:space="0"/>
+          <w:insideH w:val="nil"/>
+          <w:insideV w:val="single" w:color="FFFFFF" w:themeColor="background1" w:sz="8" w:space="0"/>
         </w:tcBorders>
         <w:shd w:val="clear" w:color="auto" w:fill="4F81BD" w:themeFill="accent1"/>
       </w:tcPr>
@@ -10262,12 +10460,12 @@
       <w:tblPr/>
       <w:tcPr>
         <w:tcBorders>
-          <w:top w:val="single" w:sz="24" w:space="0" w:color="FFFFFF" w:themeColor="background1"/>
-          <w:left w:val="single" w:sz="8" w:space="0" w:color="FFFFFF" w:themeColor="background1"/>
-          <w:bottom w:val="single" w:sz="8" w:space="0" w:color="FFFFFF" w:themeColor="background1"/>
-          <w:right w:val="single" w:sz="8" w:space="0" w:color="FFFFFF" w:themeColor="background1"/>
-          <w:insideH w:val="nil"/>
-          <w:insideV w:val="single" w:sz="8" w:space="0" w:color="FFFFFF" w:themeColor="background1"/>
+          <w:top w:val="single" w:color="FFFFFF" w:themeColor="background1" w:sz="24" w:space="0"/>
+          <w:left w:val="single" w:color="FFFFFF" w:themeColor="background1" w:sz="8" w:space="0"/>
+          <w:bottom w:val="single" w:color="FFFFFF" w:themeColor="background1" w:sz="8" w:space="0"/>
+          <w:right w:val="single" w:color="FFFFFF" w:themeColor="background1" w:sz="8" w:space="0"/>
+          <w:insideH w:val="nil"/>
+          <w:insideV w:val="single" w:color="FFFFFF" w:themeColor="background1" w:sz="8" w:space="0"/>
         </w:tcBorders>
         <w:shd w:val="clear" w:color="auto" w:fill="4F81BD" w:themeFill="accent1"/>
       </w:tcPr>
@@ -10283,8 +10481,8 @@
       <w:tblPr/>
       <w:tcPr>
         <w:tcBorders>
-          <w:left w:val="single" w:sz="8" w:space="0" w:color="FFFFFF" w:themeColor="background1"/>
-          <w:right w:val="single" w:sz="24" w:space="0" w:color="FFFFFF" w:themeColor="background1"/>
+          <w:left w:val="single" w:color="FFFFFF" w:themeColor="background1" w:sz="8" w:space="0"/>
+          <w:right w:val="single" w:color="FFFFFF" w:themeColor="background1" w:sz="24" w:space="0"/>
           <w:insideH w:val="nil"/>
           <w:insideV w:val="nil"/>
         </w:tcBorders>
@@ -10303,7 +10501,7 @@
       <w:tcPr>
         <w:tcBorders>
           <w:top w:val="nil"/>
-          <w:left w:val="single" w:sz="24" w:space="0" w:color="FFFFFF" w:themeColor="background1"/>
+          <w:left w:val="single" w:color="FFFFFF" w:themeColor="background1" w:sz="24" w:space="0"/>
           <w:bottom w:val="nil"/>
           <w:right w:val="nil"/>
           <w:insideH w:val="nil"/>
@@ -10316,10 +10514,10 @@
       <w:tblPr/>
       <w:tcPr>
         <w:tcBorders>
-          <w:top w:val="single" w:sz="8" w:space="0" w:color="FFFFFF" w:themeColor="background1"/>
-          <w:left w:val="single" w:sz="8" w:space="0" w:color="FFFFFF" w:themeColor="background1"/>
-          <w:bottom w:val="single" w:sz="8" w:space="0" w:color="FFFFFF" w:themeColor="background1"/>
-          <w:right w:val="single" w:sz="8" w:space="0" w:color="FFFFFF" w:themeColor="background1"/>
+          <w:top w:val="single" w:color="FFFFFF" w:themeColor="background1" w:sz="8" w:space="0"/>
+          <w:left w:val="single" w:color="FFFFFF" w:themeColor="background1" w:sz="8" w:space="0"/>
+          <w:bottom w:val="single" w:color="FFFFFF" w:themeColor="background1" w:sz="8" w:space="0"/>
+          <w:right w:val="single" w:color="FFFFFF" w:themeColor="background1" w:sz="8" w:space="0"/>
           <w:insideH w:val="nil"/>
           <w:insideV w:val="nil"/>
         </w:tcBorders>
@@ -10330,12 +10528,12 @@
       <w:tblPr/>
       <w:tcPr>
         <w:tcBorders>
-          <w:top w:val="single" w:sz="8" w:space="0" w:color="FFFFFF" w:themeColor="background1"/>
-          <w:left w:val="single" w:sz="8" w:space="0" w:color="FFFFFF" w:themeColor="background1"/>
-          <w:bottom w:val="single" w:sz="8" w:space="0" w:color="FFFFFF" w:themeColor="background1"/>
-          <w:right w:val="single" w:sz="8" w:space="0" w:color="FFFFFF" w:themeColor="background1"/>
-          <w:insideH w:val="single" w:sz="8" w:space="0" w:color="FFFFFF" w:themeColor="background1"/>
-          <w:insideV w:val="single" w:sz="8" w:space="0" w:color="FFFFFF" w:themeColor="background1"/>
+          <w:top w:val="single" w:color="FFFFFF" w:themeColor="background1" w:sz="8" w:space="0"/>
+          <w:left w:val="single" w:color="FFFFFF" w:themeColor="background1" w:sz="8" w:space="0"/>
+          <w:bottom w:val="single" w:color="FFFFFF" w:themeColor="background1" w:sz="8" w:space="0"/>
+          <w:right w:val="single" w:color="FFFFFF" w:themeColor="background1" w:sz="8" w:space="0"/>
+          <w:insideH w:val="single" w:color="FFFFFF" w:themeColor="background1" w:sz="8" w:space="0"/>
+          <w:insideV w:val="single" w:color="FFFFFF" w:themeColor="background1" w:sz="8" w:space="0"/>
         </w:tcBorders>
         <w:shd w:val="clear" w:color="auto" w:fill="A7BFDE" w:themeFill="accent1" w:themeFillTint="7F"/>
       </w:tcPr>
@@ -10353,12 +10551,12 @@
       <w:tblStyleRowBandSize w:val="1"/>
       <w:tblStyleColBandSize w:val="1"/>
       <w:tblBorders>
-        <w:top w:val="single" w:sz="8" w:space="0" w:color="FFFFFF" w:themeColor="background1"/>
-        <w:left w:val="single" w:sz="8" w:space="0" w:color="FFFFFF" w:themeColor="background1"/>
-        <w:bottom w:val="single" w:sz="8" w:space="0" w:color="FFFFFF" w:themeColor="background1"/>
-        <w:right w:val="single" w:sz="8" w:space="0" w:color="FFFFFF" w:themeColor="background1"/>
-        <w:insideH w:val="single" w:sz="6" w:space="0" w:color="FFFFFF" w:themeColor="background1"/>
-        <w:insideV w:val="single" w:sz="6" w:space="0" w:color="FFFFFF" w:themeColor="background1"/>
+        <w:top w:val="single" w:color="FFFFFF" w:themeColor="background1" w:sz="8" w:space="0"/>
+        <w:left w:val="single" w:color="FFFFFF" w:themeColor="background1" w:sz="8" w:space="0"/>
+        <w:bottom w:val="single" w:color="FFFFFF" w:themeColor="background1" w:sz="8" w:space="0"/>
+        <w:right w:val="single" w:color="FFFFFF" w:themeColor="background1" w:sz="8" w:space="0"/>
+        <w:insideH w:val="single" w:color="FFFFFF" w:themeColor="background1" w:sz="6" w:space="0"/>
+        <w:insideV w:val="single" w:color="FFFFFF" w:themeColor="background1" w:sz="6" w:space="0"/>
       </w:tblBorders>
     </w:tblPr>
     <w:tcPr>
@@ -10375,12 +10573,12 @@
       <w:tblPr/>
       <w:tcPr>
         <w:tcBorders>
-          <w:top w:val="single" w:sz="8" w:space="0" w:color="FFFFFF" w:themeColor="background1"/>
-          <w:left w:val="single" w:sz="8" w:space="0" w:color="FFFFFF" w:themeColor="background1"/>
-          <w:bottom w:val="single" w:sz="24" w:space="0" w:color="FFFFFF" w:themeColor="background1"/>
-          <w:right w:val="single" w:sz="8" w:space="0" w:color="FFFFFF" w:themeColor="background1"/>
-          <w:insideH w:val="nil"/>
-          <w:insideV w:val="single" w:sz="8" w:space="0" w:color="FFFFFF" w:themeColor="background1"/>
+          <w:top w:val="single" w:color="FFFFFF" w:themeColor="background1" w:sz="8" w:space="0"/>
+          <w:left w:val="single" w:color="FFFFFF" w:themeColor="background1" w:sz="8" w:space="0"/>
+          <w:bottom w:val="single" w:color="FFFFFF" w:themeColor="background1" w:sz="24" w:space="0"/>
+          <w:right w:val="single" w:color="FFFFFF" w:themeColor="background1" w:sz="8" w:space="0"/>
+          <w:insideH w:val="nil"/>
+          <w:insideV w:val="single" w:color="FFFFFF" w:themeColor="background1" w:sz="8" w:space="0"/>
         </w:tcBorders>
         <w:shd w:val="clear" w:color="auto" w:fill="C0504D" w:themeFill="accent2"/>
       </w:tcPr>
@@ -10396,12 +10594,12 @@
       <w:tblPr/>
       <w:tcPr>
         <w:tcBorders>
-          <w:top w:val="single" w:sz="24" w:space="0" w:color="FFFFFF" w:themeColor="background1"/>
-          <w:left w:val="single" w:sz="8" w:space="0" w:color="FFFFFF" w:themeColor="background1"/>
-          <w:bottom w:val="single" w:sz="8" w:space="0" w:color="FFFFFF" w:themeColor="background1"/>
-          <w:right w:val="single" w:sz="8" w:space="0" w:color="FFFFFF" w:themeColor="background1"/>
-          <w:insideH w:val="nil"/>
-          <w:insideV w:val="single" w:sz="8" w:space="0" w:color="FFFFFF" w:themeColor="background1"/>
+          <w:top w:val="single" w:color="FFFFFF" w:themeColor="background1" w:sz="24" w:space="0"/>
+          <w:left w:val="single" w:color="FFFFFF" w:themeColor="background1" w:sz="8" w:space="0"/>
+          <w:bottom w:val="single" w:color="FFFFFF" w:themeColor="background1" w:sz="8" w:space="0"/>
+          <w:right w:val="single" w:color="FFFFFF" w:themeColor="background1" w:sz="8" w:space="0"/>
+          <w:insideH w:val="nil"/>
+          <w:insideV w:val="single" w:color="FFFFFF" w:themeColor="background1" w:sz="8" w:space="0"/>
         </w:tcBorders>
         <w:shd w:val="clear" w:color="auto" w:fill="C0504D" w:themeFill="accent2"/>
       </w:tcPr>
@@ -10417,8 +10615,8 @@
       <w:tblPr/>
       <w:tcPr>
         <w:tcBorders>
-          <w:left w:val="single" w:sz="8" w:space="0" w:color="FFFFFF" w:themeColor="background1"/>
-          <w:right w:val="single" w:sz="24" w:space="0" w:color="FFFFFF" w:themeColor="background1"/>
+          <w:left w:val="single" w:color="FFFFFF" w:themeColor="background1" w:sz="8" w:space="0"/>
+          <w:right w:val="single" w:color="FFFFFF" w:themeColor="background1" w:sz="24" w:space="0"/>
           <w:insideH w:val="nil"/>
           <w:insideV w:val="nil"/>
         </w:tcBorders>
@@ -10437,7 +10635,7 @@
       <w:tcPr>
         <w:tcBorders>
           <w:top w:val="nil"/>
-          <w:left w:val="single" w:sz="24" w:space="0" w:color="FFFFFF" w:themeColor="background1"/>
+          <w:left w:val="single" w:color="FFFFFF" w:themeColor="background1" w:sz="24" w:space="0"/>
           <w:bottom w:val="nil"/>
           <w:right w:val="nil"/>
           <w:insideH w:val="nil"/>
@@ -10450,10 +10648,10 @@
       <w:tblPr/>
       <w:tcPr>
         <w:tcBorders>
-          <w:top w:val="single" w:sz="8" w:space="0" w:color="FFFFFF" w:themeColor="background1"/>
-          <w:left w:val="single" w:sz="8" w:space="0" w:color="FFFFFF" w:themeColor="background1"/>
-          <w:bottom w:val="single" w:sz="8" w:space="0" w:color="FFFFFF" w:themeColor="background1"/>
-          <w:right w:val="single" w:sz="8" w:space="0" w:color="FFFFFF" w:themeColor="background1"/>
+          <w:top w:val="single" w:color="FFFFFF" w:themeColor="background1" w:sz="8" w:space="0"/>
+          <w:left w:val="single" w:color="FFFFFF" w:themeColor="background1" w:sz="8" w:space="0"/>
+          <w:bottom w:val="single" w:color="FFFFFF" w:themeColor="background1" w:sz="8" w:space="0"/>
+          <w:right w:val="single" w:color="FFFFFF" w:themeColor="background1" w:sz="8" w:space="0"/>
           <w:insideH w:val="nil"/>
           <w:insideV w:val="nil"/>
         </w:tcBorders>
@@ -10464,12 +10662,12 @@
       <w:tblPr/>
       <w:tcPr>
         <w:tcBorders>
-          <w:top w:val="single" w:sz="8" w:space="0" w:color="FFFFFF" w:themeColor="background1"/>
-          <w:left w:val="single" w:sz="8" w:space="0" w:color="FFFFFF" w:themeColor="background1"/>
-          <w:bottom w:val="single" w:sz="8" w:space="0" w:color="FFFFFF" w:themeColor="background1"/>
-          <w:right w:val="single" w:sz="8" w:space="0" w:color="FFFFFF" w:themeColor="background1"/>
-          <w:insideH w:val="single" w:sz="8" w:space="0" w:color="FFFFFF" w:themeColor="background1"/>
-          <w:insideV w:val="single" w:sz="8" w:space="0" w:color="FFFFFF" w:themeColor="background1"/>
+          <w:top w:val="single" w:color="FFFFFF" w:themeColor="background1" w:sz="8" w:space="0"/>
+          <w:left w:val="single" w:color="FFFFFF" w:themeColor="background1" w:sz="8" w:space="0"/>
+          <w:bottom w:val="single" w:color="FFFFFF" w:themeColor="background1" w:sz="8" w:space="0"/>
+          <w:right w:val="single" w:color="FFFFFF" w:themeColor="background1" w:sz="8" w:space="0"/>
+          <w:insideH w:val="single" w:color="FFFFFF" w:themeColor="background1" w:sz="8" w:space="0"/>
+          <w:insideV w:val="single" w:color="FFFFFF" w:themeColor="background1" w:sz="8" w:space="0"/>
         </w:tcBorders>
         <w:shd w:val="clear" w:color="auto" w:fill="DFA7A6" w:themeFill="accent2" w:themeFillTint="7F"/>
       </w:tcPr>
@@ -10487,12 +10685,12 @@
       <w:tblStyleRowBandSize w:val="1"/>
       <w:tblStyleColBandSize w:val="1"/>
       <w:tblBorders>
-        <w:top w:val="single" w:sz="8" w:space="0" w:color="FFFFFF" w:themeColor="background1"/>
-        <w:left w:val="single" w:sz="8" w:space="0" w:color="FFFFFF" w:themeColor="background1"/>
-        <w:bottom w:val="single" w:sz="8" w:space="0" w:color="FFFFFF" w:themeColor="background1"/>
-        <w:right w:val="single" w:sz="8" w:space="0" w:color="FFFFFF" w:themeColor="background1"/>
-        <w:insideH w:val="single" w:sz="6" w:space="0" w:color="FFFFFF" w:themeColor="background1"/>
-        <w:insideV w:val="single" w:sz="6" w:space="0" w:color="FFFFFF" w:themeColor="background1"/>
+        <w:top w:val="single" w:color="FFFFFF" w:themeColor="background1" w:sz="8" w:space="0"/>
+        <w:left w:val="single" w:color="FFFFFF" w:themeColor="background1" w:sz="8" w:space="0"/>
+        <w:bottom w:val="single" w:color="FFFFFF" w:themeColor="background1" w:sz="8" w:space="0"/>
+        <w:right w:val="single" w:color="FFFFFF" w:themeColor="background1" w:sz="8" w:space="0"/>
+        <w:insideH w:val="single" w:color="FFFFFF" w:themeColor="background1" w:sz="6" w:space="0"/>
+        <w:insideV w:val="single" w:color="FFFFFF" w:themeColor="background1" w:sz="6" w:space="0"/>
       </w:tblBorders>
     </w:tblPr>
     <w:tcPr>
@@ -10509,12 +10707,12 @@
       <w:tblPr/>
       <w:tcPr>
         <w:tcBorders>
-          <w:top w:val="single" w:sz="8" w:space="0" w:color="FFFFFF" w:themeColor="background1"/>
-          <w:left w:val="single" w:sz="8" w:space="0" w:color="FFFFFF" w:themeColor="background1"/>
-          <w:bottom w:val="single" w:sz="24" w:space="0" w:color="FFFFFF" w:themeColor="background1"/>
-          <w:right w:val="single" w:sz="8" w:space="0" w:color="FFFFFF" w:themeColor="background1"/>
-          <w:insideH w:val="nil"/>
-          <w:insideV w:val="single" w:sz="8" w:space="0" w:color="FFFFFF" w:themeColor="background1"/>
+          <w:top w:val="single" w:color="FFFFFF" w:themeColor="background1" w:sz="8" w:space="0"/>
+          <w:left w:val="single" w:color="FFFFFF" w:themeColor="background1" w:sz="8" w:space="0"/>
+          <w:bottom w:val="single" w:color="FFFFFF" w:themeColor="background1" w:sz="24" w:space="0"/>
+          <w:right w:val="single" w:color="FFFFFF" w:themeColor="background1" w:sz="8" w:space="0"/>
+          <w:insideH w:val="nil"/>
+          <w:insideV w:val="single" w:color="FFFFFF" w:themeColor="background1" w:sz="8" w:space="0"/>
         </w:tcBorders>
         <w:shd w:val="clear" w:color="auto" w:fill="9BBB59" w:themeFill="accent3"/>
       </w:tcPr>
@@ -10530,12 +10728,12 @@
       <w:tblPr/>
       <w:tcPr>
         <w:tcBorders>
-          <w:top w:val="single" w:sz="24" w:space="0" w:color="FFFFFF" w:themeColor="background1"/>
-          <w:left w:val="single" w:sz="8" w:space="0" w:color="FFFFFF" w:themeColor="background1"/>
-          <w:bottom w:val="single" w:sz="8" w:space="0" w:color="FFFFFF" w:themeColor="background1"/>
-          <w:right w:val="single" w:sz="8" w:space="0" w:color="FFFFFF" w:themeColor="background1"/>
-          <w:insideH w:val="nil"/>
-          <w:insideV w:val="single" w:sz="8" w:space="0" w:color="FFFFFF" w:themeColor="background1"/>
+          <w:top w:val="single" w:color="FFFFFF" w:themeColor="background1" w:sz="24" w:space="0"/>
+          <w:left w:val="single" w:color="FFFFFF" w:themeColor="background1" w:sz="8" w:space="0"/>
+          <w:bottom w:val="single" w:color="FFFFFF" w:themeColor="background1" w:sz="8" w:space="0"/>
+          <w:right w:val="single" w:color="FFFFFF" w:themeColor="background1" w:sz="8" w:space="0"/>
+          <w:insideH w:val="nil"/>
+          <w:insideV w:val="single" w:color="FFFFFF" w:themeColor="background1" w:sz="8" w:space="0"/>
         </w:tcBorders>
         <w:shd w:val="clear" w:color="auto" w:fill="9BBB59" w:themeFill="accent3"/>
       </w:tcPr>
@@ -10551,8 +10749,8 @@
       <w:tblPr/>
       <w:tcPr>
         <w:tcBorders>
-          <w:left w:val="single" w:sz="8" w:space="0" w:color="FFFFFF" w:themeColor="background1"/>
-          <w:right w:val="single" w:sz="24" w:space="0" w:color="FFFFFF" w:themeColor="background1"/>
+          <w:left w:val="single" w:color="FFFFFF" w:themeColor="background1" w:sz="8" w:space="0"/>
+          <w:right w:val="single" w:color="FFFFFF" w:themeColor="background1" w:sz="24" w:space="0"/>
           <w:insideH w:val="nil"/>
           <w:insideV w:val="nil"/>
         </w:tcBorders>
@@ -10571,7 +10769,7 @@
       <w:tcPr>
         <w:tcBorders>
           <w:top w:val="nil"/>
-          <w:left w:val="single" w:sz="24" w:space="0" w:color="FFFFFF" w:themeColor="background1"/>
+          <w:left w:val="single" w:color="FFFFFF" w:themeColor="background1" w:sz="24" w:space="0"/>
           <w:bottom w:val="nil"/>
           <w:right w:val="nil"/>
           <w:insideH w:val="nil"/>
@@ -10584,10 +10782,10 @@
       <w:tblPr/>
       <w:tcPr>
         <w:tcBorders>
-          <w:top w:val="single" w:sz="8" w:space="0" w:color="FFFFFF" w:themeColor="background1"/>
-          <w:left w:val="single" w:sz="8" w:space="0" w:color="FFFFFF" w:themeColor="background1"/>
-          <w:bottom w:val="single" w:sz="8" w:space="0" w:color="FFFFFF" w:themeColor="background1"/>
-          <w:right w:val="single" w:sz="8" w:space="0" w:color="FFFFFF" w:themeColor="background1"/>
+          <w:top w:val="single" w:color="FFFFFF" w:themeColor="background1" w:sz="8" w:space="0"/>
+          <w:left w:val="single" w:color="FFFFFF" w:themeColor="background1" w:sz="8" w:space="0"/>
+          <w:bottom w:val="single" w:color="FFFFFF" w:themeColor="background1" w:sz="8" w:space="0"/>
+          <w:right w:val="single" w:color="FFFFFF" w:themeColor="background1" w:sz="8" w:space="0"/>
           <w:insideH w:val="nil"/>
           <w:insideV w:val="nil"/>
         </w:tcBorders>
@@ -10598,12 +10796,12 @@
       <w:tblPr/>
       <w:tcPr>
         <w:tcBorders>
-          <w:top w:val="single" w:sz="8" w:space="0" w:color="FFFFFF" w:themeColor="background1"/>
-          <w:left w:val="single" w:sz="8" w:space="0" w:color="FFFFFF" w:themeColor="background1"/>
-          <w:bottom w:val="single" w:sz="8" w:space="0" w:color="FFFFFF" w:themeColor="background1"/>
-          <w:right w:val="single" w:sz="8" w:space="0" w:color="FFFFFF" w:themeColor="background1"/>
-          <w:insideH w:val="single" w:sz="8" w:space="0" w:color="FFFFFF" w:themeColor="background1"/>
-          <w:insideV w:val="single" w:sz="8" w:space="0" w:color="FFFFFF" w:themeColor="background1"/>
+          <w:top w:val="single" w:color="FFFFFF" w:themeColor="background1" w:sz="8" w:space="0"/>
+          <w:left w:val="single" w:color="FFFFFF" w:themeColor="background1" w:sz="8" w:space="0"/>
+          <w:bottom w:val="single" w:color="FFFFFF" w:themeColor="background1" w:sz="8" w:space="0"/>
+          <w:right w:val="single" w:color="FFFFFF" w:themeColor="background1" w:sz="8" w:space="0"/>
+          <w:insideH w:val="single" w:color="FFFFFF" w:themeColor="background1" w:sz="8" w:space="0"/>
+          <w:insideV w:val="single" w:color="FFFFFF" w:themeColor="background1" w:sz="8" w:space="0"/>
         </w:tcBorders>
         <w:shd w:val="clear" w:color="auto" w:fill="CDDDAC" w:themeFill="accent3" w:themeFillTint="7F"/>
       </w:tcPr>
@@ -10621,12 +10819,12 @@
       <w:tblStyleRowBandSize w:val="1"/>
       <w:tblStyleColBandSize w:val="1"/>
       <w:tblBorders>
-        <w:top w:val="single" w:sz="8" w:space="0" w:color="FFFFFF" w:themeColor="background1"/>
-        <w:left w:val="single" w:sz="8" w:space="0" w:color="FFFFFF" w:themeColor="background1"/>
-        <w:bottom w:val="single" w:sz="8" w:space="0" w:color="FFFFFF" w:themeColor="background1"/>
-        <w:right w:val="single" w:sz="8" w:space="0" w:color="FFFFFF" w:themeColor="background1"/>
-        <w:insideH w:val="single" w:sz="6" w:space="0" w:color="FFFFFF" w:themeColor="background1"/>
-        <w:insideV w:val="single" w:sz="6" w:space="0" w:color="FFFFFF" w:themeColor="background1"/>
+        <w:top w:val="single" w:color="FFFFFF" w:themeColor="background1" w:sz="8" w:space="0"/>
+        <w:left w:val="single" w:color="FFFFFF" w:themeColor="background1" w:sz="8" w:space="0"/>
+        <w:bottom w:val="single" w:color="FFFFFF" w:themeColor="background1" w:sz="8" w:space="0"/>
+        <w:right w:val="single" w:color="FFFFFF" w:themeColor="background1" w:sz="8" w:space="0"/>
+        <w:insideH w:val="single" w:color="FFFFFF" w:themeColor="background1" w:sz="6" w:space="0"/>
+        <w:insideV w:val="single" w:color="FFFFFF" w:themeColor="background1" w:sz="6" w:space="0"/>
       </w:tblBorders>
     </w:tblPr>
     <w:tcPr>
@@ -10643,12 +10841,12 @@
       <w:tblPr/>
       <w:tcPr>
         <w:tcBorders>
-          <w:top w:val="single" w:sz="8" w:space="0" w:color="FFFFFF" w:themeColor="background1"/>
-          <w:left w:val="single" w:sz="8" w:space="0" w:color="FFFFFF" w:themeColor="background1"/>
-          <w:bottom w:val="single" w:sz="24" w:space="0" w:color="FFFFFF" w:themeColor="background1"/>
-          <w:right w:val="single" w:sz="8" w:space="0" w:color="FFFFFF" w:themeColor="background1"/>
-          <w:insideH w:val="nil"/>
-          <w:insideV w:val="single" w:sz="8" w:space="0" w:color="FFFFFF" w:themeColor="background1"/>
+          <w:top w:val="single" w:color="FFFFFF" w:themeColor="background1" w:sz="8" w:space="0"/>
+          <w:left w:val="single" w:color="FFFFFF" w:themeColor="background1" w:sz="8" w:space="0"/>
+          <w:bottom w:val="single" w:color="FFFFFF" w:themeColor="background1" w:sz="24" w:space="0"/>
+          <w:right w:val="single" w:color="FFFFFF" w:themeColor="background1" w:sz="8" w:space="0"/>
+          <w:insideH w:val="nil"/>
+          <w:insideV w:val="single" w:color="FFFFFF" w:themeColor="background1" w:sz="8" w:space="0"/>
         </w:tcBorders>
         <w:shd w:val="clear" w:color="auto" w:fill="8064A2" w:themeFill="accent4"/>
       </w:tcPr>
@@ -10664,12 +10862,12 @@
       <w:tblPr/>
       <w:tcPr>
         <w:tcBorders>
-          <w:top w:val="single" w:sz="24" w:space="0" w:color="FFFFFF" w:themeColor="background1"/>
-          <w:left w:val="single" w:sz="8" w:space="0" w:color="FFFFFF" w:themeColor="background1"/>
-          <w:bottom w:val="single" w:sz="8" w:space="0" w:color="FFFFFF" w:themeColor="background1"/>
-          <w:right w:val="single" w:sz="8" w:space="0" w:color="FFFFFF" w:themeColor="background1"/>
-          <w:insideH w:val="nil"/>
-          <w:insideV w:val="single" w:sz="8" w:space="0" w:color="FFFFFF" w:themeColor="background1"/>
+          <w:top w:val="single" w:color="FFFFFF" w:themeColor="background1" w:sz="24" w:space="0"/>
+          <w:left w:val="single" w:color="FFFFFF" w:themeColor="background1" w:sz="8" w:space="0"/>
+          <w:bottom w:val="single" w:color="FFFFFF" w:themeColor="background1" w:sz="8" w:space="0"/>
+          <w:right w:val="single" w:color="FFFFFF" w:themeColor="background1" w:sz="8" w:space="0"/>
+          <w:insideH w:val="nil"/>
+          <w:insideV w:val="single" w:color="FFFFFF" w:themeColor="background1" w:sz="8" w:space="0"/>
         </w:tcBorders>
         <w:shd w:val="clear" w:color="auto" w:fill="8064A2" w:themeFill="accent4"/>
       </w:tcPr>
@@ -10685,8 +10883,8 @@
       <w:tblPr/>
       <w:tcPr>
         <w:tcBorders>
-          <w:left w:val="single" w:sz="8" w:space="0" w:color="FFFFFF" w:themeColor="background1"/>
-          <w:right w:val="single" w:sz="24" w:space="0" w:color="FFFFFF" w:themeColor="background1"/>
+          <w:left w:val="single" w:color="FFFFFF" w:themeColor="background1" w:sz="8" w:space="0"/>
+          <w:right w:val="single" w:color="FFFFFF" w:themeColor="background1" w:sz="24" w:space="0"/>
           <w:insideH w:val="nil"/>
           <w:insideV w:val="nil"/>
         </w:tcBorders>
@@ -10705,7 +10903,7 @@
       <w:tcPr>
         <w:tcBorders>
           <w:top w:val="nil"/>
-          <w:left w:val="single" w:sz="24" w:space="0" w:color="FFFFFF" w:themeColor="background1"/>
+          <w:left w:val="single" w:color="FFFFFF" w:themeColor="background1" w:sz="24" w:space="0"/>
           <w:bottom w:val="nil"/>
           <w:right w:val="nil"/>
           <w:insideH w:val="nil"/>
@@ -10718,10 +10916,10 @@
       <w:tblPr/>
       <w:tcPr>
         <w:tcBorders>
-          <w:top w:val="single" w:sz="8" w:space="0" w:color="FFFFFF" w:themeColor="background1"/>
-          <w:left w:val="single" w:sz="8" w:space="0" w:color="FFFFFF" w:themeColor="background1"/>
-          <w:bottom w:val="single" w:sz="8" w:space="0" w:color="FFFFFF" w:themeColor="background1"/>
-          <w:right w:val="single" w:sz="8" w:space="0" w:color="FFFFFF" w:themeColor="background1"/>
+          <w:top w:val="single" w:color="FFFFFF" w:themeColor="background1" w:sz="8" w:space="0"/>
+          <w:left w:val="single" w:color="FFFFFF" w:themeColor="background1" w:sz="8" w:space="0"/>
+          <w:bottom w:val="single" w:color="FFFFFF" w:themeColor="background1" w:sz="8" w:space="0"/>
+          <w:right w:val="single" w:color="FFFFFF" w:themeColor="background1" w:sz="8" w:space="0"/>
           <w:insideH w:val="nil"/>
           <w:insideV w:val="nil"/>
         </w:tcBorders>
@@ -10732,12 +10930,12 @@
       <w:tblPr/>
       <w:tcPr>
         <w:tcBorders>
-          <w:top w:val="single" w:sz="8" w:space="0" w:color="FFFFFF" w:themeColor="background1"/>
-          <w:left w:val="single" w:sz="8" w:space="0" w:color="FFFFFF" w:themeColor="background1"/>
-          <w:bottom w:val="single" w:sz="8" w:space="0" w:color="FFFFFF" w:themeColor="background1"/>
-          <w:right w:val="single" w:sz="8" w:space="0" w:color="FFFFFF" w:themeColor="background1"/>
-          <w:insideH w:val="single" w:sz="8" w:space="0" w:color="FFFFFF" w:themeColor="background1"/>
-          <w:insideV w:val="single" w:sz="8" w:space="0" w:color="FFFFFF" w:themeColor="background1"/>
+          <w:top w:val="single" w:color="FFFFFF" w:themeColor="background1" w:sz="8" w:space="0"/>
+          <w:left w:val="single" w:color="FFFFFF" w:themeColor="background1" w:sz="8" w:space="0"/>
+          <w:bottom w:val="single" w:color="FFFFFF" w:themeColor="background1" w:sz="8" w:space="0"/>
+          <w:right w:val="single" w:color="FFFFFF" w:themeColor="background1" w:sz="8" w:space="0"/>
+          <w:insideH w:val="single" w:color="FFFFFF" w:themeColor="background1" w:sz="8" w:space="0"/>
+          <w:insideV w:val="single" w:color="FFFFFF" w:themeColor="background1" w:sz="8" w:space="0"/>
         </w:tcBorders>
         <w:shd w:val="clear" w:color="auto" w:fill="BFB1D0" w:themeFill="accent4" w:themeFillTint="7F"/>
       </w:tcPr>
@@ -10755,12 +10953,12 @@
       <w:tblStyleRowBandSize w:val="1"/>
       <w:tblStyleColBandSize w:val="1"/>
       <w:tblBorders>
-        <w:top w:val="single" w:sz="8" w:space="0" w:color="FFFFFF" w:themeColor="background1"/>
-        <w:left w:val="single" w:sz="8" w:space="0" w:color="FFFFFF" w:themeColor="background1"/>
-        <w:bottom w:val="single" w:sz="8" w:space="0" w:color="FFFFFF" w:themeColor="background1"/>
-        <w:right w:val="single" w:sz="8" w:space="0" w:color="FFFFFF" w:themeColor="background1"/>
-        <w:insideH w:val="single" w:sz="6" w:space="0" w:color="FFFFFF" w:themeColor="background1"/>
-        <w:insideV w:val="single" w:sz="6" w:space="0" w:color="FFFFFF" w:themeColor="background1"/>
+        <w:top w:val="single" w:color="FFFFFF" w:themeColor="background1" w:sz="8" w:space="0"/>
+        <w:left w:val="single" w:color="FFFFFF" w:themeColor="background1" w:sz="8" w:space="0"/>
+        <w:bottom w:val="single" w:color="FFFFFF" w:themeColor="background1" w:sz="8" w:space="0"/>
+        <w:right w:val="single" w:color="FFFFFF" w:themeColor="background1" w:sz="8" w:space="0"/>
+        <w:insideH w:val="single" w:color="FFFFFF" w:themeColor="background1" w:sz="6" w:space="0"/>
+        <w:insideV w:val="single" w:color="FFFFFF" w:themeColor="background1" w:sz="6" w:space="0"/>
       </w:tblBorders>
     </w:tblPr>
     <w:tcPr>
@@ -10777,12 +10975,12 @@
       <w:tblPr/>
       <w:tcPr>
         <w:tcBorders>
-          <w:top w:val="single" w:sz="8" w:space="0" w:color="FFFFFF" w:themeColor="background1"/>
-          <w:left w:val="single" w:sz="8" w:space="0" w:color="FFFFFF" w:themeColor="background1"/>
-          <w:bottom w:val="single" w:sz="24" w:space="0" w:color="FFFFFF" w:themeColor="background1"/>
-          <w:right w:val="single" w:sz="8" w:space="0" w:color="FFFFFF" w:themeColor="background1"/>
-          <w:insideH w:val="nil"/>
-          <w:insideV w:val="single" w:sz="8" w:space="0" w:color="FFFFFF" w:themeColor="background1"/>
+          <w:top w:val="single" w:color="FFFFFF" w:themeColor="background1" w:sz="8" w:space="0"/>
+          <w:left w:val="single" w:color="FFFFFF" w:themeColor="background1" w:sz="8" w:space="0"/>
+          <w:bottom w:val="single" w:color="FFFFFF" w:themeColor="background1" w:sz="24" w:space="0"/>
+          <w:right w:val="single" w:color="FFFFFF" w:themeColor="background1" w:sz="8" w:space="0"/>
+          <w:insideH w:val="nil"/>
+          <w:insideV w:val="single" w:color="FFFFFF" w:themeColor="background1" w:sz="8" w:space="0"/>
         </w:tcBorders>
         <w:shd w:val="clear" w:color="auto" w:fill="4BACC6" w:themeFill="accent5"/>
       </w:tcPr>
@@ -10798,12 +10996,12 @@
       <w:tblPr/>
       <w:tcPr>
         <w:tcBorders>
-          <w:top w:val="single" w:sz="24" w:space="0" w:color="FFFFFF" w:themeColor="background1"/>
-          <w:left w:val="single" w:sz="8" w:space="0" w:color="FFFFFF" w:themeColor="background1"/>
-          <w:bottom w:val="single" w:sz="8" w:space="0" w:color="FFFFFF" w:themeColor="background1"/>
-          <w:right w:val="single" w:sz="8" w:space="0" w:color="FFFFFF" w:themeColor="background1"/>
-          <w:insideH w:val="nil"/>
-          <w:insideV w:val="single" w:sz="8" w:space="0" w:color="FFFFFF" w:themeColor="background1"/>
+          <w:top w:val="single" w:color="FFFFFF" w:themeColor="background1" w:sz="24" w:space="0"/>
+          <w:left w:val="single" w:color="FFFFFF" w:themeColor="background1" w:sz="8" w:space="0"/>
+          <w:bottom w:val="single" w:color="FFFFFF" w:themeColor="background1" w:sz="8" w:space="0"/>
+          <w:right w:val="single" w:color="FFFFFF" w:themeColor="background1" w:sz="8" w:space="0"/>
+          <w:insideH w:val="nil"/>
+          <w:insideV w:val="single" w:color="FFFFFF" w:themeColor="background1" w:sz="8" w:space="0"/>
         </w:tcBorders>
         <w:shd w:val="clear" w:color="auto" w:fill="4BACC6" w:themeFill="accent5"/>
       </w:tcPr>
@@ -10819,8 +11017,8 @@
       <w:tblPr/>
       <w:tcPr>
         <w:tcBorders>
-          <w:left w:val="single" w:sz="8" w:space="0" w:color="FFFFFF" w:themeColor="background1"/>
-          <w:right w:val="single" w:sz="24" w:space="0" w:color="FFFFFF" w:themeColor="background1"/>
+          <w:left w:val="single" w:color="FFFFFF" w:themeColor="background1" w:sz="8" w:space="0"/>
+          <w:right w:val="single" w:color="FFFFFF" w:themeColor="background1" w:sz="24" w:space="0"/>
           <w:insideH w:val="nil"/>
           <w:insideV w:val="nil"/>
         </w:tcBorders>
@@ -10839,7 +11037,7 @@
       <w:tcPr>
         <w:tcBorders>
           <w:top w:val="nil"/>
-          <w:left w:val="single" w:sz="24" w:space="0" w:color="FFFFFF" w:themeColor="background1"/>
+          <w:left w:val="single" w:color="FFFFFF" w:themeColor="background1" w:sz="24" w:space="0"/>
           <w:bottom w:val="nil"/>
           <w:right w:val="nil"/>
           <w:insideH w:val="nil"/>
@@ -10852,10 +11050,10 @@
       <w:tblPr/>
       <w:tcPr>
         <w:tcBorders>
-          <w:top w:val="single" w:sz="8" w:space="0" w:color="FFFFFF" w:themeColor="background1"/>
-          <w:left w:val="single" w:sz="8" w:space="0" w:color="FFFFFF" w:themeColor="background1"/>
-          <w:bottom w:val="single" w:sz="8" w:space="0" w:color="FFFFFF" w:themeColor="background1"/>
-          <w:right w:val="single" w:sz="8" w:space="0" w:color="FFFFFF" w:themeColor="background1"/>
+          <w:top w:val="single" w:color="FFFFFF" w:themeColor="background1" w:sz="8" w:space="0"/>
+          <w:left w:val="single" w:color="FFFFFF" w:themeColor="background1" w:sz="8" w:space="0"/>
+          <w:bottom w:val="single" w:color="FFFFFF" w:themeColor="background1" w:sz="8" w:space="0"/>
+          <w:right w:val="single" w:color="FFFFFF" w:themeColor="background1" w:sz="8" w:space="0"/>
           <w:insideH w:val="nil"/>
           <w:insideV w:val="nil"/>
         </w:tcBorders>
@@ -10866,12 +11064,12 @@
       <w:tblPr/>
       <w:tcPr>
         <w:tcBorders>
-          <w:top w:val="single" w:sz="8" w:space="0" w:color="FFFFFF" w:themeColor="background1"/>
-          <w:left w:val="single" w:sz="8" w:space="0" w:color="FFFFFF" w:themeColor="background1"/>
-          <w:bottom w:val="single" w:sz="8" w:space="0" w:color="FFFFFF" w:themeColor="background1"/>
-          <w:right w:val="single" w:sz="8" w:space="0" w:color="FFFFFF" w:themeColor="background1"/>
-          <w:insideH w:val="single" w:sz="8" w:space="0" w:color="FFFFFF" w:themeColor="background1"/>
-          <w:insideV w:val="single" w:sz="8" w:space="0" w:color="FFFFFF" w:themeColor="background1"/>
+          <w:top w:val="single" w:color="FFFFFF" w:themeColor="background1" w:sz="8" w:space="0"/>
+          <w:left w:val="single" w:color="FFFFFF" w:themeColor="background1" w:sz="8" w:space="0"/>
+          <w:bottom w:val="single" w:color="FFFFFF" w:themeColor="background1" w:sz="8" w:space="0"/>
+          <w:right w:val="single" w:color="FFFFFF" w:themeColor="background1" w:sz="8" w:space="0"/>
+          <w:insideH w:val="single" w:color="FFFFFF" w:themeColor="background1" w:sz="8" w:space="0"/>
+          <w:insideV w:val="single" w:color="FFFFFF" w:themeColor="background1" w:sz="8" w:space="0"/>
         </w:tcBorders>
         <w:shd w:val="clear" w:color="auto" w:fill="A5D5E2" w:themeFill="accent5" w:themeFillTint="7F"/>
       </w:tcPr>
@@ -10889,12 +11087,12 @@
       <w:tblStyleRowBandSize w:val="1"/>
       <w:tblStyleColBandSize w:val="1"/>
       <w:tblBorders>
-        <w:top w:val="single" w:sz="8" w:space="0" w:color="FFFFFF" w:themeColor="background1"/>
-        <w:left w:val="single" w:sz="8" w:space="0" w:color="FFFFFF" w:themeColor="background1"/>
-        <w:bottom w:val="single" w:sz="8" w:space="0" w:color="FFFFFF" w:themeColor="background1"/>
-        <w:right w:val="single" w:sz="8" w:space="0" w:color="FFFFFF" w:themeColor="background1"/>
-        <w:insideH w:val="single" w:sz="6" w:space="0" w:color="FFFFFF" w:themeColor="background1"/>
-        <w:insideV w:val="single" w:sz="6" w:space="0" w:color="FFFFFF" w:themeColor="background1"/>
+        <w:top w:val="single" w:color="FFFFFF" w:themeColor="background1" w:sz="8" w:space="0"/>
+        <w:left w:val="single" w:color="FFFFFF" w:themeColor="background1" w:sz="8" w:space="0"/>
+        <w:bottom w:val="single" w:color="FFFFFF" w:themeColor="background1" w:sz="8" w:space="0"/>
+        <w:right w:val="single" w:color="FFFFFF" w:themeColor="background1" w:sz="8" w:space="0"/>
+        <w:insideH w:val="single" w:color="FFFFFF" w:themeColor="background1" w:sz="6" w:space="0"/>
+        <w:insideV w:val="single" w:color="FFFFFF" w:themeColor="background1" w:sz="6" w:space="0"/>
       </w:tblBorders>
     </w:tblPr>
     <w:tcPr>
@@ -10911,12 +11109,12 @@
       <w:tblPr/>
       <w:tcPr>
         <w:tcBorders>
-          <w:top w:val="single" w:sz="8" w:space="0" w:color="FFFFFF" w:themeColor="background1"/>
-          <w:left w:val="single" w:sz="8" w:space="0" w:color="FFFFFF" w:themeColor="background1"/>
-          <w:bottom w:val="single" w:sz="24" w:space="0" w:color="FFFFFF" w:themeColor="background1"/>
-          <w:right w:val="single" w:sz="8" w:space="0" w:color="FFFFFF" w:themeColor="background1"/>
-          <w:insideH w:val="nil"/>
-          <w:insideV w:val="single" w:sz="8" w:space="0" w:color="FFFFFF" w:themeColor="background1"/>
+          <w:top w:val="single" w:color="FFFFFF" w:themeColor="background1" w:sz="8" w:space="0"/>
+          <w:left w:val="single" w:color="FFFFFF" w:themeColor="background1" w:sz="8" w:space="0"/>
+          <w:bottom w:val="single" w:color="FFFFFF" w:themeColor="background1" w:sz="24" w:space="0"/>
+          <w:right w:val="single" w:color="FFFFFF" w:themeColor="background1" w:sz="8" w:space="0"/>
+          <w:insideH w:val="nil"/>
+          <w:insideV w:val="single" w:color="FFFFFF" w:themeColor="background1" w:sz="8" w:space="0"/>
         </w:tcBorders>
         <w:shd w:val="clear" w:color="auto" w:fill="F79646" w:themeFill="accent6"/>
       </w:tcPr>
@@ -10932,12 +11130,12 @@
       <w:tblPr/>
       <w:tcPr>
         <w:tcBorders>
-          <w:top w:val="single" w:sz="24" w:space="0" w:color="FFFFFF" w:themeColor="background1"/>
-          <w:left w:val="single" w:sz="8" w:space="0" w:color="FFFFFF" w:themeColor="background1"/>
-          <w:bottom w:val="single" w:sz="8" w:space="0" w:color="FFFFFF" w:themeColor="background1"/>
-          <w:right w:val="single" w:sz="8" w:space="0" w:color="FFFFFF" w:themeColor="background1"/>
-          <w:insideH w:val="nil"/>
-          <w:insideV w:val="single" w:sz="8" w:space="0" w:color="FFFFFF" w:themeColor="background1"/>
+          <w:top w:val="single" w:color="FFFFFF" w:themeColor="background1" w:sz="24" w:space="0"/>
+          <w:left w:val="single" w:color="FFFFFF" w:themeColor="background1" w:sz="8" w:space="0"/>
+          <w:bottom w:val="single" w:color="FFFFFF" w:themeColor="background1" w:sz="8" w:space="0"/>
+          <w:right w:val="single" w:color="FFFFFF" w:themeColor="background1" w:sz="8" w:space="0"/>
+          <w:insideH w:val="nil"/>
+          <w:insideV w:val="single" w:color="FFFFFF" w:themeColor="background1" w:sz="8" w:space="0"/>
         </w:tcBorders>
         <w:shd w:val="clear" w:color="auto" w:fill="F79646" w:themeFill="accent6"/>
       </w:tcPr>
@@ -10953,8 +11151,8 @@
       <w:tblPr/>
       <w:tcPr>
         <w:tcBorders>
-          <w:left w:val="single" w:sz="8" w:space="0" w:color="FFFFFF" w:themeColor="background1"/>
-          <w:right w:val="single" w:sz="24" w:space="0" w:color="FFFFFF" w:themeColor="background1"/>
+          <w:left w:val="single" w:color="FFFFFF" w:themeColor="background1" w:sz="8" w:space="0"/>
+          <w:right w:val="single" w:color="FFFFFF" w:themeColor="background1" w:sz="24" w:space="0"/>
           <w:insideH w:val="nil"/>
           <w:insideV w:val="nil"/>
         </w:tcBorders>
@@ -10973,7 +11171,7 @@
       <w:tcPr>
         <w:tcBorders>
           <w:top w:val="nil"/>
-          <w:left w:val="single" w:sz="24" w:space="0" w:color="FFFFFF" w:themeColor="background1"/>
+          <w:left w:val="single" w:color="FFFFFF" w:themeColor="background1" w:sz="24" w:space="0"/>
           <w:bottom w:val="nil"/>
           <w:right w:val="nil"/>
           <w:insideH w:val="nil"/>
@@ -10986,10 +11184,10 @@
       <w:tblPr/>
       <w:tcPr>
         <w:tcBorders>
-          <w:top w:val="single" w:sz="8" w:space="0" w:color="FFFFFF" w:themeColor="background1"/>
-          <w:left w:val="single" w:sz="8" w:space="0" w:color="FFFFFF" w:themeColor="background1"/>
-          <w:bottom w:val="single" w:sz="8" w:space="0" w:color="FFFFFF" w:themeColor="background1"/>
-          <w:right w:val="single" w:sz="8" w:space="0" w:color="FFFFFF" w:themeColor="background1"/>
+          <w:top w:val="single" w:color="FFFFFF" w:themeColor="background1" w:sz="8" w:space="0"/>
+          <w:left w:val="single" w:color="FFFFFF" w:themeColor="background1" w:sz="8" w:space="0"/>
+          <w:bottom w:val="single" w:color="FFFFFF" w:themeColor="background1" w:sz="8" w:space="0"/>
+          <w:right w:val="single" w:color="FFFFFF" w:themeColor="background1" w:sz="8" w:space="0"/>
           <w:insideH w:val="nil"/>
           <w:insideV w:val="nil"/>
         </w:tcBorders>
@@ -11000,12 +11198,12 @@
       <w:tblPr/>
       <w:tcPr>
         <w:tcBorders>
-          <w:top w:val="single" w:sz="8" w:space="0" w:color="FFFFFF" w:themeColor="background1"/>
-          <w:left w:val="single" w:sz="8" w:space="0" w:color="FFFFFF" w:themeColor="background1"/>
-          <w:bottom w:val="single" w:sz="8" w:space="0" w:color="FFFFFF" w:themeColor="background1"/>
-          <w:right w:val="single" w:sz="8" w:space="0" w:color="FFFFFF" w:themeColor="background1"/>
-          <w:insideH w:val="single" w:sz="8" w:space="0" w:color="FFFFFF" w:themeColor="background1"/>
-          <w:insideV w:val="single" w:sz="8" w:space="0" w:color="FFFFFF" w:themeColor="background1"/>
+          <w:top w:val="single" w:color="FFFFFF" w:themeColor="background1" w:sz="8" w:space="0"/>
+          <w:left w:val="single" w:color="FFFFFF" w:themeColor="background1" w:sz="8" w:space="0"/>
+          <w:bottom w:val="single" w:color="FFFFFF" w:themeColor="background1" w:sz="8" w:space="0"/>
+          <w:right w:val="single" w:color="FFFFFF" w:themeColor="background1" w:sz="8" w:space="0"/>
+          <w:insideH w:val="single" w:color="FFFFFF" w:themeColor="background1" w:sz="8" w:space="0"/>
+          <w:insideV w:val="single" w:color="FFFFFF" w:themeColor="background1" w:sz="8" w:space="0"/>
         </w:tcBorders>
         <w:shd w:val="clear" w:color="auto" w:fill="FBCAA2" w:themeFill="accent6" w:themeFillTint="7F"/>
       </w:tcPr>
@@ -11039,7 +11237,7 @@
         <w:tcBorders>
           <w:top w:val="nil"/>
           <w:left w:val="nil"/>
-          <w:bottom w:val="single" w:sz="18" w:space="0" w:color="FFFFFF" w:themeColor="background1"/>
+          <w:bottom w:val="single" w:color="FFFFFF" w:themeColor="background1" w:sz="18" w:space="0"/>
           <w:right w:val="nil"/>
           <w:insideH w:val="nil"/>
           <w:insideV w:val="nil"/>
@@ -11051,7 +11249,7 @@
       <w:tblPr/>
       <w:tcPr>
         <w:tcBorders>
-          <w:top w:val="single" w:sz="18" w:space="0" w:color="FFFFFF" w:themeColor="background1"/>
+          <w:top w:val="single" w:color="FFFFFF" w:themeColor="background1" w:sz="18" w:space="0"/>
           <w:left w:val="nil"/>
           <w:bottom w:val="nil"/>
           <w:right w:val="nil"/>
@@ -11068,7 +11266,7 @@
           <w:top w:val="nil"/>
           <w:left w:val="nil"/>
           <w:bottom w:val="nil"/>
-          <w:right w:val="single" w:sz="18" w:space="0" w:color="FFFFFF" w:themeColor="background1"/>
+          <w:right w:val="single" w:color="FFFFFF" w:themeColor="background1" w:sz="18" w:space="0"/>
           <w:insideH w:val="nil"/>
           <w:insideV w:val="nil"/>
         </w:tcBorders>
@@ -11080,7 +11278,7 @@
       <w:tcPr>
         <w:tcBorders>
           <w:top w:val="nil"/>
-          <w:left w:val="single" w:sz="18" w:space="0" w:color="FFFFFF" w:themeColor="background1"/>
+          <w:left w:val="single" w:color="FFFFFF" w:themeColor="background1" w:sz="18" w:space="0"/>
           <w:bottom w:val="nil"/>
           <w:right w:val="nil"/>
           <w:insideH w:val="nil"/>
@@ -11146,7 +11344,7 @@
         <w:tcBorders>
           <w:top w:val="nil"/>
           <w:left w:val="nil"/>
-          <w:bottom w:val="single" w:sz="18" w:space="0" w:color="FFFFFF" w:themeColor="background1"/>
+          <w:bottom w:val="single" w:color="FFFFFF" w:themeColor="background1" w:sz="18" w:space="0"/>
           <w:right w:val="nil"/>
           <w:insideH w:val="nil"/>
           <w:insideV w:val="nil"/>
@@ -11158,7 +11356,7 @@
       <w:tblPr/>
       <w:tcPr>
         <w:tcBorders>
-          <w:top w:val="single" w:sz="18" w:space="0" w:color="FFFFFF" w:themeColor="background1"/>
+          <w:top w:val="single" w:color="FFFFFF" w:themeColor="background1" w:sz="18" w:space="0"/>
           <w:left w:val="nil"/>
           <w:bottom w:val="nil"/>
           <w:right w:val="nil"/>
@@ -11175,7 +11373,7 @@
           <w:top w:val="nil"/>
           <w:left w:val="nil"/>
           <w:bottom w:val="nil"/>
-          <w:right w:val="single" w:sz="18" w:space="0" w:color="FFFFFF" w:themeColor="background1"/>
+          <w:right w:val="single" w:color="FFFFFF" w:themeColor="background1" w:sz="18" w:space="0"/>
           <w:insideH w:val="nil"/>
           <w:insideV w:val="nil"/>
         </w:tcBorders>
@@ -11187,7 +11385,7 @@
       <w:tcPr>
         <w:tcBorders>
           <w:top w:val="nil"/>
-          <w:left w:val="single" w:sz="18" w:space="0" w:color="FFFFFF" w:themeColor="background1"/>
+          <w:left w:val="single" w:color="FFFFFF" w:themeColor="background1" w:sz="18" w:space="0"/>
           <w:bottom w:val="nil"/>
           <w:right w:val="nil"/>
           <w:insideH w:val="nil"/>
@@ -11253,7 +11451,7 @@
         <w:tcBorders>
           <w:top w:val="nil"/>
           <w:left w:val="nil"/>
-          <w:bottom w:val="single" w:sz="18" w:space="0" w:color="FFFFFF" w:themeColor="background1"/>
+          <w:bottom w:val="single" w:color="FFFFFF" w:themeColor="background1" w:sz="18" w:space="0"/>
           <w:right w:val="nil"/>
           <w:insideH w:val="nil"/>
           <w:insideV w:val="nil"/>
@@ -11265,7 +11463,7 @@
       <w:tblPr/>
       <w:tcPr>
         <w:tcBorders>
-          <w:top w:val="single" w:sz="18" w:space="0" w:color="FFFFFF" w:themeColor="background1"/>
+          <w:top w:val="single" w:color="FFFFFF" w:themeColor="background1" w:sz="18" w:space="0"/>
           <w:left w:val="nil"/>
           <w:bottom w:val="nil"/>
           <w:right w:val="nil"/>
@@ -11282,7 +11480,7 @@
           <w:top w:val="nil"/>
           <w:left w:val="nil"/>
           <w:bottom w:val="nil"/>
-          <w:right w:val="single" w:sz="18" w:space="0" w:color="FFFFFF" w:themeColor="background1"/>
+          <w:right w:val="single" w:color="FFFFFF" w:themeColor="background1" w:sz="18" w:space="0"/>
           <w:insideH w:val="nil"/>
           <w:insideV w:val="nil"/>
         </w:tcBorders>
@@ -11294,7 +11492,7 @@
       <w:tcPr>
         <w:tcBorders>
           <w:top w:val="nil"/>
-          <w:left w:val="single" w:sz="18" w:space="0" w:color="FFFFFF" w:themeColor="background1"/>
+          <w:left w:val="single" w:color="FFFFFF" w:themeColor="background1" w:sz="18" w:space="0"/>
           <w:bottom w:val="nil"/>
           <w:right w:val="nil"/>
           <w:insideH w:val="nil"/>
@@ -11360,7 +11558,7 @@
         <w:tcBorders>
           <w:top w:val="nil"/>
           <w:left w:val="nil"/>
-          <w:bottom w:val="single" w:sz="18" w:space="0" w:color="FFFFFF" w:themeColor="background1"/>
+          <w:bottom w:val="single" w:color="FFFFFF" w:themeColor="background1" w:sz="18" w:space="0"/>
           <w:right w:val="nil"/>
           <w:insideH w:val="nil"/>
           <w:insideV w:val="nil"/>
@@ -11372,7 +11570,7 @@
       <w:tblPr/>
       <w:tcPr>
         <w:tcBorders>
-          <w:top w:val="single" w:sz="18" w:space="0" w:color="FFFFFF" w:themeColor="background1"/>
+          <w:top w:val="single" w:color="FFFFFF" w:themeColor="background1" w:sz="18" w:space="0"/>
           <w:left w:val="nil"/>
           <w:bottom w:val="nil"/>
           <w:right w:val="nil"/>
@@ -11389,7 +11587,7 @@
           <w:top w:val="nil"/>
           <w:left w:val="nil"/>
           <w:bottom w:val="nil"/>
-          <w:right w:val="single" w:sz="18" w:space="0" w:color="FFFFFF" w:themeColor="background1"/>
+          <w:right w:val="single" w:color="FFFFFF" w:themeColor="background1" w:sz="18" w:space="0"/>
           <w:insideH w:val="nil"/>
           <w:insideV w:val="nil"/>
         </w:tcBorders>
@@ -11401,7 +11599,7 @@
       <w:tcPr>
         <w:tcBorders>
           <w:top w:val="nil"/>
-          <w:left w:val="single" w:sz="18" w:space="0" w:color="FFFFFF" w:themeColor="background1"/>
+          <w:left w:val="single" w:color="FFFFFF" w:themeColor="background1" w:sz="18" w:space="0"/>
           <w:bottom w:val="nil"/>
           <w:right w:val="nil"/>
           <w:insideH w:val="nil"/>
@@ -11467,7 +11665,7 @@
         <w:tcBorders>
           <w:top w:val="nil"/>
           <w:left w:val="nil"/>
-          <w:bottom w:val="single" w:sz="18" w:space="0" w:color="FFFFFF" w:themeColor="background1"/>
+          <w:bottom w:val="single" w:color="FFFFFF" w:themeColor="background1" w:sz="18" w:space="0"/>
           <w:right w:val="nil"/>
           <w:insideH w:val="nil"/>
           <w:insideV w:val="nil"/>
@@ -11479,7 +11677,7 @@
       <w:tblPr/>
       <w:tcPr>
         <w:tcBorders>
-          <w:top w:val="single" w:sz="18" w:space="0" w:color="FFFFFF" w:themeColor="background1"/>
+          <w:top w:val="single" w:color="FFFFFF" w:themeColor="background1" w:sz="18" w:space="0"/>
           <w:left w:val="nil"/>
           <w:bottom w:val="nil"/>
           <w:right w:val="nil"/>
@@ -11496,7 +11694,7 @@
           <w:top w:val="nil"/>
           <w:left w:val="nil"/>
           <w:bottom w:val="nil"/>
-          <w:right w:val="single" w:sz="18" w:space="0" w:color="FFFFFF" w:themeColor="background1"/>
+          <w:right w:val="single" w:color="FFFFFF" w:themeColor="background1" w:sz="18" w:space="0"/>
           <w:insideH w:val="nil"/>
           <w:insideV w:val="nil"/>
         </w:tcBorders>
@@ -11508,7 +11706,7 @@
       <w:tcPr>
         <w:tcBorders>
           <w:top w:val="nil"/>
-          <w:left w:val="single" w:sz="18" w:space="0" w:color="FFFFFF" w:themeColor="background1"/>
+          <w:left w:val="single" w:color="FFFFFF" w:themeColor="background1" w:sz="18" w:space="0"/>
           <w:bottom w:val="nil"/>
           <w:right w:val="nil"/>
           <w:insideH w:val="nil"/>
@@ -11574,7 +11772,7 @@
         <w:tcBorders>
           <w:top w:val="nil"/>
           <w:left w:val="nil"/>
-          <w:bottom w:val="single" w:sz="18" w:space="0" w:color="FFFFFF" w:themeColor="background1"/>
+          <w:bottom w:val="single" w:color="FFFFFF" w:themeColor="background1" w:sz="18" w:space="0"/>
           <w:right w:val="nil"/>
           <w:insideH w:val="nil"/>
           <w:insideV w:val="nil"/>
@@ -11586,7 +11784,7 @@
       <w:tblPr/>
       <w:tcPr>
         <w:tcBorders>
-          <w:top w:val="single" w:sz="18" w:space="0" w:color="FFFFFF" w:themeColor="background1"/>
+          <w:top w:val="single" w:color="FFFFFF" w:themeColor="background1" w:sz="18" w:space="0"/>
           <w:left w:val="nil"/>
           <w:bottom w:val="nil"/>
           <w:right w:val="nil"/>
@@ -11603,7 +11801,7 @@
           <w:top w:val="nil"/>
           <w:left w:val="nil"/>
           <w:bottom w:val="nil"/>
-          <w:right w:val="single" w:sz="18" w:space="0" w:color="FFFFFF" w:themeColor="background1"/>
+          <w:right w:val="single" w:color="FFFFFF" w:themeColor="background1" w:sz="18" w:space="0"/>
           <w:insideH w:val="nil"/>
           <w:insideV w:val="nil"/>
         </w:tcBorders>
@@ -11615,7 +11813,7 @@
       <w:tcPr>
         <w:tcBorders>
           <w:top w:val="nil"/>
-          <w:left w:val="single" w:sz="18" w:space="0" w:color="FFFFFF" w:themeColor="background1"/>
+          <w:left w:val="single" w:color="FFFFFF" w:themeColor="background1" w:sz="18" w:space="0"/>
           <w:bottom w:val="nil"/>
           <w:right w:val="nil"/>
           <w:insideH w:val="nil"/>
@@ -11681,7 +11879,7 @@
         <w:tcBorders>
           <w:top w:val="nil"/>
           <w:left w:val="nil"/>
-          <w:bottom w:val="single" w:sz="18" w:space="0" w:color="FFFFFF" w:themeColor="background1"/>
+          <w:bottom w:val="single" w:color="FFFFFF" w:themeColor="background1" w:sz="18" w:space="0"/>
           <w:right w:val="nil"/>
           <w:insideH w:val="nil"/>
           <w:insideV w:val="nil"/>
@@ -11693,7 +11891,7 @@
       <w:tblPr/>
       <w:tcPr>
         <w:tcBorders>
-          <w:top w:val="single" w:sz="18" w:space="0" w:color="FFFFFF" w:themeColor="background1"/>
+          <w:top w:val="single" w:color="FFFFFF" w:themeColor="background1" w:sz="18" w:space="0"/>
           <w:left w:val="nil"/>
           <w:bottom w:val="nil"/>
           <w:right w:val="nil"/>
@@ -11710,7 +11908,7 @@
           <w:top w:val="nil"/>
           <w:left w:val="nil"/>
           <w:bottom w:val="nil"/>
-          <w:right w:val="single" w:sz="18" w:space="0" w:color="FFFFFF" w:themeColor="background1"/>
+          <w:right w:val="single" w:color="FFFFFF" w:themeColor="background1" w:sz="18" w:space="0"/>
           <w:insideH w:val="nil"/>
           <w:insideV w:val="nil"/>
         </w:tcBorders>
@@ -11722,7 +11920,7 @@
       <w:tcPr>
         <w:tcBorders>
           <w:top w:val="nil"/>
-          <w:left w:val="single" w:sz="18" w:space="0" w:color="FFFFFF" w:themeColor="background1"/>
+          <w:left w:val="single" w:color="FFFFFF" w:themeColor="background1" w:sz="18" w:space="0"/>
           <w:bottom w:val="nil"/>
           <w:right w:val="nil"/>
           <w:insideH w:val="nil"/>
@@ -11775,12 +11973,12 @@
       <w:tblStyleRowBandSize w:val="1"/>
       <w:tblStyleColBandSize w:val="1"/>
       <w:tblBorders>
-        <w:top w:val="single" w:sz="24" w:space="0" w:color="C0504D" w:themeColor="accent2"/>
-        <w:left w:val="single" w:sz="4" w:space="0" w:color="000000" w:themeColor="text1"/>
-        <w:bottom w:val="single" w:sz="4" w:space="0" w:color="000000" w:themeColor="text1"/>
-        <w:right w:val="single" w:sz="4" w:space="0" w:color="000000" w:themeColor="text1"/>
-        <w:insideH w:val="single" w:sz="4" w:space="0" w:color="FFFFFF" w:themeColor="background1"/>
-        <w:insideV w:val="single" w:sz="4" w:space="0" w:color="FFFFFF" w:themeColor="background1"/>
+        <w:top w:val="single" w:color="C0504D" w:themeColor="accent2" w:sz="24" w:space="0"/>
+        <w:left w:val="single" w:color="000000" w:themeColor="text1" w:sz="4" w:space="0"/>
+        <w:bottom w:val="single" w:color="000000" w:themeColor="text1" w:sz="4" w:space="0"/>
+        <w:right w:val="single" w:color="000000" w:themeColor="text1" w:sz="4" w:space="0"/>
+        <w:insideH w:val="single" w:color="FFFFFF" w:themeColor="background1" w:sz="4" w:space="0"/>
+        <w:insideV w:val="single" w:color="FFFFFF" w:themeColor="background1" w:sz="4" w:space="0"/>
       </w:tblBorders>
     </w:tblPr>
     <w:tcPr>
@@ -11796,7 +11994,7 @@
         <w:tcBorders>
           <w:top w:val="nil"/>
           <w:left w:val="nil"/>
-          <w:bottom w:val="single" w:sz="24" w:space="0" w:color="C0504D" w:themeColor="accent2"/>
+          <w:bottom w:val="single" w:color="C0504D" w:themeColor="accent2" w:sz="24" w:space="0"/>
           <w:right w:val="nil"/>
           <w:insideH w:val="nil"/>
           <w:insideV w:val="nil"/>
@@ -11813,7 +12011,7 @@
       <w:tblPr/>
       <w:tcPr>
         <w:tcBorders>
-          <w:top w:val="single" w:sz="6" w:space="0" w:color="FFFFFF" w:themeColor="background1"/>
+          <w:top w:val="single" w:color="FFFFFF" w:themeColor="background1" w:sz="6" w:space="0"/>
         </w:tcBorders>
         <w:shd w:val="clear" w:color="auto" w:fill="000000" w:themeFill="text1" w:themeFillShade="99"/>
       </w:tcPr>
@@ -11829,7 +12027,7 @@
           <w:left w:val="nil"/>
           <w:bottom w:val="nil"/>
           <w:right w:val="nil"/>
-          <w:insideH w:val="single" w:sz="4" w:space="0" w:color="000000" w:themeColor="text1" w:themeShade="99"/>
+          <w:insideH w:val="single" w:color="000000" w:themeColor="text1" w:themeShade="99" w:sz="4" w:space="0"/>
           <w:insideV w:val="nil"/>
         </w:tcBorders>
         <w:shd w:val="clear" w:color="auto" w:fill="000000" w:themeFill="text1" w:themeFillShade="99"/>
@@ -11890,12 +12088,12 @@
       <w:tblStyleRowBandSize w:val="1"/>
       <w:tblStyleColBandSize w:val="1"/>
       <w:tblBorders>
-        <w:top w:val="single" w:sz="24" w:space="0" w:color="C0504D" w:themeColor="accent2"/>
-        <w:left w:val="single" w:sz="4" w:space="0" w:color="4F81BD" w:themeColor="accent1"/>
-        <w:bottom w:val="single" w:sz="4" w:space="0" w:color="4F81BD" w:themeColor="accent1"/>
-        <w:right w:val="single" w:sz="4" w:space="0" w:color="4F81BD" w:themeColor="accent1"/>
-        <w:insideH w:val="single" w:sz="4" w:space="0" w:color="FFFFFF" w:themeColor="background1"/>
-        <w:insideV w:val="single" w:sz="4" w:space="0" w:color="FFFFFF" w:themeColor="background1"/>
+        <w:top w:val="single" w:color="C0504D" w:themeColor="accent2" w:sz="24" w:space="0"/>
+        <w:left w:val="single" w:color="4F81BD" w:themeColor="accent1" w:sz="4" w:space="0"/>
+        <w:bottom w:val="single" w:color="4F81BD" w:themeColor="accent1" w:sz="4" w:space="0"/>
+        <w:right w:val="single" w:color="4F81BD" w:themeColor="accent1" w:sz="4" w:space="0"/>
+        <w:insideH w:val="single" w:color="FFFFFF" w:themeColor="background1" w:sz="4" w:space="0"/>
+        <w:insideV w:val="single" w:color="FFFFFF" w:themeColor="background1" w:sz="4" w:space="0"/>
       </w:tblBorders>
     </w:tblPr>
     <w:tcPr>
@@ -11911,7 +12109,7 @@
         <w:tcBorders>
           <w:top w:val="nil"/>
           <w:left w:val="nil"/>
-          <w:bottom w:val="single" w:sz="24" w:space="0" w:color="C0504D" w:themeColor="accent2"/>
+          <w:bottom w:val="single" w:color="C0504D" w:themeColor="accent2" w:sz="24" w:space="0"/>
           <w:right w:val="nil"/>
           <w:insideH w:val="nil"/>
           <w:insideV w:val="nil"/>
@@ -11928,7 +12126,7 @@
       <w:tblPr/>
       <w:tcPr>
         <w:tcBorders>
-          <w:top w:val="single" w:sz="6" w:space="0" w:color="FFFFFF" w:themeColor="background1"/>
+          <w:top w:val="single" w:color="FFFFFF" w:themeColor="background1" w:sz="6" w:space="0"/>
         </w:tcBorders>
         <w:shd w:val="clear" w:color="auto" w:fill="2C4C74" w:themeFill="accent1" w:themeFillShade="99"/>
       </w:tcPr>
@@ -11944,7 +12142,7 @@
           <w:left w:val="nil"/>
           <w:bottom w:val="nil"/>
           <w:right w:val="nil"/>
-          <w:insideH w:val="single" w:sz="4" w:space="0" w:color="2C4C74" w:themeColor="accent1" w:themeShade="99"/>
+          <w:insideH w:val="single" w:color="2C4C74" w:themeColor="accent1" w:themeShade="99" w:sz="4" w:space="0"/>
           <w:insideV w:val="nil"/>
         </w:tcBorders>
         <w:shd w:val="clear" w:color="auto" w:fill="2C4C74" w:themeFill="accent1" w:themeFillShade="99"/>
@@ -12005,12 +12203,12 @@
       <w:tblStyleRowBandSize w:val="1"/>
       <w:tblStyleColBandSize w:val="1"/>
       <w:tblBorders>
-        <w:top w:val="single" w:sz="24" w:space="0" w:color="C0504D" w:themeColor="accent2"/>
-        <w:left w:val="single" w:sz="4" w:space="0" w:color="C0504D" w:themeColor="accent2"/>
-        <w:bottom w:val="single" w:sz="4" w:space="0" w:color="C0504D" w:themeColor="accent2"/>
-        <w:right w:val="single" w:sz="4" w:space="0" w:color="C0504D" w:themeColor="accent2"/>
-        <w:insideH w:val="single" w:sz="4" w:space="0" w:color="FFFFFF" w:themeColor="background1"/>
-        <w:insideV w:val="single" w:sz="4" w:space="0" w:color="FFFFFF" w:themeColor="background1"/>
+        <w:top w:val="single" w:color="C0504D" w:themeColor="accent2" w:sz="24" w:space="0"/>
+        <w:left w:val="single" w:color="C0504D" w:themeColor="accent2" w:sz="4" w:space="0"/>
+        <w:bottom w:val="single" w:color="C0504D" w:themeColor="accent2" w:sz="4" w:space="0"/>
+        <w:right w:val="single" w:color="C0504D" w:themeColor="accent2" w:sz="4" w:space="0"/>
+        <w:insideH w:val="single" w:color="FFFFFF" w:themeColor="background1" w:sz="4" w:space="0"/>
+        <w:insideV w:val="single" w:color="FFFFFF" w:themeColor="background1" w:sz="4" w:space="0"/>
       </w:tblBorders>
     </w:tblPr>
     <w:tcPr>
@@ -12026,7 +12224,7 @@
         <w:tcBorders>
           <w:top w:val="nil"/>
           <w:left w:val="nil"/>
-          <w:bottom w:val="single" w:sz="24" w:space="0" w:color="C0504D" w:themeColor="accent2"/>
+          <w:bottom w:val="single" w:color="C0504D" w:themeColor="accent2" w:sz="24" w:space="0"/>
           <w:right w:val="nil"/>
           <w:insideH w:val="nil"/>
           <w:insideV w:val="nil"/>
@@ -12043,7 +12241,7 @@
       <w:tblPr/>
       <w:tcPr>
         <w:tcBorders>
-          <w:top w:val="single" w:sz="6" w:space="0" w:color="FFFFFF" w:themeColor="background1"/>
+          <w:top w:val="single" w:color="FFFFFF" w:themeColor="background1" w:sz="6" w:space="0"/>
         </w:tcBorders>
         <w:shd w:val="clear" w:color="auto" w:fill="772C2A" w:themeFill="accent2" w:themeFillShade="99"/>
       </w:tcPr>
@@ -12059,7 +12257,7 @@
           <w:left w:val="nil"/>
           <w:bottom w:val="nil"/>
           <w:right w:val="nil"/>
-          <w:insideH w:val="single" w:sz="4" w:space="0" w:color="772C2A" w:themeColor="accent2" w:themeShade="99"/>
+          <w:insideH w:val="single" w:color="772C2A" w:themeColor="accent2" w:themeShade="99" w:sz="4" w:space="0"/>
           <w:insideV w:val="nil"/>
         </w:tcBorders>
         <w:shd w:val="clear" w:color="auto" w:fill="772C2A" w:themeFill="accent2" w:themeFillShade="99"/>
@@ -12120,12 +12318,12 @@
       <w:tblStyleRowBandSize w:val="1"/>
       <w:tblStyleColBandSize w:val="1"/>
       <w:tblBorders>
-        <w:top w:val="single" w:sz="24" w:space="0" w:color="8064A2" w:themeColor="accent4"/>
-        <w:left w:val="single" w:sz="4" w:space="0" w:color="9BBB59" w:themeColor="accent3"/>
-        <w:bottom w:val="single" w:sz="4" w:space="0" w:color="9BBB59" w:themeColor="accent3"/>
-        <w:right w:val="single" w:sz="4" w:space="0" w:color="9BBB59" w:themeColor="accent3"/>
-        <w:insideH w:val="single" w:sz="4" w:space="0" w:color="FFFFFF" w:themeColor="background1"/>
-        <w:insideV w:val="single" w:sz="4" w:space="0" w:color="FFFFFF" w:themeColor="background1"/>
+        <w:top w:val="single" w:color="8064A2" w:themeColor="accent4" w:sz="24" w:space="0"/>
+        <w:left w:val="single" w:color="9BBB59" w:themeColor="accent3" w:sz="4" w:space="0"/>
+        <w:bottom w:val="single" w:color="9BBB59" w:themeColor="accent3" w:sz="4" w:space="0"/>
+        <w:right w:val="single" w:color="9BBB59" w:themeColor="accent3" w:sz="4" w:space="0"/>
+        <w:insideH w:val="single" w:color="FFFFFF" w:themeColor="background1" w:sz="4" w:space="0"/>
+        <w:insideV w:val="single" w:color="FFFFFF" w:themeColor="background1" w:sz="4" w:space="0"/>
       </w:tblBorders>
     </w:tblPr>
     <w:tcPr>
@@ -12141,7 +12339,7 @@
         <w:tcBorders>
           <w:top w:val="nil"/>
           <w:left w:val="nil"/>
-          <w:bottom w:val="single" w:sz="24" w:space="0" w:color="8064A2" w:themeColor="accent4"/>
+          <w:bottom w:val="single" w:color="8064A2" w:themeColor="accent4" w:sz="24" w:space="0"/>
           <w:right w:val="nil"/>
           <w:insideH w:val="nil"/>
           <w:insideV w:val="nil"/>
@@ -12158,7 +12356,7 @@
       <w:tblPr/>
       <w:tcPr>
         <w:tcBorders>
-          <w:top w:val="single" w:sz="6" w:space="0" w:color="FFFFFF" w:themeColor="background1"/>
+          <w:top w:val="single" w:color="FFFFFF" w:themeColor="background1" w:sz="6" w:space="0"/>
         </w:tcBorders>
         <w:shd w:val="clear" w:color="auto" w:fill="5E7530" w:themeFill="accent3" w:themeFillShade="99"/>
       </w:tcPr>
@@ -12174,7 +12372,7 @@
           <w:left w:val="nil"/>
           <w:bottom w:val="nil"/>
           <w:right w:val="nil"/>
-          <w:insideH w:val="single" w:sz="4" w:space="0" w:color="5E7530" w:themeColor="accent3" w:themeShade="99"/>
+          <w:insideH w:val="single" w:color="5E7530" w:themeColor="accent3" w:themeShade="99" w:sz="4" w:space="0"/>
           <w:insideV w:val="nil"/>
         </w:tcBorders>
         <w:shd w:val="clear" w:color="auto" w:fill="5E7530" w:themeFill="accent3" w:themeFillShade="99"/>
@@ -12225,12 +12423,12 @@
       <w:tblStyleRowBandSize w:val="1"/>
       <w:tblStyleColBandSize w:val="1"/>
       <w:tblBorders>
-        <w:top w:val="single" w:sz="24" w:space="0" w:color="9BBB59" w:themeColor="accent3"/>
-        <w:left w:val="single" w:sz="4" w:space="0" w:color="8064A2" w:themeColor="accent4"/>
-        <w:bottom w:val="single" w:sz="4" w:space="0" w:color="8064A2" w:themeColor="accent4"/>
-        <w:right w:val="single" w:sz="4" w:space="0" w:color="8064A2" w:themeColor="accent4"/>
-        <w:insideH w:val="single" w:sz="4" w:space="0" w:color="FFFFFF" w:themeColor="background1"/>
-        <w:insideV w:val="single" w:sz="4" w:space="0" w:color="FFFFFF" w:themeColor="background1"/>
+        <w:top w:val="single" w:color="9BBB59" w:themeColor="accent3" w:sz="24" w:space="0"/>
+        <w:left w:val="single" w:color="8064A2" w:themeColor="accent4" w:sz="4" w:space="0"/>
+        <w:bottom w:val="single" w:color="8064A2" w:themeColor="accent4" w:sz="4" w:space="0"/>
+        <w:right w:val="single" w:color="8064A2" w:themeColor="accent4" w:sz="4" w:space="0"/>
+        <w:insideH w:val="single" w:color="FFFFFF" w:themeColor="background1" w:sz="4" w:space="0"/>
+        <w:insideV w:val="single" w:color="FFFFFF" w:themeColor="background1" w:sz="4" w:space="0"/>
       </w:tblBorders>
     </w:tblPr>
     <w:tcPr>
@@ -12246,7 +12444,7 @@
         <w:tcBorders>
           <w:top w:val="nil"/>
           <w:left w:val="nil"/>
-          <w:bottom w:val="single" w:sz="24" w:space="0" w:color="9BBB59" w:themeColor="accent3"/>
+          <w:bottom w:val="single" w:color="9BBB59" w:themeColor="accent3" w:sz="24" w:space="0"/>
           <w:right w:val="nil"/>
           <w:insideH w:val="nil"/>
           <w:insideV w:val="nil"/>
@@ -12263,7 +12461,7 @@
       <w:tblPr/>
       <w:tcPr>
         <w:tcBorders>
-          <w:top w:val="single" w:sz="6" w:space="0" w:color="FFFFFF" w:themeColor="background1"/>
+          <w:top w:val="single" w:color="FFFFFF" w:themeColor="background1" w:sz="6" w:space="0"/>
         </w:tcBorders>
         <w:shd w:val="clear" w:color="auto" w:fill="4C3B62" w:themeFill="accent4" w:themeFillShade="99"/>
       </w:tcPr>
@@ -12279,7 +12477,7 @@
           <w:left w:val="nil"/>
           <w:bottom w:val="nil"/>
           <w:right w:val="nil"/>
-          <w:insideH w:val="single" w:sz="4" w:space="0" w:color="4C3B62" w:themeColor="accent4" w:themeShade="99"/>
+          <w:insideH w:val="single" w:color="4C3B62" w:themeColor="accent4" w:themeShade="99" w:sz="4" w:space="0"/>
           <w:insideV w:val="nil"/>
         </w:tcBorders>
         <w:shd w:val="clear" w:color="auto" w:fill="4C3B62" w:themeFill="accent4" w:themeFillShade="99"/>
@@ -12340,12 +12538,12 @@
       <w:tblStyleRowBandSize w:val="1"/>
       <w:tblStyleColBandSize w:val="1"/>
       <w:tblBorders>
-        <w:top w:val="single" w:sz="24" w:space="0" w:color="F79646" w:themeColor="accent6"/>
-        <w:left w:val="single" w:sz="4" w:space="0" w:color="4BACC6" w:themeColor="accent5"/>
-        <w:bottom w:val="single" w:sz="4" w:space="0" w:color="4BACC6" w:themeColor="accent5"/>
-        <w:right w:val="single" w:sz="4" w:space="0" w:color="4BACC6" w:themeColor="accent5"/>
-        <w:insideH w:val="single" w:sz="4" w:space="0" w:color="FFFFFF" w:themeColor="background1"/>
-        <w:insideV w:val="single" w:sz="4" w:space="0" w:color="FFFFFF" w:themeColor="background1"/>
+        <w:top w:val="single" w:color="F79646" w:themeColor="accent6" w:sz="24" w:space="0"/>
+        <w:left w:val="single" w:color="4BACC6" w:themeColor="accent5" w:sz="4" w:space="0"/>
+        <w:bottom w:val="single" w:color="4BACC6" w:themeColor="accent5" w:sz="4" w:space="0"/>
+        <w:right w:val="single" w:color="4BACC6" w:themeColor="accent5" w:sz="4" w:space="0"/>
+        <w:insideH w:val="single" w:color="FFFFFF" w:themeColor="background1" w:sz="4" w:space="0"/>
+        <w:insideV w:val="single" w:color="FFFFFF" w:themeColor="background1" w:sz="4" w:space="0"/>
       </w:tblBorders>
     </w:tblPr>
     <w:tcPr>
@@ -12361,7 +12559,7 @@
         <w:tcBorders>
           <w:top w:val="nil"/>
           <w:left w:val="nil"/>
-          <w:bottom w:val="single" w:sz="24" w:space="0" w:color="F79646" w:themeColor="accent6"/>
+          <w:bottom w:val="single" w:color="F79646" w:themeColor="accent6" w:sz="24" w:space="0"/>
           <w:right w:val="nil"/>
           <w:insideH w:val="nil"/>
           <w:insideV w:val="nil"/>
@@ -12378,7 +12576,7 @@
       <w:tblPr/>
       <w:tcPr>
         <w:tcBorders>
-          <w:top w:val="single" w:sz="6" w:space="0" w:color="FFFFFF" w:themeColor="background1"/>
+          <w:top w:val="single" w:color="FFFFFF" w:themeColor="background1" w:sz="6" w:space="0"/>
         </w:tcBorders>
         <w:shd w:val="clear" w:color="auto" w:fill="276A7C" w:themeFill="accent5" w:themeFillShade="99"/>
       </w:tcPr>
@@ -12394,7 +12592,7 @@
           <w:left w:val="nil"/>
           <w:bottom w:val="nil"/>
           <w:right w:val="nil"/>
-          <w:insideH w:val="single" w:sz="4" w:space="0" w:color="276A7C" w:themeColor="accent5" w:themeShade="99"/>
+          <w:insideH w:val="single" w:color="276A7C" w:themeColor="accent5" w:themeShade="99" w:sz="4" w:space="0"/>
           <w:insideV w:val="nil"/>
         </w:tcBorders>
         <w:shd w:val="clear" w:color="auto" w:fill="276A7C" w:themeFill="accent5" w:themeFillShade="99"/>
@@ -12455,12 +12653,12 @@
       <w:tblStyleRowBandSize w:val="1"/>
       <w:tblStyleColBandSize w:val="1"/>
       <w:tblBorders>
-        <w:top w:val="single" w:sz="24" w:space="0" w:color="4BACC6" w:themeColor="accent5"/>
-        <w:left w:val="single" w:sz="4" w:space="0" w:color="F79646" w:themeColor="accent6"/>
-        <w:bottom w:val="single" w:sz="4" w:space="0" w:color="F79646" w:themeColor="accent6"/>
-        <w:right w:val="single" w:sz="4" w:space="0" w:color="F79646" w:themeColor="accent6"/>
-        <w:insideH w:val="single" w:sz="4" w:space="0" w:color="FFFFFF" w:themeColor="background1"/>
-        <w:insideV w:val="single" w:sz="4" w:space="0" w:color="FFFFFF" w:themeColor="background1"/>
+        <w:top w:val="single" w:color="4BACC6" w:themeColor="accent5" w:sz="24" w:space="0"/>
+        <w:left w:val="single" w:color="F79646" w:themeColor="accent6" w:sz="4" w:space="0"/>
+        <w:bottom w:val="single" w:color="F79646" w:themeColor="accent6" w:sz="4" w:space="0"/>
+        <w:right w:val="single" w:color="F79646" w:themeColor="accent6" w:sz="4" w:space="0"/>
+        <w:insideH w:val="single" w:color="FFFFFF" w:themeColor="background1" w:sz="4" w:space="0"/>
+        <w:insideV w:val="single" w:color="FFFFFF" w:themeColor="background1" w:sz="4" w:space="0"/>
       </w:tblBorders>
     </w:tblPr>
     <w:tcPr>
@@ -12476,7 +12674,7 @@
         <w:tcBorders>
           <w:top w:val="nil"/>
           <w:left w:val="nil"/>
-          <w:bottom w:val="single" w:sz="24" w:space="0" w:color="4BACC6" w:themeColor="accent5"/>
+          <w:bottom w:val="single" w:color="4BACC6" w:themeColor="accent5" w:sz="24" w:space="0"/>
           <w:right w:val="nil"/>
           <w:insideH w:val="nil"/>
           <w:insideV w:val="nil"/>
@@ -12493,7 +12691,7 @@
       <w:tblPr/>
       <w:tcPr>
         <w:tcBorders>
-          <w:top w:val="single" w:sz="6" w:space="0" w:color="FFFFFF" w:themeColor="background1"/>
+          <w:top w:val="single" w:color="FFFFFF" w:themeColor="background1" w:sz="6" w:space="0"/>
         </w:tcBorders>
         <w:shd w:val="clear" w:color="auto" w:fill="B65608" w:themeFill="accent6" w:themeFillShade="99"/>
       </w:tcPr>
@@ -12509,7 +12707,7 @@
           <w:left w:val="nil"/>
           <w:bottom w:val="nil"/>
           <w:right w:val="nil"/>
-          <w:insideH w:val="single" w:sz="4" w:space="0" w:color="B65608" w:themeColor="accent6" w:themeShade="99"/>
+          <w:insideH w:val="single" w:color="B65608" w:themeColor="accent6" w:themeShade="99" w:sz="4" w:space="0"/>
           <w:insideV w:val="nil"/>
         </w:tcBorders>
         <w:shd w:val="clear" w:color="auto" w:fill="B65608" w:themeFill="accent6" w:themeFillShade="99"/>
@@ -12582,7 +12780,7 @@
       <w:tblPr/>
       <w:tcPr>
         <w:tcBorders>
-          <w:bottom w:val="single" w:sz="12" w:space="0" w:color="FFFFFF" w:themeColor="background1"/>
+          <w:bottom w:val="single" w:color="FFFFFF" w:themeColor="background1" w:sz="12" w:space="0"/>
         </w:tcBorders>
         <w:shd w:val="clear" w:color="auto" w:fill="9E3A38" w:themeFill="accent2" w:themeFillShade="CC"/>
       </w:tcPr>
@@ -12596,7 +12794,7 @@
       <w:tblPr/>
       <w:tcPr>
         <w:tcBorders>
-          <w:top w:val="single" w:sz="12" w:space="0" w:color="000000" w:themeColor="text1"/>
+          <w:top w:val="single" w:color="000000" w:themeColor="text1" w:sz="12" w:space="0"/>
         </w:tcBorders>
         <w:shd w:val="clear" w:color="auto" w:fill="FFFFFF" w:themeFill="background1"/>
       </w:tcPr>
@@ -12661,7 +12859,7 @@
       <w:tblPr/>
       <w:tcPr>
         <w:tcBorders>
-          <w:bottom w:val="single" w:sz="12" w:space="0" w:color="FFFFFF" w:themeColor="background1"/>
+          <w:bottom w:val="single" w:color="FFFFFF" w:themeColor="background1" w:sz="12" w:space="0"/>
         </w:tcBorders>
         <w:shd w:val="clear" w:color="auto" w:fill="9E3A38" w:themeFill="accent2" w:themeFillShade="CC"/>
       </w:tcPr>
@@ -12675,7 +12873,7 @@
       <w:tblPr/>
       <w:tcPr>
         <w:tcBorders>
-          <w:top w:val="single" w:sz="12" w:space="0" w:color="000000" w:themeColor="text1"/>
+          <w:top w:val="single" w:color="000000" w:themeColor="text1" w:sz="12" w:space="0"/>
         </w:tcBorders>
         <w:shd w:val="clear" w:color="auto" w:fill="FFFFFF" w:themeFill="background1"/>
       </w:tcPr>
@@ -12740,7 +12938,7 @@
       <w:tblPr/>
       <w:tcPr>
         <w:tcBorders>
-          <w:bottom w:val="single" w:sz="12" w:space="0" w:color="FFFFFF" w:themeColor="background1"/>
+          <w:bottom w:val="single" w:color="FFFFFF" w:themeColor="background1" w:sz="12" w:space="0"/>
         </w:tcBorders>
         <w:shd w:val="clear" w:color="auto" w:fill="9E3A38" w:themeFill="accent2" w:themeFillShade="CC"/>
       </w:tcPr>
@@ -12754,7 +12952,7 @@
       <w:tblPr/>
       <w:tcPr>
         <w:tcBorders>
-          <w:top w:val="single" w:sz="12" w:space="0" w:color="000000" w:themeColor="text1"/>
+          <w:top w:val="single" w:color="000000" w:themeColor="text1" w:sz="12" w:space="0"/>
         </w:tcBorders>
         <w:shd w:val="clear" w:color="auto" w:fill="FFFFFF" w:themeFill="background1"/>
       </w:tcPr>
@@ -12819,7 +13017,7 @@
       <w:tblPr/>
       <w:tcPr>
         <w:tcBorders>
-          <w:bottom w:val="single" w:sz="12" w:space="0" w:color="FFFFFF" w:themeColor="background1"/>
+          <w:bottom w:val="single" w:color="FFFFFF" w:themeColor="background1" w:sz="12" w:space="0"/>
         </w:tcBorders>
         <w:shd w:val="clear" w:color="auto" w:fill="664E82" w:themeFill="accent4" w:themeFillShade="CC"/>
       </w:tcPr>
@@ -12833,7 +13031,7 @@
       <w:tblPr/>
       <w:tcPr>
         <w:tcBorders>
-          <w:top w:val="single" w:sz="12" w:space="0" w:color="000000" w:themeColor="text1"/>
+          <w:top w:val="single" w:color="000000" w:themeColor="text1" w:sz="12" w:space="0"/>
         </w:tcBorders>
         <w:shd w:val="clear" w:color="auto" w:fill="FFFFFF" w:themeFill="background1"/>
       </w:tcPr>
@@ -12898,7 +13096,7 @@
       <w:tblPr/>
       <w:tcPr>
         <w:tcBorders>
-          <w:bottom w:val="single" w:sz="12" w:space="0" w:color="FFFFFF" w:themeColor="background1"/>
+          <w:bottom w:val="single" w:color="FFFFFF" w:themeColor="background1" w:sz="12" w:space="0"/>
         </w:tcBorders>
         <w:shd w:val="clear" w:color="auto" w:fill="7E9C40" w:themeFill="accent3" w:themeFillShade="CC"/>
       </w:tcPr>
@@ -12912,7 +13110,7 @@
       <w:tblPr/>
       <w:tcPr>
         <w:tcBorders>
-          <w:top w:val="single" w:sz="12" w:space="0" w:color="000000" w:themeColor="text1"/>
+          <w:top w:val="single" w:color="000000" w:themeColor="text1" w:sz="12" w:space="0"/>
         </w:tcBorders>
         <w:shd w:val="clear" w:color="auto" w:fill="FFFFFF" w:themeFill="background1"/>
       </w:tcPr>
@@ -12977,7 +13175,7 @@
       <w:tblPr/>
       <w:tcPr>
         <w:tcBorders>
-          <w:bottom w:val="single" w:sz="12" w:space="0" w:color="FFFFFF" w:themeColor="background1"/>
+          <w:bottom w:val="single" w:color="FFFFFF" w:themeColor="background1" w:sz="12" w:space="0"/>
         </w:tcBorders>
         <w:shd w:val="clear" w:color="auto" w:fill="F2730A" w:themeFill="accent6" w:themeFillShade="CC"/>
       </w:tcPr>
@@ -12991,7 +13189,7 @@
       <w:tblPr/>
       <w:tcPr>
         <w:tcBorders>
-          <w:top w:val="single" w:sz="12" w:space="0" w:color="000000" w:themeColor="text1"/>
+          <w:top w:val="single" w:color="000000" w:themeColor="text1" w:sz="12" w:space="0"/>
         </w:tcBorders>
         <w:shd w:val="clear" w:color="auto" w:fill="FFFFFF" w:themeFill="background1"/>
       </w:tcPr>
@@ -13056,7 +13254,7 @@
       <w:tblPr/>
       <w:tcPr>
         <w:tcBorders>
-          <w:bottom w:val="single" w:sz="12" w:space="0" w:color="FFFFFF" w:themeColor="background1"/>
+          <w:bottom w:val="single" w:color="FFFFFF" w:themeColor="background1" w:sz="12" w:space="0"/>
         </w:tcBorders>
         <w:shd w:val="clear" w:color="auto" w:fill="348DA5" w:themeFill="accent5" w:themeFillShade="CC"/>
       </w:tcPr>
@@ -13070,7 +13268,7 @@
       <w:tblPr/>
       <w:tcPr>
         <w:tcBorders>
-          <w:top w:val="single" w:sz="12" w:space="0" w:color="000000" w:themeColor="text1"/>
+          <w:top w:val="single" w:color="000000" w:themeColor="text1" w:sz="12" w:space="0"/>
         </w:tcBorders>
         <w:shd w:val="clear" w:color="auto" w:fill="FFFFFF" w:themeFill="background1"/>
       </w:tcPr>
@@ -13123,7 +13321,7 @@
       <w:tblStyleRowBandSize w:val="1"/>
       <w:tblStyleColBandSize w:val="1"/>
       <w:tblBorders>
-        <w:insideH w:val="single" w:sz="4" w:space="0" w:color="FFFFFF" w:themeColor="background1"/>
+        <w:insideH w:val="single" w:color="FFFFFF" w:themeColor="background1" w:sz="4" w:space="0"/>
       </w:tblBorders>
     </w:tblPr>
     <w:tcPr>
@@ -13196,7 +13394,7 @@
       <w:tblStyleRowBandSize w:val="1"/>
       <w:tblStyleColBandSize w:val="1"/>
       <w:tblBorders>
-        <w:insideH w:val="single" w:sz="4" w:space="0" w:color="FFFFFF" w:themeColor="background1"/>
+        <w:insideH w:val="single" w:color="FFFFFF" w:themeColor="background1" w:sz="4" w:space="0"/>
       </w:tblBorders>
     </w:tblPr>
     <w:tcPr>
@@ -13269,7 +13467,7 @@
       <w:tblStyleRowBandSize w:val="1"/>
       <w:tblStyleColBandSize w:val="1"/>
       <w:tblBorders>
-        <w:insideH w:val="single" w:sz="4" w:space="0" w:color="FFFFFF" w:themeColor="background1"/>
+        <w:insideH w:val="single" w:color="FFFFFF" w:themeColor="background1" w:sz="4" w:space="0"/>
       </w:tblBorders>
     </w:tblPr>
     <w:tcPr>
@@ -13342,7 +13540,7 @@
       <w:tblStyleRowBandSize w:val="1"/>
       <w:tblStyleColBandSize w:val="1"/>
       <w:tblBorders>
-        <w:insideH w:val="single" w:sz="4" w:space="0" w:color="FFFFFF" w:themeColor="background1"/>
+        <w:insideH w:val="single" w:color="FFFFFF" w:themeColor="background1" w:sz="4" w:space="0"/>
       </w:tblBorders>
     </w:tblPr>
     <w:tcPr>
@@ -13415,7 +13613,7 @@
       <w:tblStyleRowBandSize w:val="1"/>
       <w:tblStyleColBandSize w:val="1"/>
       <w:tblBorders>
-        <w:insideH w:val="single" w:sz="4" w:space="0" w:color="FFFFFF" w:themeColor="background1"/>
+        <w:insideH w:val="single" w:color="FFFFFF" w:themeColor="background1" w:sz="4" w:space="0"/>
       </w:tblBorders>
     </w:tblPr>
     <w:tcPr>
@@ -13488,7 +13686,7 @@
       <w:tblStyleRowBandSize w:val="1"/>
       <w:tblStyleColBandSize w:val="1"/>
       <w:tblBorders>
-        <w:insideH w:val="single" w:sz="4" w:space="0" w:color="FFFFFF" w:themeColor="background1"/>
+        <w:insideH w:val="single" w:color="FFFFFF" w:themeColor="background1" w:sz="4" w:space="0"/>
       </w:tblBorders>
     </w:tblPr>
     <w:tcPr>
@@ -13561,7 +13759,7 @@
       <w:tblStyleRowBandSize w:val="1"/>
       <w:tblStyleColBandSize w:val="1"/>
       <w:tblBorders>
-        <w:insideH w:val="single" w:sz="4" w:space="0" w:color="FFFFFF" w:themeColor="background1"/>
+        <w:insideH w:val="single" w:color="FFFFFF" w:themeColor="background1" w:sz="4" w:space="0"/>
       </w:tblBorders>
     </w:tblPr>
     <w:tcPr>
